--- a/manuscript/MS_simultaneous_opposite_adaptation.docx
+++ b/manuscript/MS_simultaneous_opposite_adaptation.docx
@@ -601,26 +601,893 @@
     </w:p>
     <w:p>
       <w:pPr>
-        <w:rPr>
-          <w:color w:val="C00000"/>
+        <w:suppressAutoHyphens w:val="0"/>
+        <w:spacing w:line="278" w:lineRule="auto"/>
+        <w:rPr>
           <w:lang w:val="en-US"/>
         </w:rPr>
       </w:pPr>
-      <w:proofErr w:type="spellStart"/>
-      <w:r>
-        <w:rPr>
-          <w:color w:val="C00000"/>
-          <w:lang w:val="en-US"/>
-        </w:rPr>
-        <w:t>ToDo</w:t>
-      </w:r>
-      <w:proofErr w:type="spellEnd"/>
+      <w:r>
+        <w:rPr>
+          <w:lang w:val="en-US"/>
+        </w:rPr>
+        <w:tab/>
+      </w:r>
     </w:p>
     <w:p>
       <w:pPr>
         <w:suppressAutoHyphens w:val="0"/>
         <w:spacing w:line="278" w:lineRule="auto"/>
         <w:rPr>
+          <w:lang w:val="en-US"/>
+        </w:rPr>
+      </w:pPr>
+      <w:r>
+        <w:rPr>
+          <w:lang w:val="en-US"/>
+        </w:rPr>
+        <w:tab/>
+      </w:r>
+      <w:r>
+        <w:rPr>
+          <w:lang w:val="en-US"/>
+        </w:rPr>
+        <w:t>While we speak, our voices transport a wealth of information</w:t>
+      </w:r>
+      <w:r>
+        <w:rPr>
+          <w:lang w:val="en-US"/>
+        </w:rPr>
+        <w:t>. These</w:t>
+      </w:r>
+      <w:r>
+        <w:rPr>
+          <w:lang w:val="en-US"/>
+        </w:rPr>
+        <w:t xml:space="preserve"> can be grouped into</w:t>
+      </w:r>
+      <w:r>
+        <w:rPr>
+          <w:lang w:val="en-US"/>
+        </w:rPr>
+        <w:t xml:space="preserve"> linguistic, extralinguistic and paralinguistic cues (</w:t>
+      </w:r>
+      <w:proofErr w:type="spellStart"/>
+      <w:r>
+        <w:rPr>
+          <w:color w:val="C00000"/>
+          <w:lang w:val="en-US"/>
+        </w:rPr>
+        <w:t>Schweinberger</w:t>
+      </w:r>
+      <w:proofErr w:type="spellEnd"/>
+      <w:r>
+        <w:rPr>
+          <w:color w:val="C00000"/>
+          <w:lang w:val="en-US"/>
+        </w:rPr>
+        <w:t xml:space="preserve"> et al. 2014</w:t>
+      </w:r>
+      <w:r>
+        <w:rPr>
+          <w:lang w:val="en-US"/>
+        </w:rPr>
+        <w:t>). Linguistic cues express the semantic content of the uttered message. Extralinguistic cues refer to speaker characteristics such as sex, age, identity, and even perceived personality traits such as trustworthiness and dominance (</w:t>
+      </w:r>
+      <w:r>
+        <w:rPr>
+          <w:color w:val="C00000"/>
+          <w:lang w:val="en-US"/>
+        </w:rPr>
+        <w:t>Lavan</w:t>
+      </w:r>
+      <w:r>
+        <w:rPr>
+          <w:lang w:val="en-US"/>
+        </w:rPr>
+        <w:t xml:space="preserve">). </w:t>
+      </w:r>
+      <w:r>
+        <w:rPr>
+          <w:lang w:val="en-US"/>
+        </w:rPr>
+        <w:t>These</w:t>
+      </w:r>
+      <w:r>
+        <w:rPr>
+          <w:lang w:val="en-US"/>
+        </w:rPr>
+        <w:t xml:space="preserve"> cues </w:t>
+      </w:r>
+      <w:r>
+        <w:rPr>
+          <w:lang w:val="en-US"/>
+        </w:rPr>
+        <w:t xml:space="preserve">are commonly assumed as rather stable and therefore do not change over the course of a conversation. Paralinguistic cues, in contrast, </w:t>
+      </w:r>
+      <w:r>
+        <w:rPr>
+          <w:lang w:val="en-US"/>
+        </w:rPr>
+        <w:t>are non-verbal vocal features that are conveyed together with the spoken word and are constantly modulated during an utterance. They are often referred to as “voice prosody”</w:t>
+      </w:r>
+      <w:r>
+        <w:rPr>
+          <w:lang w:val="en-US"/>
+        </w:rPr>
+        <w:t xml:space="preserve"> and they </w:t>
+      </w:r>
+      <w:r>
+        <w:rPr>
+          <w:lang w:val="en-US"/>
+        </w:rPr>
+        <w:t>are not only a byproduct of the spoken utterances, but a carrier of rich and complex meaning.</w:t>
+      </w:r>
+    </w:p>
+    <w:p>
+      <w:pPr>
+        <w:suppressAutoHyphens w:val="0"/>
+        <w:spacing w:line="278" w:lineRule="auto"/>
+        <w:rPr>
+          <w:color w:val="C00000"/>
+          <w:lang w:val="en-US"/>
+        </w:rPr>
+      </w:pPr>
+      <w:r>
+        <w:rPr>
+          <w:lang w:val="en-US"/>
+        </w:rPr>
+        <w:tab/>
+      </w:r>
+      <w:r>
+        <w:rPr>
+          <w:lang w:val="en-US"/>
+        </w:rPr>
+        <w:t>The arguably most important type of paralinguistic cues are vocal emotions</w:t>
+      </w:r>
+      <w:r>
+        <w:rPr>
+          <w:lang w:val="en-US"/>
+        </w:rPr>
+        <w:t xml:space="preserve">. With our voices, we can express a remarkable range of emotions and since effective emotional communication is crucial to everyday social interaction, </w:t>
+      </w:r>
+      <w:r>
+        <w:rPr>
+          <w:lang w:val="en-US"/>
+        </w:rPr>
+        <w:t>it is</w:t>
+      </w:r>
+      <w:r>
+        <w:rPr>
+          <w:lang w:val="en-US"/>
+        </w:rPr>
+        <w:t xml:space="preserve"> not surprising that </w:t>
+      </w:r>
+      <w:r>
+        <w:rPr>
+          <w:lang w:val="en-US"/>
+        </w:rPr>
+        <w:t>we</w:t>
+      </w:r>
+      <w:r>
+        <w:rPr>
+          <w:lang w:val="en-US"/>
+        </w:rPr>
+        <w:t xml:space="preserve"> </w:t>
+      </w:r>
+      <w:r>
+        <w:rPr>
+          <w:lang w:val="en-US"/>
+        </w:rPr>
+        <w:t>seem to</w:t>
+      </w:r>
+      <w:r>
+        <w:rPr>
+          <w:lang w:val="en-US"/>
+        </w:rPr>
+        <w:t xml:space="preserve"> perceive </w:t>
+      </w:r>
+      <w:r>
+        <w:rPr>
+          <w:lang w:val="en-US"/>
+        </w:rPr>
+        <w:t>vocal emotions</w:t>
+      </w:r>
+      <w:r>
+        <w:rPr>
+          <w:lang w:val="en-US"/>
+        </w:rPr>
+        <w:t xml:space="preserve"> in a seemingly effortless and automatic </w:t>
+      </w:r>
+      <w:r>
+        <w:rPr>
+          <w:lang w:val="en-US"/>
+        </w:rPr>
+        <w:t>manner</w:t>
+      </w:r>
+      <w:r>
+        <w:rPr>
+          <w:lang w:val="en-US"/>
+        </w:rPr>
+        <w:t xml:space="preserve"> (</w:t>
+      </w:r>
+      <w:r>
+        <w:rPr>
+          <w:color w:val="C00000"/>
+          <w:lang w:val="en-US"/>
+        </w:rPr>
+        <w:t>Quelle</w:t>
+      </w:r>
+      <w:r>
+        <w:rPr>
+          <w:lang w:val="en-US"/>
+        </w:rPr>
+        <w:t>).</w:t>
+      </w:r>
+      <w:r>
+        <w:rPr>
+          <w:lang w:val="en-US"/>
+        </w:rPr>
+        <w:t xml:space="preserve"> But although it appears to be “effortless” on the surface, vocal emotional processing is actually a very complex task for our perceptual system. As paralinguistic cue</w:t>
+      </w:r>
+      <w:r>
+        <w:rPr>
+          <w:lang w:val="en-US"/>
+        </w:rPr>
+        <w:t>s</w:t>
+      </w:r>
+      <w:r>
+        <w:rPr>
+          <w:lang w:val="en-US"/>
+        </w:rPr>
+        <w:t>, emotions</w:t>
+      </w:r>
+      <w:r>
+        <w:rPr>
+          <w:lang w:val="en-US"/>
+        </w:rPr>
+        <w:t xml:space="preserve"> </w:t>
+      </w:r>
+      <w:r>
+        <w:rPr>
+          <w:lang w:val="en-US"/>
+        </w:rPr>
+        <w:t>may rapidly</w:t>
+      </w:r>
+      <w:r>
+        <w:rPr>
+          <w:lang w:val="en-US"/>
+        </w:rPr>
+        <w:t xml:space="preserve"> change </w:t>
+      </w:r>
+      <w:r>
+        <w:rPr>
+          <w:lang w:val="en-US"/>
+        </w:rPr>
+        <w:t>over</w:t>
+      </w:r>
+      <w:r>
+        <w:rPr>
+          <w:lang w:val="en-US"/>
+        </w:rPr>
+        <w:t xml:space="preserve"> the c</w:t>
+      </w:r>
+      <w:r>
+        <w:rPr>
+          <w:lang w:val="en-US"/>
+        </w:rPr>
+        <w:t>ourse</w:t>
+      </w:r>
+      <w:r>
+        <w:rPr>
+          <w:lang w:val="en-US"/>
+        </w:rPr>
+        <w:t xml:space="preserve"> of a </w:t>
+      </w:r>
+      <w:r>
+        <w:rPr>
+          <w:lang w:val="en-US"/>
+        </w:rPr>
+        <w:t>conversation,</w:t>
+      </w:r>
+      <w:r>
+        <w:rPr>
+          <w:lang w:val="en-US"/>
+        </w:rPr>
+        <w:t xml:space="preserve"> and </w:t>
+      </w:r>
+      <w:r>
+        <w:rPr>
+          <w:lang w:val="en-US"/>
+        </w:rPr>
+        <w:t xml:space="preserve">their specific expression varies substantially between speakers and </w:t>
+      </w:r>
+      <w:r>
+        <w:rPr>
+          <w:lang w:val="en-US"/>
+        </w:rPr>
+        <w:t>contexts</w:t>
+      </w:r>
+      <w:r>
+        <w:rPr>
+          <w:lang w:val="en-US"/>
+        </w:rPr>
+        <w:t xml:space="preserve"> (</w:t>
+      </w:r>
+      <w:r>
+        <w:rPr>
+          <w:color w:val="C00000"/>
+          <w:lang w:val="en-US"/>
+        </w:rPr>
+        <w:t>Quelle</w:t>
+      </w:r>
+      <w:r>
+        <w:rPr>
+          <w:lang w:val="en-US"/>
+        </w:rPr>
+        <w:t xml:space="preserve">). Therefore, adequate perception and reaction to vocal emotions </w:t>
+      </w:r>
+      <w:proofErr w:type="gramStart"/>
+      <w:r>
+        <w:rPr>
+          <w:lang w:val="en-US"/>
+        </w:rPr>
+        <w:t>requires</w:t>
+      </w:r>
+      <w:proofErr w:type="gramEnd"/>
+      <w:r>
+        <w:rPr>
+          <w:lang w:val="en-US"/>
+        </w:rPr>
+        <w:t xml:space="preserve"> constant real-time monitoring and very efficient processing of the auditory input (</w:t>
+      </w:r>
+      <w:r>
+        <w:rPr>
+          <w:color w:val="C00000"/>
+          <w:lang w:val="en-US"/>
+        </w:rPr>
+        <w:t>Quelle</w:t>
+      </w:r>
+      <w:r>
+        <w:rPr>
+          <w:lang w:val="en-US"/>
+        </w:rPr>
+        <w:t xml:space="preserve">). How </w:t>
+      </w:r>
+      <w:r>
+        <w:rPr>
+          <w:lang w:val="en-US"/>
+        </w:rPr>
+        <w:t>can</w:t>
+      </w:r>
+      <w:r>
+        <w:rPr>
+          <w:lang w:val="en-US"/>
+        </w:rPr>
+        <w:t xml:space="preserve"> this degree of efficiency</w:t>
+      </w:r>
+      <w:r>
+        <w:rPr>
+          <w:lang w:val="en-US"/>
+        </w:rPr>
+        <w:t xml:space="preserve"> be achieved</w:t>
+      </w:r>
+      <w:r>
+        <w:rPr>
+          <w:lang w:val="en-US"/>
+        </w:rPr>
+        <w:t>?</w:t>
+      </w:r>
+      <w:r>
+        <w:rPr>
+          <w:lang w:val="en-US"/>
+        </w:rPr>
+        <w:t xml:space="preserve"> </w:t>
+      </w:r>
+      <w:r>
+        <w:rPr>
+          <w:lang w:val="en-US"/>
+        </w:rPr>
+        <w:t>Although this is</w:t>
+      </w:r>
+      <w:r>
+        <w:rPr>
+          <w:lang w:val="en-US"/>
+        </w:rPr>
+        <w:t xml:space="preserve"> not</w:t>
+      </w:r>
+      <w:r>
+        <w:rPr>
+          <w:lang w:val="en-US"/>
+        </w:rPr>
+        <w:t xml:space="preserve"> understood exhaustively</w:t>
+      </w:r>
+      <w:r>
+        <w:rPr>
+          <w:lang w:val="en-US"/>
+        </w:rPr>
+        <w:t xml:space="preserve">, a part of the answer lies in a fundamental feature of our perceptual system: flexibility. </w:t>
+      </w:r>
+      <w:r>
+        <w:rPr>
+          <w:lang w:val="en-US"/>
+        </w:rPr>
+        <w:t xml:space="preserve">Our emotion perception is not static, but it tunes into </w:t>
+      </w:r>
+      <w:r>
+        <w:rPr>
+          <w:lang w:val="en-US"/>
+        </w:rPr>
+        <w:t>context</w:t>
+      </w:r>
+      <w:r>
+        <w:rPr>
+          <w:lang w:val="en-US"/>
+        </w:rPr>
+        <w:t>s</w:t>
+      </w:r>
+      <w:r>
+        <w:rPr>
+          <w:lang w:val="en-US"/>
+        </w:rPr>
+        <w:t xml:space="preserve"> and speakers.</w:t>
+      </w:r>
+      <w:r>
+        <w:rPr>
+          <w:lang w:val="en-US"/>
+        </w:rPr>
+        <w:t xml:space="preserve"> </w:t>
+      </w:r>
+      <w:r>
+        <w:rPr>
+          <w:lang w:val="en-US"/>
+        </w:rPr>
+        <w:t>For example, i</w:t>
+      </w:r>
+      <w:r>
+        <w:rPr>
+          <w:lang w:val="en-US"/>
+        </w:rPr>
+        <w:t xml:space="preserve">t has been shown that listeners rely on different acoustic cues to infer emotions, </w:t>
+      </w:r>
+      <w:r>
+        <w:rPr>
+          <w:lang w:val="en-US"/>
+        </w:rPr>
+        <w:t>depending on</w:t>
+      </w:r>
+      <w:r>
+        <w:rPr>
+          <w:lang w:val="en-US"/>
+        </w:rPr>
+        <w:t xml:space="preserve"> </w:t>
+      </w:r>
+      <w:r>
+        <w:rPr>
+          <w:lang w:val="en-US"/>
+        </w:rPr>
+        <w:t>which</w:t>
+      </w:r>
+      <w:r>
+        <w:rPr>
+          <w:lang w:val="en-US"/>
+        </w:rPr>
+        <w:t xml:space="preserve"> are </w:t>
+      </w:r>
+      <w:r>
+        <w:rPr>
+          <w:lang w:val="en-US"/>
+        </w:rPr>
+        <w:t xml:space="preserve">currently </w:t>
+      </w:r>
+      <w:r>
+        <w:rPr>
+          <w:lang w:val="en-US"/>
+        </w:rPr>
+        <w:t>mo</w:t>
+      </w:r>
+      <w:r>
+        <w:rPr>
+          <w:lang w:val="en-US"/>
+        </w:rPr>
+        <w:t>st</w:t>
+      </w:r>
+      <w:r>
+        <w:rPr>
+          <w:lang w:val="en-US"/>
+        </w:rPr>
+        <w:t xml:space="preserve"> informative </w:t>
+      </w:r>
+      <w:r>
+        <w:rPr>
+          <w:lang w:val="en-US"/>
+        </w:rPr>
+        <w:t>(</w:t>
+      </w:r>
+      <w:r>
+        <w:rPr>
+          <w:color w:val="C00000"/>
+          <w:lang w:val="en-US"/>
+        </w:rPr>
+        <w:t>Quelle</w:t>
+      </w:r>
+      <w:r>
+        <w:rPr>
+          <w:lang w:val="en-US"/>
+        </w:rPr>
+        <w:t>). As a result</w:t>
+      </w:r>
+      <w:r>
+        <w:rPr>
+          <w:lang w:val="en-US"/>
+        </w:rPr>
+        <w:t xml:space="preserve">, </w:t>
+      </w:r>
+      <w:r>
+        <w:rPr>
+          <w:lang w:val="en-US"/>
+        </w:rPr>
+        <w:t>while</w:t>
+      </w:r>
+      <w:r>
+        <w:rPr>
+          <w:lang w:val="en-US"/>
+        </w:rPr>
+        <w:t xml:space="preserve"> </w:t>
+      </w:r>
+      <w:r>
+        <w:rPr>
+          <w:lang w:val="en-US"/>
+        </w:rPr>
+        <w:t>speaker</w:t>
+      </w:r>
+      <w:r>
+        <w:rPr>
+          <w:lang w:val="en-US"/>
+        </w:rPr>
+        <w:t xml:space="preserve">s </w:t>
+      </w:r>
+      <w:r>
+        <w:rPr>
+          <w:lang w:val="en-US"/>
+        </w:rPr>
+        <w:t>express emotion</w:t>
+      </w:r>
+      <w:r>
+        <w:rPr>
+          <w:lang w:val="en-US"/>
+        </w:rPr>
+        <w:t>s</w:t>
+      </w:r>
+      <w:r>
+        <w:rPr>
+          <w:lang w:val="en-US"/>
+        </w:rPr>
+        <w:t xml:space="preserve"> in very different </w:t>
+      </w:r>
+      <w:r>
+        <w:rPr>
+          <w:lang w:val="en-US"/>
+        </w:rPr>
+        <w:t>ways,</w:t>
+      </w:r>
+      <w:r>
+        <w:rPr>
+          <w:lang w:val="en-US"/>
+        </w:rPr>
+        <w:t xml:space="preserve"> listeners are equally efficient in recognizing </w:t>
+      </w:r>
+      <w:r>
+        <w:rPr>
+          <w:lang w:val="en-US"/>
+        </w:rPr>
+        <w:t>them (</w:t>
+      </w:r>
+      <w:r>
+        <w:rPr>
+          <w:color w:val="C00000"/>
+          <w:lang w:val="en-US"/>
+        </w:rPr>
+        <w:t>Quelle</w:t>
+      </w:r>
+      <w:r>
+        <w:rPr>
+          <w:lang w:val="en-US"/>
+        </w:rPr>
+        <w:t xml:space="preserve">).  </w:t>
+      </w:r>
+      <w:r>
+        <w:rPr>
+          <w:lang w:val="en-US"/>
+        </w:rPr>
+        <w:t xml:space="preserve">Furthermore… </w:t>
+      </w:r>
+      <w:proofErr w:type="spellStart"/>
+      <w:r>
+        <w:rPr>
+          <w:color w:val="C00000"/>
+          <w:lang w:val="en-US"/>
+        </w:rPr>
+        <w:t>ToDo</w:t>
+      </w:r>
+      <w:proofErr w:type="spellEnd"/>
+      <w:r>
+        <w:rPr>
+          <w:color w:val="C00000"/>
+          <w:lang w:val="en-US"/>
+        </w:rPr>
+        <w:t>: find something about the context + Pinheiros Paper.</w:t>
+      </w:r>
+      <w:r>
+        <w:rPr>
+          <w:color w:val="C00000"/>
+          <w:lang w:val="en-US"/>
+        </w:rPr>
+        <w:t xml:space="preserve"> </w:t>
+      </w:r>
+      <w:proofErr w:type="spellStart"/>
+      <w:r>
+        <w:rPr>
+          <w:color w:val="C00000"/>
+        </w:rPr>
+        <w:t>Punchline</w:t>
+      </w:r>
+      <w:proofErr w:type="spellEnd"/>
+      <w:r>
+        <w:rPr>
+          <w:color w:val="C00000"/>
+        </w:rPr>
+        <w:t xml:space="preserve">: </w:t>
+      </w:r>
+      <w:proofErr w:type="spellStart"/>
+      <w:r>
+        <w:rPr>
+          <w:color w:val="C00000"/>
+        </w:rPr>
+        <w:t>emotionswahrnehmung</w:t>
+      </w:r>
+      <w:proofErr w:type="spellEnd"/>
+      <w:r>
+        <w:rPr>
+          <w:color w:val="C00000"/>
+        </w:rPr>
+        <w:t xml:space="preserve"> passiert nicht losgelöst von </w:t>
+      </w:r>
+      <w:proofErr w:type="spellStart"/>
+      <w:r>
+        <w:rPr>
+          <w:color w:val="C00000"/>
+        </w:rPr>
+        <w:t>extralinguistic</w:t>
+      </w:r>
+      <w:proofErr w:type="spellEnd"/>
+      <w:r>
+        <w:rPr>
+          <w:color w:val="C00000"/>
+        </w:rPr>
+        <w:t xml:space="preserve"> </w:t>
+      </w:r>
+      <w:proofErr w:type="spellStart"/>
+      <w:r>
+        <w:rPr>
+          <w:color w:val="C00000"/>
+        </w:rPr>
+        <w:t>cues</w:t>
+      </w:r>
+      <w:proofErr w:type="spellEnd"/>
+      <w:r>
+        <w:rPr>
+          <w:color w:val="C00000"/>
+        </w:rPr>
+        <w:t xml:space="preserve"> wie </w:t>
+      </w:r>
+      <w:proofErr w:type="spellStart"/>
+      <w:r>
+        <w:rPr>
+          <w:color w:val="C00000"/>
+        </w:rPr>
+        <w:t>i</w:t>
+      </w:r>
+      <w:r>
+        <w:rPr>
+          <w:color w:val="C00000"/>
+        </w:rPr>
+        <w:t>ndentity</w:t>
+      </w:r>
+      <w:proofErr w:type="spellEnd"/>
+      <w:r>
+        <w:rPr>
+          <w:color w:val="C00000"/>
+        </w:rPr>
+        <w:t xml:space="preserve"> and </w:t>
+      </w:r>
+      <w:proofErr w:type="spellStart"/>
+      <w:r>
+        <w:rPr>
+          <w:color w:val="C00000"/>
+        </w:rPr>
+        <w:t>gender</w:t>
+      </w:r>
+      <w:proofErr w:type="spellEnd"/>
+      <w:r>
+        <w:rPr>
+          <w:color w:val="C00000"/>
+        </w:rPr>
+        <w:t xml:space="preserve">. </w:t>
+      </w:r>
+      <w:r>
+        <w:rPr>
+          <w:color w:val="C00000"/>
+          <w:lang w:val="en-US"/>
+        </w:rPr>
+        <w:t>(</w:t>
+      </w:r>
+      <w:proofErr w:type="gramStart"/>
+      <w:r>
+        <w:rPr>
+          <w:color w:val="C00000"/>
+          <w:lang w:val="en-US"/>
+        </w:rPr>
+        <w:t>crucially</w:t>
+      </w:r>
+      <w:proofErr w:type="gramEnd"/>
+      <w:r>
+        <w:rPr>
+          <w:color w:val="C00000"/>
+          <w:lang w:val="en-US"/>
+        </w:rPr>
+        <w:t>: extralinguistic cues provide a valuable source of information t</w:t>
+      </w:r>
+      <w:r>
+        <w:rPr>
+          <w:color w:val="C00000"/>
+          <w:lang w:val="en-US"/>
+        </w:rPr>
+        <w:t xml:space="preserve">o achieve this flexibility, instead of just being “noise” that needs to </w:t>
+      </w:r>
+      <w:proofErr w:type="gramStart"/>
+      <w:r>
+        <w:rPr>
+          <w:color w:val="C00000"/>
+          <w:lang w:val="en-US"/>
+        </w:rPr>
+        <w:t>cancelled</w:t>
+      </w:r>
+      <w:proofErr w:type="gramEnd"/>
+      <w:r>
+        <w:rPr>
+          <w:color w:val="C00000"/>
+          <w:lang w:val="en-US"/>
+        </w:rPr>
+        <w:t xml:space="preserve"> out. </w:t>
+      </w:r>
+    </w:p>
+    <w:p>
+      <w:pPr>
+        <w:suppressAutoHyphens w:val="0"/>
+        <w:spacing w:line="278" w:lineRule="auto"/>
+        <w:rPr>
+          <w:lang w:val="en-US"/>
+        </w:rPr>
+      </w:pPr>
+      <w:r>
+        <w:rPr>
+          <w:lang w:val="en-US"/>
+        </w:rPr>
+        <w:tab/>
+      </w:r>
+      <w:r>
+        <w:rPr>
+          <w:lang w:val="en-US"/>
+        </w:rPr>
+        <w:t>The aim of th</w:t>
+      </w:r>
+      <w:r>
+        <w:rPr>
+          <w:lang w:val="en-US"/>
+        </w:rPr>
+        <w:t xml:space="preserve">is paper is to </w:t>
+      </w:r>
+      <w:r>
+        <w:rPr>
+          <w:lang w:val="en-US"/>
+        </w:rPr>
+        <w:t xml:space="preserve">understand the flexibility of </w:t>
+      </w:r>
+      <w:r>
+        <w:rPr>
+          <w:lang w:val="en-US"/>
+        </w:rPr>
+        <w:t xml:space="preserve">vocal </w:t>
+      </w:r>
+      <w:r>
+        <w:rPr>
+          <w:lang w:val="en-US"/>
+        </w:rPr>
+        <w:t>emotional p</w:t>
+      </w:r>
+      <w:r>
+        <w:rPr>
+          <w:lang w:val="en-US"/>
+        </w:rPr>
+        <w:t>rocessing</w:t>
+      </w:r>
+      <w:r>
+        <w:rPr>
+          <w:lang w:val="en-US"/>
+        </w:rPr>
+        <w:t xml:space="preserve"> in more </w:t>
+      </w:r>
+      <w:r>
+        <w:rPr>
+          <w:lang w:val="en-US"/>
+        </w:rPr>
+        <w:t>depths</w:t>
+      </w:r>
+      <w:r>
+        <w:rPr>
+          <w:lang w:val="en-US"/>
+        </w:rPr>
+        <w:t xml:space="preserve"> by studying its interplay with linguistic and extralinguistic cues</w:t>
+      </w:r>
+      <w:r>
+        <w:rPr>
+          <w:lang w:val="en-US"/>
+        </w:rPr>
+        <w:t xml:space="preserve"> in the context of a well-established paradigm: perceptual adaptation. </w:t>
+      </w:r>
+    </w:p>
+    <w:p>
+      <w:pPr>
+        <w:suppressAutoHyphens w:val="0"/>
+        <w:spacing w:line="278" w:lineRule="auto"/>
+        <w:rPr>
+          <w:color w:val="C00000"/>
+          <w:lang w:val="en-US"/>
+        </w:rPr>
+      </w:pPr>
+    </w:p>
+    <w:p>
+      <w:pPr>
+        <w:suppressAutoHyphens w:val="0"/>
+        <w:spacing w:line="278" w:lineRule="auto"/>
+        <w:rPr>
+          <w:lang w:val="en-US"/>
+        </w:rPr>
+      </w:pPr>
+      <w:r>
+        <w:rPr>
+          <w:lang w:val="en-US"/>
+        </w:rPr>
+        <w:t xml:space="preserve"> </w:t>
+      </w:r>
+    </w:p>
+    <w:p>
+      <w:pPr>
+        <w:suppressAutoHyphens w:val="0"/>
+        <w:spacing w:line="278" w:lineRule="auto"/>
+        <w:rPr>
+          <w:rFonts w:ascii="Times New Roman" w:hAnsi="Times New Roman" w:cs="Times New Roman"/>
+          <w:sz w:val="24"/>
+          <w:szCs w:val="24"/>
+          <w:lang w:val="en-US"/>
+        </w:rPr>
+      </w:pPr>
+      <w:r>
+        <w:rPr>
+          <w:rFonts w:ascii="Times New Roman" w:hAnsi="Times New Roman" w:cs="Times New Roman"/>
+          <w:sz w:val="24"/>
+          <w:szCs w:val="24"/>
+          <w:lang w:val="en-US"/>
+        </w:rPr>
+        <w:br w:type="page"/>
+      </w:r>
+    </w:p>
+    <w:p>
+      <w:pPr>
+        <w:suppressAutoHyphens w:val="0"/>
+        <w:spacing w:line="278" w:lineRule="auto"/>
+        <w:rPr>
           <w:rFonts w:ascii="Times New Roman" w:eastAsiaTheme="majorEastAsia" w:hAnsi="Times New Roman" w:cs="Times New Roman"/>
           <w:color w:val="0F4761" w:themeColor="accent1" w:themeShade="BF"/>
           <w:sz w:val="24"/>
@@ -628,15 +1495,6 @@
           <w:lang w:val="en-US"/>
         </w:rPr>
       </w:pPr>
-      <w:r>
-        <w:rPr>
-          <w:rFonts w:ascii="Times New Roman" w:hAnsi="Times New Roman" w:cs="Times New Roman"/>
-          <w:sz w:val="24"/>
-          <w:szCs w:val="24"/>
-          <w:lang w:val="en-US"/>
-        </w:rPr>
-        <w:br w:type="page"/>
-      </w:r>
     </w:p>
     <w:p>
       <w:pPr>
@@ -649,7 +1507,6 @@
         <w:rPr>
           <w:lang w:val="en-US"/>
         </w:rPr>
-        <w:lastRenderedPageBreak/>
         <w:t>Experiment 1</w:t>
       </w:r>
       <w:r>
@@ -894,31 +1751,7 @@
         <w:rPr>
           <w:lang w:val="en-US"/>
         </w:rPr>
-        <w:t xml:space="preserve">are always angry, and </w:t>
-      </w:r>
-      <w:r>
-        <w:rPr>
-          <w:lang w:val="en-US"/>
-        </w:rPr>
-        <w:t xml:space="preserve">female </w:t>
-      </w:r>
-      <w:r>
-        <w:rPr>
-          <w:lang w:val="en-US"/>
-        </w:rPr>
-        <w:t xml:space="preserve">adaptors are always fearful. In that case, </w:t>
-      </w:r>
-      <w:r>
-        <w:rPr>
-          <w:lang w:val="en-US"/>
-        </w:rPr>
-        <w:t xml:space="preserve">male </w:t>
-      </w:r>
-      <w:r>
-        <w:rPr>
-          <w:lang w:val="en-US"/>
-        </w:rPr>
-        <w:t>t</w:t>
+        <w:t>are always angry, and female adaptors are always fearful. In that case, male t</w:t>
       </w:r>
       <w:r>
         <w:rPr>
@@ -2028,7 +2861,6 @@
         <w:rPr>
           <w:lang w:val="en-US"/>
         </w:rPr>
-        <w:lastRenderedPageBreak/>
         <w:t xml:space="preserve">(duration M= </w:t>
       </w:r>
       <w:r>
@@ -2662,6 +3494,7 @@
           <w:noProof/>
           <w:lang w:val="en-US"/>
         </w:rPr>
+        <w:lastRenderedPageBreak/>
         <w:drawing>
           <wp:inline distT="0" distB="0" distL="0" distR="0" wp14:anchorId="43D18357" wp14:editId="51959595">
             <wp:extent cx="5754756" cy="7029450"/>
@@ -2725,7 +3558,6 @@
           <w:iCs/>
           <w:lang w:val="en-US"/>
         </w:rPr>
-        <w:lastRenderedPageBreak/>
         <w:t>Note.</w:t>
       </w:r>
       <w:r>
@@ -2789,6 +3621,7 @@
         <w:rPr>
           <w:lang w:val="en-US"/>
         </w:rPr>
+        <w:lastRenderedPageBreak/>
         <w:t>Design and Procedure</w:t>
       </w:r>
     </w:p>
@@ -3613,14 +4446,7 @@
         <w:rPr>
           <w:lang w:val="en-US"/>
         </w:rPr>
-        <w:t xml:space="preserve">. In each adaptation block, participants classified all 112 targets, again split into 56 trials with a break in between. As there were two adaptation blocks, </w:t>
-      </w:r>
-      <w:r>
-        <w:rPr>
-          <w:lang w:val="en-US"/>
-        </w:rPr>
-        <w:lastRenderedPageBreak/>
-        <w:t>participants performed 224 trials in total.  Before, participants practiced this task with 6</w:t>
+        <w:t>. In each adaptation block, participants classified all 112 targets, again split into 56 trials with a break in between. As there were two adaptation blocks, participants performed 224 trials in total.  Before, participants practiced this task with 6</w:t>
       </w:r>
       <w:r>
         <w:rPr>
@@ -3695,6 +4521,7 @@
         <w:rPr>
           <w:lang w:val="en-US"/>
         </w:rPr>
+        <w:lastRenderedPageBreak/>
         <w:t>Data analysis</w:t>
       </w:r>
     </w:p>
@@ -27126,19 +27953,7 @@
         <w:rPr>
           <w:lang w:val="en-US"/>
         </w:rPr>
-        <w:t xml:space="preserve"> separately for </w:t>
-      </w:r>
-      <w:r>
-        <w:rPr>
-          <w:lang w:val="en-US"/>
-        </w:rPr>
-        <w:t>Speaker Identity</w:t>
-      </w:r>
-      <w:r>
-        <w:rPr>
-          <w:lang w:val="en-US"/>
-        </w:rPr>
-        <w:t xml:space="preserve"> and Adaptation Condition</w:t>
+        <w:t xml:space="preserve"> separately for Speaker Identity and Adaptation Condition</w:t>
       </w:r>
     </w:p>
     <w:p>
@@ -28930,21 +29745,7 @@
             <w:rPr>
               <w:lang w:val="en-US"/>
             </w:rPr>
-            <w:t>(</w:t>
-          </w:r>
-          <w:proofErr w:type="spellStart"/>
-          <w:r>
-            <w:rPr>
-              <w:lang w:val="en-US"/>
-            </w:rPr>
-            <w:t>Bürkner</w:t>
-          </w:r>
-          <w:proofErr w:type="spellEnd"/>
-          <w:r>
-            <w:rPr>
-              <w:lang w:val="en-US"/>
-            </w:rPr>
-            <w:t>, 2017; Carpenter et al., 2017)</w:t>
+            <w:t>(Bürkner, 2017; Carpenter et al., 2017)</w:t>
           </w:r>
           <w:r>
             <w:rPr>
@@ -35452,6 +36253,11 @@
       </w:pPr>
     </w:p>
     <w:p>
+      <w:pPr>
+        <w:rPr>
+          <w:lang w:val="en-US"/>
+        </w:rPr>
+      </w:pPr>
       <w:r>
         <w:rPr>
           <w:lang w:val="en-US"/>
@@ -36176,6 +36982,7 @@
         <w:rPr>
           <w:b/>
           <w:bCs/>
+          <w:lang w:val="en-US"/>
         </w:rPr>
       </w:pPr>
       <w:r>
@@ -36184,6 +36991,7 @@
           <w:bCs/>
           <w:i/>
           <w:iCs/>
+          <w:lang w:val="en-US"/>
         </w:rPr>
         <w:br w:type="page"/>
       </w:r>
@@ -36297,19 +37105,7 @@
         <w:rPr>
           <w:lang w:val="en-US"/>
         </w:rPr>
-        <w:t xml:space="preserve"> separately for </w:t>
-      </w:r>
-      <w:r>
-        <w:rPr>
-          <w:lang w:val="en-US"/>
-        </w:rPr>
-        <w:t>Pseudoword</w:t>
-      </w:r>
-      <w:r>
-        <w:rPr>
-          <w:lang w:val="en-US"/>
-        </w:rPr>
-        <w:t xml:space="preserve"> and Adaptation Condition</w:t>
+        <w:t xml:space="preserve"> separately for Pseudoword and Adaptation Condition</w:t>
       </w:r>
     </w:p>
     <w:p>
@@ -36717,7 +37513,10 @@
     <w:sdt>
       <w:sdtPr>
         <w:rPr>
-          <w:rFonts w:eastAsiaTheme="minorHAnsi"/>
+          <w:rFonts w:asciiTheme="minorHAnsi" w:eastAsiaTheme="minorHAnsi" w:hAnsiTheme="minorHAnsi" w:cstheme="minorBidi"/>
+          <w:color w:val="auto"/>
+          <w:sz w:val="22"/>
+          <w:szCs w:val="22"/>
           <w:lang w:val="en-US"/>
         </w:rPr>
         <w:tag w:val="CitaviBibliography"/>
@@ -36726,14 +37525,6 @@
           <w:docPart w:val="DefaultPlaceholder_-1854013440"/>
         </w:placeholder>
       </w:sdtPr>
-      <w:sdtEndPr>
-        <w:rPr>
-          <w:rFonts w:asciiTheme="minorHAnsi" w:hAnsiTheme="minorHAnsi" w:cstheme="minorBidi"/>
-          <w:color w:val="auto"/>
-          <w:sz w:val="22"/>
-          <w:szCs w:val="22"/>
-        </w:rPr>
-      </w:sdtEndPr>
       <w:sdtContent>
         <w:p>
           <w:pPr>
@@ -36779,63 +37570,7 @@
             <w:rPr>
               <w:lang w:val="en-US"/>
             </w:rPr>
-            <w:t xml:space="preserve">Bates, D., </w:t>
-          </w:r>
-          <w:proofErr w:type="spellStart"/>
-          <w:r>
-            <w:rPr>
-              <w:lang w:val="en-US"/>
-            </w:rPr>
-            <w:t>Maechler</w:t>
-          </w:r>
-          <w:proofErr w:type="spellEnd"/>
-          <w:r>
-            <w:rPr>
-              <w:lang w:val="en-US"/>
-            </w:rPr>
-            <w:t xml:space="preserve">, M., Bolker, B., Walker, S., Christensen, R. H. B., </w:t>
-          </w:r>
-          <w:proofErr w:type="spellStart"/>
-          <w:r>
-            <w:rPr>
-              <w:lang w:val="en-US"/>
-            </w:rPr>
-            <w:t>Singmann</w:t>
-          </w:r>
-          <w:proofErr w:type="spellEnd"/>
-          <w:r>
-            <w:rPr>
-              <w:lang w:val="en-US"/>
-            </w:rPr>
-            <w:t xml:space="preserve">, H., Dai, B., </w:t>
-          </w:r>
-          <w:proofErr w:type="spellStart"/>
-          <w:r>
-            <w:rPr>
-              <w:lang w:val="en-US"/>
-            </w:rPr>
-            <w:t>Scheipl</w:t>
-          </w:r>
-          <w:proofErr w:type="spellEnd"/>
-          <w:r>
-            <w:rPr>
-              <w:lang w:val="en-US"/>
-            </w:rPr>
-            <w:t>, F., Grothendieck, G., Green, </w:t>
-          </w:r>
-          <w:proofErr w:type="gramStart"/>
-          <w:r>
-            <w:rPr>
-              <w:lang w:val="en-US"/>
-            </w:rPr>
-            <w:t>P.,</w:t>
-          </w:r>
-          <w:proofErr w:type="gramEnd"/>
-          <w:r>
-            <w:rPr>
-              <w:lang w:val="en-US"/>
-            </w:rPr>
-            <w:t xml:space="preserve"> &amp; others (2009). Package ‘lme4’.</w:t>
+            <w:t>Bates, D., Maechler, M., Bolker, B., Walker, S., Christensen, R. H. B., Singmann, H., Dai, B., Scheipl, F., Grothendieck, G., Green, P., &amp; others (2009). Package ‘lme4’.</w:t>
           </w:r>
           <w:bookmarkEnd w:id="5"/>
           <w:r>
@@ -36870,21 +37605,7 @@
             <w:rPr>
               <w:lang w:val="en-US"/>
             </w:rPr>
-            <w:t xml:space="preserve">Boersma, P. (2018). </w:t>
-          </w:r>
-          <w:proofErr w:type="spellStart"/>
-          <w:r>
-            <w:rPr>
-              <w:lang w:val="en-US"/>
-            </w:rPr>
-            <w:t>Praat</w:t>
-          </w:r>
-          <w:proofErr w:type="spellEnd"/>
-          <w:r>
-            <w:rPr>
-              <w:lang w:val="en-US"/>
-            </w:rPr>
-            <w:t>: Doing phonetics by computer [Computer program]: Version 6.0.46, retrieved January 2020 from http://www.praat.org/.</w:t>
+            <w:t>Boersma, P. (2018). Praat: Doing phonetics by computer [Computer program]: Version 6.0.46, retrieved January 2020 from http://www.praat.org/.</w:t>
           </w:r>
           <w:bookmarkEnd w:id="6"/>
           <w:r>
@@ -36898,23 +37619,7 @@
               <w:i/>
               <w:lang w:val="en-US"/>
             </w:rPr>
-            <w:t xml:space="preserve">Http://www. </w:t>
-          </w:r>
-          <w:proofErr w:type="spellStart"/>
-          <w:r>
-            <w:rPr>
-              <w:i/>
-              <w:lang w:val="en-US"/>
-            </w:rPr>
-            <w:t>Praat</w:t>
-          </w:r>
-          <w:proofErr w:type="spellEnd"/>
-          <w:r>
-            <w:rPr>
-              <w:i/>
-              <w:lang w:val="en-US"/>
-            </w:rPr>
-            <w:t>. Org</w:t>
+            <w:t>Http://www. Praat. Org</w:t>
           </w:r>
           <w:r>
             <w:rPr>
@@ -36931,19 +37636,11 @@
             </w:rPr>
           </w:pPr>
           <w:bookmarkStart w:id="7" w:name="_CTVL001ae102e7c466046fea9f3a637706eec28"/>
-          <w:proofErr w:type="spellStart"/>
           <w:r>
             <w:rPr>
               <w:lang w:val="en-US"/>
             </w:rPr>
-            <w:t>Bürkner</w:t>
-          </w:r>
-          <w:proofErr w:type="spellEnd"/>
-          <w:r>
-            <w:rPr>
-              <w:lang w:val="en-US"/>
-            </w:rPr>
-            <w:t>, P.</w:t>
+            <w:t>Bürkner, P.</w:t>
           </w:r>
           <w:r>
             <w:rPr>
@@ -36956,21 +37653,7 @@
             <w:rPr>
               <w:lang w:val="en-US"/>
             </w:rPr>
-            <w:t xml:space="preserve">C. (2017). </w:t>
-          </w:r>
-          <w:proofErr w:type="gramStart"/>
-          <w:r>
-            <w:rPr>
-              <w:lang w:val="en-US"/>
-            </w:rPr>
-            <w:t>brms :</w:t>
-          </w:r>
-          <w:proofErr w:type="gramEnd"/>
-          <w:r>
-            <w:rPr>
-              <w:lang w:val="en-US"/>
-            </w:rPr>
-            <w:t xml:space="preserve"> An R Package for Bayesian Multilevel Models Using Stan.</w:t>
+            <w:t>C. (2017). brms : An R Package for Bayesian Multilevel Models Using Stan.</w:t>
           </w:r>
           <w:bookmarkEnd w:id="7"/>
           <w:r>
@@ -37165,35 +37848,7 @@
             <w:rPr>
               <w:lang w:val="en-US"/>
             </w:rPr>
-            <w:t xml:space="preserve">Kawahara, H., Morise, M., Takahashi, T., </w:t>
-          </w:r>
-          <w:proofErr w:type="spellStart"/>
-          <w:r>
-            <w:rPr>
-              <w:lang w:val="en-US"/>
-            </w:rPr>
-            <w:t>Nisimura</w:t>
-          </w:r>
-          <w:proofErr w:type="spellEnd"/>
-          <w:r>
-            <w:rPr>
-              <w:lang w:val="en-US"/>
-            </w:rPr>
-            <w:t xml:space="preserve">, R., </w:t>
-          </w:r>
-          <w:proofErr w:type="spellStart"/>
-          <w:r>
-            <w:rPr>
-              <w:lang w:val="en-US"/>
-            </w:rPr>
-            <w:t>Irino</w:t>
-          </w:r>
-          <w:proofErr w:type="spellEnd"/>
-          <w:r>
-            <w:rPr>
-              <w:lang w:val="en-US"/>
-            </w:rPr>
-            <w:t>, T., &amp; Banno, H. (2008). TANDEM-STRAIGHT: A temporally stable power spectral representation for periodic signals and applications to interference-free spectrum, F0, and aperiodicity estimation.</w:t>
+            <w:t>Kawahara, H., Morise, M., Takahashi, T., Nisimura, R., Irino, T., &amp; Banno, H. (2008). TANDEM-STRAIGHT: A temporally stable power spectral representation for periodic signals and applications to interference-free spectrum, F0, and aperiodicity estimation.</w:t>
           </w:r>
           <w:bookmarkEnd w:id="11"/>
           <w:r>
@@ -37228,35 +37883,7 @@
             <w:rPr>
               <w:lang w:val="en-US"/>
             </w:rPr>
-            <w:t xml:space="preserve">Kawahara, H., &amp; </w:t>
-          </w:r>
-          <w:proofErr w:type="spellStart"/>
-          <w:r>
-            <w:rPr>
-              <w:lang w:val="en-US"/>
-            </w:rPr>
-            <w:t>Skuk</w:t>
-          </w:r>
-          <w:proofErr w:type="spellEnd"/>
-          <w:r>
-            <w:rPr>
-              <w:lang w:val="en-US"/>
-            </w:rPr>
-            <w:t xml:space="preserve">, V. G. (2018). Voice Morphing. In S. </w:t>
-          </w:r>
-          <w:proofErr w:type="spellStart"/>
-          <w:r>
-            <w:rPr>
-              <w:lang w:val="en-US"/>
-            </w:rPr>
-            <w:t>Frühholz</w:t>
-          </w:r>
-          <w:proofErr w:type="spellEnd"/>
-          <w:r>
-            <w:rPr>
-              <w:lang w:val="en-US"/>
-            </w:rPr>
-            <w:t>, P. Belin, &amp; K. R. Scherer (Eds.),</w:t>
+            <w:t>Kawahara, H., &amp; Skuk, V. G. (2018). Voice Morphing. In S. Frühholz, P. Belin, &amp; K. R. Scherer (Eds.),</w:t>
           </w:r>
           <w:bookmarkEnd w:id="12"/>
           <w:r>
@@ -37287,20 +37914,12 @@
             </w:rPr>
           </w:pPr>
           <w:bookmarkStart w:id="13" w:name="_CTVL00120eaf2bb9701417e9ccbaf25f2e939c3"/>
-          <w:proofErr w:type="spellStart"/>
           <w:r>
             <w:rPr>
               <w:lang w:val="en-US"/>
             </w:rPr>
             <w:lastRenderedPageBreak/>
-            <w:t>Lakens</w:t>
-          </w:r>
-          <w:proofErr w:type="spellEnd"/>
-          <w:r>
-            <w:rPr>
-              <w:lang w:val="en-US"/>
-            </w:rPr>
-            <w:t>, D., &amp; Caldwell, A. R. (2019).</w:t>
+            <w:t>Lakens, D., &amp; Caldwell, A. R. (2019).</w:t>
           </w:r>
           <w:bookmarkEnd w:id="13"/>
           <w:r>
@@ -37332,23 +37951,7 @@
           </w:pPr>
           <w:bookmarkStart w:id="14" w:name="_CTVL00161942de227f44c9ca313fb634e4c018f"/>
           <w:r>
-            <w:t xml:space="preserve">Nussbaum, C., von </w:t>
-          </w:r>
-          <w:proofErr w:type="spellStart"/>
-          <w:r>
-            <w:t>Eiff</w:t>
-          </w:r>
-          <w:proofErr w:type="spellEnd"/>
-          <w:r>
-            <w:t xml:space="preserve">, C. I., </w:t>
-          </w:r>
-          <w:proofErr w:type="spellStart"/>
-          <w:r>
-            <w:t>Skuk</w:t>
-          </w:r>
-          <w:proofErr w:type="spellEnd"/>
-          <w:r>
-            <w:t xml:space="preserve">, V. G., &amp; Schweinberger, S. R. (2022). </w:t>
+            <w:t xml:space="preserve">Nussbaum, C., von Eiff, C. I., Skuk, V. G., &amp; Schweinberger, S. R. (2022). </w:t>
           </w:r>
           <w:r>
             <w:rPr>
@@ -37481,33 +38084,11 @@
             </w:rPr>
           </w:pPr>
           <w:bookmarkStart w:id="17" w:name="_CTVL001c6a0a1631d1843b394d8f9c66201a48f"/>
-          <w:proofErr w:type="spellStart"/>
           <w:r>
             <w:rPr>
               <w:lang w:val="en-US"/>
             </w:rPr>
-            <w:t>Singmann</w:t>
-          </w:r>
-          <w:proofErr w:type="spellEnd"/>
-          <w:r>
-            <w:rPr>
-              <w:lang w:val="en-US"/>
-            </w:rPr>
-            <w:t>, H., Bolker, B., Westfall, J., Aust, F., Ben-Shachar, M. S., Højsgaard, S., &amp; others (2015). Package ‘</w:t>
-          </w:r>
-          <w:proofErr w:type="spellStart"/>
-          <w:r>
-            <w:rPr>
-              <w:lang w:val="en-US"/>
-            </w:rPr>
-            <w:t>afex</w:t>
-          </w:r>
-          <w:proofErr w:type="spellEnd"/>
-          <w:r>
-            <w:rPr>
-              <w:lang w:val="en-US"/>
-            </w:rPr>
-            <w:t>’.</w:t>
+            <w:t>Singmann, H., Bolker, B., Westfall, J., Aust, F., Ben-Shachar, M. S., Højsgaard, S., &amp; others (2015). Package ‘afex’.</w:t>
           </w:r>
           <w:bookmarkEnd w:id="17"/>
           <w:r>
@@ -37521,49 +38102,8 @@
               <w:i/>
               <w:lang w:val="en-US"/>
             </w:rPr>
-            <w:t xml:space="preserve">URL Http://afex. </w:t>
+            <w:t>URL Http://afex. Singmann. Science/, Https://github. Com/singmann/afex</w:t>
           </w:r>
-          <w:proofErr w:type="spellStart"/>
-          <w:r>
-            <w:rPr>
-              <w:i/>
-              <w:lang w:val="en-US"/>
-            </w:rPr>
-            <w:t>Singmann</w:t>
-          </w:r>
-          <w:proofErr w:type="spellEnd"/>
-          <w:r>
-            <w:rPr>
-              <w:i/>
-              <w:lang w:val="en-US"/>
-            </w:rPr>
-            <w:t>. Science/, Https://github. Com/</w:t>
-          </w:r>
-          <w:proofErr w:type="spellStart"/>
-          <w:r>
-            <w:rPr>
-              <w:i/>
-              <w:lang w:val="en-US"/>
-            </w:rPr>
-            <w:t>singmann</w:t>
-          </w:r>
-          <w:proofErr w:type="spellEnd"/>
-          <w:r>
-            <w:rPr>
-              <w:i/>
-              <w:lang w:val="en-US"/>
-            </w:rPr>
-            <w:t>/</w:t>
-          </w:r>
-          <w:proofErr w:type="spellStart"/>
-          <w:r>
-            <w:rPr>
-              <w:i/>
-              <w:lang w:val="en-US"/>
-            </w:rPr>
-            <w:t>afex</w:t>
-          </w:r>
-          <w:proofErr w:type="spellEnd"/>
           <w:r>
             <w:rPr>
               <w:lang w:val="en-US"/>
@@ -37579,33 +38119,11 @@
             </w:rPr>
           </w:pPr>
           <w:bookmarkStart w:id="18" w:name="_CTVL0015cf3784bb9f743708bbc9ef8c7b1b4d5"/>
-          <w:proofErr w:type="spellStart"/>
           <w:r>
             <w:rPr>
               <w:lang w:val="en-US"/>
             </w:rPr>
-            <w:t>Stoet</w:t>
-          </w:r>
-          <w:proofErr w:type="spellEnd"/>
-          <w:r>
-            <w:rPr>
-              <w:lang w:val="en-US"/>
-            </w:rPr>
-            <w:t xml:space="preserve">, G. (2010). </w:t>
-          </w:r>
-          <w:proofErr w:type="spellStart"/>
-          <w:r>
-            <w:rPr>
-              <w:lang w:val="en-US"/>
-            </w:rPr>
-            <w:t>PsyToolkit</w:t>
-          </w:r>
-          <w:proofErr w:type="spellEnd"/>
-          <w:r>
-            <w:rPr>
-              <w:lang w:val="en-US"/>
-            </w:rPr>
-            <w:t>: A software package for programming psychological experiments using Linux.</w:t>
+            <w:t>Stoet, G. (2010). PsyToolkit: A software package for programming psychological experiments using Linux.</w:t>
           </w:r>
           <w:bookmarkEnd w:id="18"/>
           <w:r>
@@ -37649,33 +38167,11 @@
             </w:rPr>
           </w:pPr>
           <w:bookmarkStart w:id="19" w:name="_CTVL001c609e6176adb456eb3e94b3e8f80b6a7"/>
-          <w:proofErr w:type="spellStart"/>
           <w:r>
             <w:rPr>
               <w:lang w:val="en-US"/>
             </w:rPr>
-            <w:t>Stoet</w:t>
-          </w:r>
-          <w:proofErr w:type="spellEnd"/>
-          <w:r>
-            <w:rPr>
-              <w:lang w:val="en-US"/>
-            </w:rPr>
-            <w:t xml:space="preserve">, G. (2017). </w:t>
-          </w:r>
-          <w:proofErr w:type="spellStart"/>
-          <w:r>
-            <w:rPr>
-              <w:lang w:val="en-US"/>
-            </w:rPr>
-            <w:t>PsyToolkit</w:t>
-          </w:r>
-          <w:proofErr w:type="spellEnd"/>
-          <w:r>
-            <w:rPr>
-              <w:lang w:val="en-US"/>
-            </w:rPr>
-            <w:t>: A novel web-based method for running online questionnaires and reaction-time experiments.</w:t>
+            <w:t>Stoet, G. (2017). PsyToolkit: A novel web-based method for running online questionnaires and reaction-time experiments.</w:t>
           </w:r>
           <w:bookmarkEnd w:id="19"/>
           <w:r>
@@ -37723,21 +38219,7 @@
             <w:rPr>
               <w:lang w:val="en-US"/>
             </w:rPr>
-            <w:t xml:space="preserve">Wickham, H. (2006). An introduction to </w:t>
-          </w:r>
-          <w:proofErr w:type="spellStart"/>
-          <w:r>
-            <w:rPr>
-              <w:lang w:val="en-US"/>
-            </w:rPr>
-            <w:t>ggplot</w:t>
-          </w:r>
-          <w:proofErr w:type="spellEnd"/>
-          <w:r>
-            <w:rPr>
-              <w:lang w:val="en-US"/>
-            </w:rPr>
-            <w:t>: An implementation of the grammar of graphics in R.</w:t>
+            <w:t>Wickham, H. (2006). An introduction to ggplot: An implementation of the grammar of graphics in R.</w:t>
           </w:r>
           <w:bookmarkEnd w:id="20"/>
           <w:r>
@@ -38824,6 +39306,7 @@
   <w:style w:type="character" w:default="1" w:styleId="Absatz-Standardschriftart">
     <w:name w:val="Default Paragraph Font"/>
     <w:uiPriority w:val="1"/>
+    <w:semiHidden/>
     <w:unhideWhenUsed/>
   </w:style>
   <w:style w:type="table" w:default="1" w:styleId="NormaleTabelle">
@@ -39726,6 +40209,7 @@
     <w:rsid w:val="007C5256"/>
     <w:rsid w:val="00864C67"/>
     <w:rsid w:val="00881D3A"/>
+    <w:rsid w:val="00A240F9"/>
     <w:rsid w:val="00A90227"/>
     <w:rsid w:val="00AC178A"/>
     <w:rsid w:val="00AD1AE1"/>
@@ -39740,6 +40224,7 @@
     <w:rsid w:val="00C71450"/>
     <w:rsid w:val="00C91F5C"/>
     <w:rsid w:val="00D45D81"/>
+    <w:rsid w:val="00DB0ACE"/>
     <w:rsid w:val="00DE1FDF"/>
     <w:rsid w:val="00DE4991"/>
     <w:rsid w:val="00E1592C"/>

--- a/manuscript/MS_simultaneous_opposite_adaptation.docx
+++ b/manuscript/MS_simultaneous_opposite_adaptation.docx
@@ -619,109 +619,18 @@
         <w:suppressAutoHyphens w:val="0"/>
         <w:spacing w:line="278" w:lineRule="auto"/>
         <w:rPr>
+          <w:i/>
+          <w:iCs/>
           <w:lang w:val="en-US"/>
         </w:rPr>
       </w:pPr>
       <w:r>
         <w:rPr>
-          <w:lang w:val="en-US"/>
-        </w:rPr>
-        <w:tab/>
-      </w:r>
-      <w:r>
-        <w:rPr>
-          <w:lang w:val="en-US"/>
-        </w:rPr>
-        <w:t>While we speak, our voices transport a wealth of information</w:t>
-      </w:r>
-      <w:r>
-        <w:rPr>
-          <w:lang w:val="en-US"/>
-        </w:rPr>
-        <w:t>. These</w:t>
-      </w:r>
-      <w:r>
-        <w:rPr>
-          <w:lang w:val="en-US"/>
-        </w:rPr>
-        <w:t xml:space="preserve"> can be grouped into</w:t>
-      </w:r>
-      <w:r>
-        <w:rPr>
-          <w:lang w:val="en-US"/>
-        </w:rPr>
-        <w:t xml:space="preserve"> linguistic, extralinguistic and paralinguistic cues (</w:t>
-      </w:r>
-      <w:proofErr w:type="spellStart"/>
-      <w:r>
-        <w:rPr>
-          <w:color w:val="C00000"/>
-          <w:lang w:val="en-US"/>
-        </w:rPr>
-        <w:t>Schweinberger</w:t>
-      </w:r>
-      <w:proofErr w:type="spellEnd"/>
-      <w:r>
-        <w:rPr>
-          <w:color w:val="C00000"/>
-          <w:lang w:val="en-US"/>
-        </w:rPr>
-        <w:t xml:space="preserve"> et al. 2014</w:t>
-      </w:r>
-      <w:r>
-        <w:rPr>
-          <w:lang w:val="en-US"/>
-        </w:rPr>
-        <w:t>). Linguistic cues express the semantic content of the uttered message. Extralinguistic cues refer to speaker characteristics such as sex, age, identity, and even perceived personality traits such as trustworthiness and dominance (</w:t>
-      </w:r>
-      <w:r>
-        <w:rPr>
-          <w:color w:val="C00000"/>
-          <w:lang w:val="en-US"/>
-        </w:rPr>
-        <w:t>Lavan</w:t>
-      </w:r>
-      <w:r>
-        <w:rPr>
-          <w:lang w:val="en-US"/>
-        </w:rPr>
-        <w:t xml:space="preserve">). </w:t>
-      </w:r>
-      <w:r>
-        <w:rPr>
-          <w:lang w:val="en-US"/>
-        </w:rPr>
-        <w:t>These</w:t>
-      </w:r>
-      <w:r>
-        <w:rPr>
-          <w:lang w:val="en-US"/>
-        </w:rPr>
-        <w:t xml:space="preserve"> cues </w:t>
-      </w:r>
-      <w:r>
-        <w:rPr>
-          <w:lang w:val="en-US"/>
-        </w:rPr>
-        <w:t xml:space="preserve">are commonly assumed as rather stable and therefore do not change over the course of a conversation. Paralinguistic cues, in contrast, </w:t>
-      </w:r>
-      <w:r>
-        <w:rPr>
-          <w:lang w:val="en-US"/>
-        </w:rPr>
-        <w:t>are non-verbal vocal features that are conveyed together with the spoken word and are constantly modulated during an utterance. They are often referred to as “voice prosody”</w:t>
-      </w:r>
-      <w:r>
-        <w:rPr>
-          <w:lang w:val="en-US"/>
-        </w:rPr>
-        <w:t xml:space="preserve"> and they </w:t>
-      </w:r>
-      <w:r>
-        <w:rPr>
-          <w:lang w:val="en-US"/>
-        </w:rPr>
-        <w:t>are not only a byproduct of the spoken utterances, but a carrier of rich and complex meaning.</w:t>
+          <w:i/>
+          <w:iCs/>
+          <w:lang w:val="en-US"/>
+        </w:rPr>
+        <w:t>Human voices – a rich and complex signal</w:t>
       </w:r>
     </w:p>
     <w:p>
@@ -729,45 +638,133 @@
         <w:suppressAutoHyphens w:val="0"/>
         <w:spacing w:line="278" w:lineRule="auto"/>
         <w:rPr>
+          <w:lang w:val="en-US"/>
+        </w:rPr>
+      </w:pPr>
+      <w:r>
+        <w:rPr>
+          <w:lang w:val="en-US"/>
+        </w:rPr>
+        <w:tab/>
+      </w:r>
+      <w:r>
+        <w:rPr>
+          <w:lang w:val="en-US"/>
+        </w:rPr>
+        <w:t>While we speak, our voices transport a wealth of information</w:t>
+      </w:r>
+      <w:r>
+        <w:rPr>
+          <w:lang w:val="en-US"/>
+        </w:rPr>
+        <w:t>. These</w:t>
+      </w:r>
+      <w:r>
+        <w:rPr>
+          <w:lang w:val="en-US"/>
+        </w:rPr>
+        <w:t xml:space="preserve"> can be grouped into</w:t>
+      </w:r>
+      <w:r>
+        <w:rPr>
+          <w:lang w:val="en-US"/>
+        </w:rPr>
+        <w:t xml:space="preserve"> linguistic, extralinguistic and paralinguistic cues (</w:t>
+      </w:r>
+      <w:proofErr w:type="spellStart"/>
+      <w:r>
+        <w:rPr>
           <w:color w:val="C00000"/>
           <w:lang w:val="en-US"/>
         </w:rPr>
-      </w:pPr>
-      <w:r>
-        <w:rPr>
-          <w:lang w:val="en-US"/>
-        </w:rPr>
-        <w:tab/>
-      </w:r>
-      <w:r>
-        <w:rPr>
-          <w:lang w:val="en-US"/>
-        </w:rPr>
-        <w:t>The arguably most important type of paralinguistic cues are vocal emotions</w:t>
-      </w:r>
-      <w:r>
-        <w:rPr>
-          <w:lang w:val="en-US"/>
-        </w:rPr>
-        <w:t xml:space="preserve">. With our voices, we can express a remarkable range of emotions and since effective emotional communication is crucial to everyday social interaction, </w:t>
-      </w:r>
-      <w:r>
-        <w:rPr>
-          <w:lang w:val="en-US"/>
-        </w:rPr>
-        <w:t>it is</w:t>
-      </w:r>
-      <w:r>
-        <w:rPr>
-          <w:lang w:val="en-US"/>
-        </w:rPr>
-        <w:t xml:space="preserve"> not surprising that </w:t>
-      </w:r>
-      <w:r>
-        <w:rPr>
-          <w:lang w:val="en-US"/>
-        </w:rPr>
-        <w:t>we</w:t>
+        <w:t>Schweinberger</w:t>
+      </w:r>
+      <w:proofErr w:type="spellEnd"/>
+      <w:r>
+        <w:rPr>
+          <w:color w:val="C00000"/>
+          <w:lang w:val="en-US"/>
+        </w:rPr>
+        <w:t xml:space="preserve"> et al. 2014</w:t>
+      </w:r>
+      <w:r>
+        <w:rPr>
+          <w:lang w:val="en-US"/>
+        </w:rPr>
+        <w:t>). Linguistic cues express the semantic content of the uttered message</w:t>
+      </w:r>
+      <w:r>
+        <w:rPr>
+          <w:lang w:val="en-US"/>
+        </w:rPr>
+        <w:t>, i.e. the spoken words</w:t>
+      </w:r>
+      <w:r>
+        <w:rPr>
+          <w:lang w:val="en-US"/>
+        </w:rPr>
+        <w:t>. Extralinguistic cues refer to speaker characteristics such as sex, age, identity, and even perceived personality traits such as trustworthiness and dominance (</w:t>
+      </w:r>
+      <w:r>
+        <w:rPr>
+          <w:color w:val="C00000"/>
+          <w:lang w:val="en-US"/>
+        </w:rPr>
+        <w:t>Lavan</w:t>
+      </w:r>
+      <w:r>
+        <w:rPr>
+          <w:lang w:val="en-US"/>
+        </w:rPr>
+        <w:t xml:space="preserve">). </w:t>
+      </w:r>
+      <w:r>
+        <w:rPr>
+          <w:lang w:val="en-US"/>
+        </w:rPr>
+        <w:t>These</w:t>
+      </w:r>
+      <w:r>
+        <w:rPr>
+          <w:lang w:val="en-US"/>
+        </w:rPr>
+        <w:t xml:space="preserve"> cues are commonly assumed as rather stable and therefore do not change over the course of a conversation. Paralinguistic cues, in contrast, </w:t>
+      </w:r>
+      <w:r>
+        <w:rPr>
+          <w:lang w:val="en-US"/>
+        </w:rPr>
+        <w:t xml:space="preserve">are non-verbal vocal features that are conveyed together with the spoken word and are constantly modulated during an utterance. They are </w:t>
+      </w:r>
+      <w:r>
+        <w:rPr>
+          <w:lang w:val="en-US"/>
+        </w:rPr>
+        <w:t>also</w:t>
+      </w:r>
+      <w:r>
+        <w:rPr>
+          <w:lang w:val="en-US"/>
+        </w:rPr>
+        <w:t xml:space="preserve"> referred to as “voice prosody”</w:t>
+      </w:r>
+      <w:r>
+        <w:rPr>
+          <w:lang w:val="en-US"/>
+        </w:rPr>
+        <w:t xml:space="preserve"> and they </w:t>
+      </w:r>
+      <w:r>
+        <w:rPr>
+          <w:lang w:val="en-US"/>
+        </w:rPr>
+        <w:t xml:space="preserve">are not </w:t>
+      </w:r>
+      <w:r>
+        <w:rPr>
+          <w:lang w:val="en-US"/>
+        </w:rPr>
+        <w:t>only</w:t>
       </w:r>
       <w:r>
         <w:rPr>
@@ -779,587 +776,13 @@
         <w:rPr>
           <w:lang w:val="en-US"/>
         </w:rPr>
-        <w:t>seem to</w:t>
-      </w:r>
-      <w:r>
-        <w:rPr>
-          <w:lang w:val="en-US"/>
-        </w:rPr>
-        <w:t xml:space="preserve"> perceive </w:t>
-      </w:r>
-      <w:r>
-        <w:rPr>
-          <w:lang w:val="en-US"/>
-        </w:rPr>
-        <w:t>vocal emotions</w:t>
-      </w:r>
-      <w:r>
-        <w:rPr>
-          <w:lang w:val="en-US"/>
-        </w:rPr>
-        <w:t xml:space="preserve"> in a seemingly effortless and automatic </w:t>
-      </w:r>
-      <w:r>
-        <w:rPr>
-          <w:lang w:val="en-US"/>
-        </w:rPr>
-        <w:t>manner</w:t>
-      </w:r>
-      <w:r>
-        <w:rPr>
-          <w:lang w:val="en-US"/>
-        </w:rPr>
-        <w:t xml:space="preserve"> (</w:t>
-      </w:r>
-      <w:r>
-        <w:rPr>
-          <w:color w:val="C00000"/>
-          <w:lang w:val="en-US"/>
-        </w:rPr>
-        <w:t>Quelle</w:t>
-      </w:r>
-      <w:r>
-        <w:rPr>
-          <w:lang w:val="en-US"/>
-        </w:rPr>
-        <w:t>).</w:t>
-      </w:r>
-      <w:r>
-        <w:rPr>
-          <w:lang w:val="en-US"/>
-        </w:rPr>
-        <w:t xml:space="preserve"> But although it appears to be “effortless” on the surface, vocal emotional processing is actually a very complex task for our perceptual system. As paralinguistic cue</w:t>
-      </w:r>
-      <w:r>
-        <w:rPr>
-          <w:lang w:val="en-US"/>
-        </w:rPr>
-        <w:t>s</w:t>
-      </w:r>
-      <w:r>
-        <w:rPr>
-          <w:lang w:val="en-US"/>
-        </w:rPr>
-        <w:t>, emotions</w:t>
-      </w:r>
-      <w:r>
-        <w:rPr>
-          <w:lang w:val="en-US"/>
-        </w:rPr>
-        <w:t xml:space="preserve"> </w:t>
-      </w:r>
-      <w:r>
-        <w:rPr>
-          <w:lang w:val="en-US"/>
-        </w:rPr>
-        <w:t>may rapidly</w:t>
-      </w:r>
-      <w:r>
-        <w:rPr>
-          <w:lang w:val="en-US"/>
-        </w:rPr>
-        <w:t xml:space="preserve"> change </w:t>
-      </w:r>
-      <w:r>
-        <w:rPr>
-          <w:lang w:val="en-US"/>
-        </w:rPr>
-        <w:t>over</w:t>
-      </w:r>
-      <w:r>
-        <w:rPr>
-          <w:lang w:val="en-US"/>
-        </w:rPr>
-        <w:t xml:space="preserve"> the c</w:t>
-      </w:r>
-      <w:r>
-        <w:rPr>
-          <w:lang w:val="en-US"/>
-        </w:rPr>
-        <w:t>ourse</w:t>
-      </w:r>
-      <w:r>
-        <w:rPr>
-          <w:lang w:val="en-US"/>
-        </w:rPr>
-        <w:t xml:space="preserve"> of a </w:t>
-      </w:r>
-      <w:r>
-        <w:rPr>
-          <w:lang w:val="en-US"/>
-        </w:rPr>
-        <w:t>conversation,</w:t>
-      </w:r>
-      <w:r>
-        <w:rPr>
-          <w:lang w:val="en-US"/>
-        </w:rPr>
-        <w:t xml:space="preserve"> and </w:t>
-      </w:r>
-      <w:r>
-        <w:rPr>
-          <w:lang w:val="en-US"/>
-        </w:rPr>
-        <w:t xml:space="preserve">their specific expression varies substantially between speakers and </w:t>
-      </w:r>
-      <w:r>
-        <w:rPr>
-          <w:lang w:val="en-US"/>
-        </w:rPr>
-        <w:t>contexts</w:t>
-      </w:r>
-      <w:r>
-        <w:rPr>
-          <w:lang w:val="en-US"/>
-        </w:rPr>
-        <w:t xml:space="preserve"> (</w:t>
-      </w:r>
-      <w:r>
-        <w:rPr>
-          <w:color w:val="C00000"/>
-          <w:lang w:val="en-US"/>
-        </w:rPr>
-        <w:t>Quelle</w:t>
-      </w:r>
-      <w:r>
-        <w:rPr>
-          <w:lang w:val="en-US"/>
-        </w:rPr>
-        <w:t xml:space="preserve">). Therefore, adequate perception and reaction to vocal emotions </w:t>
-      </w:r>
-      <w:proofErr w:type="gramStart"/>
-      <w:r>
-        <w:rPr>
-          <w:lang w:val="en-US"/>
-        </w:rPr>
-        <w:t>requires</w:t>
-      </w:r>
-      <w:proofErr w:type="gramEnd"/>
-      <w:r>
-        <w:rPr>
-          <w:lang w:val="en-US"/>
-        </w:rPr>
-        <w:t xml:space="preserve"> constant real-time monitoring and very efficient processing of the auditory input (</w:t>
-      </w:r>
-      <w:r>
-        <w:rPr>
-          <w:color w:val="C00000"/>
-          <w:lang w:val="en-US"/>
-        </w:rPr>
-        <w:t>Quelle</w:t>
-      </w:r>
-      <w:r>
-        <w:rPr>
-          <w:lang w:val="en-US"/>
-        </w:rPr>
-        <w:t xml:space="preserve">). How </w:t>
-      </w:r>
-      <w:r>
-        <w:rPr>
-          <w:lang w:val="en-US"/>
-        </w:rPr>
-        <w:t>can</w:t>
-      </w:r>
-      <w:r>
-        <w:rPr>
-          <w:lang w:val="en-US"/>
-        </w:rPr>
-        <w:t xml:space="preserve"> this degree of efficiency</w:t>
-      </w:r>
-      <w:r>
-        <w:rPr>
-          <w:lang w:val="en-US"/>
-        </w:rPr>
-        <w:t xml:space="preserve"> be achieved</w:t>
-      </w:r>
-      <w:r>
-        <w:rPr>
-          <w:lang w:val="en-US"/>
-        </w:rPr>
-        <w:t>?</w:t>
-      </w:r>
-      <w:r>
-        <w:rPr>
-          <w:lang w:val="en-US"/>
-        </w:rPr>
-        <w:t xml:space="preserve"> </w:t>
-      </w:r>
-      <w:r>
-        <w:rPr>
-          <w:lang w:val="en-US"/>
-        </w:rPr>
-        <w:t>Although this is</w:t>
-      </w:r>
-      <w:r>
-        <w:rPr>
-          <w:lang w:val="en-US"/>
-        </w:rPr>
-        <w:t xml:space="preserve"> not</w:t>
-      </w:r>
-      <w:r>
-        <w:rPr>
-          <w:lang w:val="en-US"/>
-        </w:rPr>
-        <w:t xml:space="preserve"> understood exhaustively</w:t>
-      </w:r>
-      <w:r>
-        <w:rPr>
-          <w:lang w:val="en-US"/>
-        </w:rPr>
-        <w:t xml:space="preserve">, a part of the answer lies in a fundamental feature of our perceptual system: flexibility. </w:t>
-      </w:r>
-      <w:r>
-        <w:rPr>
-          <w:lang w:val="en-US"/>
-        </w:rPr>
-        <w:t xml:space="preserve">Our emotion perception is not static, but it tunes into </w:t>
-      </w:r>
-      <w:r>
-        <w:rPr>
-          <w:lang w:val="en-US"/>
-        </w:rPr>
-        <w:t>context</w:t>
-      </w:r>
-      <w:r>
-        <w:rPr>
-          <w:lang w:val="en-US"/>
-        </w:rPr>
-        <w:t>s</w:t>
-      </w:r>
-      <w:r>
-        <w:rPr>
-          <w:lang w:val="en-US"/>
-        </w:rPr>
-        <w:t xml:space="preserve"> and speakers.</w:t>
-      </w:r>
-      <w:r>
-        <w:rPr>
-          <w:lang w:val="en-US"/>
-        </w:rPr>
-        <w:t xml:space="preserve"> </w:t>
-      </w:r>
-      <w:r>
-        <w:rPr>
-          <w:lang w:val="en-US"/>
-        </w:rPr>
-        <w:t>For example, i</w:t>
-      </w:r>
-      <w:r>
-        <w:rPr>
-          <w:lang w:val="en-US"/>
-        </w:rPr>
-        <w:t xml:space="preserve">t has been shown that listeners rely on different acoustic cues to infer emotions, </w:t>
-      </w:r>
-      <w:r>
-        <w:rPr>
-          <w:lang w:val="en-US"/>
-        </w:rPr>
-        <w:t>depending on</w:t>
-      </w:r>
-      <w:r>
-        <w:rPr>
-          <w:lang w:val="en-US"/>
-        </w:rPr>
-        <w:t xml:space="preserve"> </w:t>
-      </w:r>
-      <w:r>
-        <w:rPr>
-          <w:lang w:val="en-US"/>
-        </w:rPr>
-        <w:t>which</w:t>
-      </w:r>
-      <w:r>
-        <w:rPr>
-          <w:lang w:val="en-US"/>
-        </w:rPr>
-        <w:t xml:space="preserve"> are </w:t>
-      </w:r>
-      <w:r>
-        <w:rPr>
-          <w:lang w:val="en-US"/>
-        </w:rPr>
-        <w:t xml:space="preserve">currently </w:t>
-      </w:r>
-      <w:r>
-        <w:rPr>
-          <w:lang w:val="en-US"/>
-        </w:rPr>
-        <w:t>mo</w:t>
-      </w:r>
-      <w:r>
-        <w:rPr>
-          <w:lang w:val="en-US"/>
-        </w:rPr>
-        <w:t>st</w:t>
-      </w:r>
-      <w:r>
-        <w:rPr>
-          <w:lang w:val="en-US"/>
-        </w:rPr>
-        <w:t xml:space="preserve"> informative </w:t>
-      </w:r>
-      <w:r>
-        <w:rPr>
-          <w:lang w:val="en-US"/>
-        </w:rPr>
-        <w:t>(</w:t>
-      </w:r>
-      <w:r>
-        <w:rPr>
-          <w:color w:val="C00000"/>
-          <w:lang w:val="en-US"/>
-        </w:rPr>
-        <w:t>Quelle</w:t>
-      </w:r>
-      <w:r>
-        <w:rPr>
-          <w:lang w:val="en-US"/>
-        </w:rPr>
-        <w:t>). As a result</w:t>
-      </w:r>
-      <w:r>
-        <w:rPr>
-          <w:lang w:val="en-US"/>
-        </w:rPr>
-        <w:t xml:space="preserve">, </w:t>
-      </w:r>
-      <w:r>
-        <w:rPr>
-          <w:lang w:val="en-US"/>
-        </w:rPr>
-        <w:t>while</w:t>
-      </w:r>
-      <w:r>
-        <w:rPr>
-          <w:lang w:val="en-US"/>
-        </w:rPr>
-        <w:t xml:space="preserve"> </w:t>
-      </w:r>
-      <w:r>
-        <w:rPr>
-          <w:lang w:val="en-US"/>
-        </w:rPr>
-        <w:t>speaker</w:t>
-      </w:r>
-      <w:r>
-        <w:rPr>
-          <w:lang w:val="en-US"/>
-        </w:rPr>
-        <w:t xml:space="preserve">s </w:t>
-      </w:r>
-      <w:r>
-        <w:rPr>
-          <w:lang w:val="en-US"/>
-        </w:rPr>
-        <w:t>express emotion</w:t>
-      </w:r>
-      <w:r>
-        <w:rPr>
-          <w:lang w:val="en-US"/>
-        </w:rPr>
-        <w:t>s</w:t>
-      </w:r>
-      <w:r>
-        <w:rPr>
-          <w:lang w:val="en-US"/>
-        </w:rPr>
-        <w:t xml:space="preserve"> in very different </w:t>
-      </w:r>
-      <w:r>
-        <w:rPr>
-          <w:lang w:val="en-US"/>
-        </w:rPr>
-        <w:t>ways,</w:t>
-      </w:r>
-      <w:r>
-        <w:rPr>
-          <w:lang w:val="en-US"/>
-        </w:rPr>
-        <w:t xml:space="preserve"> listeners are equally efficient in recognizing </w:t>
-      </w:r>
-      <w:r>
-        <w:rPr>
-          <w:lang w:val="en-US"/>
-        </w:rPr>
-        <w:t>them (</w:t>
-      </w:r>
-      <w:r>
-        <w:rPr>
-          <w:color w:val="C00000"/>
-          <w:lang w:val="en-US"/>
-        </w:rPr>
-        <w:t>Quelle</w:t>
-      </w:r>
-      <w:r>
-        <w:rPr>
-          <w:lang w:val="en-US"/>
-        </w:rPr>
-        <w:t xml:space="preserve">).  </w:t>
-      </w:r>
-      <w:r>
-        <w:rPr>
-          <w:lang w:val="en-US"/>
-        </w:rPr>
-        <w:t xml:space="preserve">Furthermore… </w:t>
-      </w:r>
-      <w:proofErr w:type="spellStart"/>
-      <w:r>
-        <w:rPr>
-          <w:color w:val="C00000"/>
-          <w:lang w:val="en-US"/>
-        </w:rPr>
-        <w:t>ToDo</w:t>
-      </w:r>
-      <w:proofErr w:type="spellEnd"/>
-      <w:r>
-        <w:rPr>
-          <w:color w:val="C00000"/>
-          <w:lang w:val="en-US"/>
-        </w:rPr>
-        <w:t>: find something about the context + Pinheiros Paper.</w:t>
-      </w:r>
-      <w:r>
-        <w:rPr>
-          <w:color w:val="C00000"/>
-          <w:lang w:val="en-US"/>
-        </w:rPr>
-        <w:t xml:space="preserve"> </w:t>
-      </w:r>
-      <w:proofErr w:type="spellStart"/>
-      <w:r>
-        <w:rPr>
-          <w:color w:val="C00000"/>
-        </w:rPr>
-        <w:t>Punchline</w:t>
-      </w:r>
-      <w:proofErr w:type="spellEnd"/>
-      <w:r>
-        <w:rPr>
-          <w:color w:val="C00000"/>
-        </w:rPr>
-        <w:t xml:space="preserve">: </w:t>
-      </w:r>
-      <w:proofErr w:type="spellStart"/>
-      <w:r>
-        <w:rPr>
-          <w:color w:val="C00000"/>
-        </w:rPr>
-        <w:t>emotionswahrnehmung</w:t>
-      </w:r>
-      <w:proofErr w:type="spellEnd"/>
-      <w:r>
-        <w:rPr>
-          <w:color w:val="C00000"/>
-        </w:rPr>
-        <w:t xml:space="preserve"> passiert nicht losgelöst von </w:t>
-      </w:r>
-      <w:proofErr w:type="spellStart"/>
-      <w:r>
-        <w:rPr>
-          <w:color w:val="C00000"/>
-        </w:rPr>
-        <w:t>extralinguistic</w:t>
-      </w:r>
-      <w:proofErr w:type="spellEnd"/>
-      <w:r>
-        <w:rPr>
-          <w:color w:val="C00000"/>
-        </w:rPr>
-        <w:t xml:space="preserve"> </w:t>
-      </w:r>
-      <w:proofErr w:type="spellStart"/>
-      <w:r>
-        <w:rPr>
-          <w:color w:val="C00000"/>
-        </w:rPr>
-        <w:t>cues</w:t>
-      </w:r>
-      <w:proofErr w:type="spellEnd"/>
-      <w:r>
-        <w:rPr>
-          <w:color w:val="C00000"/>
-        </w:rPr>
-        <w:t xml:space="preserve"> wie </w:t>
-      </w:r>
-      <w:proofErr w:type="spellStart"/>
-      <w:r>
-        <w:rPr>
-          <w:color w:val="C00000"/>
-        </w:rPr>
-        <w:t>i</w:t>
-      </w:r>
-      <w:r>
-        <w:rPr>
-          <w:color w:val="C00000"/>
-        </w:rPr>
-        <w:t>ndentity</w:t>
-      </w:r>
-      <w:proofErr w:type="spellEnd"/>
-      <w:r>
-        <w:rPr>
-          <w:color w:val="C00000"/>
-        </w:rPr>
-        <w:t xml:space="preserve"> and </w:t>
-      </w:r>
-      <w:proofErr w:type="spellStart"/>
-      <w:r>
-        <w:rPr>
-          <w:color w:val="C00000"/>
-        </w:rPr>
-        <w:t>gender</w:t>
-      </w:r>
-      <w:proofErr w:type="spellEnd"/>
-      <w:r>
-        <w:rPr>
-          <w:color w:val="C00000"/>
-        </w:rPr>
-        <w:t xml:space="preserve">. </w:t>
-      </w:r>
-      <w:r>
-        <w:rPr>
-          <w:color w:val="C00000"/>
-          <w:lang w:val="en-US"/>
-        </w:rPr>
-        <w:t>(</w:t>
-      </w:r>
-      <w:proofErr w:type="gramStart"/>
-      <w:r>
-        <w:rPr>
-          <w:color w:val="C00000"/>
-          <w:lang w:val="en-US"/>
-        </w:rPr>
-        <w:t>crucially</w:t>
-      </w:r>
-      <w:proofErr w:type="gramEnd"/>
-      <w:r>
-        <w:rPr>
-          <w:color w:val="C00000"/>
-          <w:lang w:val="en-US"/>
-        </w:rPr>
-        <w:t>: extralinguistic cues provide a valuable source of information t</w:t>
-      </w:r>
-      <w:r>
-        <w:rPr>
-          <w:color w:val="C00000"/>
-          <w:lang w:val="en-US"/>
-        </w:rPr>
-        <w:t xml:space="preserve">o achieve this flexibility, instead of just being “noise” that needs to </w:t>
-      </w:r>
-      <w:proofErr w:type="gramStart"/>
-      <w:r>
-        <w:rPr>
-          <w:color w:val="C00000"/>
-          <w:lang w:val="en-US"/>
-        </w:rPr>
-        <w:t>cancelled</w:t>
-      </w:r>
-      <w:proofErr w:type="gramEnd"/>
-      <w:r>
-        <w:rPr>
-          <w:color w:val="C00000"/>
-          <w:lang w:val="en-US"/>
-        </w:rPr>
-        <w:t xml:space="preserve"> out. </w:t>
+        <w:t xml:space="preserve">mere </w:t>
+      </w:r>
+      <w:r>
+        <w:rPr>
+          <w:lang w:val="en-US"/>
+        </w:rPr>
+        <w:t>byproduct of the spoken utterances, but a carrier of rich and complex meaning.</w:t>
       </w:r>
     </w:p>
     <w:p>
@@ -1380,6 +803,1934 @@
         <w:rPr>
           <w:lang w:val="en-US"/>
         </w:rPr>
+        <w:t>The arguably most important type of paralinguistic cues are vocal emotions</w:t>
+      </w:r>
+      <w:r>
+        <w:rPr>
+          <w:lang w:val="en-US"/>
+        </w:rPr>
+        <w:t xml:space="preserve">. With our voices, we can express a remarkable range of emotions and since effective emotional communication is crucial to everyday social interaction, </w:t>
+      </w:r>
+      <w:r>
+        <w:rPr>
+          <w:lang w:val="en-US"/>
+        </w:rPr>
+        <w:t>it is</w:t>
+      </w:r>
+      <w:r>
+        <w:rPr>
+          <w:lang w:val="en-US"/>
+        </w:rPr>
+        <w:t xml:space="preserve"> not surprising that </w:t>
+      </w:r>
+      <w:r>
+        <w:rPr>
+          <w:lang w:val="en-US"/>
+        </w:rPr>
+        <w:t>listeners</w:t>
+      </w:r>
+      <w:r>
+        <w:rPr>
+          <w:lang w:val="en-US"/>
+        </w:rPr>
+        <w:t xml:space="preserve"> </w:t>
+      </w:r>
+      <w:r>
+        <w:rPr>
+          <w:lang w:val="en-US"/>
+        </w:rPr>
+        <w:t>seem to</w:t>
+      </w:r>
+      <w:r>
+        <w:rPr>
+          <w:lang w:val="en-US"/>
+        </w:rPr>
+        <w:t xml:space="preserve"> </w:t>
+      </w:r>
+      <w:r>
+        <w:rPr>
+          <w:lang w:val="en-US"/>
+        </w:rPr>
+        <w:t>pick them up</w:t>
+      </w:r>
+      <w:r>
+        <w:rPr>
+          <w:lang w:val="en-US"/>
+        </w:rPr>
+        <w:t xml:space="preserve"> in a seemingly effortless and automatic </w:t>
+      </w:r>
+      <w:r>
+        <w:rPr>
+          <w:lang w:val="en-US"/>
+        </w:rPr>
+        <w:t>manner</w:t>
+      </w:r>
+      <w:r>
+        <w:rPr>
+          <w:lang w:val="en-US"/>
+        </w:rPr>
+        <w:t xml:space="preserve"> (</w:t>
+      </w:r>
+      <w:r>
+        <w:rPr>
+          <w:color w:val="C00000"/>
+          <w:lang w:val="en-US"/>
+        </w:rPr>
+        <w:t>Quelle</w:t>
+      </w:r>
+      <w:r>
+        <w:rPr>
+          <w:lang w:val="en-US"/>
+        </w:rPr>
+        <w:t>).</w:t>
+      </w:r>
+      <w:r>
+        <w:rPr>
+          <w:lang w:val="en-US"/>
+        </w:rPr>
+        <w:t xml:space="preserve"> But although it appears “effortless” on the surface, vocal emotional processing is actually a very complex task for our perceptual system. As paralinguistic cue</w:t>
+      </w:r>
+      <w:r>
+        <w:rPr>
+          <w:lang w:val="en-US"/>
+        </w:rPr>
+        <w:t>s</w:t>
+      </w:r>
+      <w:r>
+        <w:rPr>
+          <w:lang w:val="en-US"/>
+        </w:rPr>
+        <w:t>, emotions</w:t>
+      </w:r>
+      <w:r>
+        <w:rPr>
+          <w:lang w:val="en-US"/>
+        </w:rPr>
+        <w:t xml:space="preserve"> </w:t>
+      </w:r>
+      <w:r>
+        <w:rPr>
+          <w:lang w:val="en-US"/>
+        </w:rPr>
+        <w:t>may rapidly</w:t>
+      </w:r>
+      <w:r>
+        <w:rPr>
+          <w:lang w:val="en-US"/>
+        </w:rPr>
+        <w:t xml:space="preserve"> change </w:t>
+      </w:r>
+      <w:r>
+        <w:rPr>
+          <w:lang w:val="en-US"/>
+        </w:rPr>
+        <w:t>over</w:t>
+      </w:r>
+      <w:r>
+        <w:rPr>
+          <w:lang w:val="en-US"/>
+        </w:rPr>
+        <w:t xml:space="preserve"> the c</w:t>
+      </w:r>
+      <w:r>
+        <w:rPr>
+          <w:lang w:val="en-US"/>
+        </w:rPr>
+        <w:t>ourse</w:t>
+      </w:r>
+      <w:r>
+        <w:rPr>
+          <w:lang w:val="en-US"/>
+        </w:rPr>
+        <w:t xml:space="preserve"> of a </w:t>
+      </w:r>
+      <w:r>
+        <w:rPr>
+          <w:lang w:val="en-US"/>
+        </w:rPr>
+        <w:t>conversation,</w:t>
+      </w:r>
+      <w:r>
+        <w:rPr>
+          <w:lang w:val="en-US"/>
+        </w:rPr>
+        <w:t xml:space="preserve"> and </w:t>
+      </w:r>
+      <w:r>
+        <w:rPr>
+          <w:lang w:val="en-US"/>
+        </w:rPr>
+        <w:t xml:space="preserve">their specific expression varies substantially between speakers and </w:t>
+      </w:r>
+      <w:r>
+        <w:rPr>
+          <w:lang w:val="en-US"/>
+        </w:rPr>
+        <w:t>contexts</w:t>
+      </w:r>
+      <w:r>
+        <w:rPr>
+          <w:lang w:val="en-US"/>
+        </w:rPr>
+        <w:t xml:space="preserve"> (</w:t>
+      </w:r>
+      <w:r>
+        <w:rPr>
+          <w:color w:val="C00000"/>
+          <w:lang w:val="en-US"/>
+        </w:rPr>
+        <w:t>Quelle</w:t>
+      </w:r>
+      <w:r>
+        <w:rPr>
+          <w:lang w:val="en-US"/>
+        </w:rPr>
+        <w:t>). Therefore, adequate perception</w:t>
+      </w:r>
+      <w:r>
+        <w:rPr>
+          <w:lang w:val="en-US"/>
+        </w:rPr>
+        <w:t xml:space="preserve"> of</w:t>
+      </w:r>
+      <w:r>
+        <w:rPr>
+          <w:lang w:val="en-US"/>
+        </w:rPr>
+        <w:t xml:space="preserve"> and reaction to vocal emotions requires constant real-time monitoring and very efficient processing of the auditory input (</w:t>
+      </w:r>
+      <w:r>
+        <w:rPr>
+          <w:color w:val="C00000"/>
+          <w:lang w:val="en-US"/>
+        </w:rPr>
+        <w:t>Quelle</w:t>
+      </w:r>
+      <w:r>
+        <w:rPr>
+          <w:lang w:val="en-US"/>
+        </w:rPr>
+        <w:t xml:space="preserve">). How </w:t>
+      </w:r>
+      <w:r>
+        <w:rPr>
+          <w:lang w:val="en-US"/>
+        </w:rPr>
+        <w:t>is this</w:t>
+      </w:r>
+      <w:r>
+        <w:rPr>
+          <w:lang w:val="en-US"/>
+        </w:rPr>
+        <w:t xml:space="preserve"> degree of efficiency</w:t>
+      </w:r>
+      <w:r>
+        <w:rPr>
+          <w:lang w:val="en-US"/>
+        </w:rPr>
+        <w:t xml:space="preserve"> achieved</w:t>
+      </w:r>
+      <w:r>
+        <w:rPr>
+          <w:lang w:val="en-US"/>
+        </w:rPr>
+        <w:t>?</w:t>
+      </w:r>
+      <w:r>
+        <w:rPr>
+          <w:lang w:val="en-US"/>
+        </w:rPr>
+        <w:t xml:space="preserve"> </w:t>
+      </w:r>
+      <w:r>
+        <w:rPr>
+          <w:lang w:val="en-US"/>
+        </w:rPr>
+        <w:t>Although this is</w:t>
+      </w:r>
+      <w:r>
+        <w:rPr>
+          <w:lang w:val="en-US"/>
+        </w:rPr>
+        <w:t xml:space="preserve"> not</w:t>
+      </w:r>
+      <w:r>
+        <w:rPr>
+          <w:lang w:val="en-US"/>
+        </w:rPr>
+        <w:t xml:space="preserve"> understood exhaustively</w:t>
+      </w:r>
+      <w:r>
+        <w:rPr>
+          <w:lang w:val="en-US"/>
+        </w:rPr>
+        <w:t xml:space="preserve">, a part of the answer lies in a fundamental feature of our perceptual system: </w:t>
+      </w:r>
+      <w:r>
+        <w:rPr>
+          <w:i/>
+          <w:iCs/>
+          <w:lang w:val="en-US"/>
+        </w:rPr>
+        <w:t>flexibility</w:t>
+      </w:r>
+      <w:r>
+        <w:rPr>
+          <w:lang w:val="en-US"/>
+        </w:rPr>
+        <w:t xml:space="preserve">. </w:t>
+      </w:r>
+      <w:r>
+        <w:rPr>
+          <w:lang w:val="en-US"/>
+        </w:rPr>
+        <w:t xml:space="preserve">The processing of </w:t>
+      </w:r>
+      <w:r>
+        <w:rPr>
+          <w:lang w:val="en-US"/>
+        </w:rPr>
+        <w:t>emotion</w:t>
+      </w:r>
+      <w:r>
+        <w:rPr>
+          <w:lang w:val="en-US"/>
+        </w:rPr>
+        <w:t>s</w:t>
+      </w:r>
+      <w:r>
+        <w:rPr>
+          <w:lang w:val="en-US"/>
+        </w:rPr>
+        <w:t xml:space="preserve"> is not </w:t>
+      </w:r>
+      <w:r>
+        <w:rPr>
+          <w:lang w:val="en-US"/>
+        </w:rPr>
+        <w:t>static but</w:t>
+      </w:r>
+      <w:r>
+        <w:rPr>
+          <w:lang w:val="en-US"/>
+        </w:rPr>
+        <w:t xml:space="preserve"> tunes into </w:t>
+      </w:r>
+      <w:r>
+        <w:rPr>
+          <w:lang w:val="en-US"/>
+        </w:rPr>
+        <w:t>context</w:t>
+      </w:r>
+      <w:r>
+        <w:rPr>
+          <w:lang w:val="en-US"/>
+        </w:rPr>
+        <w:t>s</w:t>
+      </w:r>
+      <w:r>
+        <w:rPr>
+          <w:lang w:val="en-US"/>
+        </w:rPr>
+        <w:t xml:space="preserve"> and speakers.</w:t>
+      </w:r>
+      <w:r>
+        <w:rPr>
+          <w:lang w:val="en-US"/>
+        </w:rPr>
+        <w:t xml:space="preserve"> </w:t>
+      </w:r>
+      <w:r>
+        <w:rPr>
+          <w:lang w:val="en-US"/>
+        </w:rPr>
+        <w:t>There is ample evidence</w:t>
+      </w:r>
+      <w:r>
+        <w:rPr>
+          <w:lang w:val="en-US"/>
+        </w:rPr>
+        <w:t xml:space="preserve"> show</w:t>
+      </w:r>
+      <w:r>
+        <w:rPr>
+          <w:lang w:val="en-US"/>
+        </w:rPr>
+        <w:t>ing</w:t>
+      </w:r>
+      <w:r>
+        <w:rPr>
+          <w:lang w:val="en-US"/>
+        </w:rPr>
+        <w:t xml:space="preserve"> that listeners rely on different acoustic cues to infer emotions, depending on</w:t>
+      </w:r>
+      <w:r>
+        <w:rPr>
+          <w:lang w:val="en-US"/>
+        </w:rPr>
+        <w:t xml:space="preserve"> </w:t>
+      </w:r>
+      <w:r>
+        <w:rPr>
+          <w:lang w:val="en-US"/>
+        </w:rPr>
+        <w:t xml:space="preserve">which are </w:t>
+      </w:r>
+      <w:r>
+        <w:rPr>
+          <w:lang w:val="en-US"/>
+        </w:rPr>
+        <w:t xml:space="preserve">currently </w:t>
+      </w:r>
+      <w:r>
+        <w:rPr>
+          <w:lang w:val="en-US"/>
+        </w:rPr>
+        <w:t>mo</w:t>
+      </w:r>
+      <w:r>
+        <w:rPr>
+          <w:lang w:val="en-US"/>
+        </w:rPr>
+        <w:t>st</w:t>
+      </w:r>
+      <w:r>
+        <w:rPr>
+          <w:lang w:val="en-US"/>
+        </w:rPr>
+        <w:t xml:space="preserve"> informative </w:t>
+      </w:r>
+      <w:r>
+        <w:rPr>
+          <w:lang w:val="en-US"/>
+        </w:rPr>
+        <w:t>(</w:t>
+      </w:r>
+      <w:r>
+        <w:rPr>
+          <w:color w:val="C00000"/>
+          <w:lang w:val="en-US"/>
+        </w:rPr>
+        <w:t>Quelle</w:t>
+      </w:r>
+      <w:r>
+        <w:rPr>
+          <w:color w:val="C00000"/>
+          <w:lang w:val="en-US"/>
+        </w:rPr>
+        <w:t xml:space="preserve">, </w:t>
+      </w:r>
+      <w:proofErr w:type="spellStart"/>
+      <w:r>
+        <w:rPr>
+          <w:color w:val="C00000"/>
+          <w:lang w:val="en-US"/>
+        </w:rPr>
+        <w:t>Laukka</w:t>
+      </w:r>
+      <w:proofErr w:type="spellEnd"/>
+      <w:r>
+        <w:rPr>
+          <w:color w:val="C00000"/>
+          <w:lang w:val="en-US"/>
+        </w:rPr>
+        <w:t xml:space="preserve"> et al., 2016; Thompson &amp; Balkwill, 2006; Thompson et al., 2010</w:t>
+      </w:r>
+      <w:r>
+        <w:rPr>
+          <w:lang w:val="en-US"/>
+        </w:rPr>
+        <w:t>). As a result</w:t>
+      </w:r>
+      <w:r>
+        <w:rPr>
+          <w:lang w:val="en-US"/>
+        </w:rPr>
+        <w:t xml:space="preserve">, </w:t>
+      </w:r>
+      <w:r>
+        <w:rPr>
+          <w:lang w:val="en-US"/>
+        </w:rPr>
+        <w:t>while</w:t>
+      </w:r>
+      <w:r>
+        <w:rPr>
+          <w:lang w:val="en-US"/>
+        </w:rPr>
+        <w:t xml:space="preserve"> speaker</w:t>
+      </w:r>
+      <w:r>
+        <w:rPr>
+          <w:lang w:val="en-US"/>
+        </w:rPr>
+        <w:t xml:space="preserve">s </w:t>
+      </w:r>
+      <w:r>
+        <w:rPr>
+          <w:lang w:val="en-US"/>
+        </w:rPr>
+        <w:t>express emotion</w:t>
+      </w:r>
+      <w:r>
+        <w:rPr>
+          <w:lang w:val="en-US"/>
+        </w:rPr>
+        <w:t>s</w:t>
+      </w:r>
+      <w:r>
+        <w:rPr>
+          <w:lang w:val="en-US"/>
+        </w:rPr>
+        <w:t xml:space="preserve"> in very different ways, listeners are equally efficient in recognizing </w:t>
+      </w:r>
+      <w:r>
+        <w:rPr>
+          <w:lang w:val="en-US"/>
+        </w:rPr>
+        <w:t>them (</w:t>
+      </w:r>
+      <w:r>
+        <w:rPr>
+          <w:color w:val="C00000"/>
+          <w:lang w:val="en-US"/>
+        </w:rPr>
+        <w:t>Quelle</w:t>
+      </w:r>
+      <w:r>
+        <w:rPr>
+          <w:lang w:val="en-US"/>
+        </w:rPr>
+        <w:t xml:space="preserve">). </w:t>
+      </w:r>
+      <w:r>
+        <w:rPr>
+          <w:lang w:val="en-US"/>
+        </w:rPr>
+        <w:t>Thus, listeners are able to decode similar emotions from</w:t>
+      </w:r>
+      <w:r>
+        <w:rPr>
+          <w:lang w:val="en-US"/>
+        </w:rPr>
+        <w:t xml:space="preserve"> very</w:t>
+      </w:r>
+      <w:r>
+        <w:rPr>
+          <w:lang w:val="en-US"/>
+        </w:rPr>
+        <w:t xml:space="preserve"> different acoustic input</w:t>
+      </w:r>
+      <w:r>
+        <w:rPr>
+          <w:lang w:val="en-US"/>
+        </w:rPr>
+        <w:t>. But that is not all: listeners can also infer different emotions from the very same acoustic input, depending on the context in which they are presented</w:t>
+      </w:r>
+      <w:r>
+        <w:rPr>
+          <w:lang w:val="en-US"/>
+        </w:rPr>
+        <w:t>. This is</w:t>
+      </w:r>
+      <w:r>
+        <w:rPr>
+          <w:lang w:val="en-US"/>
+        </w:rPr>
+        <w:t xml:space="preserve"> evidenced in a phenomenon called </w:t>
+      </w:r>
+      <w:r>
+        <w:rPr>
+          <w:i/>
+          <w:iCs/>
+          <w:lang w:val="en-US"/>
+        </w:rPr>
+        <w:t>perceptual adaptation</w:t>
+      </w:r>
+      <w:r>
+        <w:rPr>
+          <w:lang w:val="en-US"/>
+        </w:rPr>
+        <w:t xml:space="preserve">. </w:t>
+      </w:r>
+    </w:p>
+    <w:p>
+      <w:pPr>
+        <w:suppressAutoHyphens w:val="0"/>
+        <w:spacing w:line="278" w:lineRule="auto"/>
+        <w:rPr>
+          <w:i/>
+          <w:iCs/>
+          <w:lang w:val="en-US"/>
+        </w:rPr>
+      </w:pPr>
+      <w:r>
+        <w:rPr>
+          <w:i/>
+          <w:iCs/>
+          <w:lang w:val="en-US"/>
+        </w:rPr>
+        <w:t>A</w:t>
+      </w:r>
+      <w:r>
+        <w:rPr>
+          <w:i/>
+          <w:iCs/>
+          <w:lang w:val="en-US"/>
+        </w:rPr>
+        <w:t>daptation – a hallmark of perceptual flexibility</w:t>
+      </w:r>
+    </w:p>
+    <w:p>
+      <w:pPr>
+        <w:suppressAutoHyphens w:val="0"/>
+        <w:spacing w:line="278" w:lineRule="auto"/>
+        <w:rPr>
+          <w:lang w:val="en-US"/>
+        </w:rPr>
+      </w:pPr>
+      <w:r>
+        <w:rPr>
+          <w:lang w:val="en-US"/>
+        </w:rPr>
+        <w:tab/>
+        <w:t xml:space="preserve">Perceptual adaptation </w:t>
+      </w:r>
+      <w:r>
+        <w:rPr>
+          <w:lang w:val="en-US"/>
+        </w:rPr>
+        <w:t xml:space="preserve">can be understood as a calibration process to the current perceptual configuration of the environment, which manifests in a </w:t>
+      </w:r>
+      <w:r>
+        <w:rPr>
+          <w:lang w:val="en-US"/>
+        </w:rPr>
+        <w:t>perceptual bias to opposite features of a stimulus after repeated exposure</w:t>
+      </w:r>
+      <w:r>
+        <w:rPr>
+          <w:lang w:val="en-US"/>
+        </w:rPr>
+        <w:t xml:space="preserve">. For vocal emotions, it was first shown by </w:t>
+      </w:r>
+      <w:proofErr w:type="spellStart"/>
+      <w:r>
+        <w:rPr>
+          <w:color w:val="C00000"/>
+          <w:lang w:val="en-US"/>
+        </w:rPr>
+        <w:t>Bestelmeyer</w:t>
+      </w:r>
+      <w:proofErr w:type="spellEnd"/>
+      <w:r>
+        <w:rPr>
+          <w:color w:val="C00000"/>
+          <w:lang w:val="en-US"/>
+        </w:rPr>
+        <w:t xml:space="preserve"> et al</w:t>
+      </w:r>
+      <w:r>
+        <w:rPr>
+          <w:lang w:val="en-US"/>
+        </w:rPr>
+        <w:t>:</w:t>
+      </w:r>
+      <w:r>
+        <w:rPr>
+          <w:lang w:val="en-US"/>
+        </w:rPr>
+        <w:t xml:space="preserve"> </w:t>
+      </w:r>
+      <w:r>
+        <w:rPr>
+          <w:lang w:val="en-US"/>
+        </w:rPr>
+        <w:t>A</w:t>
+      </w:r>
+      <w:r>
+        <w:rPr>
+          <w:lang w:val="en-US"/>
+        </w:rPr>
+        <w:t xml:space="preserve">fter </w:t>
+      </w:r>
+      <w:r>
+        <w:rPr>
+          <w:lang w:val="en-US"/>
+        </w:rPr>
+        <w:t xml:space="preserve">repeated </w:t>
+      </w:r>
+      <w:r>
+        <w:rPr>
+          <w:lang w:val="en-US"/>
+        </w:rPr>
+        <w:t>exposure</w:t>
+      </w:r>
+      <w:r>
+        <w:rPr>
+          <w:lang w:val="en-US"/>
+        </w:rPr>
+        <w:t xml:space="preserve"> </w:t>
+      </w:r>
+      <w:r>
+        <w:rPr>
+          <w:lang w:val="en-US"/>
+        </w:rPr>
+        <w:t>to angry voice</w:t>
+      </w:r>
+      <w:r>
+        <w:rPr>
+          <w:lang w:val="en-US"/>
+        </w:rPr>
+        <w:t>s</w:t>
+      </w:r>
+      <w:r>
+        <w:rPr>
+          <w:lang w:val="en-US"/>
+        </w:rPr>
+        <w:t xml:space="preserve"> (the adaptor</w:t>
+      </w:r>
+      <w:r>
+        <w:rPr>
+          <w:lang w:val="en-US"/>
+        </w:rPr>
+        <w:t>s</w:t>
+      </w:r>
+      <w:r>
+        <w:rPr>
+          <w:lang w:val="en-US"/>
+        </w:rPr>
+        <w:t>), a subsequently presented ambiguous voice (the target) at an</w:t>
+      </w:r>
+      <w:r>
+        <w:rPr>
+          <w:lang w:val="en-US"/>
+        </w:rPr>
+        <w:t xml:space="preserve"> </w:t>
+      </w:r>
+      <w:r>
+        <w:rPr>
+          <w:lang w:val="en-US"/>
+        </w:rPr>
+        <w:t>intermediate position within an ang</w:t>
+      </w:r>
+      <w:r>
+        <w:rPr>
+          <w:lang w:val="en-US"/>
+        </w:rPr>
+        <w:t>er</w:t>
+      </w:r>
+      <w:r>
+        <w:rPr>
+          <w:lang w:val="en-US"/>
+        </w:rPr>
+        <w:t xml:space="preserve">-fear continuum </w:t>
+      </w:r>
+      <w:r>
+        <w:rPr>
+          <w:lang w:val="en-US"/>
+        </w:rPr>
+        <w:t>was more often</w:t>
+      </w:r>
+      <w:r>
+        <w:rPr>
+          <w:lang w:val="en-US"/>
+        </w:rPr>
+        <w:t xml:space="preserve"> </w:t>
+      </w:r>
+      <w:r>
+        <w:rPr>
+          <w:lang w:val="en-US"/>
+        </w:rPr>
+        <w:t>perceived</w:t>
+      </w:r>
+      <w:r>
+        <w:rPr>
+          <w:lang w:val="en-US"/>
+        </w:rPr>
+        <w:t xml:space="preserve"> as fearful</w:t>
+      </w:r>
+      <w:r>
+        <w:rPr>
+          <w:lang w:val="en-US"/>
+        </w:rPr>
+        <w:t xml:space="preserve">. </w:t>
+      </w:r>
+      <w:r>
+        <w:rPr>
+          <w:lang w:val="en-US"/>
+        </w:rPr>
+        <w:t>Conversely,</w:t>
+      </w:r>
+      <w:r>
+        <w:rPr>
+          <w:lang w:val="en-US"/>
+        </w:rPr>
+        <w:t xml:space="preserve"> </w:t>
+      </w:r>
+      <w:r>
+        <w:rPr>
+          <w:lang w:val="en-US"/>
+        </w:rPr>
+        <w:t xml:space="preserve">after </w:t>
+      </w:r>
+      <w:r>
+        <w:rPr>
+          <w:lang w:val="en-US"/>
+        </w:rPr>
+        <w:t xml:space="preserve">repeated </w:t>
+      </w:r>
+      <w:r>
+        <w:rPr>
+          <w:lang w:val="en-US"/>
+        </w:rPr>
+        <w:t>exposure to fearful adaptor</w:t>
+      </w:r>
+      <w:r>
+        <w:rPr>
+          <w:lang w:val="en-US"/>
+        </w:rPr>
+        <w:t>s</w:t>
+      </w:r>
+      <w:r>
+        <w:rPr>
+          <w:lang w:val="en-US"/>
+        </w:rPr>
+        <w:t xml:space="preserve">, the very same ambiguous target voice </w:t>
+      </w:r>
+      <w:r>
+        <w:rPr>
+          <w:lang w:val="en-US"/>
+        </w:rPr>
+        <w:t>was more often</w:t>
+      </w:r>
+      <w:r>
+        <w:rPr>
+          <w:lang w:val="en-US"/>
+        </w:rPr>
+        <w:t xml:space="preserve"> </w:t>
+      </w:r>
+      <w:r>
+        <w:rPr>
+          <w:lang w:val="en-US"/>
+        </w:rPr>
+        <w:t xml:space="preserve">perceived </w:t>
+      </w:r>
+      <w:r>
+        <w:rPr>
+          <w:lang w:val="en-US"/>
+        </w:rPr>
+        <w:t>as angry.</w:t>
+      </w:r>
+      <w:r>
+        <w:rPr>
+          <w:lang w:val="en-US"/>
+        </w:rPr>
+        <w:t xml:space="preserve"> This perceptual shift is called a </w:t>
+      </w:r>
+      <w:r>
+        <w:rPr>
+          <w:i/>
+          <w:iCs/>
+          <w:lang w:val="en-US"/>
+        </w:rPr>
+        <w:t>contrastive aftereffect</w:t>
+      </w:r>
+      <w:r>
+        <w:rPr>
+          <w:lang w:val="en-US"/>
+        </w:rPr>
+        <w:t xml:space="preserve">. </w:t>
+      </w:r>
+      <w:r>
+        <w:rPr>
+          <w:lang w:val="en-US"/>
+        </w:rPr>
+        <w:t xml:space="preserve">Such a dynamic perceptual system is very beneficial, because </w:t>
+      </w:r>
+      <w:r>
+        <w:rPr>
+          <w:lang w:val="en-US"/>
+        </w:rPr>
+        <w:t xml:space="preserve">it allows a </w:t>
+      </w:r>
+      <w:r>
+        <w:rPr>
+          <w:lang w:val="en-US"/>
+        </w:rPr>
+        <w:t>“fl</w:t>
+      </w:r>
+      <w:r>
+        <w:rPr>
+          <w:lang w:val="en-US"/>
+        </w:rPr>
+        <w:t>oat</w:t>
+      </w:r>
+      <w:r>
+        <w:rPr>
+          <w:lang w:val="en-US"/>
+        </w:rPr>
+        <w:t>”</w:t>
+      </w:r>
+      <w:r>
+        <w:rPr>
+          <w:lang w:val="en-US"/>
+        </w:rPr>
+        <w:t xml:space="preserve"> of the</w:t>
+      </w:r>
+      <w:r>
+        <w:rPr>
+          <w:lang w:val="en-US"/>
+        </w:rPr>
+        <w:t xml:space="preserve"> </w:t>
+      </w:r>
+      <w:r>
+        <w:rPr>
+          <w:lang w:val="en-US"/>
+        </w:rPr>
+        <w:t xml:space="preserve">sensitivity range and can therefore maximize its </w:t>
+      </w:r>
+      <w:r>
+        <w:rPr>
+          <w:lang w:val="en-US"/>
+        </w:rPr>
+        <w:lastRenderedPageBreak/>
+        <w:t>information di</w:t>
+      </w:r>
+      <w:r>
+        <w:rPr>
+          <w:lang w:val="en-US"/>
+        </w:rPr>
+        <w:t>ff</w:t>
+      </w:r>
+      <w:r>
+        <w:rPr>
+          <w:lang w:val="en-US"/>
+        </w:rPr>
+        <w:t>erentiation capacity (Webster</w:t>
+      </w:r>
+      <w:r>
+        <w:rPr>
+          <w:lang w:val="en-US"/>
+        </w:rPr>
+        <w:t xml:space="preserve"> </w:t>
+      </w:r>
+      <w:r>
+        <w:rPr>
+          <w:lang w:val="en-US"/>
+        </w:rPr>
+        <w:t>et al., 2005).</w:t>
+      </w:r>
+      <w:r>
+        <w:rPr>
+          <w:lang w:val="en-US"/>
+        </w:rPr>
+        <w:t xml:space="preserve"> In other words, by </w:t>
+      </w:r>
+      <w:r>
+        <w:rPr>
+          <w:lang w:val="en-US"/>
+        </w:rPr>
+        <w:t>calibrating to</w:t>
+      </w:r>
+      <w:r>
+        <w:rPr>
+          <w:lang w:val="en-US"/>
+        </w:rPr>
+        <w:t xml:space="preserve"> the current </w:t>
+      </w:r>
+      <w:r>
+        <w:rPr>
+          <w:lang w:val="en-US"/>
+        </w:rPr>
+        <w:t xml:space="preserve">stimulation (i.e. angry voices), we become more sensitive to sudden changes (i.e. a shift to fear), which in turn facilitates prompt adjustments in behavioral responses. </w:t>
+      </w:r>
+      <w:r>
+        <w:rPr>
+          <w:lang w:val="en-US"/>
+        </w:rPr>
+        <w:t>A</w:t>
+      </w:r>
+      <w:r>
+        <w:rPr>
+          <w:lang w:val="en-US"/>
+        </w:rPr>
+        <w:t xml:space="preserve">daptation plays a critical role for efficient </w:t>
+      </w:r>
+      <w:r>
+        <w:rPr>
+          <w:lang w:val="en-US"/>
+        </w:rPr>
+        <w:t xml:space="preserve">stimulus </w:t>
+      </w:r>
+      <w:r>
+        <w:rPr>
+          <w:lang w:val="en-US"/>
+        </w:rPr>
+        <w:t>processing</w:t>
+      </w:r>
+      <w:r>
+        <w:rPr>
+          <w:lang w:val="en-US"/>
+        </w:rPr>
+        <w:t xml:space="preserve"> and </w:t>
+      </w:r>
+      <w:r>
+        <w:rPr>
+          <w:lang w:val="en-US"/>
+        </w:rPr>
+        <w:t>constitutes</w:t>
+      </w:r>
+      <w:r>
+        <w:rPr>
+          <w:lang w:val="en-US"/>
+        </w:rPr>
+        <w:t xml:space="preserve"> a general mechanism of the human perceptual </w:t>
+      </w:r>
+      <w:r>
+        <w:rPr>
+          <w:lang w:val="en-US"/>
+        </w:rPr>
+        <w:t>syste</w:t>
+      </w:r>
+      <w:r>
+        <w:rPr>
+          <w:lang w:val="en-US"/>
+        </w:rPr>
+        <w:t>m</w:t>
+      </w:r>
+      <w:r>
+        <w:rPr>
+          <w:lang w:val="en-US"/>
+        </w:rPr>
+        <w:t>. H</w:t>
+      </w:r>
+      <w:r>
+        <w:rPr>
+          <w:lang w:val="en-US"/>
+        </w:rPr>
+        <w:t>ence</w:t>
+      </w:r>
+      <w:r>
+        <w:rPr>
+          <w:lang w:val="en-US"/>
+        </w:rPr>
+        <w:t>, there is ample evidence for adaptation in both the visual and the auditory domain</w:t>
+      </w:r>
+      <w:r>
+        <w:rPr>
+          <w:lang w:val="en-US"/>
+        </w:rPr>
+        <w:t xml:space="preserve"> beyond emotions</w:t>
+      </w:r>
+      <w:r>
+        <w:rPr>
+          <w:lang w:val="en-US"/>
+        </w:rPr>
+        <w:t xml:space="preserve">, e.g. for sex, age, identity, </w:t>
+      </w:r>
+      <w:r>
+        <w:rPr>
+          <w:lang w:val="en-US"/>
+        </w:rPr>
+        <w:t xml:space="preserve">facial </w:t>
+      </w:r>
+      <w:r>
+        <w:rPr>
+          <w:lang w:val="en-US"/>
+        </w:rPr>
+        <w:t xml:space="preserve">eye gaze, </w:t>
+      </w:r>
+      <w:r>
+        <w:rPr>
+          <w:lang w:val="en-US"/>
+        </w:rPr>
+        <w:t xml:space="preserve">facial </w:t>
+      </w:r>
+      <w:r>
+        <w:rPr>
+          <w:lang w:val="en-US"/>
+        </w:rPr>
+        <w:t>ethnicity</w:t>
+      </w:r>
+      <w:r>
+        <w:rPr>
+          <w:lang w:val="en-US"/>
+        </w:rPr>
+        <w:t xml:space="preserve"> (</w:t>
+      </w:r>
+      <w:proofErr w:type="spellStart"/>
+      <w:r>
+        <w:rPr>
+          <w:color w:val="C00000"/>
+          <w:lang w:val="en-US"/>
+        </w:rPr>
+        <w:t>ToDo</w:t>
+      </w:r>
+      <w:proofErr w:type="spellEnd"/>
+      <w:r>
+        <w:rPr>
+          <w:lang w:val="en-US"/>
+        </w:rPr>
+        <w:t xml:space="preserve">). </w:t>
+      </w:r>
+    </w:p>
+    <w:p>
+      <w:pPr>
+        <w:suppressAutoHyphens w:val="0"/>
+        <w:spacing w:line="278" w:lineRule="auto"/>
+        <w:rPr>
+          <w:lang w:val="en-US"/>
+        </w:rPr>
+      </w:pPr>
+      <w:r>
+        <w:rPr>
+          <w:lang w:val="en-US"/>
+        </w:rPr>
+        <w:t xml:space="preserve">On a neural level, </w:t>
+      </w:r>
+      <w:r>
+        <w:rPr>
+          <w:lang w:val="en-US"/>
+        </w:rPr>
+        <w:t>adaptation</w:t>
+      </w:r>
+      <w:r>
+        <w:rPr>
+          <w:lang w:val="en-US"/>
+        </w:rPr>
+        <w:t xml:space="preserve"> has been linked to a decreased </w:t>
+      </w:r>
+      <w:r>
+        <w:rPr>
+          <w:lang w:val="en-US"/>
+        </w:rPr>
+        <w:t>response of dedicated neuron</w:t>
+      </w:r>
+      <w:r>
+        <w:rPr>
+          <w:lang w:val="en-US"/>
+        </w:rPr>
+        <w:t xml:space="preserve"> </w:t>
+      </w:r>
+      <w:r>
+        <w:rPr>
+          <w:lang w:val="en-US"/>
+        </w:rPr>
+        <w:t>populations</w:t>
+      </w:r>
+      <w:r>
+        <w:rPr>
+          <w:lang w:val="en-US"/>
+        </w:rPr>
+        <w:t xml:space="preserve"> upon prolonged exposure</w:t>
+      </w:r>
+      <w:r>
+        <w:rPr>
+          <w:lang w:val="en-US"/>
+        </w:rPr>
+        <w:t xml:space="preserve">, which </w:t>
+      </w:r>
+      <w:r>
+        <w:rPr>
+          <w:lang w:val="en-US"/>
+        </w:rPr>
+        <w:t>then</w:t>
+      </w:r>
+      <w:r>
+        <w:rPr>
+          <w:lang w:val="en-US"/>
+        </w:rPr>
+        <w:t xml:space="preserve"> fire more vigorously when the stimulus</w:t>
+      </w:r>
+      <w:r>
+        <w:rPr>
+          <w:lang w:val="en-US"/>
+        </w:rPr>
+        <w:t xml:space="preserve"> </w:t>
+      </w:r>
+      <w:r>
+        <w:rPr>
+          <w:lang w:val="en-US"/>
+        </w:rPr>
+        <w:t>feature</w:t>
+      </w:r>
+      <w:r>
+        <w:rPr>
+          <w:lang w:val="en-US"/>
+        </w:rPr>
+        <w:t>s</w:t>
+      </w:r>
+      <w:r>
+        <w:rPr>
+          <w:lang w:val="en-US"/>
+        </w:rPr>
+        <w:t xml:space="preserve"> change</w:t>
+      </w:r>
+      <w:r>
+        <w:rPr>
+          <w:lang w:val="en-US"/>
+        </w:rPr>
+        <w:t xml:space="preserve"> (</w:t>
+      </w:r>
+      <w:r>
+        <w:rPr>
+          <w:color w:val="C00000"/>
+          <w:lang w:val="en-US"/>
+        </w:rPr>
+        <w:t>Quelle</w:t>
+      </w:r>
+      <w:r>
+        <w:rPr>
+          <w:lang w:val="en-US"/>
+        </w:rPr>
+        <w:t>).</w:t>
+      </w:r>
+      <w:r>
+        <w:rPr>
+          <w:lang w:val="en-US"/>
+        </w:rPr>
+        <w:t xml:space="preserve"> This seems to occur on all levels of the auditory (and visual) pathway, from sub-cortical processing (</w:t>
+      </w:r>
+      <w:r>
+        <w:rPr>
+          <w:color w:val="C00000"/>
+          <w:lang w:val="en-US"/>
+        </w:rPr>
+        <w:t>Quelle</w:t>
+      </w:r>
+      <w:r>
+        <w:rPr>
+          <w:lang w:val="en-US"/>
+        </w:rPr>
+        <w:t>), via the primary sensory cortices (</w:t>
+      </w:r>
+      <w:r>
+        <w:rPr>
+          <w:color w:val="C00000"/>
+          <w:lang w:val="en-US"/>
+        </w:rPr>
+        <w:t>Quelle</w:t>
+      </w:r>
+      <w:r>
+        <w:rPr>
+          <w:lang w:val="en-US"/>
+        </w:rPr>
+        <w:t xml:space="preserve">), up to higher-level and potentially </w:t>
+      </w:r>
+      <w:proofErr w:type="spellStart"/>
+      <w:r>
+        <w:rPr>
+          <w:lang w:val="en-US"/>
+        </w:rPr>
+        <w:t>supramodal</w:t>
+      </w:r>
+      <w:proofErr w:type="spellEnd"/>
+      <w:r>
+        <w:rPr>
+          <w:lang w:val="en-US"/>
+        </w:rPr>
+        <w:t xml:space="preserve"> representation (</w:t>
+      </w:r>
+      <w:r>
+        <w:rPr>
+          <w:color w:val="C00000"/>
+          <w:lang w:val="en-US"/>
+        </w:rPr>
+        <w:t>Quelle</w:t>
+      </w:r>
+      <w:r>
+        <w:rPr>
+          <w:lang w:val="en-US"/>
+        </w:rPr>
+        <w:t xml:space="preserve">). For emotions specifically, adaptation is assumed to take place at </w:t>
+      </w:r>
+      <w:r>
+        <w:rPr>
+          <w:lang w:val="en-US"/>
+        </w:rPr>
+        <w:t>several</w:t>
+      </w:r>
+      <w:r>
+        <w:rPr>
+          <w:lang w:val="en-US"/>
+        </w:rPr>
+        <w:t xml:space="preserve"> stages of processing, </w:t>
+      </w:r>
+      <w:proofErr w:type="gramStart"/>
+      <w:r>
+        <w:rPr>
+          <w:color w:val="C00000"/>
+          <w:lang w:val="en-US"/>
+        </w:rPr>
+        <w:t>a</w:t>
+      </w:r>
+      <w:proofErr w:type="gramEnd"/>
+      <w:r>
+        <w:rPr>
+          <w:color w:val="C00000"/>
+          <w:lang w:val="en-US"/>
+        </w:rPr>
+        <w:t xml:space="preserve"> XXX </w:t>
+      </w:r>
+      <w:r>
+        <w:rPr>
+          <w:lang w:val="en-US"/>
+        </w:rPr>
+        <w:t xml:space="preserve">(Nussbaum 2022) </w:t>
+      </w:r>
+      <w:r>
+        <w:rPr>
+          <w:lang w:val="en-US"/>
+        </w:rPr>
+        <w:t>because it is not tied to specific stimulus configurations (</w:t>
+      </w:r>
+      <w:proofErr w:type="spellStart"/>
+      <w:r>
+        <w:rPr>
+          <w:color w:val="C00000"/>
+          <w:lang w:val="en-US"/>
+        </w:rPr>
+        <w:t>Bestelmeyer</w:t>
+      </w:r>
+      <w:proofErr w:type="spellEnd"/>
+      <w:r>
+        <w:rPr>
+          <w:color w:val="C00000"/>
+          <w:lang w:val="en-US"/>
+        </w:rPr>
+        <w:t xml:space="preserve"> 2010</w:t>
+      </w:r>
+      <w:r>
+        <w:rPr>
+          <w:lang w:val="en-US"/>
+        </w:rPr>
+        <w:t>) and can be induced cross-modally (</w:t>
+      </w:r>
+      <w:proofErr w:type="spellStart"/>
+      <w:r>
+        <w:rPr>
+          <w:color w:val="C00000"/>
+          <w:lang w:val="en-US"/>
+        </w:rPr>
+        <w:t>Quellen</w:t>
+      </w:r>
+      <w:proofErr w:type="spellEnd"/>
+      <w:r>
+        <w:rPr>
+          <w:lang w:val="en-US"/>
+        </w:rPr>
+        <w:t xml:space="preserve">). </w:t>
+      </w:r>
+      <w:r>
+        <w:rPr>
+          <w:lang w:val="en-US"/>
+        </w:rPr>
+        <w:t xml:space="preserve">Importantly, </w:t>
+      </w:r>
+      <w:r>
+        <w:rPr>
+          <w:lang w:val="en-US"/>
+        </w:rPr>
+        <w:t>a reduction of the emotional adaptation effect in faces has been observed in individuals with severe depression (</w:t>
+      </w:r>
+      <w:r>
+        <w:rPr>
+          <w:color w:val="C00000"/>
+          <w:lang w:val="en-US"/>
+        </w:rPr>
+        <w:t>Jiang 2022</w:t>
+      </w:r>
+      <w:r>
+        <w:rPr>
+          <w:lang w:val="en-US"/>
+        </w:rPr>
+        <w:t>)</w:t>
+      </w:r>
+      <w:r>
+        <w:rPr>
+          <w:lang w:val="en-US"/>
+        </w:rPr>
+        <w:t xml:space="preserve"> and </w:t>
+      </w:r>
+      <w:r>
+        <w:rPr>
+          <w:color w:val="C00000"/>
+          <w:lang w:val="en-US"/>
+        </w:rPr>
+        <w:t>ASD</w:t>
+      </w:r>
+      <w:r>
+        <w:rPr>
+          <w:lang w:val="en-US"/>
+        </w:rPr>
+        <w:t xml:space="preserve">, suggestion that an alteration of adaptative mechanisms could be linked to socio-emotional functioning. </w:t>
+      </w:r>
+      <w:r>
+        <w:rPr>
+          <w:lang w:val="en-US"/>
+        </w:rPr>
+        <w:t xml:space="preserve">However, </w:t>
+      </w:r>
+      <w:r>
+        <w:rPr>
+          <w:color w:val="C00000"/>
+          <w:lang w:val="en-US"/>
+        </w:rPr>
+        <w:t xml:space="preserve">in individuals with autism, such an alteration was not found </w:t>
+      </w:r>
+      <w:r>
+        <w:rPr>
+          <w:lang w:val="en-US"/>
+        </w:rPr>
+        <w:t>(</w:t>
+      </w:r>
+      <w:proofErr w:type="spellStart"/>
+      <w:r>
+        <w:rPr>
+          <w:color w:val="C00000"/>
+          <w:lang w:val="en-US"/>
+        </w:rPr>
+        <w:t>Bestelmeyer</w:t>
+      </w:r>
+      <w:proofErr w:type="spellEnd"/>
+      <w:r>
+        <w:rPr>
+          <w:color w:val="C00000"/>
+          <w:lang w:val="en-US"/>
+        </w:rPr>
+        <w:t xml:space="preserve"> 201</w:t>
+      </w:r>
+      <w:r>
+        <w:rPr>
+          <w:color w:val="C00000"/>
+          <w:lang w:val="en-US"/>
+        </w:rPr>
+        <w:t>8</w:t>
+      </w:r>
+      <w:r>
+        <w:rPr>
+          <w:lang w:val="en-US"/>
+        </w:rPr>
+        <w:t xml:space="preserve">). </w:t>
+      </w:r>
+      <w:proofErr w:type="spellStart"/>
+      <w:r>
+        <w:rPr>
+          <w:color w:val="C00000"/>
+          <w:lang w:val="en-US"/>
+        </w:rPr>
+        <w:t>ToDo</w:t>
+      </w:r>
+      <w:proofErr w:type="spellEnd"/>
+      <w:r>
+        <w:rPr>
+          <w:color w:val="C00000"/>
+          <w:lang w:val="en-US"/>
+        </w:rPr>
+        <w:t xml:space="preserve">: </w:t>
+      </w:r>
+      <w:proofErr w:type="spellStart"/>
+      <w:r>
+        <w:rPr>
+          <w:color w:val="C00000"/>
+          <w:lang w:val="en-US"/>
+        </w:rPr>
+        <w:t>abrunden</w:t>
+      </w:r>
+      <w:proofErr w:type="spellEnd"/>
+      <w:r>
+        <w:rPr>
+          <w:color w:val="C00000"/>
+          <w:lang w:val="en-US"/>
+        </w:rPr>
+        <w:t xml:space="preserve"> – visual and auditory domain are linked, not all it the same. </w:t>
+      </w:r>
+    </w:p>
+    <w:p>
+      <w:pPr>
+        <w:suppressAutoHyphens w:val="0"/>
+        <w:spacing w:line="278" w:lineRule="auto"/>
+        <w:rPr>
+          <w:i/>
+          <w:iCs/>
+          <w:lang w:val="en-US"/>
+        </w:rPr>
+      </w:pPr>
+      <w:r>
+        <w:rPr>
+          <w:i/>
+          <w:iCs/>
+          <w:lang w:val="en-US"/>
+        </w:rPr>
+        <w:t>Is vocal emotional adaptation fine-tuned to speakers and words?</w:t>
+      </w:r>
+    </w:p>
+    <w:p>
+      <w:pPr>
+        <w:suppressAutoHyphens w:val="0"/>
+        <w:spacing w:line="278" w:lineRule="auto"/>
+        <w:rPr>
+          <w:lang w:val="en-US"/>
+        </w:rPr>
+      </w:pPr>
+      <w:r>
+        <w:rPr>
+          <w:lang w:val="en-US"/>
+        </w:rPr>
+        <w:tab/>
+        <w:t xml:space="preserve">In the context of vocal emotions, adaptation paradigms allow us to explore the mechanisms of perceptual flexibility in more detail, potentially revealing more fine-grained understanding how efficient emotional processing is achieved in everyday interactions. </w:t>
+      </w:r>
+      <w:r>
+        <w:rPr>
+          <w:lang w:val="en-US"/>
+        </w:rPr>
+        <w:t>Voice</w:t>
+      </w:r>
+      <w:r>
+        <w:rPr>
+          <w:lang w:val="en-US"/>
+        </w:rPr>
+        <w:t>s</w:t>
+      </w:r>
+      <w:r>
+        <w:rPr>
+          <w:lang w:val="en-US"/>
+        </w:rPr>
+        <w:t xml:space="preserve"> are processed as a holistic </w:t>
+      </w:r>
+      <w:r>
+        <w:rPr>
+          <w:lang w:val="en-US"/>
+        </w:rPr>
+        <w:t>signal:</w:t>
+      </w:r>
+      <w:r>
+        <w:rPr>
+          <w:lang w:val="en-US"/>
+        </w:rPr>
+        <w:t xml:space="preserve"> we simultaneously decode linguistic, extralinguistic and paralinguistic cues.</w:t>
+      </w:r>
+      <w:r>
+        <w:rPr>
+          <w:lang w:val="en-US"/>
+        </w:rPr>
+        <w:t xml:space="preserve"> </w:t>
+      </w:r>
+      <w:r>
+        <w:rPr>
+          <w:lang w:val="en-US"/>
+        </w:rPr>
+        <w:t>While traditional theoretical models emphasized that these types of cues are analyzed in distinct pathways (</w:t>
+      </w:r>
+      <w:r>
+        <w:rPr>
+          <w:color w:val="C00000"/>
+          <w:lang w:val="en-US"/>
+        </w:rPr>
+        <w:t>Quelle</w:t>
+      </w:r>
+      <w:r>
+        <w:rPr>
+          <w:lang w:val="en-US"/>
+        </w:rPr>
+        <w:t>), there is</w:t>
+      </w:r>
+      <w:r>
+        <w:rPr>
+          <w:lang w:val="en-US"/>
+        </w:rPr>
+        <w:t xml:space="preserve"> now</w:t>
+      </w:r>
+      <w:r>
+        <w:rPr>
+          <w:lang w:val="en-US"/>
+        </w:rPr>
+        <w:t xml:space="preserve"> a consensus that there is some degree of interdependent processing (</w:t>
+      </w:r>
+      <w:r>
+        <w:rPr>
+          <w:color w:val="C00000"/>
+          <w:lang w:val="en-US"/>
+        </w:rPr>
+        <w:t>Quelle</w:t>
+      </w:r>
+      <w:r>
+        <w:rPr>
+          <w:lang w:val="en-US"/>
+        </w:rPr>
+        <w:t>).</w:t>
+      </w:r>
+      <w:r>
+        <w:rPr>
+          <w:lang w:val="en-US"/>
+        </w:rPr>
+        <w:t xml:space="preserve"> </w:t>
+      </w:r>
+      <w:r>
+        <w:rPr>
+          <w:lang w:val="en-US"/>
+        </w:rPr>
+        <w:t>In that case</w:t>
+      </w:r>
+      <w:r>
+        <w:rPr>
+          <w:lang w:val="en-US"/>
+        </w:rPr>
+        <w:t xml:space="preserve">, how are </w:t>
+      </w:r>
+      <w:r>
+        <w:rPr>
+          <w:lang w:val="en-US"/>
+        </w:rPr>
+        <w:t>linguistic and extralinguistic cues incorporated</w:t>
+      </w:r>
+      <w:r>
+        <w:rPr>
+          <w:lang w:val="en-US"/>
+        </w:rPr>
+        <w:t xml:space="preserve"> </w:t>
+      </w:r>
+      <w:r>
+        <w:rPr>
+          <w:lang w:val="en-US"/>
+        </w:rPr>
+        <w:t>in emotional adaptation</w:t>
+      </w:r>
+      <w:r>
+        <w:rPr>
+          <w:lang w:val="en-US"/>
+        </w:rPr>
+        <w:t xml:space="preserve">? </w:t>
+      </w:r>
+      <w:r>
+        <w:rPr>
+          <w:lang w:val="en-US"/>
+        </w:rPr>
+        <w:t xml:space="preserve">Are these cues just treated as “noise” that needs to be cancelled out, or do they provide valuable information to fine-tune the </w:t>
+      </w:r>
+      <w:r>
+        <w:rPr>
+          <w:lang w:val="en-US"/>
+        </w:rPr>
+        <w:t xml:space="preserve">emotion </w:t>
+      </w:r>
+      <w:r>
+        <w:rPr>
+          <w:lang w:val="en-US"/>
+        </w:rPr>
+        <w:t xml:space="preserve">adaptation process? </w:t>
+      </w:r>
+      <w:r>
+        <w:rPr>
+          <w:lang w:val="en-US"/>
+        </w:rPr>
+        <w:t xml:space="preserve">This is the key question of the present paper. </w:t>
+      </w:r>
+    </w:p>
+    <w:p>
+      <w:pPr>
+        <w:suppressAutoHyphens w:val="0"/>
+        <w:spacing w:line="278" w:lineRule="auto"/>
+        <w:rPr>
+          <w:i/>
+          <w:iCs/>
+          <w:lang w:val="en-US"/>
+        </w:rPr>
+      </w:pPr>
+      <w:r>
+        <w:rPr>
+          <w:lang w:val="en-US"/>
+        </w:rPr>
+        <w:tab/>
+        <w:t xml:space="preserve">Extralinguistic cues are </w:t>
+      </w:r>
+      <w:r>
+        <w:rPr>
+          <w:lang w:val="en-US"/>
+        </w:rPr>
+        <w:t>stable speaker</w:t>
+      </w:r>
+      <w:r>
+        <w:rPr>
+          <w:lang w:val="en-US"/>
+        </w:rPr>
+        <w:t xml:space="preserve"> characteristics that do not change over the course of a conversation</w:t>
+      </w:r>
+      <w:r>
+        <w:rPr>
+          <w:lang w:val="en-US"/>
+        </w:rPr>
+        <w:t xml:space="preserve"> and there is ample evidence that they shape the decoding of vocal emotions (</w:t>
+      </w:r>
+      <w:r>
+        <w:rPr>
+          <w:color w:val="C00000"/>
+          <w:lang w:val="en-US"/>
+        </w:rPr>
+        <w:t>Quelle</w:t>
+      </w:r>
+      <w:r>
+        <w:rPr>
+          <w:lang w:val="en-US"/>
+        </w:rPr>
+        <w:t>). In that vein, vocal emotional perception is always somewhat “personal” (</w:t>
+      </w:r>
+      <w:r>
+        <w:rPr>
+          <w:color w:val="C00000"/>
+          <w:lang w:val="en-US"/>
+        </w:rPr>
+        <w:t>Pinheiro 2025</w:t>
+      </w:r>
+      <w:r>
+        <w:rPr>
+          <w:lang w:val="en-US"/>
+        </w:rPr>
+        <w:t>). The presumably strongest evidence for this notion comes from</w:t>
+      </w:r>
+      <w:r>
+        <w:rPr>
+          <w:lang w:val="en-US"/>
+        </w:rPr>
+        <w:t xml:space="preserve"> an interaction of emotion and speaker sex: XXW (</w:t>
+      </w:r>
+      <w:proofErr w:type="spellStart"/>
+      <w:r>
+        <w:rPr>
+          <w:color w:val="C00000"/>
+          <w:lang w:val="en-US"/>
+        </w:rPr>
+        <w:t>Quellen</w:t>
+      </w:r>
+      <w:proofErr w:type="spellEnd"/>
+      <w:r>
+        <w:rPr>
+          <w:lang w:val="en-US"/>
+        </w:rPr>
+        <w:t xml:space="preserve">). Importantly, speaker sex has also been found to affect emotion adaptation: </w:t>
+      </w:r>
+      <w:r>
+        <w:rPr>
+          <w:color w:val="C00000"/>
+          <w:lang w:val="en-US"/>
+        </w:rPr>
+        <w:t>Nussbaum</w:t>
+      </w:r>
+      <w:r>
+        <w:rPr>
+          <w:lang w:val="en-US"/>
+        </w:rPr>
+        <w:t xml:space="preserve">.  However, this paradigm provides evidence that speaker sex </w:t>
+      </w:r>
+      <w:r>
+        <w:rPr>
+          <w:i/>
+          <w:iCs/>
+          <w:lang w:val="en-US"/>
+        </w:rPr>
+        <w:t>interferes</w:t>
+      </w:r>
+      <w:r>
+        <w:rPr>
+          <w:lang w:val="en-US"/>
+        </w:rPr>
+        <w:t xml:space="preserve"> with emotion adaptation, but it does not answer the question above, whether it </w:t>
+      </w:r>
+      <w:r>
+        <w:rPr>
+          <w:i/>
+          <w:iCs/>
+          <w:lang w:val="en-US"/>
+        </w:rPr>
+        <w:t>fine-tunes</w:t>
+      </w:r>
+      <w:r>
+        <w:rPr>
+          <w:lang w:val="en-US"/>
+        </w:rPr>
+        <w:t xml:space="preserve"> the process, in a sense that it may lead to more efficient tracking of relevant emotional changes. This can be done with a paradigm inducing </w:t>
+      </w:r>
+      <w:r>
+        <w:rPr>
+          <w:i/>
+          <w:iCs/>
+          <w:lang w:val="en-US"/>
+        </w:rPr>
+        <w:t>simultaneous opposite after</w:t>
+      </w:r>
+      <w:r>
+        <w:rPr>
+          <w:i/>
+          <w:iCs/>
+          <w:lang w:val="en-US"/>
+        </w:rPr>
+        <w:t>e</w:t>
+      </w:r>
+      <w:r>
+        <w:rPr>
+          <w:i/>
+          <w:iCs/>
+          <w:lang w:val="en-US"/>
+        </w:rPr>
+        <w:t>ffects</w:t>
+      </w:r>
+      <w:r>
+        <w:rPr>
+          <w:i/>
+          <w:iCs/>
+          <w:lang w:val="en-US"/>
+        </w:rPr>
+        <w:t xml:space="preserve"> </w:t>
+      </w:r>
+      <w:r>
+        <w:rPr>
+          <w:i/>
+          <w:iCs/>
+          <w:color w:val="C00000"/>
+          <w:lang w:val="en-US"/>
+        </w:rPr>
+        <w:t>(Rhodes 2004</w:t>
+      </w:r>
+      <w:r>
+        <w:rPr>
+          <w:i/>
+          <w:iCs/>
+          <w:lang w:val="en-US"/>
+        </w:rPr>
+        <w:t xml:space="preserve">) </w:t>
+      </w:r>
+      <w:r>
+        <w:rPr>
+          <w:lang w:val="en-US"/>
+        </w:rPr>
+        <w:t xml:space="preserve">and </w:t>
+      </w:r>
+      <w:proofErr w:type="spellStart"/>
+      <w:r>
+        <w:rPr>
+          <w:i/>
+          <w:iCs/>
+          <w:lang w:val="en-US"/>
+        </w:rPr>
+        <w:t>Bestelmeyer</w:t>
+      </w:r>
+      <w:proofErr w:type="spellEnd"/>
+      <w:r>
+        <w:rPr>
+          <w:i/>
+          <w:iCs/>
+          <w:lang w:val="en-US"/>
+        </w:rPr>
+        <w:t xml:space="preserve"> 2010</w:t>
+      </w:r>
+      <w:r>
+        <w:rPr>
+          <w:lang w:val="en-US"/>
+        </w:rPr>
+        <w:t xml:space="preserve"> were</w:t>
+      </w:r>
+      <w:r>
+        <w:rPr>
+          <w:lang w:val="en-US"/>
+        </w:rPr>
+        <w:t xml:space="preserve"> the first to show that it is possible to induced them in male and female faces during emotion adaptation: </w:t>
+      </w:r>
+      <w:r>
+        <w:rPr>
+          <w:lang w:val="en-US"/>
+        </w:rPr>
+        <w:t xml:space="preserve">participants adapted to angry-female faces and fearful-male faces (and vice versa) </w:t>
+      </w:r>
+      <w:proofErr w:type="spellStart"/>
+      <w:r>
+        <w:rPr>
+          <w:i/>
+          <w:iCs/>
+          <w:lang w:val="en-US"/>
+        </w:rPr>
+        <w:t>simulateously</w:t>
+      </w:r>
+      <w:proofErr w:type="spellEnd"/>
+      <w:r>
+        <w:rPr>
+          <w:lang w:val="en-US"/>
+        </w:rPr>
+        <w:t xml:space="preserve"> and then showed sex-specific aftereffects, i.e. female target faces were more often classified as fearful and male target faces </w:t>
+      </w:r>
+      <w:r>
+        <w:rPr>
+          <w:lang w:val="en-US"/>
+        </w:rPr>
+        <w:lastRenderedPageBreak/>
+        <w:t>more often classified as angry (and vice versa).</w:t>
+      </w:r>
+      <w:r>
+        <w:rPr>
+          <w:lang w:val="en-US"/>
+        </w:rPr>
+        <w:t xml:space="preserve"> This shows that the visual system differently recalibrated to male and female faces – at the same time. This shows that facial sex was incorporated to fine-tune the emotional adaptation process, because otherwise, </w:t>
+      </w:r>
+      <w:r>
+        <w:rPr>
+          <w:lang w:val="en-US"/>
+        </w:rPr>
+        <w:t xml:space="preserve">the adaptors would have cancelled each other out. </w:t>
+      </w:r>
+      <w:r>
+        <w:rPr>
+          <w:lang w:val="en-US"/>
+        </w:rPr>
+        <w:t xml:space="preserve">However, to the best of my knowledge, this has never been tested for the auditory domain. Further, it has not been explored for other extralinguistic cues such as identity – which are also stable over the course of a conversation - or compared to linguistic cues – which constantly change during speaking. This is therefore the aim of the present studies. </w:t>
+      </w:r>
+    </w:p>
+    <w:p>
+      <w:pPr>
+        <w:suppressAutoHyphens w:val="0"/>
+        <w:spacing w:line="278" w:lineRule="auto"/>
+        <w:rPr>
+          <w:color w:val="C00000"/>
+          <w:lang w:val="en-US"/>
+        </w:rPr>
+      </w:pPr>
+    </w:p>
+    <w:p>
+      <w:pPr>
+        <w:suppressAutoHyphens w:val="0"/>
+        <w:spacing w:line="278" w:lineRule="auto"/>
+        <w:rPr>
+          <w:i/>
+          <w:iCs/>
+          <w:lang w:val="en-US"/>
+        </w:rPr>
+      </w:pPr>
+      <w:r>
+        <w:rPr>
+          <w:i/>
+          <w:iCs/>
+          <w:lang w:val="en-US"/>
+        </w:rPr>
+        <w:t>Rationale and aim of the present studies</w:t>
+      </w:r>
+    </w:p>
+    <w:p>
+      <w:pPr>
+        <w:suppressAutoHyphens w:val="0"/>
+        <w:spacing w:line="278" w:lineRule="auto"/>
+        <w:rPr>
+          <w:lang w:val="en-US"/>
+        </w:rPr>
+      </w:pPr>
+      <w:r>
+        <w:rPr>
+          <w:lang w:val="en-US"/>
+        </w:rPr>
+        <w:tab/>
+      </w:r>
+      <w:r>
+        <w:rPr>
+          <w:lang w:val="en-US"/>
+        </w:rPr>
         <w:t>The aim of th</w:t>
       </w:r>
       <w:r>
@@ -1416,25 +2767,37 @@
         <w:rPr>
           <w:lang w:val="en-US"/>
         </w:rPr>
-        <w:t xml:space="preserve"> in more </w:t>
-      </w:r>
-      <w:r>
-        <w:rPr>
-          <w:lang w:val="en-US"/>
-        </w:rPr>
-        <w:t>depths</w:t>
-      </w:r>
-      <w:r>
-        <w:rPr>
-          <w:lang w:val="en-US"/>
-        </w:rPr>
-        <w:t xml:space="preserve"> by studying its interplay with linguistic and extralinguistic cues</w:t>
+        <w:t xml:space="preserve"> in more depths by studying its interplay with linguistic and extralinguistic cues</w:t>
       </w:r>
       <w:r>
         <w:rPr>
           <w:lang w:val="en-US"/>
         </w:rPr>
         <w:t xml:space="preserve"> in the context of a well-established paradigm: perceptual adaptation. </w:t>
+      </w:r>
+    </w:p>
+    <w:p>
+      <w:pPr>
+        <w:suppressAutoHyphens w:val="0"/>
+        <w:spacing w:line="278" w:lineRule="auto"/>
+        <w:rPr>
+          <w:lang w:val="en-US"/>
+        </w:rPr>
+      </w:pPr>
+    </w:p>
+    <w:p>
+      <w:pPr>
+        <w:suppressAutoHyphens w:val="0"/>
+        <w:spacing w:line="278" w:lineRule="auto"/>
+        <w:rPr>
+          <w:lang w:val="en-US"/>
+        </w:rPr>
+      </w:pPr>
+      <w:r>
+        <w:rPr>
+          <w:lang w:val="en-US"/>
+        </w:rPr>
+        <w:t xml:space="preserve">Hypothesis motivated from very practical considerations of everyday perceptual efficacy. </w:t>
       </w:r>
     </w:p>
     <w:p>
@@ -38457,6 +39820,118 @@
 <file path=word/numbering.xml><?xml version="1.0" encoding="utf-8"?>
 <w:numbering xmlns:wpc="http://schemas.microsoft.com/office/word/2010/wordprocessingCanvas" xmlns:cx="http://schemas.microsoft.com/office/drawing/2014/chartex" xmlns:cx1="http://schemas.microsoft.com/office/drawing/2015/9/8/chartex" xmlns:cx2="http://schemas.microsoft.com/office/drawing/2015/10/21/chartex" xmlns:cx3="http://schemas.microsoft.com/office/drawing/2016/5/9/chartex" xmlns:cx4="http://schemas.microsoft.com/office/drawing/2016/5/10/chartex" xmlns:cx5="http://schemas.microsoft.com/office/drawing/2016/5/11/chartex" xmlns:cx6="http://schemas.microsoft.com/office/drawing/2016/5/12/chartex" xmlns:cx7="http://schemas.microsoft.com/office/drawing/2016/5/13/chartex" xmlns:cx8="http://schemas.microsoft.com/office/drawing/2016/5/14/chartex" xmlns:mc="http://schemas.openxmlformats.org/markup-compatibility/2006" xmlns:aink="http://schemas.microsoft.com/office/drawing/2016/ink" xmlns:am3d="http://schemas.microsoft.com/office/drawing/2017/model3d" xmlns:o="urn:schemas-microsoft-com:office:office" xmlns:oel="http://schemas.microsoft.com/office/2019/extlst" xmlns:r="http://schemas.openxmlformats.org/officeDocument/2006/relationships" xmlns:m="http://schemas.openxmlformats.org/officeDocument/2006/math" xmlns:v="urn:schemas-microsoft-com:vml" xmlns:wp14="http://schemas.microsoft.com/office/word/2010/wordprocessingDrawing" xmlns:wp="http://schemas.openxmlformats.org/drawingml/2006/wordprocessingDrawing" xmlns:w10="urn:schemas-microsoft-com:office:word" xmlns:w="http://schemas.openxmlformats.org/wordprocessingml/2006/main" xmlns:w14="http://schemas.microsoft.com/office/word/2010/wordml" xmlns:w15="http://schemas.microsoft.com/office/word/2012/wordml" xmlns:w16cex="http://schemas.microsoft.com/office/word/2018/wordml/cex" xmlns:w16cid="http://schemas.microsoft.com/office/word/2016/wordml/cid" xmlns:w16="http://schemas.microsoft.com/office/word/2018/wordml" xmlns:w16du="http://schemas.microsoft.com/office/word/2023/wordml/word16du" xmlns:w16sdtdh="http://schemas.microsoft.com/office/word/2020/wordml/sdtdatahash" xmlns:w16sdtfl="http://schemas.microsoft.com/office/word/2024/wordml/sdtformatlock" xmlns:w16se="http://schemas.microsoft.com/office/word/2015/wordml/symex" xmlns:wpg="http://schemas.microsoft.com/office/word/2010/wordprocessingGroup" xmlns:wpi="http://schemas.microsoft.com/office/word/2010/wordprocessingInk" xmlns:wne="http://schemas.microsoft.com/office/word/2006/wordml" xmlns:wps="http://schemas.microsoft.com/office/word/2010/wordprocessingShape" mc:Ignorable="w14 w15 w16se w16cid w16 w16cex w16sdtdh w16sdtfl w16du wp14">
   <w:abstractNum w:abstractNumId="0" w15:restartNumberingAfterBreak="0">
+    <w:nsid w:val="308E046C"/>
+    <w:multiLevelType w:val="hybridMultilevel"/>
+    <w:tmpl w:val="85884A70"/>
+    <w:lvl w:ilvl="0" w:tplc="C2445C04">
+      <w:numFmt w:val="bullet"/>
+      <w:lvlText w:val="-"/>
+      <w:lvlJc w:val="left"/>
+      <w:pPr>
+        <w:ind w:left="720" w:hanging="360"/>
+      </w:pPr>
+      <w:rPr>
+        <w:rFonts w:ascii="Aptos" w:eastAsiaTheme="minorHAnsi" w:hAnsi="Aptos" w:cstheme="minorBidi" w:hint="default"/>
+      </w:rPr>
+    </w:lvl>
+    <w:lvl w:ilvl="1" w:tplc="04090003" w:tentative="1">
+      <w:start w:val="1"/>
+      <w:numFmt w:val="bullet"/>
+      <w:lvlText w:val="o"/>
+      <w:lvlJc w:val="left"/>
+      <w:pPr>
+        <w:ind w:left="1440" w:hanging="360"/>
+      </w:pPr>
+      <w:rPr>
+        <w:rFonts w:ascii="Courier New" w:hAnsi="Courier New" w:cs="Courier New" w:hint="default"/>
+      </w:rPr>
+    </w:lvl>
+    <w:lvl w:ilvl="2" w:tplc="04090005" w:tentative="1">
+      <w:start w:val="1"/>
+      <w:numFmt w:val="bullet"/>
+      <w:lvlText w:val=""/>
+      <w:lvlJc w:val="left"/>
+      <w:pPr>
+        <w:ind w:left="2160" w:hanging="360"/>
+      </w:pPr>
+      <w:rPr>
+        <w:rFonts w:ascii="Wingdings" w:hAnsi="Wingdings" w:hint="default"/>
+      </w:rPr>
+    </w:lvl>
+    <w:lvl w:ilvl="3" w:tplc="04090001" w:tentative="1">
+      <w:start w:val="1"/>
+      <w:numFmt w:val="bullet"/>
+      <w:lvlText w:val=""/>
+      <w:lvlJc w:val="left"/>
+      <w:pPr>
+        <w:ind w:left="2880" w:hanging="360"/>
+      </w:pPr>
+      <w:rPr>
+        <w:rFonts w:ascii="Symbol" w:hAnsi="Symbol" w:hint="default"/>
+      </w:rPr>
+    </w:lvl>
+    <w:lvl w:ilvl="4" w:tplc="04090003" w:tentative="1">
+      <w:start w:val="1"/>
+      <w:numFmt w:val="bullet"/>
+      <w:lvlText w:val="o"/>
+      <w:lvlJc w:val="left"/>
+      <w:pPr>
+        <w:ind w:left="3600" w:hanging="360"/>
+      </w:pPr>
+      <w:rPr>
+        <w:rFonts w:ascii="Courier New" w:hAnsi="Courier New" w:cs="Courier New" w:hint="default"/>
+      </w:rPr>
+    </w:lvl>
+    <w:lvl w:ilvl="5" w:tplc="04090005" w:tentative="1">
+      <w:start w:val="1"/>
+      <w:numFmt w:val="bullet"/>
+      <w:lvlText w:val=""/>
+      <w:lvlJc w:val="left"/>
+      <w:pPr>
+        <w:ind w:left="4320" w:hanging="360"/>
+      </w:pPr>
+      <w:rPr>
+        <w:rFonts w:ascii="Wingdings" w:hAnsi="Wingdings" w:hint="default"/>
+      </w:rPr>
+    </w:lvl>
+    <w:lvl w:ilvl="6" w:tplc="04090001" w:tentative="1">
+      <w:start w:val="1"/>
+      <w:numFmt w:val="bullet"/>
+      <w:lvlText w:val=""/>
+      <w:lvlJc w:val="left"/>
+      <w:pPr>
+        <w:ind w:left="5040" w:hanging="360"/>
+      </w:pPr>
+      <w:rPr>
+        <w:rFonts w:ascii="Symbol" w:hAnsi="Symbol" w:hint="default"/>
+      </w:rPr>
+    </w:lvl>
+    <w:lvl w:ilvl="7" w:tplc="04090003" w:tentative="1">
+      <w:start w:val="1"/>
+      <w:numFmt w:val="bullet"/>
+      <w:lvlText w:val="o"/>
+      <w:lvlJc w:val="left"/>
+      <w:pPr>
+        <w:ind w:left="5760" w:hanging="360"/>
+      </w:pPr>
+      <w:rPr>
+        <w:rFonts w:ascii="Courier New" w:hAnsi="Courier New" w:cs="Courier New" w:hint="default"/>
+      </w:rPr>
+    </w:lvl>
+    <w:lvl w:ilvl="8" w:tplc="04090005" w:tentative="1">
+      <w:start w:val="1"/>
+      <w:numFmt w:val="bullet"/>
+      <w:lvlText w:val=""/>
+      <w:lvlJc w:val="left"/>
+      <w:pPr>
+        <w:ind w:left="6480" w:hanging="360"/>
+      </w:pPr>
+      <w:rPr>
+        <w:rFonts w:ascii="Wingdings" w:hAnsi="Wingdings" w:hint="default"/>
+      </w:rPr>
+    </w:lvl>
+  </w:abstractNum>
+  <w:abstractNum w:abstractNumId="1" w15:restartNumberingAfterBreak="0">
     <w:nsid w:val="5B9831C4"/>
     <w:multiLevelType w:val="multilevel"/>
     <w:tmpl w:val="C69AA6B0"/>
@@ -38572,7 +40047,7 @@
       </w:pPr>
     </w:lvl>
   </w:abstractNum>
-  <w:abstractNum w:abstractNumId="1" w15:restartNumberingAfterBreak="0">
+  <w:abstractNum w:abstractNumId="2" w15:restartNumberingAfterBreak="0">
     <w:nsid w:val="5E8D1069"/>
     <w:multiLevelType w:val="hybridMultilevel"/>
     <w:tmpl w:val="5EFA29EA"/>
@@ -38686,9 +40161,12 @@
     </w:lvl>
   </w:abstractNum>
   <w:num w:numId="1" w16cid:durableId="831142870">
+    <w:abstractNumId w:val="2"/>
+  </w:num>
+  <w:num w:numId="2" w16cid:durableId="934509478">
     <w:abstractNumId w:val="1"/>
   </w:num>
-  <w:num w:numId="2" w16cid:durableId="934509478">
+  <w:num w:numId="3" w16cid:durableId="1018700517">
     <w:abstractNumId w:val="0"/>
   </w:num>
 </w:numbering>
@@ -40120,34 +41598,6 @@
 
 <file path=word/glossary/fontTable.xml><?xml version="1.0" encoding="utf-8"?>
 <w:fonts xmlns:mc="http://schemas.openxmlformats.org/markup-compatibility/2006" xmlns:r="http://schemas.openxmlformats.org/officeDocument/2006/relationships" xmlns:w="http://schemas.openxmlformats.org/wordprocessingml/2006/main" xmlns:w14="http://schemas.microsoft.com/office/word/2010/wordml" xmlns:w15="http://schemas.microsoft.com/office/word/2012/wordml" xmlns:w16cex="http://schemas.microsoft.com/office/word/2018/wordml/cex" xmlns:w16cid="http://schemas.microsoft.com/office/word/2016/wordml/cid" xmlns:w16="http://schemas.microsoft.com/office/word/2018/wordml" xmlns:w16du="http://schemas.microsoft.com/office/word/2023/wordml/word16du" xmlns:w16sdtdh="http://schemas.microsoft.com/office/word/2020/wordml/sdtdatahash" xmlns:w16sdtfl="http://schemas.microsoft.com/office/word/2024/wordml/sdtformatlock" xmlns:w16se="http://schemas.microsoft.com/office/word/2015/wordml/symex" mc:Ignorable="w14 w15 w16se w16cid w16 w16cex w16sdtdh w16sdtfl w16du">
-  <w:font w:name="Times New Roman">
-    <w:panose1 w:val="02020603050405020304"/>
-    <w:charset w:val="00"/>
-    <w:family w:val="roman"/>
-    <w:pitch w:val="variable"/>
-    <w:sig w:usb0="E0002EFF" w:usb1="C000785B" w:usb2="00000009" w:usb3="00000000" w:csb0="000001FF" w:csb1="00000000"/>
-  </w:font>
-  <w:font w:name="Symbol">
-    <w:panose1 w:val="05050102010706020507"/>
-    <w:charset w:val="02"/>
-    <w:family w:val="roman"/>
-    <w:pitch w:val="variable"/>
-    <w:sig w:usb0="00000000" w:usb1="10000000" w:usb2="00000000" w:usb3="00000000" w:csb0="80000000" w:csb1="00000000"/>
-  </w:font>
-  <w:font w:name="Courier New">
-    <w:panose1 w:val="02070309020205020404"/>
-    <w:charset w:val="00"/>
-    <w:family w:val="modern"/>
-    <w:pitch w:val="fixed"/>
-    <w:sig w:usb0="E0002EFF" w:usb1="C0007843" w:usb2="00000009" w:usb3="00000000" w:csb0="000001FF" w:csb1="00000000"/>
-  </w:font>
-  <w:font w:name="Wingdings">
-    <w:panose1 w:val="05000000000000000000"/>
-    <w:charset w:val="02"/>
-    <w:family w:val="auto"/>
-    <w:pitch w:val="variable"/>
-    <w:sig w:usb0="00000000" w:usb1="10000000" w:usb2="00000000" w:usb3="00000000" w:csb0="80000000" w:csb1="00000000"/>
-  </w:font>
   <w:font w:name="Aptos">
     <w:charset w:val="00"/>
     <w:family w:val="swiss"/>
@@ -40160,6 +41610,34 @@
     <w:family w:val="swiss"/>
     <w:pitch w:val="variable"/>
     <w:sig w:usb0="E0002EFF" w:usb1="C000785B" w:usb2="00000009" w:usb3="00000000" w:csb0="000001FF" w:csb1="00000000"/>
+  </w:font>
+  <w:font w:name="Courier New">
+    <w:panose1 w:val="02070309020205020404"/>
+    <w:charset w:val="00"/>
+    <w:family w:val="modern"/>
+    <w:pitch w:val="fixed"/>
+    <w:sig w:usb0="E0002EFF" w:usb1="C0007843" w:usb2="00000009" w:usb3="00000000" w:csb0="000001FF" w:csb1="00000000"/>
+  </w:font>
+  <w:font w:name="Times New Roman">
+    <w:panose1 w:val="02020603050405020304"/>
+    <w:charset w:val="00"/>
+    <w:family w:val="roman"/>
+    <w:pitch w:val="variable"/>
+    <w:sig w:usb0="E0002EFF" w:usb1="C000785B" w:usb2="00000009" w:usb3="00000000" w:csb0="000001FF" w:csb1="00000000"/>
+  </w:font>
+  <w:font w:name="Wingdings">
+    <w:panose1 w:val="05000000000000000000"/>
+    <w:charset w:val="02"/>
+    <w:family w:val="auto"/>
+    <w:pitch w:val="variable"/>
+    <w:sig w:usb0="00000000" w:usb1="10000000" w:usb2="00000000" w:usb3="00000000" w:csb0="80000000" w:csb1="00000000"/>
+  </w:font>
+  <w:font w:name="Symbol">
+    <w:panose1 w:val="05050102010706020507"/>
+    <w:charset w:val="02"/>
+    <w:family w:val="roman"/>
+    <w:pitch w:val="variable"/>
+    <w:sig w:usb0="00000000" w:usb1="10000000" w:usb2="00000000" w:usb3="00000000" w:csb0="80000000" w:csb1="00000000"/>
   </w:font>
   <w:font w:name="Aptos Display">
     <w:charset w:val="00"/>
@@ -40201,19 +41679,23 @@
   <w:rsids>
     <w:rsidRoot w:val="00C35907"/>
     <w:rsid w:val="00215F43"/>
+    <w:rsid w:val="004A6CE0"/>
     <w:rsid w:val="005C759D"/>
+    <w:rsid w:val="00641805"/>
     <w:rsid w:val="006C58F1"/>
     <w:rsid w:val="006E7341"/>
     <w:rsid w:val="0077189D"/>
     <w:rsid w:val="007816D4"/>
     <w:rsid w:val="007C5256"/>
     <w:rsid w:val="00864C67"/>
+    <w:rsid w:val="00865E08"/>
     <w:rsid w:val="00881D3A"/>
     <w:rsid w:val="00A240F9"/>
     <w:rsid w:val="00A90227"/>
     <w:rsid w:val="00AC178A"/>
     <w:rsid w:val="00AD1AE1"/>
     <w:rsid w:val="00AF3E08"/>
+    <w:rsid w:val="00B004B8"/>
     <w:rsid w:val="00B3116F"/>
     <w:rsid w:val="00B90586"/>
     <w:rsid w:val="00BA618A"/>

--- a/manuscript/MS_simultaneous_opposite_adaptation.docx
+++ b/manuscript/MS_simultaneous_opposite_adaptation.docx
@@ -43,7 +43,25 @@
           <w:szCs w:val="40"/>
           <w:lang w:val="en-US"/>
         </w:rPr>
-        <w:t xml:space="preserve">Simultaneous opposite aftereffects in vocal emotion adaption: effects of </w:t>
+        <w:t>Simultaneous opposite aftereffects in vocal emotion adapt</w:t>
+      </w:r>
+      <w:r>
+        <w:rPr>
+          <w:rFonts w:ascii="Times New Roman" w:hAnsi="Times New Roman" w:cs="Times New Roman"/>
+          <w:sz w:val="40"/>
+          <w:szCs w:val="40"/>
+          <w:lang w:val="en-US"/>
+        </w:rPr>
+        <w:t>at</w:t>
+      </w:r>
+      <w:r>
+        <w:rPr>
+          <w:rFonts w:ascii="Times New Roman" w:hAnsi="Times New Roman" w:cs="Times New Roman"/>
+          <w:sz w:val="40"/>
+          <w:szCs w:val="40"/>
+          <w:lang w:val="en-US"/>
+        </w:rPr>
+        <w:t xml:space="preserve">ion: effects of </w:t>
       </w:r>
       <w:r>
         <w:rPr>
@@ -616,18 +634,13 @@
     </w:p>
     <w:p>
       <w:pPr>
-        <w:suppressAutoHyphens w:val="0"/>
-        <w:spacing w:line="278" w:lineRule="auto"/>
-        <w:rPr>
-          <w:i/>
-          <w:iCs/>
+        <w:pStyle w:val="berschrift3"/>
+        <w:rPr>
           <w:lang w:val="en-US"/>
         </w:rPr>
       </w:pPr>
       <w:r>
         <w:rPr>
-          <w:i/>
-          <w:iCs/>
           <w:lang w:val="en-US"/>
         </w:rPr>
         <w:t>Human voices – a rich and complex signal</w:t>
@@ -657,6 +670,57 @@
         <w:rPr>
           <w:lang w:val="en-US"/>
         </w:rPr>
+        <w:t xml:space="preserve"> </w:t>
+      </w:r>
+      <w:sdt>
+        <w:sdtPr>
+          <w:rPr>
+            <w:lang w:val="en-US"/>
+          </w:rPr>
+          <w:alias w:val="To edit, see citavi.com/edit"/>
+          <w:tag w:val="CitaviPlaceholder#ba3879da-5224-4efa-9c17-a85197ca420b"/>
+          <w:id w:val="445971563"/>
+          <w:placeholder>
+            <w:docPart w:val="DefaultPlaceholder_-1854013440"/>
+          </w:placeholder>
+        </w:sdtPr>
+        <w:sdtContent>
+          <w:r>
+            <w:rPr>
+              <w:lang w:val="en-US"/>
+            </w:rPr>
+            <w:fldChar w:fldCharType="begin"/>
+          </w:r>
+          <w:r>
+            <w:rPr>
+              <w:lang w:val="en-US"/>
+            </w:rPr>
+            <w:instrText>ADDIN CitaviPlaceholder{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}</w:instrText>
+          </w:r>
+          <w:r>
+            <w:rPr>
+              <w:lang w:val="en-US"/>
+            </w:rPr>
+            <w:fldChar w:fldCharType="separate"/>
+          </w:r>
+          <w:r>
+            <w:rPr>
+              <w:lang w:val="en-US"/>
+            </w:rPr>
+            <w:t>(Belin et al., 2011; Lavan &amp; McGettigan, 2023)</w:t>
+          </w:r>
+          <w:r>
+            <w:rPr>
+              <w:lang w:val="en-US"/>
+            </w:rPr>
+            <w:fldChar w:fldCharType="end"/>
+          </w:r>
+        </w:sdtContent>
+      </w:sdt>
+      <w:r>
+        <w:rPr>
+          <w:lang w:val="en-US"/>
+        </w:rPr>
         <w:t>. These</w:t>
       </w:r>
       <w:r>
@@ -669,29 +733,78 @@
         <w:rPr>
           <w:lang w:val="en-US"/>
         </w:rPr>
-        <w:t xml:space="preserve"> linguistic, extralinguistic and paralinguistic cues (</w:t>
-      </w:r>
-      <w:proofErr w:type="spellStart"/>
-      <w:r>
-        <w:rPr>
-          <w:color w:val="C00000"/>
-          <w:lang w:val="en-US"/>
-        </w:rPr>
-        <w:t>Schweinberger</w:t>
-      </w:r>
-      <w:proofErr w:type="spellEnd"/>
-      <w:r>
-        <w:rPr>
-          <w:color w:val="C00000"/>
-          <w:lang w:val="en-US"/>
-        </w:rPr>
-        <w:t xml:space="preserve"> et al. 2014</w:t>
-      </w:r>
-      <w:r>
-        <w:rPr>
-          <w:lang w:val="en-US"/>
-        </w:rPr>
-        <w:t>). Linguistic cues express the semantic content of the uttered message</w:t>
+        <w:t xml:space="preserve"> linguistic, extralinguistic and paralinguistic cues</w:t>
+      </w:r>
+      <w:r>
+        <w:rPr>
+          <w:lang w:val="en-US"/>
+        </w:rPr>
+        <w:t xml:space="preserve"> </w:t>
+      </w:r>
+      <w:sdt>
+        <w:sdtPr>
+          <w:rPr>
+            <w:lang w:val="en-US"/>
+          </w:rPr>
+          <w:alias w:val="To edit, see citavi.com/edit"/>
+          <w:tag w:val="CitaviPlaceholder#77ad3ddc-ec7f-4ca2-ba5e-09b795b256b6"/>
+          <w:id w:val="1184865166"/>
+          <w:placeholder>
+            <w:docPart w:val="DefaultPlaceholder_-1854013440"/>
+          </w:placeholder>
+        </w:sdtPr>
+        <w:sdtContent>
+          <w:r>
+            <w:rPr>
+              <w:lang w:val="en-US"/>
+            </w:rPr>
+            <w:fldChar w:fldCharType="begin"/>
+          </w:r>
+          <w:r>
+            <w:rPr>
+              <w:lang w:val="en-US"/>
+            </w:rPr>
+            <w:instrText>ADDIN CitaviPlaceholder{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}</w:instrText>
+          </w:r>
+          <w:r>
+            <w:rPr>
+              <w:lang w:val="en-US"/>
+            </w:rPr>
+            <w:fldChar w:fldCharType="separate"/>
+          </w:r>
+          <w:r>
+            <w:rPr>
+              <w:lang w:val="en-US"/>
+            </w:rPr>
+            <w:t xml:space="preserve">(Stefan R. </w:t>
+          </w:r>
+          <w:proofErr w:type="spellStart"/>
+          <w:r>
+            <w:rPr>
+              <w:lang w:val="en-US"/>
+            </w:rPr>
+            <w:t>Schweinberger</w:t>
+          </w:r>
+          <w:proofErr w:type="spellEnd"/>
+          <w:r>
+            <w:rPr>
+              <w:lang w:val="en-US"/>
+            </w:rPr>
+            <w:t xml:space="preserve"> et al., 2014)</w:t>
+          </w:r>
+          <w:r>
+            <w:rPr>
+              <w:lang w:val="en-US"/>
+            </w:rPr>
+            <w:fldChar w:fldCharType="end"/>
+          </w:r>
+        </w:sdtContent>
+      </w:sdt>
+      <w:r>
+        <w:rPr>
+          <w:lang w:val="en-US"/>
+        </w:rPr>
+        <w:t>. Linguistic cues express the semantic content of the uttered message</w:t>
       </w:r>
       <w:r>
         <w:rPr>
@@ -703,20 +816,58 @@
         <w:rPr>
           <w:lang w:val="en-US"/>
         </w:rPr>
-        <w:t>. Extralinguistic cues refer to speaker characteristics such as sex, age, identity, and even perceived personality traits such as trustworthiness and dominance (</w:t>
-      </w:r>
-      <w:r>
-        <w:rPr>
-          <w:color w:val="C00000"/>
-          <w:lang w:val="en-US"/>
-        </w:rPr>
-        <w:t>Lavan</w:t>
-      </w:r>
-      <w:r>
-        <w:rPr>
-          <w:lang w:val="en-US"/>
-        </w:rPr>
-        <w:t xml:space="preserve">). </w:t>
+        <w:t xml:space="preserve">. Extralinguistic cues refer to speaker characteristics such as sex, age, identity, and even perceived personality traits such as trustworthiness and dominance </w:t>
+      </w:r>
+      <w:sdt>
+        <w:sdtPr>
+          <w:rPr>
+            <w:lang w:val="en-US"/>
+          </w:rPr>
+          <w:alias w:val="To edit, see citavi.com/edit"/>
+          <w:tag w:val="CitaviPlaceholder#23044afe-433c-4afd-b033-49f4632e6dce"/>
+          <w:id w:val="-1802299192"/>
+          <w:placeholder>
+            <w:docPart w:val="DefaultPlaceholder_-1854013440"/>
+          </w:placeholder>
+        </w:sdtPr>
+        <w:sdtContent>
+          <w:r>
+            <w:rPr>
+              <w:lang w:val="en-US"/>
+            </w:rPr>
+            <w:fldChar w:fldCharType="begin"/>
+          </w:r>
+          <w:r>
+            <w:rPr>
+              <w:lang w:val="en-US"/>
+            </w:rPr>
+            <w:instrText>ADDIN CitaviPlaceholder{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}</w:instrText>
+          </w:r>
+          <w:r>
+            <w:rPr>
+              <w:lang w:val="en-US"/>
+            </w:rPr>
+            <w:fldChar w:fldCharType="separate"/>
+          </w:r>
+          <w:r>
+            <w:rPr>
+              <w:lang w:val="en-US"/>
+            </w:rPr>
+            <w:t>(Lavan et al., 2024)</w:t>
+          </w:r>
+          <w:r>
+            <w:rPr>
+              <w:lang w:val="en-US"/>
+            </w:rPr>
+            <w:fldChar w:fldCharType="end"/>
+          </w:r>
+        </w:sdtContent>
+      </w:sdt>
+      <w:r>
+        <w:rPr>
+          <w:lang w:val="en-US"/>
+        </w:rPr>
+        <w:t xml:space="preserve">. </w:t>
       </w:r>
       <w:r>
         <w:rPr>
@@ -752,7 +903,13 @@
         <w:rPr>
           <w:lang w:val="en-US"/>
         </w:rPr>
-        <w:t xml:space="preserve"> and they </w:t>
+        <w:t>. Importantly,</w:t>
+      </w:r>
+      <w:r>
+        <w:rPr>
+          <w:lang w:val="en-US"/>
+        </w:rPr>
+        <w:t xml:space="preserve"> they </w:t>
       </w:r>
       <w:r>
         <w:rPr>
@@ -776,13 +933,76 @@
         <w:rPr>
           <w:lang w:val="en-US"/>
         </w:rPr>
+        <w:t xml:space="preserve">a </w:t>
+      </w:r>
+      <w:r>
+        <w:rPr>
+          <w:lang w:val="en-US"/>
+        </w:rPr>
         <w:t xml:space="preserve">mere </w:t>
       </w:r>
       <w:r>
         <w:rPr>
           <w:lang w:val="en-US"/>
         </w:rPr>
-        <w:t>byproduct of the spoken utterances, but a carrier of rich and complex meaning.</w:t>
+        <w:t>byproduct of the spoken utterances, but a carrier of rich and complex meaning</w:t>
+      </w:r>
+      <w:r>
+        <w:rPr>
+          <w:lang w:val="en-US"/>
+        </w:rPr>
+        <w:t xml:space="preserve"> </w:t>
+      </w:r>
+      <w:sdt>
+        <w:sdtPr>
+          <w:rPr>
+            <w:lang w:val="en-US"/>
+          </w:rPr>
+          <w:alias w:val="To edit, see citavi.com/edit"/>
+          <w:tag w:val="CitaviPlaceholder#d9ea30b5-90e9-45a9-aced-0591a450ec38"/>
+          <w:id w:val="616798258"/>
+          <w:placeholder>
+            <w:docPart w:val="DefaultPlaceholder_-1854013440"/>
+          </w:placeholder>
+        </w:sdtPr>
+        <w:sdtContent>
+          <w:r>
+            <w:rPr>
+              <w:lang w:val="en-US"/>
+            </w:rPr>
+            <w:fldChar w:fldCharType="begin"/>
+          </w:r>
+          <w:r>
+            <w:rPr>
+              <w:lang w:val="en-US"/>
+            </w:rPr>
+            <w:instrText>ADDIN CitaviPlaceholder{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}</w:instrText>
+          </w:r>
+          <w:r>
+            <w:rPr>
+              <w:lang w:val="en-US"/>
+            </w:rPr>
+            <w:fldChar w:fldCharType="separate"/>
+          </w:r>
+          <w:r>
+            <w:rPr>
+              <w:lang w:val="en-US"/>
+            </w:rPr>
+            <w:t>(Schirmer et al., 2025)</w:t>
+          </w:r>
+          <w:r>
+            <w:rPr>
+              <w:lang w:val="en-US"/>
+            </w:rPr>
+            <w:fldChar w:fldCharType="end"/>
+          </w:r>
+        </w:sdtContent>
+      </w:sdt>
+      <w:r>
+        <w:rPr>
+          <w:lang w:val="en-US"/>
+        </w:rPr>
+        <w:t>.</w:t>
       </w:r>
     </w:p>
     <w:p>
@@ -809,7 +1029,82 @@
         <w:rPr>
           <w:lang w:val="en-US"/>
         </w:rPr>
-        <w:t xml:space="preserve">. With our voices, we can express a remarkable range of emotions and since effective emotional communication is crucial to everyday social interaction, </w:t>
+        <w:t xml:space="preserve"> </w:t>
+      </w:r>
+      <w:sdt>
+        <w:sdtPr>
+          <w:rPr>
+            <w:lang w:val="en-US"/>
+          </w:rPr>
+          <w:alias w:val="To edit, see citavi.com/edit"/>
+          <w:tag w:val="CitaviPlaceholder#eaff7e70-8787-4fa5-bdd9-dae99271b739"/>
+          <w:id w:val="-979381214"/>
+          <w:placeholder>
+            <w:docPart w:val="DefaultPlaceholder_-1854013440"/>
+          </w:placeholder>
+        </w:sdtPr>
+        <w:sdtContent>
+          <w:r>
+            <w:rPr>
+              <w:lang w:val="en-US"/>
+            </w:rPr>
+            <w:fldChar w:fldCharType="begin"/>
+          </w:r>
+          <w:r>
+            <w:rPr>
+              <w:lang w:val="en-US"/>
+            </w:rPr>
+            <w:instrText>ADDIN CitaviPlaceholder{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}</w:instrText>
+          </w:r>
+          <w:r>
+            <w:rPr>
+              <w:lang w:val="en-US"/>
+            </w:rPr>
+            <w:fldChar w:fldCharType="separate"/>
+          </w:r>
+          <w:r>
+            <w:rPr>
+              <w:lang w:val="en-US"/>
+            </w:rPr>
+            <w:t>(Scherer, 1986, 2018)</w:t>
+          </w:r>
+          <w:r>
+            <w:rPr>
+              <w:lang w:val="en-US"/>
+            </w:rPr>
+            <w:fldChar w:fldCharType="end"/>
+          </w:r>
+        </w:sdtContent>
+      </w:sdt>
+      <w:r>
+        <w:rPr>
+          <w:lang w:val="en-US"/>
+        </w:rPr>
+        <w:t xml:space="preserve">. With our voices, we can </w:t>
+      </w:r>
+      <w:r>
+        <w:rPr>
+          <w:lang w:val="en-US"/>
+        </w:rPr>
+        <w:t>convey</w:t>
+      </w:r>
+      <w:r>
+        <w:rPr>
+          <w:lang w:val="en-US"/>
+        </w:rPr>
+        <w:t xml:space="preserve"> a remarkable range of </w:t>
+      </w:r>
+      <w:r>
+        <w:rPr>
+          <w:lang w:val="en-US"/>
+        </w:rPr>
+        <w:t>affective expressions</w:t>
+      </w:r>
+      <w:r>
+        <w:rPr>
+          <w:lang w:val="en-US"/>
+        </w:rPr>
+        <w:t xml:space="preserve"> and since effective emotional communication is crucial to everyday social interaction, </w:t>
       </w:r>
       <w:r>
         <w:rPr>
@@ -869,26 +1164,135 @@
         <w:rPr>
           <w:lang w:val="en-US"/>
         </w:rPr>
-        <w:t xml:space="preserve"> (</w:t>
-      </w:r>
-      <w:r>
-        <w:rPr>
-          <w:color w:val="C00000"/>
-          <w:lang w:val="en-US"/>
-        </w:rPr>
-        <w:t>Quelle</w:t>
-      </w:r>
-      <w:r>
-        <w:rPr>
-          <w:lang w:val="en-US"/>
-        </w:rPr>
-        <w:t>).</w:t>
-      </w:r>
-      <w:r>
-        <w:rPr>
-          <w:lang w:val="en-US"/>
-        </w:rPr>
-        <w:t xml:space="preserve"> But although it appears “effortless” on the surface, vocal emotional processing is actually a very complex task for our perceptual system. As paralinguistic cue</w:t>
+        <w:t xml:space="preserve"> </w:t>
+      </w:r>
+      <w:sdt>
+        <w:sdtPr>
+          <w:rPr>
+            <w:lang w:val="en-US"/>
+          </w:rPr>
+          <w:alias w:val="To edit, see citavi.com/edit"/>
+          <w:tag w:val="CitaviPlaceholder#7fad147d-ea0e-4ae9-9348-b78753b41d17"/>
+          <w:id w:val="738679147"/>
+          <w:placeholder>
+            <w:docPart w:val="DefaultPlaceholder_-1854013440"/>
+          </w:placeholder>
+        </w:sdtPr>
+        <w:sdtContent>
+          <w:r>
+            <w:rPr>
+              <w:lang w:val="en-US"/>
+            </w:rPr>
+            <w:fldChar w:fldCharType="begin"/>
+          </w:r>
+          <w:r>
+            <w:rPr>
+              <w:lang w:val="en-US"/>
+            </w:rPr>
+            <w:instrText>ADDIN CitaviPlaceholder{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}</w:instrText>
+          </w:r>
+          <w:r>
+            <w:rPr>
+              <w:lang w:val="en-US"/>
+            </w:rPr>
+            <w:fldChar w:fldCharType="separate"/>
+          </w:r>
+          <w:r>
+            <w:rPr>
+              <w:lang w:val="en-US"/>
+            </w:rPr>
+            <w:t>(</w:t>
+          </w:r>
+          <w:proofErr w:type="spellStart"/>
+          <w:r>
+            <w:rPr>
+              <w:lang w:val="en-US"/>
+            </w:rPr>
+            <w:t>Bachorowski</w:t>
+          </w:r>
+          <w:proofErr w:type="spellEnd"/>
+          <w:r>
+            <w:rPr>
+              <w:lang w:val="en-US"/>
+            </w:rPr>
+            <w:t xml:space="preserve"> &amp; Owren, 2003; Lima et al., 2019)</w:t>
+          </w:r>
+          <w:r>
+            <w:rPr>
+              <w:lang w:val="en-US"/>
+            </w:rPr>
+            <w:fldChar w:fldCharType="end"/>
+          </w:r>
+        </w:sdtContent>
+      </w:sdt>
+      <w:r>
+        <w:rPr>
+          <w:lang w:val="en-US"/>
+        </w:rPr>
+        <w:t>.</w:t>
+      </w:r>
+      <w:r>
+        <w:rPr>
+          <w:lang w:val="en-US"/>
+        </w:rPr>
+        <w:t xml:space="preserve"> But although it appears “effortless” on the surface, vocal emotional processing is actually a very complex task for our perceptual system</w:t>
+      </w:r>
+      <w:r>
+        <w:rPr>
+          <w:lang w:val="en-US"/>
+        </w:rPr>
+        <w:t xml:space="preserve"> </w:t>
+      </w:r>
+      <w:sdt>
+        <w:sdtPr>
+          <w:rPr>
+            <w:lang w:val="en-US"/>
+          </w:rPr>
+          <w:alias w:val="To edit, see citavi.com/edit"/>
+          <w:tag w:val="CitaviPlaceholder#ca9fc5aa-2e83-4f98-b0aa-e599f44149d5"/>
+          <w:id w:val="1309439760"/>
+          <w:placeholder>
+            <w:docPart w:val="DefaultPlaceholder_-1854013440"/>
+          </w:placeholder>
+        </w:sdtPr>
+        <w:sdtContent>
+          <w:r>
+            <w:rPr>
+              <w:lang w:val="en-US"/>
+            </w:rPr>
+            <w:fldChar w:fldCharType="begin"/>
+          </w:r>
+          <w:r>
+            <w:rPr>
+              <w:lang w:val="en-US"/>
+            </w:rPr>
+            <w:instrText>ADDIN CitaviPlaceholder{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}</w:instrText>
+          </w:r>
+          <w:r>
+            <w:rPr>
+              <w:lang w:val="en-US"/>
+            </w:rPr>
+            <w:fldChar w:fldCharType="separate"/>
+          </w:r>
+          <w:r>
+            <w:rPr>
+              <w:lang w:val="en-US"/>
+            </w:rPr>
+            <w:t>(Schirmer &amp; Kotz, 2006)</w:t>
+          </w:r>
+          <w:r>
+            <w:rPr>
+              <w:lang w:val="en-US"/>
+            </w:rPr>
+            <w:fldChar w:fldCharType="end"/>
+          </w:r>
+        </w:sdtContent>
+      </w:sdt>
+      <w:r>
+        <w:rPr>
+          <w:lang w:val="en-US"/>
+        </w:rPr>
+        <w:t>. As paralinguistic cue</w:t>
       </w:r>
       <w:r>
         <w:rPr>
@@ -972,20 +1376,58 @@
         <w:rPr>
           <w:lang w:val="en-US"/>
         </w:rPr>
-        <w:t xml:space="preserve"> (</w:t>
-      </w:r>
-      <w:r>
-        <w:rPr>
-          <w:color w:val="C00000"/>
-          <w:lang w:val="en-US"/>
-        </w:rPr>
-        <w:t>Quelle</w:t>
-      </w:r>
-      <w:r>
-        <w:rPr>
-          <w:lang w:val="en-US"/>
-        </w:rPr>
-        <w:t>). Therefore, adequate perception</w:t>
+        <w:t xml:space="preserve"> </w:t>
+      </w:r>
+      <w:sdt>
+        <w:sdtPr>
+          <w:rPr>
+            <w:lang w:val="en-US"/>
+          </w:rPr>
+          <w:alias w:val="To edit, see citavi.com/edit"/>
+          <w:tag w:val="CitaviPlaceholder#fd236a71-c28b-40d0-8eab-d4e0284ee017"/>
+          <w:id w:val="1186254083"/>
+          <w:placeholder>
+            <w:docPart w:val="DefaultPlaceholder_-1854013440"/>
+          </w:placeholder>
+        </w:sdtPr>
+        <w:sdtContent>
+          <w:r>
+            <w:rPr>
+              <w:lang w:val="en-US"/>
+            </w:rPr>
+            <w:fldChar w:fldCharType="begin"/>
+          </w:r>
+          <w:r>
+            <w:rPr>
+              <w:lang w:val="en-US"/>
+            </w:rPr>
+            <w:instrText>ADDIN CitaviPlaceholder{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}</w:instrText>
+          </w:r>
+          <w:r>
+            <w:rPr>
+              <w:lang w:val="en-US"/>
+            </w:rPr>
+            <w:fldChar w:fldCharType="separate"/>
+          </w:r>
+          <w:r>
+            <w:rPr>
+              <w:lang w:val="en-US"/>
+            </w:rPr>
+            <w:t>(Scherer et al., 2016)</w:t>
+          </w:r>
+          <w:r>
+            <w:rPr>
+              <w:lang w:val="en-US"/>
+            </w:rPr>
+            <w:fldChar w:fldCharType="end"/>
+          </w:r>
+        </w:sdtContent>
+      </w:sdt>
+      <w:r>
+        <w:rPr>
+          <w:lang w:val="en-US"/>
+        </w:rPr>
+        <w:t>. Therefore, adequate perception</w:t>
       </w:r>
       <w:r>
         <w:rPr>
@@ -997,20 +1439,58 @@
         <w:rPr>
           <w:lang w:val="en-US"/>
         </w:rPr>
-        <w:t xml:space="preserve"> and reaction to vocal emotions requires constant real-time monitoring and very efficient processing of the auditory input (</w:t>
-      </w:r>
-      <w:r>
-        <w:rPr>
-          <w:color w:val="C00000"/>
-          <w:lang w:val="en-US"/>
-        </w:rPr>
-        <w:t>Quelle</w:t>
-      </w:r>
-      <w:r>
-        <w:rPr>
-          <w:lang w:val="en-US"/>
-        </w:rPr>
-        <w:t xml:space="preserve">). How </w:t>
+        <w:t xml:space="preserve"> and reaction to vocal emotions requires constant real-time monitoring and very efficient processing of the auditory input </w:t>
+      </w:r>
+      <w:sdt>
+        <w:sdtPr>
+          <w:rPr>
+            <w:lang w:val="en-US"/>
+          </w:rPr>
+          <w:alias w:val="To edit, see citavi.com/edit"/>
+          <w:tag w:val="CitaviPlaceholder#ea243484-b8e8-4a59-9f2c-160ca35c90b9"/>
+          <w:id w:val="-1568416104"/>
+          <w:placeholder>
+            <w:docPart w:val="DefaultPlaceholder_-1854013440"/>
+          </w:placeholder>
+        </w:sdtPr>
+        <w:sdtContent>
+          <w:r>
+            <w:rPr>
+              <w:lang w:val="en-US"/>
+            </w:rPr>
+            <w:fldChar w:fldCharType="begin"/>
+          </w:r>
+          <w:r>
+            <w:rPr>
+              <w:lang w:val="en-US"/>
+            </w:rPr>
+            <w:instrText>ADDIN CitaviPlaceholder{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}</w:instrText>
+          </w:r>
+          <w:r>
+            <w:rPr>
+              <w:lang w:val="en-US"/>
+            </w:rPr>
+            <w:fldChar w:fldCharType="separate"/>
+          </w:r>
+          <w:r>
+            <w:rPr>
+              <w:lang w:val="en-US"/>
+            </w:rPr>
+            <w:t>(Paulmann &amp; Kotz, 2018)</w:t>
+          </w:r>
+          <w:r>
+            <w:rPr>
+              <w:lang w:val="en-US"/>
+            </w:rPr>
+            <w:fldChar w:fldCharType="end"/>
+          </w:r>
+        </w:sdtContent>
+      </w:sdt>
+      <w:r>
+        <w:rPr>
+          <w:lang w:val="en-US"/>
+        </w:rPr>
+        <w:t xml:space="preserve">. How </w:t>
       </w:r>
       <w:r>
         <w:rPr>
@@ -1102,13 +1582,37 @@
         <w:rPr>
           <w:lang w:val="en-US"/>
         </w:rPr>
-        <w:t xml:space="preserve"> is not </w:t>
-      </w:r>
-      <w:r>
-        <w:rPr>
-          <w:lang w:val="en-US"/>
-        </w:rPr>
-        <w:t>static but</w:t>
+        <w:t xml:space="preserve"> is not</w:t>
+      </w:r>
+      <w:r>
+        <w:rPr>
+          <w:lang w:val="en-US"/>
+        </w:rPr>
+        <w:t xml:space="preserve"> a</w:t>
+      </w:r>
+      <w:r>
+        <w:rPr>
+          <w:lang w:val="en-US"/>
+        </w:rPr>
+        <w:t xml:space="preserve"> </w:t>
+      </w:r>
+      <w:r>
+        <w:rPr>
+          <w:lang w:val="en-US"/>
+        </w:rPr>
+        <w:t>static</w:t>
+      </w:r>
+      <w:r>
+        <w:rPr>
+          <w:lang w:val="en-US"/>
+        </w:rPr>
+        <w:t xml:space="preserve"> readout of the acoustic signal</w:t>
+      </w:r>
+      <w:r>
+        <w:rPr>
+          <w:lang w:val="en-US"/>
+        </w:rPr>
+        <w:t xml:space="preserve"> but</w:t>
       </w:r>
       <w:r>
         <w:rPr>
@@ -1200,54 +1704,91 @@
         </w:rPr>
         <w:t xml:space="preserve"> informative </w:t>
       </w:r>
-      <w:r>
-        <w:rPr>
-          <w:lang w:val="en-US"/>
-        </w:rPr>
-        <w:t>(</w:t>
-      </w:r>
-      <w:r>
-        <w:rPr>
-          <w:color w:val="C00000"/>
-          <w:lang w:val="en-US"/>
-        </w:rPr>
-        <w:t>Quelle</w:t>
-      </w:r>
-      <w:r>
-        <w:rPr>
-          <w:color w:val="C00000"/>
+      <w:sdt>
+        <w:sdtPr>
+          <w:rPr>
+            <w:lang w:val="en-US"/>
+          </w:rPr>
+          <w:alias w:val="To edit, see citavi.com/edit"/>
+          <w:tag w:val="CitaviPlaceholder#b2b4d357-b4c8-411c-92fa-7f19e3ae9421"/>
+          <w:id w:val="39637803"/>
+          <w:placeholder>
+            <w:docPart w:val="DefaultPlaceholder_-1854013440"/>
+          </w:placeholder>
+        </w:sdtPr>
+        <w:sdtContent>
+          <w:r>
+            <w:rPr>
+              <w:lang w:val="en-US"/>
+            </w:rPr>
+            <w:fldChar w:fldCharType="begin"/>
+          </w:r>
+          <w:r>
+            <w:rPr>
+              <w:lang w:val="en-US"/>
+            </w:rPr>
+            <w:instrText>ADDIN CitaviPlaceholder{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}</w:instrText>
+          </w:r>
+          <w:r>
+            <w:rPr>
+              <w:lang w:val="en-US"/>
+            </w:rPr>
+            <w:fldChar w:fldCharType="separate"/>
+          </w:r>
+          <w:r>
+            <w:rPr>
+              <w:lang w:val="en-US"/>
+            </w:rPr>
+            <w:t>(</w:t>
+          </w:r>
+          <w:proofErr w:type="spellStart"/>
+          <w:r>
+            <w:rPr>
+              <w:lang w:val="en-US"/>
+            </w:rPr>
+            <w:t>Laukka</w:t>
+          </w:r>
+          <w:proofErr w:type="spellEnd"/>
+          <w:r>
+            <w:rPr>
+              <w:lang w:val="en-US"/>
+            </w:rPr>
+            <w:t xml:space="preserve"> et al., 2016; Nussbaum, Schirmer, &amp; </w:t>
+          </w:r>
+          <w:proofErr w:type="spellStart"/>
+          <w:r>
+            <w:rPr>
+              <w:lang w:val="en-US"/>
+            </w:rPr>
+            <w:t>Schweinberger</w:t>
+          </w:r>
+          <w:proofErr w:type="spellEnd"/>
+          <w:r>
+            <w:rPr>
+              <w:lang w:val="en-US"/>
+            </w:rPr>
+            <w:t>, 2022, 2024; Thompson &amp; Balkwill, 2006)</w:t>
+          </w:r>
+          <w:r>
+            <w:rPr>
+              <w:lang w:val="en-US"/>
+            </w:rPr>
+            <w:fldChar w:fldCharType="end"/>
+          </w:r>
+        </w:sdtContent>
+      </w:sdt>
+      <w:r>
+        <w:rPr>
+          <w:lang w:val="en-US"/>
+        </w:rPr>
+        <w:t>. As a result</w:t>
+      </w:r>
+      <w:r>
+        <w:rPr>
           <w:lang w:val="en-US"/>
         </w:rPr>
         <w:t xml:space="preserve">, </w:t>
       </w:r>
-      <w:proofErr w:type="spellStart"/>
-      <w:r>
-        <w:rPr>
-          <w:color w:val="C00000"/>
-          <w:lang w:val="en-US"/>
-        </w:rPr>
-        <w:t>Laukka</w:t>
-      </w:r>
-      <w:proofErr w:type="spellEnd"/>
-      <w:r>
-        <w:rPr>
-          <w:color w:val="C00000"/>
-          <w:lang w:val="en-US"/>
-        </w:rPr>
-        <w:t xml:space="preserve"> et al., 2016; Thompson &amp; Balkwill, 2006; Thompson et al., 2010</w:t>
-      </w:r>
-      <w:r>
-        <w:rPr>
-          <w:lang w:val="en-US"/>
-        </w:rPr>
-        <w:t>). As a result</w:t>
-      </w:r>
-      <w:r>
-        <w:rPr>
-          <w:lang w:val="en-US"/>
-        </w:rPr>
-        <w:t xml:space="preserve">, </w:t>
-      </w:r>
       <w:r>
         <w:rPr>
           <w:lang w:val="en-US"/>
@@ -1288,26 +1829,78 @@
         <w:rPr>
           <w:lang w:val="en-US"/>
         </w:rPr>
-        <w:t>them (</w:t>
-      </w:r>
-      <w:r>
-        <w:rPr>
-          <w:color w:val="C00000"/>
-          <w:lang w:val="en-US"/>
-        </w:rPr>
-        <w:t>Quelle</w:t>
-      </w:r>
-      <w:r>
-        <w:rPr>
-          <w:lang w:val="en-US"/>
-        </w:rPr>
-        <w:t xml:space="preserve">). </w:t>
-      </w:r>
-      <w:r>
-        <w:rPr>
-          <w:lang w:val="en-US"/>
-        </w:rPr>
-        <w:t>Thus, listeners are able to decode similar emotions from</w:t>
+        <w:t xml:space="preserve">them </w:t>
+      </w:r>
+      <w:sdt>
+        <w:sdtPr>
+          <w:rPr>
+            <w:lang w:val="en-US"/>
+          </w:rPr>
+          <w:alias w:val="To edit, see citavi.com/edit"/>
+          <w:tag w:val="CitaviPlaceholder#b2f0f1ba-9b4f-41f8-949e-32042af8f985"/>
+          <w:id w:val="535560622"/>
+          <w:placeholder>
+            <w:docPart w:val="DefaultPlaceholder_-1854013440"/>
+          </w:placeholder>
+        </w:sdtPr>
+        <w:sdtContent>
+          <w:r>
+            <w:rPr>
+              <w:lang w:val="en-US"/>
+            </w:rPr>
+            <w:fldChar w:fldCharType="begin"/>
+          </w:r>
+          <w:r>
+            <w:rPr>
+              <w:lang w:val="en-US"/>
+            </w:rPr>
+            <w:instrText>ADDIN CitaviPlaceholder{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}</w:instrText>
+          </w:r>
+          <w:r>
+            <w:rPr>
+              <w:lang w:val="en-US"/>
+            </w:rPr>
+            <w:fldChar w:fldCharType="separate"/>
+          </w:r>
+          <w:r>
+            <w:rPr>
+              <w:lang w:val="en-US"/>
+            </w:rPr>
+            <w:t>(Spackman et al., 2009)</w:t>
+          </w:r>
+          <w:r>
+            <w:rPr>
+              <w:lang w:val="en-US"/>
+            </w:rPr>
+            <w:fldChar w:fldCharType="end"/>
+          </w:r>
+        </w:sdtContent>
+      </w:sdt>
+      <w:r>
+        <w:rPr>
+          <w:lang w:val="en-US"/>
+        </w:rPr>
+        <w:t xml:space="preserve">. </w:t>
+      </w:r>
+      <w:r>
+        <w:rPr>
+          <w:lang w:val="en-US"/>
+        </w:rPr>
+        <w:t xml:space="preserve">Thus, listeners </w:t>
+      </w:r>
+      <w:proofErr w:type="gramStart"/>
+      <w:r>
+        <w:rPr>
+          <w:lang w:val="en-US"/>
+        </w:rPr>
+        <w:t>are able to</w:t>
+      </w:r>
+      <w:proofErr w:type="gramEnd"/>
+      <w:r>
+        <w:rPr>
+          <w:lang w:val="en-US"/>
+        </w:rPr>
+        <w:t xml:space="preserve"> decode similar emotions from</w:t>
       </w:r>
       <w:r>
         <w:rPr>
@@ -1352,6 +1945,26 @@
           <w:lang w:val="en-US"/>
         </w:rPr>
         <w:t xml:space="preserve">. </w:t>
+      </w:r>
+    </w:p>
+    <w:p>
+      <w:pPr>
+        <w:pStyle w:val="berschrift3"/>
+        <w:rPr>
+          <w:lang w:val="en-US"/>
+        </w:rPr>
+      </w:pPr>
+      <w:r>
+        <w:rPr>
+          <w:lang w:val="en-US"/>
+        </w:rPr>
+        <w:t>A</w:t>
+      </w:r>
+      <w:r>
+        <w:rPr>
+          <w:lang w:val="en-US"/>
+        </w:rPr>
+        <w:t>daptation – a hallmark of perceptual flexibility</w:t>
       </w:r>
     </w:p>
     <w:p>
@@ -1359,26 +1972,752 @@
         <w:suppressAutoHyphens w:val="0"/>
         <w:spacing w:line="278" w:lineRule="auto"/>
         <w:rPr>
+          <w:lang w:val="en-US"/>
+        </w:rPr>
+      </w:pPr>
+      <w:r>
+        <w:rPr>
+          <w:lang w:val="en-US"/>
+        </w:rPr>
+        <w:tab/>
+        <w:t xml:space="preserve">Perceptual adaptation </w:t>
+      </w:r>
+      <w:r>
+        <w:rPr>
+          <w:lang w:val="en-US"/>
+        </w:rPr>
+        <w:t xml:space="preserve">can be understood as a calibration process to the current perceptual configuration of the environment, which manifests in a </w:t>
+      </w:r>
+      <w:r>
+        <w:rPr>
+          <w:lang w:val="en-US"/>
+        </w:rPr>
+        <w:t>perceptual bias to opposite features of a stimulus after repeated exposure</w:t>
+      </w:r>
+      <w:r>
+        <w:rPr>
+          <w:lang w:val="en-US"/>
+        </w:rPr>
+        <w:t>. For vocal emotions, it was first shown by</w:t>
+      </w:r>
+      <w:r>
+        <w:rPr>
+          <w:lang w:val="en-US"/>
+        </w:rPr>
+        <w:t xml:space="preserve"> </w:t>
+      </w:r>
+      <w:sdt>
+        <w:sdtPr>
+          <w:rPr>
+            <w:lang w:val="en-US"/>
+          </w:rPr>
+          <w:alias w:val="To edit, see citavi.com/edit"/>
+          <w:tag w:val="CitaviPlaceholder#a3863c6c-caaa-4f24-a1f4-304fe2db376f"/>
+          <w:id w:val="755254209"/>
+          <w:placeholder>
+            <w:docPart w:val="DefaultPlaceholder_-1854013440"/>
+          </w:placeholder>
+        </w:sdtPr>
+        <w:sdtContent>
+          <w:r>
+            <w:rPr>
+              <w:lang w:val="en-US"/>
+            </w:rPr>
+            <w:fldChar w:fldCharType="begin"/>
+          </w:r>
+          <w:r>
+            <w:rPr>
+              <w:lang w:val="en-US"/>
+            </w:rPr>
+            <w:instrText>ADDIN CitaviPlaceholder{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}</w:instrText>
+          </w:r>
+          <w:r>
+            <w:rPr>
+              <w:lang w:val="en-US"/>
+            </w:rPr>
+            <w:fldChar w:fldCharType="separate"/>
+          </w:r>
+          <w:proofErr w:type="spellStart"/>
+          <w:r>
+            <w:rPr>
+              <w:lang w:val="en-US"/>
+            </w:rPr>
+            <w:t>Bestelmeyer</w:t>
+          </w:r>
+          <w:proofErr w:type="spellEnd"/>
+          <w:r>
+            <w:rPr>
+              <w:lang w:val="en-US"/>
+            </w:rPr>
+            <w:t xml:space="preserve">, </w:t>
+          </w:r>
+          <w:proofErr w:type="spellStart"/>
+          <w:r>
+            <w:rPr>
+              <w:lang w:val="en-US"/>
+            </w:rPr>
+            <w:t>Rouger</w:t>
+          </w:r>
+          <w:proofErr w:type="spellEnd"/>
+          <w:r>
+            <w:rPr>
+              <w:lang w:val="en-US"/>
+            </w:rPr>
+            <w:t>, et al.</w:t>
+          </w:r>
+          <w:r>
+            <w:rPr>
+              <w:lang w:val="en-US"/>
+            </w:rPr>
+            <w:fldChar w:fldCharType="end"/>
+          </w:r>
+        </w:sdtContent>
+      </w:sdt>
+      <w:r>
+        <w:rPr>
+          <w:lang w:val="en-US"/>
+        </w:rPr>
+        <w:t xml:space="preserve"> </w:t>
+      </w:r>
+      <w:sdt>
+        <w:sdtPr>
+          <w:rPr>
+            <w:lang w:val="en-US"/>
+          </w:rPr>
+          <w:alias w:val="To edit, see citavi.com/edit"/>
+          <w:tag w:val="CitaviPlaceholder#e3f01364-9d51-416c-a4d6-d062e3e00641"/>
+          <w:id w:val="1442340494"/>
+          <w:placeholder>
+            <w:docPart w:val="DefaultPlaceholder_-1854013440"/>
+          </w:placeholder>
+        </w:sdtPr>
+        <w:sdtContent>
+          <w:r>
+            <w:rPr>
+              <w:lang w:val="en-US"/>
+            </w:rPr>
+            <w:fldChar w:fldCharType="begin"/>
+          </w:r>
+          <w:r>
+            <w:rPr>
+              <w:lang w:val="en-US"/>
+            </w:rPr>
+            <w:instrText>ADDIN CitaviPlaceholder{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}</w:instrText>
+          </w:r>
+          <w:r>
+            <w:rPr>
+              <w:lang w:val="en-US"/>
+            </w:rPr>
+            <w:fldChar w:fldCharType="separate"/>
+          </w:r>
+          <w:r>
+            <w:rPr>
+              <w:lang w:val="en-US"/>
+            </w:rPr>
+            <w:t>(2010)</w:t>
+          </w:r>
+          <w:r>
+            <w:rPr>
+              <w:lang w:val="en-US"/>
+            </w:rPr>
+            <w:fldChar w:fldCharType="end"/>
+          </w:r>
+        </w:sdtContent>
+      </w:sdt>
+      <w:r>
+        <w:rPr>
+          <w:lang w:val="en-US"/>
+        </w:rPr>
+        <w:t>:</w:t>
+      </w:r>
+      <w:r>
+        <w:rPr>
+          <w:lang w:val="en-US"/>
+        </w:rPr>
+        <w:t xml:space="preserve"> </w:t>
+      </w:r>
+      <w:r>
+        <w:rPr>
+          <w:lang w:val="en-US"/>
+        </w:rPr>
+        <w:t>A</w:t>
+      </w:r>
+      <w:r>
+        <w:rPr>
+          <w:lang w:val="en-US"/>
+        </w:rPr>
+        <w:t xml:space="preserve">fter </w:t>
+      </w:r>
+      <w:r>
+        <w:rPr>
+          <w:lang w:val="en-US"/>
+        </w:rPr>
+        <w:t xml:space="preserve">repeated </w:t>
+      </w:r>
+      <w:r>
+        <w:rPr>
+          <w:lang w:val="en-US"/>
+        </w:rPr>
+        <w:t>exposure</w:t>
+      </w:r>
+      <w:r>
+        <w:rPr>
+          <w:lang w:val="en-US"/>
+        </w:rPr>
+        <w:t xml:space="preserve"> </w:t>
+      </w:r>
+      <w:r>
+        <w:rPr>
+          <w:lang w:val="en-US"/>
+        </w:rPr>
+        <w:t>to angry voice</w:t>
+      </w:r>
+      <w:r>
+        <w:rPr>
+          <w:lang w:val="en-US"/>
+        </w:rPr>
+        <w:t>s</w:t>
+      </w:r>
+      <w:r>
+        <w:rPr>
+          <w:lang w:val="en-US"/>
+        </w:rPr>
+        <w:t xml:space="preserve"> (the adaptor</w:t>
+      </w:r>
+      <w:r>
+        <w:rPr>
+          <w:lang w:val="en-US"/>
+        </w:rPr>
+        <w:t>s</w:t>
+      </w:r>
+      <w:r>
+        <w:rPr>
+          <w:lang w:val="en-US"/>
+        </w:rPr>
+        <w:t>), a subsequently presented ambiguous voice (the target) at an</w:t>
+      </w:r>
+      <w:r>
+        <w:rPr>
+          <w:lang w:val="en-US"/>
+        </w:rPr>
+        <w:t xml:space="preserve"> </w:t>
+      </w:r>
+      <w:r>
+        <w:rPr>
+          <w:lang w:val="en-US"/>
+        </w:rPr>
+        <w:t>intermediate position within an ang</w:t>
+      </w:r>
+      <w:r>
+        <w:rPr>
+          <w:lang w:val="en-US"/>
+        </w:rPr>
+        <w:t>er</w:t>
+      </w:r>
+      <w:r>
+        <w:rPr>
+          <w:lang w:val="en-US"/>
+        </w:rPr>
+        <w:t xml:space="preserve">-fear continuum </w:t>
+      </w:r>
+      <w:r>
+        <w:rPr>
+          <w:lang w:val="en-US"/>
+        </w:rPr>
+        <w:t>was more often</w:t>
+      </w:r>
+      <w:r>
+        <w:rPr>
+          <w:lang w:val="en-US"/>
+        </w:rPr>
+        <w:t xml:space="preserve"> </w:t>
+      </w:r>
+      <w:r>
+        <w:rPr>
+          <w:lang w:val="en-US"/>
+        </w:rPr>
+        <w:t>perceived</w:t>
+      </w:r>
+      <w:r>
+        <w:rPr>
+          <w:lang w:val="en-US"/>
+        </w:rPr>
+        <w:t xml:space="preserve"> as fearful</w:t>
+      </w:r>
+      <w:r>
+        <w:rPr>
+          <w:lang w:val="en-US"/>
+        </w:rPr>
+        <w:t xml:space="preserve">. </w:t>
+      </w:r>
+      <w:r>
+        <w:rPr>
+          <w:lang w:val="en-US"/>
+        </w:rPr>
+        <w:t>Conversely,</w:t>
+      </w:r>
+      <w:r>
+        <w:rPr>
+          <w:lang w:val="en-US"/>
+        </w:rPr>
+        <w:t xml:space="preserve"> </w:t>
+      </w:r>
+      <w:r>
+        <w:rPr>
+          <w:lang w:val="en-US"/>
+        </w:rPr>
+        <w:t xml:space="preserve">after </w:t>
+      </w:r>
+      <w:r>
+        <w:rPr>
+          <w:lang w:val="en-US"/>
+        </w:rPr>
+        <w:t xml:space="preserve">repeated </w:t>
+      </w:r>
+      <w:r>
+        <w:rPr>
+          <w:lang w:val="en-US"/>
+        </w:rPr>
+        <w:t xml:space="preserve">exposure </w:t>
+      </w:r>
+      <w:r>
+        <w:rPr>
+          <w:lang w:val="en-US"/>
+        </w:rPr>
+        <w:lastRenderedPageBreak/>
+        <w:t>to fearful adaptor</w:t>
+      </w:r>
+      <w:r>
+        <w:rPr>
+          <w:lang w:val="en-US"/>
+        </w:rPr>
+        <w:t>s</w:t>
+      </w:r>
+      <w:r>
+        <w:rPr>
+          <w:lang w:val="en-US"/>
+        </w:rPr>
+        <w:t xml:space="preserve">, the very same ambiguous target voice </w:t>
+      </w:r>
+      <w:r>
+        <w:rPr>
+          <w:lang w:val="en-US"/>
+        </w:rPr>
+        <w:t>was more often</w:t>
+      </w:r>
+      <w:r>
+        <w:rPr>
+          <w:lang w:val="en-US"/>
+        </w:rPr>
+        <w:t xml:space="preserve"> </w:t>
+      </w:r>
+      <w:r>
+        <w:rPr>
+          <w:lang w:val="en-US"/>
+        </w:rPr>
+        <w:t xml:space="preserve">perceived </w:t>
+      </w:r>
+      <w:r>
+        <w:rPr>
+          <w:lang w:val="en-US"/>
+        </w:rPr>
+        <w:t>as angry.</w:t>
+      </w:r>
+      <w:r>
+        <w:rPr>
+          <w:lang w:val="en-US"/>
+        </w:rPr>
+        <w:t xml:space="preserve"> This perceptual shift is called a </w:t>
+      </w:r>
+      <w:r>
+        <w:rPr>
           <w:i/>
           <w:iCs/>
           <w:lang w:val="en-US"/>
         </w:rPr>
-      </w:pPr>
-      <w:r>
-        <w:rPr>
-          <w:i/>
-          <w:iCs/>
+        <w:t>contrastive aftereffect</w:t>
+      </w:r>
+      <w:r>
+        <w:rPr>
+          <w:lang w:val="en-US"/>
+        </w:rPr>
+        <w:t xml:space="preserve">. </w:t>
+      </w:r>
+      <w:r>
+        <w:rPr>
+          <w:lang w:val="en-US"/>
+        </w:rPr>
+        <w:t xml:space="preserve">Such a dynamic perceptual system is very beneficial, because </w:t>
+      </w:r>
+      <w:r>
+        <w:rPr>
+          <w:lang w:val="en-US"/>
+        </w:rPr>
+        <w:t xml:space="preserve">it allows a </w:t>
+      </w:r>
+      <w:r>
+        <w:rPr>
+          <w:lang w:val="en-US"/>
+        </w:rPr>
+        <w:t>“fl</w:t>
+      </w:r>
+      <w:r>
+        <w:rPr>
+          <w:lang w:val="en-US"/>
+        </w:rPr>
+        <w:t>oat</w:t>
+      </w:r>
+      <w:r>
+        <w:rPr>
+          <w:lang w:val="en-US"/>
+        </w:rPr>
+        <w:t>”</w:t>
+      </w:r>
+      <w:r>
+        <w:rPr>
+          <w:lang w:val="en-US"/>
+        </w:rPr>
+        <w:t xml:space="preserve"> of the</w:t>
+      </w:r>
+      <w:r>
+        <w:rPr>
+          <w:lang w:val="en-US"/>
+        </w:rPr>
+        <w:t xml:space="preserve"> </w:t>
+      </w:r>
+      <w:r>
+        <w:rPr>
+          <w:lang w:val="en-US"/>
+        </w:rPr>
+        <w:t>sensitivity range and can therefore maximize its information di</w:t>
+      </w:r>
+      <w:r>
+        <w:rPr>
+          <w:lang w:val="en-US"/>
+        </w:rPr>
+        <w:t>ff</w:t>
+      </w:r>
+      <w:r>
+        <w:rPr>
+          <w:lang w:val="en-US"/>
+        </w:rPr>
+        <w:t>erentiation capacit</w:t>
+      </w:r>
+      <w:r>
+        <w:rPr>
+          <w:lang w:val="en-US"/>
+        </w:rPr>
+        <w:t xml:space="preserve">y </w:t>
+      </w:r>
+      <w:sdt>
+        <w:sdtPr>
+          <w:rPr>
+            <w:lang w:val="en-US"/>
+          </w:rPr>
+          <w:alias w:val="To edit, see citavi.com/edit"/>
+          <w:tag w:val="CitaviPlaceholder#62edb66a-a3ee-438b-8ec9-cd52cd44d915"/>
+          <w:id w:val="-1206331520"/>
+          <w:placeholder>
+            <w:docPart w:val="DefaultPlaceholder_-1854013440"/>
+          </w:placeholder>
+        </w:sdtPr>
+        <w:sdtContent>
+          <w:r>
+            <w:rPr>
+              <w:lang w:val="en-US"/>
+            </w:rPr>
+            <w:fldChar w:fldCharType="begin"/>
+          </w:r>
+          <w:r>
+            <w:rPr>
+              <w:lang w:val="en-US"/>
+            </w:rPr>
+            <w:instrText>ADDIN CitaviPlaceholder{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}</w:instrText>
+          </w:r>
+          <w:r>
+            <w:rPr>
+              <w:lang w:val="en-US"/>
+            </w:rPr>
+            <w:fldChar w:fldCharType="separate"/>
+          </w:r>
+          <w:r>
+            <w:rPr>
+              <w:lang w:val="en-US"/>
+            </w:rPr>
+            <w:t>(Webster et al., 2005)</w:t>
+          </w:r>
+          <w:r>
+            <w:rPr>
+              <w:lang w:val="en-US"/>
+            </w:rPr>
+            <w:fldChar w:fldCharType="end"/>
+          </w:r>
+        </w:sdtContent>
+      </w:sdt>
+      <w:r>
+        <w:rPr>
+          <w:lang w:val="en-US"/>
+        </w:rPr>
+        <w:t>.</w:t>
+      </w:r>
+      <w:r>
+        <w:rPr>
+          <w:lang w:val="en-US"/>
+        </w:rPr>
+        <w:t xml:space="preserve"> In other words, by </w:t>
+      </w:r>
+      <w:r>
+        <w:rPr>
+          <w:lang w:val="en-US"/>
+        </w:rPr>
+        <w:t>calibrating to</w:t>
+      </w:r>
+      <w:r>
+        <w:rPr>
+          <w:lang w:val="en-US"/>
+        </w:rPr>
+        <w:t xml:space="preserve"> the current </w:t>
+      </w:r>
+      <w:r>
+        <w:rPr>
+          <w:lang w:val="en-US"/>
+        </w:rPr>
+        <w:t xml:space="preserve">stimulation (i.e. angry voices), we become more sensitive to sudden changes (i.e. a shift to fear), which in turn facilitates prompt adjustments in behavioral responses. </w:t>
+      </w:r>
+      <w:r>
+        <w:rPr>
           <w:lang w:val="en-US"/>
         </w:rPr>
         <w:t>A</w:t>
       </w:r>
       <w:r>
         <w:rPr>
-          <w:i/>
-          <w:iCs/>
-          <w:lang w:val="en-US"/>
-        </w:rPr>
-        <w:t>daptation – a hallmark of perceptual flexibility</w:t>
+          <w:lang w:val="en-US"/>
+        </w:rPr>
+        <w:t xml:space="preserve">daptation plays a critical role for efficient </w:t>
+      </w:r>
+      <w:r>
+        <w:rPr>
+          <w:lang w:val="en-US"/>
+        </w:rPr>
+        <w:t xml:space="preserve">stimulus </w:t>
+      </w:r>
+      <w:r>
+        <w:rPr>
+          <w:lang w:val="en-US"/>
+        </w:rPr>
+        <w:t>processing</w:t>
+      </w:r>
+      <w:r>
+        <w:rPr>
+          <w:lang w:val="en-US"/>
+        </w:rPr>
+        <w:t xml:space="preserve"> and </w:t>
+      </w:r>
+      <w:r>
+        <w:rPr>
+          <w:lang w:val="en-US"/>
+        </w:rPr>
+        <w:t>constitutes</w:t>
+      </w:r>
+      <w:r>
+        <w:rPr>
+          <w:lang w:val="en-US"/>
+        </w:rPr>
+        <w:t xml:space="preserve"> a general mechanism of the human perceptual </w:t>
+      </w:r>
+      <w:r>
+        <w:rPr>
+          <w:lang w:val="en-US"/>
+        </w:rPr>
+        <w:t>syste</w:t>
+      </w:r>
+      <w:r>
+        <w:rPr>
+          <w:lang w:val="en-US"/>
+        </w:rPr>
+        <w:t>m</w:t>
+      </w:r>
+      <w:r>
+        <w:rPr>
+          <w:lang w:val="en-US"/>
+        </w:rPr>
+        <w:t>. H</w:t>
+      </w:r>
+      <w:r>
+        <w:rPr>
+          <w:lang w:val="en-US"/>
+        </w:rPr>
+        <w:t>ence</w:t>
+      </w:r>
+      <w:r>
+        <w:rPr>
+          <w:lang w:val="en-US"/>
+        </w:rPr>
+        <w:t>, there is ample evidence for adaptation in both the visual and the auditory domain</w:t>
+      </w:r>
+      <w:r>
+        <w:rPr>
+          <w:lang w:val="en-US"/>
+        </w:rPr>
+        <w:t xml:space="preserve"> beyond emotions</w:t>
+      </w:r>
+      <w:r>
+        <w:rPr>
+          <w:lang w:val="en-US"/>
+        </w:rPr>
+        <w:t xml:space="preserve">, e.g. for sex, age, identity, </w:t>
+      </w:r>
+      <w:r>
+        <w:rPr>
+          <w:lang w:val="en-US"/>
+        </w:rPr>
+        <w:t xml:space="preserve">facial </w:t>
+      </w:r>
+      <w:r>
+        <w:rPr>
+          <w:lang w:val="en-US"/>
+        </w:rPr>
+        <w:t xml:space="preserve">eye gaze, </w:t>
+      </w:r>
+      <w:r>
+        <w:rPr>
+          <w:lang w:val="en-US"/>
+        </w:rPr>
+        <w:t xml:space="preserve">facial </w:t>
+      </w:r>
+      <w:r>
+        <w:rPr>
+          <w:lang w:val="en-US"/>
+        </w:rPr>
+        <w:t>ethnicity</w:t>
+      </w:r>
+      <w:r>
+        <w:rPr>
+          <w:lang w:val="en-US"/>
+        </w:rPr>
+        <w:t xml:space="preserve"> </w:t>
+      </w:r>
+      <w:sdt>
+        <w:sdtPr>
+          <w:rPr>
+            <w:lang w:val="en-US"/>
+          </w:rPr>
+          <w:alias w:val="To edit, see citavi.com/edit"/>
+          <w:tag w:val="CitaviPlaceholder#2c746a1d-f2e0-4360-9403-e2bee827855f"/>
+          <w:id w:val="493609765"/>
+          <w:placeholder>
+            <w:docPart w:val="DefaultPlaceholder_-1854013440"/>
+          </w:placeholder>
+        </w:sdtPr>
+        <w:sdtContent>
+          <w:r>
+            <w:rPr>
+              <w:lang w:val="en-US"/>
+            </w:rPr>
+            <w:fldChar w:fldCharType="begin"/>
+          </w:r>
+          <w:r>
+            <w:rPr>
+              <w:lang w:val="en-US"/>
+            </w:rPr>
+            <w:instrText>ADDIN CitaviPlaceholder{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}</w:instrText>
+          </w:r>
+          <w:r>
+            <w:rPr>
+              <w:lang w:val="en-US"/>
+            </w:rPr>
+            <w:fldChar w:fldCharType="separate"/>
+          </w:r>
+          <w:r>
+            <w:rPr>
+              <w:lang w:val="en-US"/>
+            </w:rPr>
+            <w:t>(</w:t>
+          </w:r>
+          <w:proofErr w:type="spellStart"/>
+          <w:r>
+            <w:rPr>
+              <w:lang w:val="en-US"/>
+            </w:rPr>
+            <w:t>Bestelmeyer</w:t>
+          </w:r>
+          <w:proofErr w:type="spellEnd"/>
+          <w:r>
+            <w:rPr>
+              <w:lang w:val="en-US"/>
+            </w:rPr>
+            <w:t xml:space="preserve">, Jones, et al., 2010; Fox &amp; Barton, 2007; Hubbard &amp; Assmann, 2013; Jenkins et al., 2006; Leopold et al., 2001; Stefan R. </w:t>
+          </w:r>
+          <w:proofErr w:type="spellStart"/>
+          <w:r>
+            <w:rPr>
+              <w:lang w:val="en-US"/>
+            </w:rPr>
+            <w:t>Schweinberger</w:t>
+          </w:r>
+          <w:proofErr w:type="spellEnd"/>
+          <w:r>
+            <w:rPr>
+              <w:lang w:val="en-US"/>
+            </w:rPr>
+            <w:t xml:space="preserve"> et al., 2008; Stefan R. </w:t>
+          </w:r>
+          <w:proofErr w:type="spellStart"/>
+          <w:r>
+            <w:rPr>
+              <w:lang w:val="en-US"/>
+            </w:rPr>
+            <w:t>Schweinberger</w:t>
+          </w:r>
+          <w:proofErr w:type="spellEnd"/>
+          <w:r>
+            <w:rPr>
+              <w:lang w:val="en-US"/>
+            </w:rPr>
+            <w:t xml:space="preserve"> et al., 2010; </w:t>
+          </w:r>
+          <w:proofErr w:type="spellStart"/>
+          <w:r>
+            <w:rPr>
+              <w:lang w:val="en-US"/>
+            </w:rPr>
+            <w:t>Skuk</w:t>
+          </w:r>
+          <w:proofErr w:type="spellEnd"/>
+          <w:r>
+            <w:rPr>
+              <w:lang w:val="en-US"/>
+            </w:rPr>
+            <w:t xml:space="preserve"> et al., 2015; Webster et al., 2004; Webster &amp; MacLeod, 2011; Webster &amp; Maclin, 1999; </w:t>
+          </w:r>
+          <w:proofErr w:type="spellStart"/>
+          <w:r>
+            <w:rPr>
+              <w:lang w:val="en-US"/>
+            </w:rPr>
+            <w:t>Zäske</w:t>
+          </w:r>
+          <w:proofErr w:type="spellEnd"/>
+          <w:r>
+            <w:rPr>
+              <w:lang w:val="en-US"/>
+            </w:rPr>
+            <w:t xml:space="preserve"> et al., 2009)</w:t>
+          </w:r>
+          <w:r>
+            <w:rPr>
+              <w:lang w:val="en-US"/>
+            </w:rPr>
+            <w:fldChar w:fldCharType="end"/>
+          </w:r>
+        </w:sdtContent>
+      </w:sdt>
+      <w:r>
+        <w:rPr>
+          <w:lang w:val="en-US"/>
+        </w:rPr>
+        <w:t xml:space="preserve">. </w:t>
       </w:r>
     </w:p>
     <w:p>
@@ -1394,485 +2733,734 @@
           <w:lang w:val="en-US"/>
         </w:rPr>
         <w:tab/>
-        <w:t xml:space="preserve">Perceptual adaptation </w:t>
-      </w:r>
-      <w:r>
-        <w:rPr>
-          <w:lang w:val="en-US"/>
-        </w:rPr>
-        <w:t xml:space="preserve">can be understood as a calibration process to the current perceptual configuration of the environment, which manifests in a </w:t>
-      </w:r>
-      <w:r>
-        <w:rPr>
-          <w:lang w:val="en-US"/>
-        </w:rPr>
-        <w:t>perceptual bias to opposite features of a stimulus after repeated exposure</w:t>
-      </w:r>
-      <w:r>
-        <w:rPr>
-          <w:lang w:val="en-US"/>
-        </w:rPr>
-        <w:t xml:space="preserve">. For vocal emotions, it was first shown by </w:t>
+      </w:r>
+      <w:r>
+        <w:rPr>
+          <w:lang w:val="en-US"/>
+        </w:rPr>
+        <w:t xml:space="preserve">On a neural level, adaptation has been linked to a decreased </w:t>
+      </w:r>
+      <w:r>
+        <w:rPr>
+          <w:lang w:val="en-US"/>
+        </w:rPr>
+        <w:t>response of dedicated neuron</w:t>
+      </w:r>
+      <w:r>
+        <w:rPr>
+          <w:lang w:val="en-US"/>
+        </w:rPr>
+        <w:t xml:space="preserve"> </w:t>
+      </w:r>
+      <w:r>
+        <w:rPr>
+          <w:lang w:val="en-US"/>
+        </w:rPr>
+        <w:t>populations</w:t>
+      </w:r>
+      <w:r>
+        <w:rPr>
+          <w:lang w:val="en-US"/>
+        </w:rPr>
+        <w:t xml:space="preserve"> upon prolonged exposure</w:t>
+      </w:r>
+      <w:r>
+        <w:rPr>
+          <w:lang w:val="en-US"/>
+        </w:rPr>
+        <w:t xml:space="preserve">, which </w:t>
+      </w:r>
+      <w:r>
+        <w:rPr>
+          <w:lang w:val="en-US"/>
+        </w:rPr>
+        <w:t>then</w:t>
+      </w:r>
+      <w:r>
+        <w:rPr>
+          <w:lang w:val="en-US"/>
+        </w:rPr>
+        <w:t xml:space="preserve"> fire more vigorously when the stimulus</w:t>
+      </w:r>
+      <w:r>
+        <w:rPr>
+          <w:lang w:val="en-US"/>
+        </w:rPr>
+        <w:t xml:space="preserve"> </w:t>
+      </w:r>
+      <w:r>
+        <w:rPr>
+          <w:lang w:val="en-US"/>
+        </w:rPr>
+        <w:t>feature</w:t>
+      </w:r>
+      <w:r>
+        <w:rPr>
+          <w:lang w:val="en-US"/>
+        </w:rPr>
+        <w:t>s</w:t>
+      </w:r>
+      <w:r>
+        <w:rPr>
+          <w:lang w:val="en-US"/>
+        </w:rPr>
+        <w:t xml:space="preserve"> change</w:t>
+      </w:r>
+      <w:r>
+        <w:rPr>
+          <w:lang w:val="en-US"/>
+        </w:rPr>
+        <w:t xml:space="preserve"> </w:t>
+      </w:r>
+      <w:sdt>
+        <w:sdtPr>
+          <w:rPr>
+            <w:lang w:val="en-US"/>
+          </w:rPr>
+          <w:alias w:val="To edit, see citavi.com/edit"/>
+          <w:tag w:val="CitaviPlaceholder#4ab5b4af-bfc2-41e0-a186-0d4bd19c0170"/>
+          <w:id w:val="108247493"/>
+          <w:placeholder>
+            <w:docPart w:val="DefaultPlaceholder_-1854013440"/>
+          </w:placeholder>
+        </w:sdtPr>
+        <w:sdtContent>
+          <w:r>
+            <w:rPr>
+              <w:lang w:val="en-US"/>
+            </w:rPr>
+            <w:fldChar w:fldCharType="begin"/>
+          </w:r>
+          <w:r>
+            <w:rPr>
+              <w:lang w:val="en-US"/>
+            </w:rPr>
+            <w:instrText>ADDIN CitaviPlaceholder{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}</w:instrText>
+          </w:r>
+          <w:r>
+            <w:rPr>
+              <w:lang w:val="en-US"/>
+            </w:rPr>
+            <w:fldChar w:fldCharType="separate"/>
+          </w:r>
+          <w:r>
+            <w:rPr>
+              <w:lang w:val="en-US"/>
+            </w:rPr>
+            <w:t>(Grill-Spector et al., 2006)</w:t>
+          </w:r>
+          <w:r>
+            <w:rPr>
+              <w:lang w:val="en-US"/>
+            </w:rPr>
+            <w:fldChar w:fldCharType="end"/>
+          </w:r>
+        </w:sdtContent>
+      </w:sdt>
+      <w:r>
+        <w:rPr>
+          <w:lang w:val="en-US"/>
+        </w:rPr>
+        <w:t>. This seems to occur on all levels of the auditory (and visual) pathway, from sub-cortical processing, via the primary sensory cortices, up to higher-</w:t>
+      </w:r>
+      <w:r>
+        <w:rPr>
+          <w:lang w:val="en-US"/>
+        </w:rPr>
+        <w:t xml:space="preserve">order cognition and </w:t>
       </w:r>
       <w:proofErr w:type="spellStart"/>
       <w:r>
         <w:rPr>
+          <w:lang w:val="en-US"/>
+        </w:rPr>
+        <w:t>supramodal</w:t>
+      </w:r>
+      <w:proofErr w:type="spellEnd"/>
+      <w:r>
+        <w:rPr>
+          <w:lang w:val="en-US"/>
+        </w:rPr>
+        <w:t xml:space="preserve"> evaluation</w:t>
+      </w:r>
+      <w:r>
+        <w:rPr>
+          <w:lang w:val="en-US"/>
+        </w:rPr>
+        <w:t xml:space="preserve"> </w:t>
+      </w:r>
+      <w:sdt>
+        <w:sdtPr>
+          <w:rPr>
+            <w:lang w:val="en-US"/>
+          </w:rPr>
+          <w:alias w:val="To edit, see citavi.com/edit"/>
+          <w:tag w:val="CitaviPlaceholder#2b15d190-5090-4b1f-9b33-c6b6f44d587d"/>
+          <w:id w:val="1139081374"/>
+          <w:placeholder>
+            <w:docPart w:val="DefaultPlaceholder_-1854013440"/>
+          </w:placeholder>
+        </w:sdtPr>
+        <w:sdtContent>
+          <w:r>
+            <w:rPr>
+              <w:lang w:val="en-US"/>
+            </w:rPr>
+            <w:fldChar w:fldCharType="begin"/>
+          </w:r>
+          <w:r>
+            <w:rPr>
+              <w:lang w:val="en-US"/>
+            </w:rPr>
+            <w:instrText>ADDIN CitaviPlaceholder{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}</w:instrText>
+          </w:r>
+          <w:r>
+            <w:rPr>
+              <w:lang w:val="en-US"/>
+            </w:rPr>
+            <w:fldChar w:fldCharType="separate"/>
+          </w:r>
+          <w:r>
+            <w:rPr>
+              <w:lang w:val="en-US"/>
+            </w:rPr>
+            <w:t xml:space="preserve">(for reviews, see Pérez-González &amp; </w:t>
+          </w:r>
+          <w:proofErr w:type="spellStart"/>
+          <w:r>
+            <w:rPr>
+              <w:lang w:val="en-US"/>
+            </w:rPr>
+            <w:t>Malmierca</w:t>
+          </w:r>
+          <w:proofErr w:type="spellEnd"/>
+          <w:r>
+            <w:rPr>
+              <w:lang w:val="en-US"/>
+            </w:rPr>
+            <w:t>, 2014; Willmore &amp; King, 2023)</w:t>
+          </w:r>
+          <w:r>
+            <w:rPr>
+              <w:lang w:val="en-US"/>
+            </w:rPr>
+            <w:fldChar w:fldCharType="end"/>
+          </w:r>
+        </w:sdtContent>
+      </w:sdt>
+      <w:r>
+        <w:rPr>
+          <w:lang w:val="en-US"/>
+        </w:rPr>
+        <w:t xml:space="preserve">. For </w:t>
+      </w:r>
+      <w:r>
+        <w:rPr>
+          <w:lang w:val="en-US"/>
+        </w:rPr>
+        <w:t xml:space="preserve">vocal </w:t>
+      </w:r>
+      <w:r>
+        <w:rPr>
+          <w:lang w:val="en-US"/>
+        </w:rPr>
+        <w:t xml:space="preserve">emotions specifically, adaptation </w:t>
+      </w:r>
+      <w:r>
+        <w:rPr>
+          <w:lang w:val="en-US"/>
+        </w:rPr>
+        <w:t xml:space="preserve">has been </w:t>
+      </w:r>
+      <w:proofErr w:type="spellStart"/>
+      <w:r>
+        <w:rPr>
+          <w:lang w:val="en-US"/>
+        </w:rPr>
+        <w:t>pbserved</w:t>
+      </w:r>
+      <w:proofErr w:type="spellEnd"/>
+      <w:r>
+        <w:rPr>
+          <w:lang w:val="en-US"/>
+        </w:rPr>
+        <w:t xml:space="preserve"> at </w:t>
+      </w:r>
+      <w:r>
+        <w:rPr>
+          <w:lang w:val="en-US"/>
+        </w:rPr>
+        <w:t>several</w:t>
+      </w:r>
+      <w:r>
+        <w:rPr>
+          <w:lang w:val="en-US"/>
+        </w:rPr>
+        <w:t xml:space="preserve"> stages of processing</w:t>
+      </w:r>
+      <w:r>
+        <w:rPr>
+          <w:lang w:val="en-US"/>
+        </w:rPr>
+        <w:t xml:space="preserve"> </w:t>
+      </w:r>
+      <w:sdt>
+        <w:sdtPr>
+          <w:rPr>
+            <w:lang w:val="en-US"/>
+          </w:rPr>
+          <w:alias w:val="To edit, see citavi.com/edit"/>
+          <w:tag w:val="CitaviPlaceholder#6d1113b8-75b4-4a55-ba34-154cdfccd6f6"/>
+          <w:id w:val="-1282184675"/>
+          <w:placeholder>
+            <w:docPart w:val="DefaultPlaceholder_-1854013440"/>
+          </w:placeholder>
+        </w:sdtPr>
+        <w:sdtContent>
+          <w:r>
+            <w:rPr>
+              <w:lang w:val="en-US"/>
+            </w:rPr>
+            <w:fldChar w:fldCharType="begin"/>
+          </w:r>
+          <w:r>
+            <w:rPr>
+              <w:lang w:val="en-US"/>
+            </w:rPr>
+            <w:instrText>ADDIN CitaviPlaceholder{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}</w:instrText>
+          </w:r>
+          <w:r>
+            <w:rPr>
+              <w:lang w:val="en-US"/>
+            </w:rPr>
+            <w:fldChar w:fldCharType="separate"/>
+          </w:r>
+          <w:r>
+            <w:rPr>
+              <w:lang w:val="en-US"/>
+            </w:rPr>
+            <w:t>(</w:t>
+          </w:r>
+          <w:proofErr w:type="spellStart"/>
+          <w:r>
+            <w:rPr>
+              <w:lang w:val="en-US"/>
+            </w:rPr>
+            <w:t>Bestelmeyer</w:t>
+          </w:r>
+          <w:proofErr w:type="spellEnd"/>
+          <w:r>
+            <w:rPr>
+              <w:lang w:val="en-US"/>
+            </w:rPr>
+            <w:t xml:space="preserve"> et al., 2014)</w:t>
+          </w:r>
+          <w:r>
+            <w:rPr>
+              <w:lang w:val="en-US"/>
+            </w:rPr>
+            <w:fldChar w:fldCharType="end"/>
+          </w:r>
+        </w:sdtContent>
+      </w:sdt>
+      <w:r>
+        <w:rPr>
+          <w:lang w:val="en-US"/>
+        </w:rPr>
+        <w:t>,</w:t>
+      </w:r>
+      <w:r>
+        <w:rPr>
+          <w:lang w:val="en-US"/>
+        </w:rPr>
+        <w:t xml:space="preserve"> from the analysis of acoustic cues </w:t>
+      </w:r>
+      <w:sdt>
+        <w:sdtPr>
+          <w:rPr>
+            <w:lang w:val="en-US"/>
+          </w:rPr>
+          <w:alias w:val="To edit, see citavi.com/edit"/>
+          <w:tag w:val="CitaviPlaceholder#e9fe6b5e-067e-476b-a02f-24dcbd28f1d7"/>
+          <w:id w:val="-746187460"/>
+          <w:placeholder>
+            <w:docPart w:val="DefaultPlaceholder_-1854013440"/>
+          </w:placeholder>
+        </w:sdtPr>
+        <w:sdtContent>
+          <w:r>
+            <w:rPr>
+              <w:lang w:val="en-US"/>
+            </w:rPr>
+            <w:fldChar w:fldCharType="begin"/>
+          </w:r>
+          <w:r>
+            <w:rPr>
+              <w:lang w:val="en-US"/>
+            </w:rPr>
+            <w:instrText>ADDIN CitaviPlaceholder{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}</w:instrText>
+          </w:r>
+          <w:r>
+            <w:rPr>
+              <w:lang w:val="en-US"/>
+            </w:rPr>
+            <w:fldChar w:fldCharType="separate"/>
+          </w:r>
+          <w:r>
+            <w:rPr>
+              <w:lang w:val="en-US"/>
+            </w:rPr>
+            <w:t xml:space="preserve">(Nussbaum, Schirmer, &amp; </w:t>
+          </w:r>
+          <w:proofErr w:type="spellStart"/>
+          <w:r>
+            <w:rPr>
+              <w:lang w:val="en-US"/>
+            </w:rPr>
+            <w:t>Schweinberger</w:t>
+          </w:r>
+          <w:proofErr w:type="spellEnd"/>
+          <w:r>
+            <w:rPr>
+              <w:lang w:val="en-US"/>
+            </w:rPr>
+            <w:t>, 2022)</w:t>
+          </w:r>
+          <w:r>
+            <w:rPr>
+              <w:lang w:val="en-US"/>
+            </w:rPr>
+            <w:fldChar w:fldCharType="end"/>
+          </w:r>
+        </w:sdtContent>
+      </w:sdt>
+      <w:r>
+        <w:rPr>
+          <w:lang w:val="en-US"/>
+        </w:rPr>
+        <w:t xml:space="preserve">, up to high-level and </w:t>
+      </w:r>
+      <w:r>
+        <w:rPr>
+          <w:lang w:val="en-US"/>
+        </w:rPr>
+        <w:t>even cross-modal</w:t>
+      </w:r>
+      <w:r>
+        <w:rPr>
+          <w:lang w:val="en-US"/>
+        </w:rPr>
+        <w:t xml:space="preserve"> representation of </w:t>
+      </w:r>
+      <w:r>
+        <w:rPr>
+          <w:lang w:val="en-US"/>
+        </w:rPr>
+        <w:t xml:space="preserve">emotional information </w:t>
+      </w:r>
+      <w:sdt>
+        <w:sdtPr>
+          <w:rPr>
+            <w:lang w:val="en-US"/>
+          </w:rPr>
+          <w:alias w:val="To edit, see citavi.com/edit"/>
+          <w:tag w:val="CitaviPlaceholder#961a7a2b-a4c5-4f49-a0a4-f4855f51baa5"/>
+          <w:id w:val="-2114118502"/>
+          <w:placeholder>
+            <w:docPart w:val="DefaultPlaceholder_-1854013440"/>
+          </w:placeholder>
+        </w:sdtPr>
+        <w:sdtContent>
+          <w:r>
+            <w:rPr>
+              <w:lang w:val="en-US"/>
+            </w:rPr>
+            <w:fldChar w:fldCharType="begin"/>
+          </w:r>
+          <w:r>
+            <w:rPr>
+              <w:lang w:val="en-US"/>
+            </w:rPr>
+            <w:instrText>ADDIN CitaviPlaceholder{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}</w:instrText>
+          </w:r>
+          <w:r>
+            <w:rPr>
+              <w:lang w:val="en-US"/>
+            </w:rPr>
+            <w:fldChar w:fldCharType="separate"/>
+          </w:r>
+          <w:r>
+            <w:rPr>
+              <w:lang w:val="en-US"/>
+            </w:rPr>
+            <w:t>(</w:t>
+          </w:r>
+          <w:proofErr w:type="spellStart"/>
+          <w:r>
+            <w:rPr>
+              <w:lang w:val="en-US"/>
+            </w:rPr>
+            <w:t>Bestelmeyer</w:t>
+          </w:r>
+          <w:proofErr w:type="spellEnd"/>
+          <w:r>
+            <w:rPr>
+              <w:lang w:val="en-US"/>
+            </w:rPr>
+            <w:t xml:space="preserve">, </w:t>
+          </w:r>
+          <w:proofErr w:type="spellStart"/>
+          <w:r>
+            <w:rPr>
+              <w:lang w:val="en-US"/>
+            </w:rPr>
+            <w:t>Rouger</w:t>
+          </w:r>
+          <w:proofErr w:type="spellEnd"/>
+          <w:r>
+            <w:rPr>
+              <w:lang w:val="en-US"/>
+            </w:rPr>
+            <w:t xml:space="preserve">, et al., 2010; Jiang et al., 2022; </w:t>
+          </w:r>
+          <w:proofErr w:type="spellStart"/>
+          <w:r>
+            <w:rPr>
+              <w:lang w:val="en-US"/>
+            </w:rPr>
+            <w:t>Skuk</w:t>
+          </w:r>
+          <w:proofErr w:type="spellEnd"/>
+          <w:r>
+            <w:rPr>
+              <w:lang w:val="en-US"/>
+            </w:rPr>
+            <w:t xml:space="preserve"> &amp; </w:t>
+          </w:r>
+          <w:proofErr w:type="spellStart"/>
+          <w:r>
+            <w:rPr>
+              <w:lang w:val="en-US"/>
+            </w:rPr>
+            <w:t>Schweinberger</w:t>
+          </w:r>
+          <w:proofErr w:type="spellEnd"/>
+          <w:r>
+            <w:rPr>
+              <w:lang w:val="en-US"/>
+            </w:rPr>
+            <w:t>, 2013)</w:t>
+          </w:r>
+          <w:r>
+            <w:rPr>
+              <w:lang w:val="en-US"/>
+            </w:rPr>
+            <w:fldChar w:fldCharType="end"/>
+          </w:r>
+        </w:sdtContent>
+      </w:sdt>
+      <w:r>
+        <w:rPr>
+          <w:lang w:val="en-US"/>
+        </w:rPr>
+        <w:t xml:space="preserve">. Note that alterations of emotion adaptation </w:t>
+      </w:r>
+      <w:r>
+        <w:rPr>
+          <w:lang w:val="en-US"/>
+        </w:rPr>
+        <w:t xml:space="preserve">mechanisms </w:t>
+      </w:r>
+      <w:r>
+        <w:rPr>
+          <w:lang w:val="en-US"/>
+        </w:rPr>
+        <w:t>in the visual domain have</w:t>
+      </w:r>
+      <w:r>
+        <w:rPr>
+          <w:lang w:val="en-US"/>
+        </w:rPr>
+        <w:t xml:space="preserve"> be</w:t>
+      </w:r>
+      <w:r>
+        <w:rPr>
+          <w:lang w:val="en-US"/>
+        </w:rPr>
+        <w:t>en</w:t>
+      </w:r>
+      <w:r>
+        <w:rPr>
+          <w:lang w:val="en-US"/>
+        </w:rPr>
+        <w:t xml:space="preserve"> linked to socio-emotional functioning</w:t>
+      </w:r>
+      <w:r>
+        <w:rPr>
+          <w:lang w:val="en-US"/>
+        </w:rPr>
+        <w:t xml:space="preserve"> </w:t>
+      </w:r>
+      <w:sdt>
+        <w:sdtPr>
+          <w:rPr>
+            <w:lang w:val="en-US"/>
+          </w:rPr>
+          <w:alias w:val="To edit, see citavi.com/edit"/>
+          <w:tag w:val="CitaviPlaceholder#f058f6f5-9f26-4a4b-b923-9cf91a3ed694"/>
+          <w:id w:val="1364019517"/>
+          <w:placeholder>
+            <w:docPart w:val="DefaultPlaceholder_-1854013440"/>
+          </w:placeholder>
+        </w:sdtPr>
+        <w:sdtContent>
+          <w:r>
+            <w:rPr>
+              <w:lang w:val="en-US"/>
+            </w:rPr>
+            <w:fldChar w:fldCharType="begin"/>
+          </w:r>
+          <w:r>
+            <w:rPr>
+              <w:lang w:val="en-US"/>
+            </w:rPr>
+            <w:instrText>ADDIN CitaviPlaceholder{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}</w:instrText>
+          </w:r>
+          <w:r>
+            <w:rPr>
+              <w:lang w:val="en-US"/>
+            </w:rPr>
+            <w:fldChar w:fldCharType="separate"/>
+          </w:r>
+          <w:r>
+            <w:rPr>
+              <w:lang w:val="en-US"/>
+            </w:rPr>
+            <w:t>(Jiang et al., 2022)</w:t>
+          </w:r>
+          <w:r>
+            <w:rPr>
+              <w:lang w:val="en-US"/>
+            </w:rPr>
+            <w:fldChar w:fldCharType="end"/>
+          </w:r>
+        </w:sdtContent>
+      </w:sdt>
+      <w:r>
+        <w:rPr>
+          <w:lang w:val="en-US"/>
+        </w:rPr>
+        <w:t xml:space="preserve">, although the pattern is less clear for the auditory </w:t>
+      </w:r>
+      <w:r>
+        <w:rPr>
+          <w:lang w:val="en-US"/>
+        </w:rPr>
+        <w:t>domain</w:t>
+      </w:r>
+      <w:r>
+        <w:rPr>
+          <w:lang w:val="en-US"/>
+        </w:rPr>
+        <w:t xml:space="preserve"> </w:t>
+      </w:r>
+      <w:sdt>
+        <w:sdtPr>
+          <w:rPr>
+            <w:lang w:val="en-US"/>
+          </w:rPr>
+          <w:alias w:val="To edit, see citavi.com/edit"/>
+          <w:tag w:val="CitaviPlaceholder#61b7af3d-5f1c-4ace-9c2f-0664f63ed592"/>
+          <w:id w:val="310828203"/>
+          <w:placeholder>
+            <w:docPart w:val="DefaultPlaceholder_-1854013440"/>
+          </w:placeholder>
+        </w:sdtPr>
+        <w:sdtContent>
+          <w:r>
+            <w:rPr>
+              <w:lang w:val="en-US"/>
+            </w:rPr>
+            <w:fldChar w:fldCharType="begin"/>
+          </w:r>
+          <w:r>
+            <w:rPr>
+              <w:lang w:val="en-US"/>
+            </w:rPr>
+            <w:instrText>ADDIN CitaviPlaceholder{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}</w:instrText>
+          </w:r>
+          <w:r>
+            <w:rPr>
+              <w:lang w:val="en-US"/>
+            </w:rPr>
+            <w:fldChar w:fldCharType="separate"/>
+          </w:r>
+          <w:r>
+            <w:rPr>
+              <w:lang w:val="en-US"/>
+            </w:rPr>
+            <w:t>(</w:t>
+          </w:r>
+          <w:proofErr w:type="spellStart"/>
+          <w:r>
+            <w:rPr>
+              <w:lang w:val="en-US"/>
+            </w:rPr>
+            <w:t>Bestelmeyer</w:t>
+          </w:r>
+          <w:proofErr w:type="spellEnd"/>
+          <w:r>
+            <w:rPr>
+              <w:lang w:val="en-US"/>
+            </w:rPr>
+            <w:t xml:space="preserve"> et al., 2018)</w:t>
+          </w:r>
+          <w:r>
+            <w:rPr>
+              <w:lang w:val="en-US"/>
+            </w:rPr>
+            <w:fldChar w:fldCharType="end"/>
+          </w:r>
+        </w:sdtContent>
+      </w:sdt>
+      <w:r>
+        <w:rPr>
+          <w:lang w:val="en-US"/>
+        </w:rPr>
+        <w:t xml:space="preserve">. </w:t>
+      </w:r>
+      <w:r>
+        <w:rPr>
           <w:color w:val="C00000"/>
           <w:lang w:val="en-US"/>
         </w:rPr>
-        <w:t>Bestelmeyer</w:t>
-      </w:r>
-      <w:proofErr w:type="spellEnd"/>
-      <w:r>
-        <w:rPr>
-          <w:color w:val="C00000"/>
-          <w:lang w:val="en-US"/>
-        </w:rPr>
-        <w:t xml:space="preserve"> et al</w:t>
-      </w:r>
-      <w:r>
-        <w:rPr>
-          <w:lang w:val="en-US"/>
-        </w:rPr>
-        <w:t>:</w:t>
-      </w:r>
-      <w:r>
-        <w:rPr>
-          <w:lang w:val="en-US"/>
-        </w:rPr>
         <w:t xml:space="preserve"> </w:t>
       </w:r>
-      <w:r>
-        <w:rPr>
-          <w:lang w:val="en-US"/>
-        </w:rPr>
-        <w:t>A</w:t>
-      </w:r>
-      <w:r>
-        <w:rPr>
-          <w:lang w:val="en-US"/>
-        </w:rPr>
-        <w:t xml:space="preserve">fter </w:t>
-      </w:r>
-      <w:r>
-        <w:rPr>
-          <w:lang w:val="en-US"/>
-        </w:rPr>
-        <w:t xml:space="preserve">repeated </w:t>
-      </w:r>
-      <w:r>
-        <w:rPr>
-          <w:lang w:val="en-US"/>
-        </w:rPr>
-        <w:t>exposure</w:t>
-      </w:r>
-      <w:r>
-        <w:rPr>
-          <w:lang w:val="en-US"/>
-        </w:rPr>
-        <w:t xml:space="preserve"> </w:t>
-      </w:r>
-      <w:r>
-        <w:rPr>
-          <w:lang w:val="en-US"/>
-        </w:rPr>
-        <w:t>to angry voice</w:t>
-      </w:r>
-      <w:r>
-        <w:rPr>
-          <w:lang w:val="en-US"/>
-        </w:rPr>
-        <w:t>s</w:t>
-      </w:r>
-      <w:r>
-        <w:rPr>
-          <w:lang w:val="en-US"/>
-        </w:rPr>
-        <w:t xml:space="preserve"> (the adaptor</w:t>
-      </w:r>
-      <w:r>
-        <w:rPr>
-          <w:lang w:val="en-US"/>
-        </w:rPr>
-        <w:t>s</w:t>
-      </w:r>
-      <w:r>
-        <w:rPr>
-          <w:lang w:val="en-US"/>
-        </w:rPr>
-        <w:t>), a subsequently presented ambiguous voice (the target) at an</w:t>
-      </w:r>
-      <w:r>
-        <w:rPr>
-          <w:lang w:val="en-US"/>
-        </w:rPr>
-        <w:t xml:space="preserve"> </w:t>
-      </w:r>
-      <w:r>
-        <w:rPr>
-          <w:lang w:val="en-US"/>
-        </w:rPr>
-        <w:t>intermediate position within an ang</w:t>
-      </w:r>
-      <w:r>
-        <w:rPr>
-          <w:lang w:val="en-US"/>
-        </w:rPr>
-        <w:t>er</w:t>
-      </w:r>
-      <w:r>
-        <w:rPr>
-          <w:lang w:val="en-US"/>
-        </w:rPr>
-        <w:t xml:space="preserve">-fear continuum </w:t>
-      </w:r>
-      <w:r>
-        <w:rPr>
-          <w:lang w:val="en-US"/>
-        </w:rPr>
-        <w:t>was more often</w:t>
-      </w:r>
-      <w:r>
-        <w:rPr>
-          <w:lang w:val="en-US"/>
-        </w:rPr>
-        <w:t xml:space="preserve"> </w:t>
-      </w:r>
-      <w:r>
-        <w:rPr>
-          <w:lang w:val="en-US"/>
-        </w:rPr>
-        <w:t>perceived</w:t>
-      </w:r>
-      <w:r>
-        <w:rPr>
-          <w:lang w:val="en-US"/>
-        </w:rPr>
-        <w:t xml:space="preserve"> as fearful</w:t>
-      </w:r>
-      <w:r>
-        <w:rPr>
-          <w:lang w:val="en-US"/>
-        </w:rPr>
-        <w:t xml:space="preserve">. </w:t>
-      </w:r>
-      <w:r>
-        <w:rPr>
-          <w:lang w:val="en-US"/>
-        </w:rPr>
-        <w:t>Conversely,</w:t>
-      </w:r>
-      <w:r>
-        <w:rPr>
-          <w:lang w:val="en-US"/>
-        </w:rPr>
-        <w:t xml:space="preserve"> </w:t>
-      </w:r>
-      <w:r>
-        <w:rPr>
-          <w:lang w:val="en-US"/>
-        </w:rPr>
-        <w:t xml:space="preserve">after </w:t>
-      </w:r>
-      <w:r>
-        <w:rPr>
-          <w:lang w:val="en-US"/>
-        </w:rPr>
-        <w:t xml:space="preserve">repeated </w:t>
-      </w:r>
-      <w:r>
-        <w:rPr>
-          <w:lang w:val="en-US"/>
-        </w:rPr>
-        <w:t>exposure to fearful adaptor</w:t>
-      </w:r>
-      <w:r>
-        <w:rPr>
-          <w:lang w:val="en-US"/>
-        </w:rPr>
-        <w:t>s</w:t>
-      </w:r>
-      <w:r>
-        <w:rPr>
-          <w:lang w:val="en-US"/>
-        </w:rPr>
-        <w:t xml:space="preserve">, the very same ambiguous target voice </w:t>
-      </w:r>
-      <w:r>
-        <w:rPr>
-          <w:lang w:val="en-US"/>
-        </w:rPr>
-        <w:t>was more often</w:t>
-      </w:r>
-      <w:r>
-        <w:rPr>
-          <w:lang w:val="en-US"/>
-        </w:rPr>
-        <w:t xml:space="preserve"> </w:t>
-      </w:r>
-      <w:r>
-        <w:rPr>
-          <w:lang w:val="en-US"/>
-        </w:rPr>
-        <w:t xml:space="preserve">perceived </w:t>
-      </w:r>
-      <w:r>
-        <w:rPr>
-          <w:lang w:val="en-US"/>
-        </w:rPr>
-        <w:t>as angry.</w:t>
-      </w:r>
-      <w:r>
-        <w:rPr>
-          <w:lang w:val="en-US"/>
-        </w:rPr>
-        <w:t xml:space="preserve"> This perceptual shift is called a </w:t>
-      </w:r>
-      <w:r>
-        <w:rPr>
-          <w:i/>
-          <w:iCs/>
-          <w:lang w:val="en-US"/>
-        </w:rPr>
-        <w:t>contrastive aftereffect</w:t>
-      </w:r>
-      <w:r>
-        <w:rPr>
-          <w:lang w:val="en-US"/>
-        </w:rPr>
-        <w:t xml:space="preserve">. </w:t>
-      </w:r>
-      <w:r>
-        <w:rPr>
-          <w:lang w:val="en-US"/>
-        </w:rPr>
-        <w:t xml:space="preserve">Such a dynamic perceptual system is very beneficial, because </w:t>
-      </w:r>
-      <w:r>
-        <w:rPr>
-          <w:lang w:val="en-US"/>
-        </w:rPr>
-        <w:t xml:space="preserve">it allows a </w:t>
-      </w:r>
-      <w:r>
-        <w:rPr>
-          <w:lang w:val="en-US"/>
-        </w:rPr>
-        <w:t>“fl</w:t>
-      </w:r>
-      <w:r>
-        <w:rPr>
-          <w:lang w:val="en-US"/>
-        </w:rPr>
-        <w:t>oat</w:t>
-      </w:r>
-      <w:r>
-        <w:rPr>
-          <w:lang w:val="en-US"/>
-        </w:rPr>
-        <w:t>”</w:t>
-      </w:r>
-      <w:r>
-        <w:rPr>
-          <w:lang w:val="en-US"/>
-        </w:rPr>
-        <w:t xml:space="preserve"> of the</w:t>
-      </w:r>
-      <w:r>
-        <w:rPr>
-          <w:lang w:val="en-US"/>
-        </w:rPr>
-        <w:t xml:space="preserve"> </w:t>
-      </w:r>
-      <w:r>
-        <w:rPr>
-          <w:lang w:val="en-US"/>
-        </w:rPr>
-        <w:t xml:space="preserve">sensitivity range and can therefore maximize its </w:t>
-      </w:r>
-      <w:r>
-        <w:rPr>
-          <w:lang w:val="en-US"/>
-        </w:rPr>
-        <w:lastRenderedPageBreak/>
-        <w:t>information di</w:t>
-      </w:r>
-      <w:r>
-        <w:rPr>
-          <w:lang w:val="en-US"/>
-        </w:rPr>
-        <w:t>ff</w:t>
-      </w:r>
-      <w:r>
-        <w:rPr>
-          <w:lang w:val="en-US"/>
-        </w:rPr>
-        <w:t>erentiation capacity (Webster</w:t>
-      </w:r>
-      <w:r>
-        <w:rPr>
-          <w:lang w:val="en-US"/>
-        </w:rPr>
-        <w:t xml:space="preserve"> </w:t>
-      </w:r>
-      <w:r>
-        <w:rPr>
-          <w:lang w:val="en-US"/>
-        </w:rPr>
-        <w:t>et al., 2005).</w:t>
-      </w:r>
-      <w:r>
-        <w:rPr>
-          <w:lang w:val="en-US"/>
-        </w:rPr>
-        <w:t xml:space="preserve"> In other words, by </w:t>
-      </w:r>
-      <w:r>
-        <w:rPr>
-          <w:lang w:val="en-US"/>
-        </w:rPr>
-        <w:t>calibrating to</w:t>
-      </w:r>
-      <w:r>
-        <w:rPr>
-          <w:lang w:val="en-US"/>
-        </w:rPr>
-        <w:t xml:space="preserve"> the current </w:t>
-      </w:r>
-      <w:r>
-        <w:rPr>
-          <w:lang w:val="en-US"/>
-        </w:rPr>
-        <w:t xml:space="preserve">stimulation (i.e. angry voices), we become more sensitive to sudden changes (i.e. a shift to fear), which in turn facilitates prompt adjustments in behavioral responses. </w:t>
-      </w:r>
-      <w:r>
-        <w:rPr>
-          <w:lang w:val="en-US"/>
-        </w:rPr>
-        <w:t>A</w:t>
-      </w:r>
-      <w:r>
-        <w:rPr>
-          <w:lang w:val="en-US"/>
-        </w:rPr>
-        <w:t xml:space="preserve">daptation plays a critical role for efficient </w:t>
-      </w:r>
-      <w:r>
-        <w:rPr>
-          <w:lang w:val="en-US"/>
-        </w:rPr>
-        <w:t xml:space="preserve">stimulus </w:t>
-      </w:r>
-      <w:r>
-        <w:rPr>
-          <w:lang w:val="en-US"/>
-        </w:rPr>
-        <w:t>processing</w:t>
-      </w:r>
-      <w:r>
-        <w:rPr>
-          <w:lang w:val="en-US"/>
-        </w:rPr>
-        <w:t xml:space="preserve"> and </w:t>
-      </w:r>
-      <w:r>
-        <w:rPr>
-          <w:lang w:val="en-US"/>
-        </w:rPr>
-        <w:t>constitutes</w:t>
-      </w:r>
-      <w:r>
-        <w:rPr>
-          <w:lang w:val="en-US"/>
-        </w:rPr>
-        <w:t xml:space="preserve"> a general mechanism of the human perceptual </w:t>
-      </w:r>
-      <w:r>
-        <w:rPr>
-          <w:lang w:val="en-US"/>
-        </w:rPr>
-        <w:t>syste</w:t>
-      </w:r>
-      <w:r>
-        <w:rPr>
-          <w:lang w:val="en-US"/>
-        </w:rPr>
-        <w:t>m</w:t>
-      </w:r>
-      <w:r>
-        <w:rPr>
-          <w:lang w:val="en-US"/>
-        </w:rPr>
-        <w:t>. H</w:t>
-      </w:r>
-      <w:r>
-        <w:rPr>
-          <w:lang w:val="en-US"/>
-        </w:rPr>
-        <w:t>ence</w:t>
-      </w:r>
-      <w:r>
-        <w:rPr>
-          <w:lang w:val="en-US"/>
-        </w:rPr>
-        <w:t>, there is ample evidence for adaptation in both the visual and the auditory domain</w:t>
-      </w:r>
-      <w:r>
-        <w:rPr>
-          <w:lang w:val="en-US"/>
-        </w:rPr>
-        <w:t xml:space="preserve"> beyond emotions</w:t>
-      </w:r>
-      <w:r>
-        <w:rPr>
-          <w:lang w:val="en-US"/>
-        </w:rPr>
-        <w:t xml:space="preserve">, e.g. for sex, age, identity, </w:t>
-      </w:r>
-      <w:r>
-        <w:rPr>
-          <w:lang w:val="en-US"/>
-        </w:rPr>
-        <w:t xml:space="preserve">facial </w:t>
-      </w:r>
-      <w:r>
-        <w:rPr>
-          <w:lang w:val="en-US"/>
-        </w:rPr>
-        <w:t xml:space="preserve">eye gaze, </w:t>
-      </w:r>
-      <w:r>
-        <w:rPr>
-          <w:lang w:val="en-US"/>
-        </w:rPr>
-        <w:t xml:space="preserve">facial </w:t>
-      </w:r>
-      <w:r>
-        <w:rPr>
-          <w:lang w:val="en-US"/>
-        </w:rPr>
-        <w:t>ethnicity</w:t>
-      </w:r>
-      <w:r>
-        <w:rPr>
-          <w:lang w:val="en-US"/>
-        </w:rPr>
-        <w:t xml:space="preserve"> (</w:t>
-      </w:r>
-      <w:proofErr w:type="spellStart"/>
-      <w:r>
-        <w:rPr>
-          <w:color w:val="C00000"/>
-          <w:lang w:val="en-US"/>
-        </w:rPr>
-        <w:t>ToDo</w:t>
-      </w:r>
-      <w:proofErr w:type="spellEnd"/>
-      <w:r>
-        <w:rPr>
-          <w:lang w:val="en-US"/>
-        </w:rPr>
-        <w:t xml:space="preserve">). </w:t>
+    </w:p>
+    <w:p>
+      <w:pPr>
+        <w:pStyle w:val="berschrift3"/>
+        <w:rPr>
+          <w:lang w:val="en-US"/>
+        </w:rPr>
+      </w:pPr>
+      <w:r>
+        <w:rPr>
+          <w:lang w:val="en-US"/>
+        </w:rPr>
+        <w:t xml:space="preserve">Is vocal emotional adaptation fine-tuned to </w:t>
+      </w:r>
+      <w:r>
+        <w:rPr>
+          <w:lang w:val="en-US"/>
+        </w:rPr>
+        <w:t>speaker sex, identity and word</w:t>
+      </w:r>
+      <w:r>
+        <w:rPr>
+          <w:lang w:val="en-US"/>
+        </w:rPr>
+        <w:t>?</w:t>
       </w:r>
     </w:p>
     <w:p>
@@ -1887,25 +3475,14 @@
         <w:rPr>
           <w:lang w:val="en-US"/>
         </w:rPr>
-        <w:t xml:space="preserve">On a neural level, </w:t>
-      </w:r>
-      <w:r>
-        <w:rPr>
-          <w:lang w:val="en-US"/>
-        </w:rPr>
-        <w:t>adaptation</w:t>
-      </w:r>
-      <w:r>
-        <w:rPr>
-          <w:lang w:val="en-US"/>
-        </w:rPr>
-        <w:t xml:space="preserve"> has been linked to a decreased </w:t>
-      </w:r>
-      <w:r>
-        <w:rPr>
-          <w:lang w:val="en-US"/>
-        </w:rPr>
-        <w:t>response of dedicated neuron</w:t>
+        <w:tab/>
+        <w:t xml:space="preserve">In the context of vocal emotions, adaptation paradigms allow us to explore the mechanisms of perceptual flexibility in more detail, potentially revealing more fine-grained understanding how efficient emotional processing is achieved in everyday interactions. </w:t>
+      </w:r>
+      <w:r>
+        <w:rPr>
+          <w:lang w:val="en-US"/>
+        </w:rPr>
+        <w:t>Voices are processed as a holistic signal</w:t>
       </w:r>
       <w:r>
         <w:rPr>
@@ -1913,35 +3490,178 @@
         </w:rPr>
         <w:t xml:space="preserve"> </w:t>
       </w:r>
-      <w:r>
-        <w:rPr>
-          <w:lang w:val="en-US"/>
-        </w:rPr>
-        <w:t>populations</w:t>
-      </w:r>
-      <w:r>
-        <w:rPr>
-          <w:lang w:val="en-US"/>
-        </w:rPr>
-        <w:t xml:space="preserve"> upon prolonged exposure</w:t>
-      </w:r>
-      <w:r>
-        <w:rPr>
-          <w:lang w:val="en-US"/>
-        </w:rPr>
-        <w:t xml:space="preserve">, which </w:t>
-      </w:r>
-      <w:r>
-        <w:rPr>
-          <w:lang w:val="en-US"/>
-        </w:rPr>
-        <w:t>then</w:t>
-      </w:r>
-      <w:r>
-        <w:rPr>
-          <w:lang w:val="en-US"/>
-        </w:rPr>
-        <w:t xml:space="preserve"> fire more vigorously when the stimulus</w:t>
+      <w:sdt>
+        <w:sdtPr>
+          <w:rPr>
+            <w:lang w:val="en-US"/>
+          </w:rPr>
+          <w:alias w:val="To edit, see citavi.com/edit"/>
+          <w:tag w:val="CitaviPlaceholder#9ca73cc3-d303-4c5d-90a3-4482a836ff5e"/>
+          <w:id w:val="-370844314"/>
+          <w:placeholder>
+            <w:docPart w:val="DefaultPlaceholder_-1854013440"/>
+          </w:placeholder>
+        </w:sdtPr>
+        <w:sdtContent>
+          <w:r>
+            <w:rPr>
+              <w:lang w:val="en-US"/>
+            </w:rPr>
+            <w:fldChar w:fldCharType="begin"/>
+          </w:r>
+          <w:r>
+            <w:rPr>
+              <w:lang w:val="en-US"/>
+            </w:rPr>
+            <w:instrText>ADDIN CitaviPlaceholder{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}</w:instrText>
+          </w:r>
+          <w:r>
+            <w:rPr>
+              <w:lang w:val="en-US"/>
+            </w:rPr>
+            <w:fldChar w:fldCharType="separate"/>
+          </w:r>
+          <w:r>
+            <w:rPr>
+              <w:lang w:val="en-US"/>
+            </w:rPr>
+            <w:t xml:space="preserve">(Stefan R. </w:t>
+          </w:r>
+          <w:proofErr w:type="spellStart"/>
+          <w:r>
+            <w:rPr>
+              <w:lang w:val="en-US"/>
+            </w:rPr>
+            <w:t>Schweinberger</w:t>
+          </w:r>
+          <w:proofErr w:type="spellEnd"/>
+          <w:r>
+            <w:rPr>
+              <w:lang w:val="en-US"/>
+            </w:rPr>
+            <w:t xml:space="preserve"> et al., 2014)</w:t>
+          </w:r>
+          <w:r>
+            <w:rPr>
+              <w:lang w:val="en-US"/>
+            </w:rPr>
+            <w:fldChar w:fldCharType="end"/>
+          </w:r>
+        </w:sdtContent>
+      </w:sdt>
+      <w:r>
+        <w:rPr>
+          <w:lang w:val="en-US"/>
+        </w:rPr>
+        <w:t xml:space="preserve">: we simultaneously decode linguistic, extralinguistic and paralinguistic cues. </w:t>
+      </w:r>
+      <w:r>
+        <w:rPr>
+          <w:lang w:val="en-US"/>
+        </w:rPr>
+        <w:t xml:space="preserve">While traditional theoretical models emphasized that these types of cues are analyzed in distinct pathways </w:t>
+      </w:r>
+      <w:sdt>
+        <w:sdtPr>
+          <w:rPr>
+            <w:lang w:val="en-US"/>
+          </w:rPr>
+          <w:alias w:val="To edit, see citavi.com/edit"/>
+          <w:tag w:val="CitaviPlaceholder#34062aa2-aa60-40e1-8958-474421bf5003"/>
+          <w:id w:val="-967503523"/>
+          <w:placeholder>
+            <w:docPart w:val="DefaultPlaceholder_-1854013440"/>
+          </w:placeholder>
+        </w:sdtPr>
+        <w:sdtContent>
+          <w:r>
+            <w:rPr>
+              <w:lang w:val="en-US"/>
+            </w:rPr>
+            <w:fldChar w:fldCharType="begin"/>
+          </w:r>
+          <w:r>
+            <w:rPr>
+              <w:lang w:val="en-US"/>
+            </w:rPr>
+            <w:instrText>ADDIN CitaviPlaceholder{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}</w:instrText>
+          </w:r>
+          <w:r>
+            <w:rPr>
+              <w:lang w:val="en-US"/>
+            </w:rPr>
+            <w:fldChar w:fldCharType="separate"/>
+          </w:r>
+          <w:r>
+            <w:rPr>
+              <w:lang w:val="en-US"/>
+            </w:rPr>
+            <w:t>(Belin et al., 2011)</w:t>
+          </w:r>
+          <w:r>
+            <w:rPr>
+              <w:lang w:val="en-US"/>
+            </w:rPr>
+            <w:fldChar w:fldCharType="end"/>
+          </w:r>
+        </w:sdtContent>
+      </w:sdt>
+      <w:r>
+        <w:rPr>
+          <w:lang w:val="en-US"/>
+        </w:rPr>
+        <w:t xml:space="preserve">, there is now a consensus that there is some degree of interdependent processing </w:t>
+      </w:r>
+      <w:sdt>
+        <w:sdtPr>
+          <w:rPr>
+            <w:lang w:val="en-US"/>
+          </w:rPr>
+          <w:alias w:val="To edit, see citavi.com/edit"/>
+          <w:tag w:val="CitaviPlaceholder#5f3122f8-4f4e-4ef0-86f9-6799b8f403a2"/>
+          <w:id w:val="-1202706304"/>
+          <w:placeholder>
+            <w:docPart w:val="DefaultPlaceholder_-1854013440"/>
+          </w:placeholder>
+        </w:sdtPr>
+        <w:sdtContent>
+          <w:r>
+            <w:rPr>
+              <w:lang w:val="en-US"/>
+            </w:rPr>
+            <w:fldChar w:fldCharType="begin"/>
+          </w:r>
+          <w:r>
+            <w:rPr>
+              <w:lang w:val="en-US"/>
+            </w:rPr>
+            <w:instrText>ADDIN CitaviPlaceholder{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}</w:instrText>
+          </w:r>
+          <w:r>
+            <w:rPr>
+              <w:lang w:val="en-US"/>
+            </w:rPr>
+            <w:fldChar w:fldCharType="separate"/>
+          </w:r>
+          <w:r>
+            <w:rPr>
+              <w:lang w:val="en-US"/>
+            </w:rPr>
+            <w:t>(Lavan &amp; McGettigan, 2023)</w:t>
+          </w:r>
+          <w:r>
+            <w:rPr>
+              <w:lang w:val="en-US"/>
+            </w:rPr>
+            <w:fldChar w:fldCharType="end"/>
+          </w:r>
+        </w:sdtContent>
+      </w:sdt>
+      <w:r>
+        <w:rPr>
+          <w:lang w:val="en-US"/>
+        </w:rPr>
+        <w:t>.</w:t>
       </w:r>
       <w:r>
         <w:rPr>
@@ -1953,298 +3673,61 @@
         <w:rPr>
           <w:lang w:val="en-US"/>
         </w:rPr>
-        <w:t>feature</w:t>
-      </w:r>
-      <w:r>
-        <w:rPr>
-          <w:lang w:val="en-US"/>
-        </w:rPr>
-        <w:t>s</w:t>
-      </w:r>
-      <w:r>
-        <w:rPr>
-          <w:lang w:val="en-US"/>
-        </w:rPr>
-        <w:t xml:space="preserve"> change</w:t>
-      </w:r>
-      <w:r>
-        <w:rPr>
-          <w:lang w:val="en-US"/>
-        </w:rPr>
-        <w:t xml:space="preserve"> (</w:t>
-      </w:r>
-      <w:r>
-        <w:rPr>
-          <w:color w:val="C00000"/>
-          <w:lang w:val="en-US"/>
-        </w:rPr>
-        <w:t>Quelle</w:t>
-      </w:r>
-      <w:r>
-        <w:rPr>
-          <w:lang w:val="en-US"/>
-        </w:rPr>
-        <w:t>).</w:t>
-      </w:r>
-      <w:r>
-        <w:rPr>
-          <w:lang w:val="en-US"/>
-        </w:rPr>
-        <w:t xml:space="preserve"> This seems to occur on all levels of the auditory (and visual) pathway, from sub-cortical processing (</w:t>
-      </w:r>
-      <w:r>
-        <w:rPr>
-          <w:color w:val="C00000"/>
-          <w:lang w:val="en-US"/>
-        </w:rPr>
-        <w:t>Quelle</w:t>
-      </w:r>
-      <w:r>
-        <w:rPr>
-          <w:lang w:val="en-US"/>
-        </w:rPr>
-        <w:t>), via the primary sensory cortices (</w:t>
-      </w:r>
-      <w:r>
-        <w:rPr>
-          <w:color w:val="C00000"/>
-          <w:lang w:val="en-US"/>
-        </w:rPr>
-        <w:t>Quelle</w:t>
-      </w:r>
-      <w:r>
-        <w:rPr>
-          <w:lang w:val="en-US"/>
-        </w:rPr>
-        <w:t xml:space="preserve">), up to higher-level and potentially </w:t>
-      </w:r>
-      <w:proofErr w:type="spellStart"/>
-      <w:r>
-        <w:rPr>
-          <w:lang w:val="en-US"/>
-        </w:rPr>
-        <w:t>supramodal</w:t>
-      </w:r>
-      <w:proofErr w:type="spellEnd"/>
-      <w:r>
-        <w:rPr>
-          <w:lang w:val="en-US"/>
-        </w:rPr>
-        <w:t xml:space="preserve"> representation (</w:t>
-      </w:r>
-      <w:r>
-        <w:rPr>
-          <w:color w:val="C00000"/>
-          <w:lang w:val="en-US"/>
-        </w:rPr>
-        <w:t>Quelle</w:t>
-      </w:r>
-      <w:r>
-        <w:rPr>
-          <w:lang w:val="en-US"/>
-        </w:rPr>
-        <w:t xml:space="preserve">). For emotions specifically, adaptation is assumed to take place at </w:t>
-      </w:r>
-      <w:r>
-        <w:rPr>
-          <w:lang w:val="en-US"/>
-        </w:rPr>
-        <w:t>several</w:t>
-      </w:r>
-      <w:r>
-        <w:rPr>
-          <w:lang w:val="en-US"/>
-        </w:rPr>
-        <w:t xml:space="preserve"> stages of processing, </w:t>
-      </w:r>
-      <w:proofErr w:type="gramStart"/>
-      <w:r>
-        <w:rPr>
-          <w:color w:val="C00000"/>
-          <w:lang w:val="en-US"/>
-        </w:rPr>
-        <w:t>a</w:t>
-      </w:r>
-      <w:proofErr w:type="gramEnd"/>
-      <w:r>
-        <w:rPr>
-          <w:color w:val="C00000"/>
-          <w:lang w:val="en-US"/>
-        </w:rPr>
-        <w:t xml:space="preserve"> XXX </w:t>
-      </w:r>
-      <w:r>
-        <w:rPr>
-          <w:lang w:val="en-US"/>
-        </w:rPr>
-        <w:t xml:space="preserve">(Nussbaum 2022) </w:t>
-      </w:r>
-      <w:r>
-        <w:rPr>
-          <w:lang w:val="en-US"/>
-        </w:rPr>
-        <w:t>because it is not tied to specific stimulus configurations (</w:t>
-      </w:r>
-      <w:proofErr w:type="spellStart"/>
-      <w:r>
-        <w:rPr>
-          <w:color w:val="C00000"/>
-          <w:lang w:val="en-US"/>
-        </w:rPr>
-        <w:t>Bestelmeyer</w:t>
-      </w:r>
-      <w:proofErr w:type="spellEnd"/>
-      <w:r>
-        <w:rPr>
-          <w:color w:val="C00000"/>
-          <w:lang w:val="en-US"/>
-        </w:rPr>
-        <w:t xml:space="preserve"> 2010</w:t>
-      </w:r>
-      <w:r>
-        <w:rPr>
-          <w:lang w:val="en-US"/>
-        </w:rPr>
-        <w:t>) and can be induced cross-modally (</w:t>
-      </w:r>
-      <w:proofErr w:type="spellStart"/>
-      <w:r>
-        <w:rPr>
-          <w:color w:val="C00000"/>
-          <w:lang w:val="en-US"/>
-        </w:rPr>
-        <w:t>Quellen</w:t>
-      </w:r>
-      <w:proofErr w:type="spellEnd"/>
-      <w:r>
-        <w:rPr>
-          <w:lang w:val="en-US"/>
-        </w:rPr>
-        <w:t xml:space="preserve">). </w:t>
-      </w:r>
-      <w:r>
-        <w:rPr>
-          <w:lang w:val="en-US"/>
-        </w:rPr>
-        <w:t xml:space="preserve">Importantly, </w:t>
-      </w:r>
-      <w:r>
-        <w:rPr>
-          <w:lang w:val="en-US"/>
-        </w:rPr>
-        <w:t>a reduction of the emotional adaptation effect in faces has been observed in individuals with severe depression (</w:t>
-      </w:r>
-      <w:r>
-        <w:rPr>
-          <w:color w:val="C00000"/>
-          <w:lang w:val="en-US"/>
-        </w:rPr>
-        <w:t>Jiang 2022</w:t>
-      </w:r>
-      <w:r>
-        <w:rPr>
-          <w:lang w:val="en-US"/>
-        </w:rPr>
-        <w:t>)</w:t>
-      </w:r>
-      <w:r>
-        <w:rPr>
-          <w:lang w:val="en-US"/>
-        </w:rPr>
-        <w:t xml:space="preserve"> and </w:t>
-      </w:r>
-      <w:r>
-        <w:rPr>
-          <w:color w:val="C00000"/>
-          <w:lang w:val="en-US"/>
-        </w:rPr>
-        <w:t>ASD</w:t>
-      </w:r>
-      <w:r>
-        <w:rPr>
-          <w:lang w:val="en-US"/>
-        </w:rPr>
-        <w:t xml:space="preserve">, suggestion that an alteration of adaptative mechanisms could be linked to socio-emotional functioning. </w:t>
-      </w:r>
-      <w:r>
-        <w:rPr>
-          <w:lang w:val="en-US"/>
-        </w:rPr>
-        <w:t xml:space="preserve">However, </w:t>
-      </w:r>
-      <w:r>
-        <w:rPr>
-          <w:color w:val="C00000"/>
-          <w:lang w:val="en-US"/>
-        </w:rPr>
-        <w:t xml:space="preserve">in individuals with autism, such an alteration was not found </w:t>
-      </w:r>
-      <w:r>
-        <w:rPr>
-          <w:lang w:val="en-US"/>
-        </w:rPr>
-        <w:t>(</w:t>
-      </w:r>
-      <w:proofErr w:type="spellStart"/>
-      <w:r>
-        <w:rPr>
-          <w:color w:val="C00000"/>
-          <w:lang w:val="en-US"/>
-        </w:rPr>
-        <w:t>Bestelmeyer</w:t>
-      </w:r>
-      <w:proofErr w:type="spellEnd"/>
-      <w:r>
-        <w:rPr>
-          <w:color w:val="C00000"/>
-          <w:lang w:val="en-US"/>
-        </w:rPr>
-        <w:t xml:space="preserve"> 201</w:t>
-      </w:r>
-      <w:r>
-        <w:rPr>
-          <w:color w:val="C00000"/>
-          <w:lang w:val="en-US"/>
-        </w:rPr>
-        <w:t>8</w:t>
-      </w:r>
-      <w:r>
-        <w:rPr>
-          <w:lang w:val="en-US"/>
-        </w:rPr>
-        <w:t xml:space="preserve">). </w:t>
-      </w:r>
-      <w:proofErr w:type="spellStart"/>
-      <w:r>
-        <w:rPr>
-          <w:color w:val="C00000"/>
-          <w:lang w:val="en-US"/>
-        </w:rPr>
-        <w:t>ToDo</w:t>
-      </w:r>
-      <w:proofErr w:type="spellEnd"/>
-      <w:r>
-        <w:rPr>
-          <w:color w:val="C00000"/>
-          <w:lang w:val="en-US"/>
-        </w:rPr>
-        <w:t xml:space="preserve">: </w:t>
-      </w:r>
-      <w:proofErr w:type="spellStart"/>
-      <w:r>
-        <w:rPr>
-          <w:color w:val="C00000"/>
-          <w:lang w:val="en-US"/>
-        </w:rPr>
-        <w:t>abrunden</w:t>
-      </w:r>
-      <w:proofErr w:type="spellEnd"/>
-      <w:r>
-        <w:rPr>
-          <w:color w:val="C00000"/>
-          <w:lang w:val="en-US"/>
-        </w:rPr>
-        <w:t xml:space="preserve"> – visual and auditory domain are linked, not all it the same. </w:t>
+        <w:t>In that case</w:t>
+      </w:r>
+      <w:r>
+        <w:rPr>
+          <w:lang w:val="en-US"/>
+        </w:rPr>
+        <w:t>, how are linguistic and extralinguistic cues incorporated</w:t>
+      </w:r>
+      <w:r>
+        <w:rPr>
+          <w:lang w:val="en-US"/>
+        </w:rPr>
+        <w:t xml:space="preserve"> </w:t>
+      </w:r>
+      <w:r>
+        <w:rPr>
+          <w:lang w:val="en-US"/>
+        </w:rPr>
+        <w:t xml:space="preserve">in emotional adaptation? </w:t>
+      </w:r>
+      <w:r>
+        <w:rPr>
+          <w:lang w:val="en-US"/>
+        </w:rPr>
+        <w:t xml:space="preserve">Are these cues just treated as “noise” that need to be cancelled out, or do they provide valuable information to fine-tune the </w:t>
+      </w:r>
+      <w:r>
+        <w:rPr>
+          <w:lang w:val="en-US"/>
+        </w:rPr>
+        <w:t>emotion</w:t>
+      </w:r>
+      <w:r>
+        <w:rPr>
+          <w:lang w:val="en-US"/>
+        </w:rPr>
+        <w:t>al</w:t>
+      </w:r>
+      <w:r>
+        <w:rPr>
+          <w:lang w:val="en-US"/>
+        </w:rPr>
+        <w:t xml:space="preserve"> </w:t>
+      </w:r>
+      <w:r>
+        <w:rPr>
+          <w:lang w:val="en-US"/>
+        </w:rPr>
+        <w:t xml:space="preserve">adaptation process? </w:t>
+      </w:r>
+      <w:r>
+        <w:rPr>
+          <w:lang w:val="en-US"/>
+        </w:rPr>
+        <w:t xml:space="preserve">This is the key question of the present paper. </w:t>
       </w:r>
     </w:p>
     <w:p>
@@ -2259,11 +3742,665 @@
       </w:pPr>
       <w:r>
         <w:rPr>
+          <w:lang w:val="en-US"/>
+        </w:rPr>
+        <w:tab/>
+        <w:t xml:space="preserve">Extralinguistic cues are </w:t>
+      </w:r>
+      <w:r>
+        <w:rPr>
+          <w:lang w:val="en-US"/>
+        </w:rPr>
+        <w:t>stable speaker</w:t>
+      </w:r>
+      <w:r>
+        <w:rPr>
+          <w:lang w:val="en-US"/>
+        </w:rPr>
+        <w:t xml:space="preserve"> characteristics that do not change over the course of a </w:t>
+      </w:r>
+      <w:r>
+        <w:rPr>
+          <w:lang w:val="en-US"/>
+        </w:rPr>
+        <w:t>conversation,</w:t>
+      </w:r>
+      <w:r>
+        <w:rPr>
+          <w:lang w:val="en-US"/>
+        </w:rPr>
+        <w:t xml:space="preserve"> </w:t>
+      </w:r>
+      <w:r>
+        <w:rPr>
+          <w:lang w:val="en-US"/>
+        </w:rPr>
+        <w:t>thus</w:t>
+      </w:r>
+      <w:r>
+        <w:rPr>
+          <w:lang w:val="en-US"/>
+        </w:rPr>
+        <w:t xml:space="preserve"> they </w:t>
+      </w:r>
+      <w:r>
+        <w:rPr>
+          <w:lang w:val="en-US"/>
+        </w:rPr>
+        <w:t>are likely to shape</w:t>
+      </w:r>
+      <w:r>
+        <w:rPr>
+          <w:lang w:val="en-US"/>
+        </w:rPr>
+        <w:t xml:space="preserve"> the decoding of vocal emotions </w:t>
+      </w:r>
+      <w:sdt>
+        <w:sdtPr>
+          <w:rPr>
+            <w:lang w:val="en-US"/>
+          </w:rPr>
+          <w:alias w:val="To edit, see citavi.com/edit"/>
+          <w:tag w:val="CitaviPlaceholder#78fc4b96-cf6d-4d95-aee1-b90b48369cbd"/>
+          <w:id w:val="1657186202"/>
+          <w:placeholder>
+            <w:docPart w:val="DefaultPlaceholder_-1854013440"/>
+          </w:placeholder>
+        </w:sdtPr>
+        <w:sdtContent>
+          <w:r>
+            <w:rPr>
+              <w:lang w:val="en-US"/>
+            </w:rPr>
+            <w:fldChar w:fldCharType="begin"/>
+          </w:r>
+          <w:r>
+            <w:rPr>
+              <w:lang w:val="en-US"/>
+            </w:rPr>
+            <w:instrText>ADDIN CitaviPlaceholder{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}</w:instrText>
+          </w:r>
+          <w:r>
+            <w:rPr>
+              <w:lang w:val="en-US"/>
+            </w:rPr>
+            <w:fldChar w:fldCharType="separate"/>
+          </w:r>
+          <w:r>
+            <w:rPr>
+              <w:lang w:val="en-US"/>
+            </w:rPr>
+            <w:t xml:space="preserve">(Atkinson et al., 2005; S. R. </w:t>
+          </w:r>
+          <w:proofErr w:type="spellStart"/>
+          <w:r>
+            <w:rPr>
+              <w:lang w:val="en-US"/>
+            </w:rPr>
+            <w:t>Schweinberger</w:t>
+          </w:r>
+          <w:proofErr w:type="spellEnd"/>
+          <w:r>
+            <w:rPr>
+              <w:lang w:val="en-US"/>
+            </w:rPr>
+            <w:t xml:space="preserve"> et al., 1999)</w:t>
+          </w:r>
+          <w:r>
+            <w:rPr>
+              <w:lang w:val="en-US"/>
+            </w:rPr>
+            <w:fldChar w:fldCharType="end"/>
+          </w:r>
+        </w:sdtContent>
+      </w:sdt>
+      <w:r>
+        <w:rPr>
+          <w:lang w:val="en-US"/>
+        </w:rPr>
+        <w:t>. In that vein, vocal emotional perception is always somewhat “personal”</w:t>
+      </w:r>
+      <w:r>
+        <w:rPr>
+          <w:lang w:val="en-US"/>
+        </w:rPr>
+        <w:t xml:space="preserve">, because it is nuanced by the speaker </w:t>
+      </w:r>
+      <w:sdt>
+        <w:sdtPr>
+          <w:rPr>
+            <w:lang w:val="en-US"/>
+          </w:rPr>
+          <w:alias w:val="To edit, see citavi.com/edit"/>
+          <w:tag w:val="CitaviPlaceholder#42cbb28c-1159-4552-ba4e-b0ae35182b2a"/>
+          <w:id w:val="-1426953896"/>
+          <w:placeholder>
+            <w:docPart w:val="DefaultPlaceholder_-1854013440"/>
+          </w:placeholder>
+        </w:sdtPr>
+        <w:sdtContent>
+          <w:r>
+            <w:rPr>
+              <w:lang w:val="en-US"/>
+            </w:rPr>
+            <w:fldChar w:fldCharType="begin"/>
+          </w:r>
+          <w:r>
+            <w:rPr>
+              <w:lang w:val="en-US"/>
+            </w:rPr>
+            <w:instrText>ADDIN CitaviPlaceholder{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}</w:instrText>
+          </w:r>
+          <w:r>
+            <w:rPr>
+              <w:lang w:val="en-US"/>
+            </w:rPr>
+            <w:fldChar w:fldCharType="separate"/>
+          </w:r>
+          <w:r>
+            <w:rPr>
+              <w:lang w:val="en-US"/>
+            </w:rPr>
+            <w:t>(Pinheiro, 2025)</w:t>
+          </w:r>
+          <w:r>
+            <w:rPr>
+              <w:lang w:val="en-US"/>
+            </w:rPr>
+            <w:fldChar w:fldCharType="end"/>
+          </w:r>
+        </w:sdtContent>
+      </w:sdt>
+      <w:r>
+        <w:rPr>
+          <w:lang w:val="en-US"/>
+        </w:rPr>
+        <w:t>. The presumably strongest evidence for this notion comes from</w:t>
+      </w:r>
+      <w:r>
+        <w:rPr>
+          <w:lang w:val="en-US"/>
+        </w:rPr>
+        <w:t xml:space="preserve"> an interaction of emotion and speaker sex: </w:t>
+      </w:r>
+      <w:r>
+        <w:rPr>
+          <w:lang w:val="en-US"/>
+        </w:rPr>
+        <w:t xml:space="preserve">male voices are more often perceived as angry whereas female voices more often associated fear or </w:t>
+      </w:r>
+      <w:r>
+        <w:rPr>
+          <w:lang w:val="en-US"/>
+        </w:rPr>
+        <w:lastRenderedPageBreak/>
+        <w:t>happiness</w:t>
+      </w:r>
+      <w:r>
+        <w:rPr>
+          <w:lang w:val="en-US"/>
+        </w:rPr>
+        <w:t xml:space="preserve"> </w:t>
+      </w:r>
+      <w:sdt>
+        <w:sdtPr>
+          <w:rPr>
+            <w:lang w:val="en-US"/>
+          </w:rPr>
+          <w:alias w:val="To edit, see citavi.com/edit"/>
+          <w:tag w:val="CitaviPlaceholder#936ac990-681e-4bac-816d-fc3a7bd9a679"/>
+          <w:id w:val="-1058243651"/>
+          <w:placeholder>
+            <w:docPart w:val="DefaultPlaceholder_-1854013440"/>
+          </w:placeholder>
+        </w:sdtPr>
+        <w:sdtContent>
+          <w:r>
+            <w:rPr>
+              <w:lang w:val="en-US"/>
+            </w:rPr>
+            <w:fldChar w:fldCharType="begin"/>
+          </w:r>
+          <w:r>
+            <w:rPr>
+              <w:lang w:val="en-US"/>
+            </w:rPr>
+            <w:instrText>ADDIN CitaviPlaceholder{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}</w:instrText>
+          </w:r>
+          <w:r>
+            <w:rPr>
+              <w:lang w:val="en-US"/>
+            </w:rPr>
+            <w:fldChar w:fldCharType="separate"/>
+          </w:r>
+          <w:r>
+            <w:rPr>
+              <w:lang w:val="en-US"/>
+            </w:rPr>
+            <w:t>(Brody, 2010; Korb et al., 2023)</w:t>
+          </w:r>
+          <w:r>
+            <w:rPr>
+              <w:lang w:val="en-US"/>
+            </w:rPr>
+            <w:fldChar w:fldCharType="end"/>
+          </w:r>
+        </w:sdtContent>
+      </w:sdt>
+      <w:r>
+        <w:rPr>
+          <w:lang w:val="en-US"/>
+        </w:rPr>
+        <w:t>, potentially based on stereotypical beliefs shared by listeners</w:t>
+      </w:r>
+      <w:r>
+        <w:rPr>
+          <w:lang w:val="en-US"/>
+        </w:rPr>
+        <w:t>. Importantly, speaker sex has also been found to affect emotion adaptation</w:t>
+      </w:r>
+      <w:r>
+        <w:rPr>
+          <w:lang w:val="en-US"/>
+        </w:rPr>
+        <w:t xml:space="preserve">, which was massively reduced when adaptors and targets were of different compared to same speaker sex </w:t>
+      </w:r>
+      <w:sdt>
+        <w:sdtPr>
+          <w:rPr>
+            <w:lang w:val="en-US"/>
+          </w:rPr>
+          <w:alias w:val="To edit, see citavi.com/edit"/>
+          <w:tag w:val="CitaviPlaceholder#43bef49f-0908-4054-98c4-abe83290e04e"/>
+          <w:id w:val="49895812"/>
+          <w:placeholder>
+            <w:docPart w:val="DefaultPlaceholder_-1854013440"/>
+          </w:placeholder>
+        </w:sdtPr>
+        <w:sdtContent>
+          <w:r>
+            <w:rPr>
+              <w:lang w:val="en-US"/>
+            </w:rPr>
+            <w:fldChar w:fldCharType="begin"/>
+          </w:r>
+          <w:r>
+            <w:rPr>
+              <w:lang w:val="en-US"/>
+            </w:rPr>
+            <w:instrText>ADDIN CitaviPlaceholder{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}</w:instrText>
+          </w:r>
+          <w:r>
+            <w:rPr>
+              <w:lang w:val="en-US"/>
+            </w:rPr>
+            <w:fldChar w:fldCharType="separate"/>
+          </w:r>
+          <w:r>
+            <w:rPr>
+              <w:lang w:val="en-US"/>
+            </w:rPr>
+            <w:t xml:space="preserve">(Nussbaum, von </w:t>
+          </w:r>
+          <w:proofErr w:type="spellStart"/>
+          <w:r>
+            <w:rPr>
+              <w:lang w:val="en-US"/>
+            </w:rPr>
+            <w:t>Eiff</w:t>
+          </w:r>
+          <w:proofErr w:type="spellEnd"/>
+          <w:r>
+            <w:rPr>
+              <w:lang w:val="en-US"/>
+            </w:rPr>
+            <w:t>, et al., 2022)</w:t>
+          </w:r>
+          <w:r>
+            <w:rPr>
+              <w:lang w:val="en-US"/>
+            </w:rPr>
+            <w:fldChar w:fldCharType="end"/>
+          </w:r>
+        </w:sdtContent>
+      </w:sdt>
+      <w:r>
+        <w:rPr>
+          <w:lang w:val="en-US"/>
+        </w:rPr>
+        <w:t xml:space="preserve">.  However, this paradigm provides evidence that speaker sex </w:t>
+      </w:r>
+      <w:r>
+        <w:rPr>
           <w:i/>
           <w:iCs/>
           <w:lang w:val="en-US"/>
         </w:rPr>
-        <w:t>Is vocal emotional adaptation fine-tuned to speakers and words?</w:t>
+        <w:t>interferes</w:t>
+      </w:r>
+      <w:r>
+        <w:rPr>
+          <w:lang w:val="en-US"/>
+        </w:rPr>
+        <w:t xml:space="preserve"> with emotion adaptation, but it does not answer the question above, whether it </w:t>
+      </w:r>
+      <w:r>
+        <w:rPr>
+          <w:i/>
+          <w:iCs/>
+          <w:lang w:val="en-US"/>
+        </w:rPr>
+        <w:t>fine-tunes</w:t>
+      </w:r>
+      <w:r>
+        <w:rPr>
+          <w:lang w:val="en-US"/>
+        </w:rPr>
+        <w:t xml:space="preserve"> the process, in a sense that it may lead to more efficient tracking of relevant emotional changes. This can be </w:t>
+      </w:r>
+      <w:r>
+        <w:rPr>
+          <w:lang w:val="en-US"/>
+        </w:rPr>
+        <w:t>achieved</w:t>
+      </w:r>
+      <w:r>
+        <w:rPr>
+          <w:lang w:val="en-US"/>
+        </w:rPr>
+        <w:t xml:space="preserve"> with a paradigm inducing </w:t>
+      </w:r>
+      <w:r>
+        <w:rPr>
+          <w:i/>
+          <w:iCs/>
+          <w:lang w:val="en-US"/>
+        </w:rPr>
+        <w:t>simultaneous opposite after</w:t>
+      </w:r>
+      <w:r>
+        <w:rPr>
+          <w:i/>
+          <w:iCs/>
+          <w:lang w:val="en-US"/>
+        </w:rPr>
+        <w:t>e</w:t>
+      </w:r>
+      <w:r>
+        <w:rPr>
+          <w:i/>
+          <w:iCs/>
+          <w:lang w:val="en-US"/>
+        </w:rPr>
+        <w:t>ffects</w:t>
+      </w:r>
+      <w:r>
+        <w:rPr>
+          <w:i/>
+          <w:iCs/>
+          <w:lang w:val="en-US"/>
+        </w:rPr>
+        <w:t>.</w:t>
+      </w:r>
+      <w:r>
+        <w:rPr>
+          <w:i/>
+          <w:iCs/>
+          <w:lang w:val="en-US"/>
+        </w:rPr>
+        <w:t xml:space="preserve"> </w:t>
+      </w:r>
+      <w:sdt>
+        <w:sdtPr>
+          <w:rPr>
+            <w:lang w:val="en-US"/>
+          </w:rPr>
+          <w:alias w:val="To edit, see citavi.com/edit"/>
+          <w:tag w:val="CitaviPlaceholder#2d3956df-8d1f-4346-811c-d0db5f7e9831"/>
+          <w:id w:val="-681906482"/>
+          <w:placeholder>
+            <w:docPart w:val="DefaultPlaceholder_-1854013440"/>
+          </w:placeholder>
+        </w:sdtPr>
+        <w:sdtContent>
+          <w:r>
+            <w:rPr>
+              <w:lang w:val="en-US"/>
+            </w:rPr>
+            <w:fldChar w:fldCharType="begin"/>
+          </w:r>
+          <w:r>
+            <w:rPr>
+              <w:lang w:val="en-US"/>
+            </w:rPr>
+            <w:instrText>ADDIN CitaviPlaceholder{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}</w:instrText>
+          </w:r>
+          <w:r>
+            <w:rPr>
+              <w:lang w:val="en-US"/>
+            </w:rPr>
+            <w:fldChar w:fldCharType="separate"/>
+          </w:r>
+          <w:proofErr w:type="spellStart"/>
+          <w:r>
+            <w:rPr>
+              <w:lang w:val="en-US"/>
+            </w:rPr>
+            <w:t>Bestelmeyer</w:t>
+          </w:r>
+          <w:proofErr w:type="spellEnd"/>
+          <w:r>
+            <w:rPr>
+              <w:lang w:val="en-US"/>
+            </w:rPr>
+            <w:t>, Jones, et al.</w:t>
+          </w:r>
+          <w:r>
+            <w:rPr>
+              <w:lang w:val="en-US"/>
+            </w:rPr>
+            <w:fldChar w:fldCharType="end"/>
+          </w:r>
+        </w:sdtContent>
+      </w:sdt>
+      <w:r>
+        <w:rPr>
+          <w:lang w:val="en-US"/>
+        </w:rPr>
+        <w:t xml:space="preserve"> </w:t>
+      </w:r>
+      <w:sdt>
+        <w:sdtPr>
+          <w:rPr>
+            <w:lang w:val="en-US"/>
+          </w:rPr>
+          <w:alias w:val="To edit, see citavi.com/edit"/>
+          <w:tag w:val="CitaviPlaceholder#29567d6d-10af-42b5-af01-d439473401d3"/>
+          <w:id w:val="705102"/>
+          <w:placeholder>
+            <w:docPart w:val="DefaultPlaceholder_-1854013440"/>
+          </w:placeholder>
+        </w:sdtPr>
+        <w:sdtContent>
+          <w:r>
+            <w:rPr>
+              <w:lang w:val="en-US"/>
+            </w:rPr>
+            <w:fldChar w:fldCharType="begin"/>
+          </w:r>
+          <w:r>
+            <w:rPr>
+              <w:lang w:val="en-US"/>
+            </w:rPr>
+            <w:instrText>ADDIN CitaviPlaceholder{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}</w:instrText>
+          </w:r>
+          <w:r>
+            <w:rPr>
+              <w:lang w:val="en-US"/>
+            </w:rPr>
+            <w:fldChar w:fldCharType="separate"/>
+          </w:r>
+          <w:r>
+            <w:rPr>
+              <w:lang w:val="en-US"/>
+            </w:rPr>
+            <w:t>(2010)</w:t>
+          </w:r>
+          <w:r>
+            <w:rPr>
+              <w:lang w:val="en-US"/>
+            </w:rPr>
+            <w:fldChar w:fldCharType="end"/>
+          </w:r>
+        </w:sdtContent>
+      </w:sdt>
+      <w:r>
+        <w:rPr>
+          <w:lang w:val="en-US"/>
+        </w:rPr>
+        <w:t xml:space="preserve"> were the first to show that it is possible to induced them in male and female faces during emotion adaptation: participants adapted to angry-female faces and fearful-male faces (and vice versa</w:t>
+      </w:r>
+      <w:r>
+        <w:rPr>
+          <w:lang w:val="en-US"/>
+        </w:rPr>
+        <w:t xml:space="preserve">) </w:t>
+      </w:r>
+      <w:r>
+        <w:rPr>
+          <w:i/>
+          <w:iCs/>
+          <w:lang w:val="en-US"/>
+        </w:rPr>
+        <w:t>simultaneously</w:t>
+      </w:r>
+      <w:r>
+        <w:rPr>
+          <w:lang w:val="en-US"/>
+        </w:rPr>
+        <w:t xml:space="preserve"> and then showed sex-specific aftereffects, i.e. female target faces were more often classified as fearful and male target faces more often classified as angry (and vice versa).</w:t>
+      </w:r>
+      <w:r>
+        <w:rPr>
+          <w:lang w:val="en-US"/>
+        </w:rPr>
+        <w:t xml:space="preserve"> </w:t>
+      </w:r>
+      <w:r>
+        <w:rPr>
+          <w:lang w:val="en-US"/>
+        </w:rPr>
+        <w:t>Thus,</w:t>
+      </w:r>
+      <w:r>
+        <w:rPr>
+          <w:lang w:val="en-US"/>
+        </w:rPr>
+        <w:t xml:space="preserve"> the visual system differently recalibrated to male and female faces – at the same time</w:t>
+      </w:r>
+      <w:r>
+        <w:rPr>
+          <w:lang w:val="en-US"/>
+        </w:rPr>
+        <w:t>!</w:t>
+      </w:r>
+      <w:r>
+        <w:rPr>
+          <w:lang w:val="en-US"/>
+        </w:rPr>
+        <w:t xml:space="preserve"> This shows that facial sex </w:t>
+      </w:r>
+      <w:r>
+        <w:rPr>
+          <w:lang w:val="en-US"/>
+        </w:rPr>
+        <w:t xml:space="preserve">information </w:t>
+      </w:r>
+      <w:r>
+        <w:rPr>
+          <w:lang w:val="en-US"/>
+        </w:rPr>
+        <w:t xml:space="preserve">was incorporated to fine-tune the emotional adaptation process, because otherwise, </w:t>
+      </w:r>
+      <w:r>
+        <w:rPr>
+          <w:lang w:val="en-US"/>
+        </w:rPr>
+        <w:t xml:space="preserve">the adaptors would have cancelled each other out. </w:t>
+      </w:r>
+      <w:r>
+        <w:rPr>
+          <w:lang w:val="en-US"/>
+        </w:rPr>
+        <w:t>However, to the best of my knowledge, this has</w:t>
+      </w:r>
+      <w:r>
+        <w:rPr>
+          <w:lang w:val="en-US"/>
+        </w:rPr>
+        <w:t xml:space="preserve"> (1)</w:t>
+      </w:r>
+      <w:r>
+        <w:rPr>
+          <w:lang w:val="en-US"/>
+        </w:rPr>
+        <w:t xml:space="preserve"> never been tested for the auditory domain. Further, it has not been explored for</w:t>
+      </w:r>
+      <w:r>
+        <w:rPr>
+          <w:lang w:val="en-US"/>
+        </w:rPr>
+        <w:t xml:space="preserve"> (2)</w:t>
+      </w:r>
+      <w:r>
+        <w:rPr>
+          <w:lang w:val="en-US"/>
+        </w:rPr>
+        <w:t xml:space="preserve"> other extralinguistic cues such as identity – which </w:t>
+      </w:r>
+      <w:r>
+        <w:rPr>
+          <w:lang w:val="en-US"/>
+        </w:rPr>
+        <w:t>is</w:t>
+      </w:r>
+      <w:r>
+        <w:rPr>
+          <w:lang w:val="en-US"/>
+        </w:rPr>
+        <w:t xml:space="preserve"> also stable over the course of a conversation - or </w:t>
+      </w:r>
+      <w:r>
+        <w:rPr>
+          <w:lang w:val="en-US"/>
+        </w:rPr>
+        <w:t>(3)</w:t>
+      </w:r>
+      <w:r>
+        <w:rPr>
+          <w:lang w:val="en-US"/>
+        </w:rPr>
+        <w:t xml:space="preserve"> linguistic cues – which constantly change during speaking. This is therefore the aim of the present studies</w:t>
+      </w:r>
+      <w:r>
+        <w:rPr>
+          <w:lang w:val="en-US"/>
+        </w:rPr>
+        <w:t>.</w:t>
+      </w:r>
+    </w:p>
+    <w:p>
+      <w:pPr>
+        <w:pStyle w:val="berschrift3"/>
+        <w:rPr>
+          <w:lang w:val="en-US"/>
+        </w:rPr>
+      </w:pPr>
+      <w:r>
+        <w:rPr>
+          <w:lang w:val="en-US"/>
+        </w:rPr>
+        <w:t>Rationale and aim of the present studies</w:t>
       </w:r>
     </w:p>
     <w:p>
@@ -2279,37 +4416,114 @@
           <w:lang w:val="en-US"/>
         </w:rPr>
         <w:tab/>
-        <w:t xml:space="preserve">In the context of vocal emotions, adaptation paradigms allow us to explore the mechanisms of perceptual flexibility in more detail, potentially revealing more fine-grained understanding how efficient emotional processing is achieved in everyday interactions. </w:t>
-      </w:r>
-      <w:r>
-        <w:rPr>
-          <w:lang w:val="en-US"/>
-        </w:rPr>
-        <w:t>Voice</w:t>
-      </w:r>
-      <w:r>
-        <w:rPr>
-          <w:lang w:val="en-US"/>
-        </w:rPr>
-        <w:t>s</w:t>
-      </w:r>
-      <w:r>
-        <w:rPr>
-          <w:lang w:val="en-US"/>
-        </w:rPr>
-        <w:t xml:space="preserve"> are processed as a holistic </w:t>
-      </w:r>
-      <w:r>
-        <w:rPr>
-          <w:lang w:val="en-US"/>
-        </w:rPr>
-        <w:t>signal:</w:t>
-      </w:r>
-      <w:r>
-        <w:rPr>
-          <w:lang w:val="en-US"/>
-        </w:rPr>
-        <w:t xml:space="preserve"> we simultaneously decode linguistic, extralinguistic and paralinguistic cues.</w:t>
+      </w:r>
+      <w:r>
+        <w:rPr>
+          <w:lang w:val="en-US"/>
+        </w:rPr>
+        <w:t>The aim of th</w:t>
+      </w:r>
+      <w:r>
+        <w:rPr>
+          <w:lang w:val="en-US"/>
+        </w:rPr>
+        <w:t xml:space="preserve">is paper </w:t>
+      </w:r>
+      <w:r>
+        <w:rPr>
+          <w:lang w:val="en-US"/>
+        </w:rPr>
+        <w:t>was</w:t>
+      </w:r>
+      <w:r>
+        <w:rPr>
+          <w:lang w:val="en-US"/>
+        </w:rPr>
+        <w:t xml:space="preserve"> to </w:t>
+      </w:r>
+      <w:r>
+        <w:rPr>
+          <w:lang w:val="en-US"/>
+        </w:rPr>
+        <w:t xml:space="preserve">understand the flexibility of </w:t>
+      </w:r>
+      <w:r>
+        <w:rPr>
+          <w:lang w:val="en-US"/>
+        </w:rPr>
+        <w:t xml:space="preserve">vocal </w:t>
+      </w:r>
+      <w:r>
+        <w:rPr>
+          <w:lang w:val="en-US"/>
+        </w:rPr>
+        <w:t>emotional p</w:t>
+      </w:r>
+      <w:r>
+        <w:rPr>
+          <w:lang w:val="en-US"/>
+        </w:rPr>
+        <w:t>rocessing</w:t>
+      </w:r>
+      <w:r>
+        <w:rPr>
+          <w:lang w:val="en-US"/>
+        </w:rPr>
+        <w:t xml:space="preserve"> in more depths by studying its interplay with linguistic and extralinguistic cues</w:t>
+      </w:r>
+      <w:r>
+        <w:rPr>
+          <w:lang w:val="en-US"/>
+        </w:rPr>
+        <w:t xml:space="preserve"> in the context of perceptual adaptation. </w:t>
+      </w:r>
+      <w:r>
+        <w:rPr>
+          <w:lang w:val="en-US"/>
+        </w:rPr>
+        <w:t xml:space="preserve">In three experiments, it </w:t>
+      </w:r>
+      <w:r>
+        <w:rPr>
+          <w:lang w:val="en-US"/>
+        </w:rPr>
+        <w:t>was</w:t>
+      </w:r>
+      <w:r>
+        <w:rPr>
+          <w:lang w:val="en-US"/>
+        </w:rPr>
+        <w:t xml:space="preserve"> tested whether simultaneous opposite aftereffects c</w:t>
+      </w:r>
+      <w:r>
+        <w:rPr>
+          <w:lang w:val="en-US"/>
+        </w:rPr>
+        <w:t>ould</w:t>
+      </w:r>
+      <w:r>
+        <w:rPr>
+          <w:lang w:val="en-US"/>
+        </w:rPr>
+        <w:t xml:space="preserve"> be </w:t>
+      </w:r>
+      <w:r>
+        <w:rPr>
+          <w:lang w:val="en-US"/>
+        </w:rPr>
+        <w:t>induced</w:t>
+      </w:r>
+      <w:r>
+        <w:rPr>
+          <w:lang w:val="en-US"/>
+        </w:rPr>
+        <w:t xml:space="preserve"> for speaker sex, identity and (pseudo)-word. </w:t>
+      </w:r>
+      <w:r>
+        <w:rPr>
+          <w:lang w:val="en-US"/>
+        </w:rPr>
+        <w:t>All experiments employed identical stimulus material, the only difference was the systematic coupling of adaptor emotions with linguistic and extralinguistic cues. To parallel the design of</w:t>
       </w:r>
       <w:r>
         <w:rPr>
@@ -2317,115 +4531,208 @@
         </w:rPr>
         <w:t xml:space="preserve"> </w:t>
       </w:r>
-      <w:r>
-        <w:rPr>
-          <w:lang w:val="en-US"/>
-        </w:rPr>
-        <w:t>While traditional theoretical models emphasized that these types of cues are analyzed in distinct pathways (</w:t>
-      </w:r>
-      <w:r>
-        <w:rPr>
-          <w:color w:val="C00000"/>
-          <w:lang w:val="en-US"/>
-        </w:rPr>
-        <w:t>Quelle</w:t>
-      </w:r>
-      <w:r>
-        <w:rPr>
-          <w:lang w:val="en-US"/>
-        </w:rPr>
-        <w:t>), there is</w:t>
-      </w:r>
-      <w:r>
-        <w:rPr>
-          <w:lang w:val="en-US"/>
-        </w:rPr>
-        <w:t xml:space="preserve"> now</w:t>
-      </w:r>
-      <w:r>
-        <w:rPr>
-          <w:lang w:val="en-US"/>
-        </w:rPr>
-        <w:t xml:space="preserve"> a consensus that there is some degree of interdependent processing (</w:t>
-      </w:r>
-      <w:r>
-        <w:rPr>
-          <w:color w:val="C00000"/>
-          <w:lang w:val="en-US"/>
-        </w:rPr>
-        <w:t>Quelle</w:t>
-      </w:r>
-      <w:r>
-        <w:rPr>
-          <w:lang w:val="en-US"/>
-        </w:rPr>
-        <w:t>).</w:t>
-      </w:r>
+      <w:sdt>
+        <w:sdtPr>
+          <w:rPr>
+            <w:lang w:val="en-US"/>
+          </w:rPr>
+          <w:alias w:val="To edit, see citavi.com/edit"/>
+          <w:tag w:val="CitaviPlaceholder#e9763c04-6058-4b97-affd-a42c7ac262a8"/>
+          <w:id w:val="-849100369"/>
+          <w:placeholder>
+            <w:docPart w:val="DefaultPlaceholder_-1854013440"/>
+          </w:placeholder>
+        </w:sdtPr>
+        <w:sdtContent>
+          <w:r>
+            <w:rPr>
+              <w:lang w:val="en-US"/>
+            </w:rPr>
+            <w:fldChar w:fldCharType="begin"/>
+          </w:r>
+          <w:r>
+            <w:rPr>
+              <w:lang w:val="en-US"/>
+            </w:rPr>
+            <w:instrText>ADDIN CitaviPlaceholder{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}</w:instrText>
+          </w:r>
+          <w:r>
+            <w:rPr>
+              <w:lang w:val="en-US"/>
+            </w:rPr>
+            <w:fldChar w:fldCharType="separate"/>
+          </w:r>
+          <w:proofErr w:type="spellStart"/>
+          <w:r>
+            <w:rPr>
+              <w:lang w:val="en-US"/>
+            </w:rPr>
+            <w:t>Bestelmeyer</w:t>
+          </w:r>
+          <w:proofErr w:type="spellEnd"/>
+          <w:r>
+            <w:rPr>
+              <w:lang w:val="en-US"/>
+            </w:rPr>
+            <w:t>, Jones, et al.</w:t>
+          </w:r>
+          <w:r>
+            <w:rPr>
+              <w:lang w:val="en-US"/>
+            </w:rPr>
+            <w:fldChar w:fldCharType="end"/>
+          </w:r>
+        </w:sdtContent>
+      </w:sdt>
       <w:r>
         <w:rPr>
           <w:lang w:val="en-US"/>
         </w:rPr>
         <w:t xml:space="preserve"> </w:t>
       </w:r>
-      <w:r>
-        <w:rPr>
-          <w:lang w:val="en-US"/>
-        </w:rPr>
-        <w:t>In that case</w:t>
-      </w:r>
-      <w:r>
-        <w:rPr>
-          <w:lang w:val="en-US"/>
-        </w:rPr>
-        <w:t xml:space="preserve">, how are </w:t>
-      </w:r>
-      <w:r>
-        <w:rPr>
-          <w:lang w:val="en-US"/>
-        </w:rPr>
-        <w:t>linguistic and extralinguistic cues incorporated</w:t>
-      </w:r>
-      <w:r>
-        <w:rPr>
-          <w:lang w:val="en-US"/>
-        </w:rPr>
-        <w:t xml:space="preserve"> </w:t>
-      </w:r>
-      <w:r>
-        <w:rPr>
-          <w:lang w:val="en-US"/>
-        </w:rPr>
-        <w:t>in emotional adaptation</w:t>
-      </w:r>
-      <w:r>
-        <w:rPr>
-          <w:lang w:val="en-US"/>
-        </w:rPr>
-        <w:t xml:space="preserve">? </w:t>
-      </w:r>
-      <w:r>
-        <w:rPr>
-          <w:lang w:val="en-US"/>
-        </w:rPr>
-        <w:t xml:space="preserve">Are these cues just treated as “noise” that needs to be cancelled out, or do they provide valuable information to fine-tune the </w:t>
-      </w:r>
-      <w:r>
-        <w:rPr>
-          <w:lang w:val="en-US"/>
-        </w:rPr>
-        <w:t xml:space="preserve">emotion </w:t>
-      </w:r>
-      <w:r>
-        <w:rPr>
-          <w:lang w:val="en-US"/>
-        </w:rPr>
-        <w:t xml:space="preserve">adaptation process? </w:t>
-      </w:r>
-      <w:r>
-        <w:rPr>
-          <w:lang w:val="en-US"/>
-        </w:rPr>
-        <w:t xml:space="preserve">This is the key question of the present paper. </w:t>
+      <w:sdt>
+        <w:sdtPr>
+          <w:rPr>
+            <w:lang w:val="en-US"/>
+          </w:rPr>
+          <w:alias w:val="To edit, see citavi.com/edit"/>
+          <w:tag w:val="CitaviPlaceholder#8a0f8f18-6490-44f1-b1ae-24168b56f16c"/>
+          <w:id w:val="1148169120"/>
+          <w:placeholder>
+            <w:docPart w:val="DefaultPlaceholder_-1854013440"/>
+          </w:placeholder>
+        </w:sdtPr>
+        <w:sdtContent>
+          <w:r>
+            <w:rPr>
+              <w:lang w:val="en-US"/>
+            </w:rPr>
+            <w:fldChar w:fldCharType="begin"/>
+          </w:r>
+          <w:r>
+            <w:rPr>
+              <w:lang w:val="en-US"/>
+            </w:rPr>
+            <w:instrText>ADDIN CitaviPlaceholder{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}</w:instrText>
+          </w:r>
+          <w:r>
+            <w:rPr>
+              <w:lang w:val="en-US"/>
+            </w:rPr>
+            <w:fldChar w:fldCharType="separate"/>
+          </w:r>
+          <w:r>
+            <w:rPr>
+              <w:lang w:val="en-US"/>
+            </w:rPr>
+            <w:t>(2010)</w:t>
+          </w:r>
+          <w:r>
+            <w:rPr>
+              <w:lang w:val="en-US"/>
+            </w:rPr>
+            <w:fldChar w:fldCharType="end"/>
+          </w:r>
+        </w:sdtContent>
+      </w:sdt>
+      <w:r>
+        <w:rPr>
+          <w:lang w:val="en-US"/>
+        </w:rPr>
+        <w:t xml:space="preserve">, fearful and angry voices were used, which have also been shown to result in large and reliable vocal adaptation aftereffects </w:t>
+      </w:r>
+      <w:sdt>
+        <w:sdtPr>
+          <w:rPr>
+            <w:lang w:val="en-US"/>
+          </w:rPr>
+          <w:alias w:val="To edit, see citavi.com/edit"/>
+          <w:tag w:val="CitaviPlaceholder#feeeaa79-036d-49ad-902b-1bdb25b63b25"/>
+          <w:id w:val="1315221850"/>
+          <w:placeholder>
+            <w:docPart w:val="DefaultPlaceholder_-1854013440"/>
+          </w:placeholder>
+        </w:sdtPr>
+        <w:sdtContent>
+          <w:r>
+            <w:rPr>
+              <w:lang w:val="en-US"/>
+            </w:rPr>
+            <w:fldChar w:fldCharType="begin"/>
+          </w:r>
+          <w:r>
+            <w:rPr>
+              <w:lang w:val="en-US"/>
+            </w:rPr>
+            <w:instrText>ADDIN CitaviPlaceholder{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}</w:instrText>
+          </w:r>
+          <w:r>
+            <w:rPr>
+              <w:lang w:val="en-US"/>
+            </w:rPr>
+            <w:fldChar w:fldCharType="separate"/>
+          </w:r>
+          <w:r>
+            <w:rPr>
+              <w:lang w:val="en-US"/>
+            </w:rPr>
+            <w:t>(</w:t>
+          </w:r>
+          <w:proofErr w:type="spellStart"/>
+          <w:r>
+            <w:rPr>
+              <w:lang w:val="en-US"/>
+            </w:rPr>
+            <w:t>Bestelmeyer</w:t>
+          </w:r>
+          <w:proofErr w:type="spellEnd"/>
+          <w:r>
+            <w:rPr>
+              <w:lang w:val="en-US"/>
+            </w:rPr>
+            <w:t xml:space="preserve">, </w:t>
+          </w:r>
+          <w:proofErr w:type="spellStart"/>
+          <w:r>
+            <w:rPr>
+              <w:lang w:val="en-US"/>
+            </w:rPr>
+            <w:t>Rouger</w:t>
+          </w:r>
+          <w:proofErr w:type="spellEnd"/>
+          <w:r>
+            <w:rPr>
+              <w:lang w:val="en-US"/>
+            </w:rPr>
+            <w:t xml:space="preserve">, et al., 2010; Nussbaum, von </w:t>
+          </w:r>
+          <w:proofErr w:type="spellStart"/>
+          <w:r>
+            <w:rPr>
+              <w:lang w:val="en-US"/>
+            </w:rPr>
+            <w:t>Eiff</w:t>
+          </w:r>
+          <w:proofErr w:type="spellEnd"/>
+          <w:r>
+            <w:rPr>
+              <w:lang w:val="en-US"/>
+            </w:rPr>
+            <w:t>, et al., 2022)</w:t>
+          </w:r>
+          <w:r>
+            <w:rPr>
+              <w:lang w:val="en-US"/>
+            </w:rPr>
+            <w:fldChar w:fldCharType="end"/>
+          </w:r>
+        </w:sdtContent>
+      </w:sdt>
+      <w:r>
+        <w:rPr>
+          <w:lang w:val="en-US"/>
+        </w:rPr>
+        <w:t xml:space="preserve">.   </w:t>
       </w:r>
     </w:p>
     <w:p>
@@ -2433,8 +4740,6 @@
         <w:suppressAutoHyphens w:val="0"/>
         <w:spacing w:line="278" w:lineRule="auto"/>
         <w:rPr>
-          <w:i/>
-          <w:iCs/>
           <w:lang w:val="en-US"/>
         </w:rPr>
       </w:pPr>
@@ -2442,246 +4747,195 @@
         <w:rPr>
           <w:lang w:val="en-US"/>
         </w:rPr>
-        <w:tab/>
-        <w:t xml:space="preserve">Extralinguistic cues are </w:t>
-      </w:r>
-      <w:r>
-        <w:rPr>
-          <w:lang w:val="en-US"/>
-        </w:rPr>
-        <w:t>stable speaker</w:t>
-      </w:r>
-      <w:r>
-        <w:rPr>
-          <w:lang w:val="en-US"/>
-        </w:rPr>
-        <w:t xml:space="preserve"> characteristics that do not change over the course of a conversation</w:t>
-      </w:r>
-      <w:r>
-        <w:rPr>
-          <w:lang w:val="en-US"/>
-        </w:rPr>
-        <w:t xml:space="preserve"> and there is ample evidence that they shape the decoding of vocal emotions (</w:t>
-      </w:r>
-      <w:r>
-        <w:rPr>
-          <w:color w:val="C00000"/>
-          <w:lang w:val="en-US"/>
-        </w:rPr>
-        <w:t>Quelle</w:t>
-      </w:r>
-      <w:r>
-        <w:rPr>
-          <w:lang w:val="en-US"/>
-        </w:rPr>
-        <w:t>). In that vein, vocal emotional perception is always somewhat “personal” (</w:t>
-      </w:r>
-      <w:r>
-        <w:rPr>
-          <w:color w:val="C00000"/>
-          <w:lang w:val="en-US"/>
-        </w:rPr>
-        <w:t>Pinheiro 2025</w:t>
-      </w:r>
-      <w:r>
-        <w:rPr>
-          <w:lang w:val="en-US"/>
-        </w:rPr>
-        <w:t>). The presumably strongest evidence for this notion comes from</w:t>
-      </w:r>
-      <w:r>
-        <w:rPr>
-          <w:lang w:val="en-US"/>
-        </w:rPr>
-        <w:t xml:space="preserve"> an interaction of emotion and speaker sex: XXW (</w:t>
-      </w:r>
-      <w:proofErr w:type="spellStart"/>
-      <w:r>
-        <w:rPr>
-          <w:color w:val="C00000"/>
-          <w:lang w:val="en-US"/>
-        </w:rPr>
-        <w:t>Quellen</w:t>
-      </w:r>
-      <w:proofErr w:type="spellEnd"/>
-      <w:r>
-        <w:rPr>
-          <w:lang w:val="en-US"/>
-        </w:rPr>
-        <w:t xml:space="preserve">). Importantly, speaker sex has also been found to affect emotion adaptation: </w:t>
-      </w:r>
-      <w:r>
-        <w:rPr>
-          <w:color w:val="C00000"/>
-          <w:lang w:val="en-US"/>
-        </w:rPr>
-        <w:t>Nussbaum</w:t>
-      </w:r>
-      <w:r>
-        <w:rPr>
-          <w:lang w:val="en-US"/>
-        </w:rPr>
-        <w:t xml:space="preserve">.  However, this paradigm provides evidence that speaker sex </w:t>
-      </w:r>
-      <w:r>
-        <w:rPr>
-          <w:i/>
-          <w:iCs/>
-          <w:lang w:val="en-US"/>
-        </w:rPr>
-        <w:t>interferes</w:t>
-      </w:r>
-      <w:r>
-        <w:rPr>
-          <w:lang w:val="en-US"/>
-        </w:rPr>
-        <w:t xml:space="preserve"> with emotion adaptation, but it does not answer the question above, whether it </w:t>
-      </w:r>
-      <w:r>
-        <w:rPr>
-          <w:i/>
-          <w:iCs/>
-          <w:lang w:val="en-US"/>
-        </w:rPr>
-        <w:t>fine-tunes</w:t>
-      </w:r>
-      <w:r>
-        <w:rPr>
-          <w:lang w:val="en-US"/>
-        </w:rPr>
-        <w:t xml:space="preserve"> the process, in a sense that it may lead to more efficient tracking of relevant emotional changes. This can be done with a paradigm inducing </w:t>
-      </w:r>
-      <w:r>
-        <w:rPr>
-          <w:i/>
-          <w:iCs/>
-          <w:lang w:val="en-US"/>
-        </w:rPr>
-        <w:t>simultaneous opposite after</w:t>
-      </w:r>
-      <w:r>
-        <w:rPr>
-          <w:i/>
-          <w:iCs/>
-          <w:lang w:val="en-US"/>
-        </w:rPr>
-        <w:t>e</w:t>
-      </w:r>
-      <w:r>
-        <w:rPr>
-          <w:i/>
-          <w:iCs/>
-          <w:lang w:val="en-US"/>
-        </w:rPr>
-        <w:t>ffects</w:t>
-      </w:r>
-      <w:r>
-        <w:rPr>
-          <w:i/>
-          <w:iCs/>
+        <w:t xml:space="preserve">In Experiment 1, adaptor emotions will be tied to speaker sex: in one block, all female adaptor voices </w:t>
+      </w:r>
+      <w:r>
+        <w:rPr>
+          <w:lang w:val="en-US"/>
+        </w:rPr>
+        <w:t>were</w:t>
+      </w:r>
+      <w:r>
+        <w:rPr>
+          <w:lang w:val="en-US"/>
+        </w:rPr>
+        <w:t xml:space="preserve"> angry and all male adaptor voices </w:t>
+      </w:r>
+      <w:r>
+        <w:rPr>
+          <w:lang w:val="en-US"/>
+        </w:rPr>
+        <w:t>were</w:t>
+      </w:r>
+      <w:r>
+        <w:rPr>
+          <w:lang w:val="en-US"/>
+        </w:rPr>
+        <w:t xml:space="preserve"> fearful, and vice versa in the other block.  This is a replication of the paradigm </w:t>
+      </w:r>
+      <w:r>
+        <w:rPr>
+          <w:lang w:val="en-US"/>
+        </w:rPr>
+        <w:t>reported</w:t>
+      </w:r>
+      <w:r>
+        <w:rPr>
           <w:lang w:val="en-US"/>
         </w:rPr>
         <w:t xml:space="preserve"> </w:t>
       </w:r>
       <w:r>
         <w:rPr>
-          <w:i/>
-          <w:iCs/>
-          <w:color w:val="C00000"/>
-          <w:lang w:val="en-US"/>
-        </w:rPr>
-        <w:t>(Rhodes 2004</w:t>
-      </w:r>
-      <w:r>
-        <w:rPr>
-          <w:i/>
-          <w:iCs/>
-          <w:lang w:val="en-US"/>
-        </w:rPr>
-        <w:t xml:space="preserve">) </w:t>
-      </w:r>
-      <w:r>
-        <w:rPr>
-          <w:lang w:val="en-US"/>
-        </w:rPr>
-        <w:t xml:space="preserve">and </w:t>
-      </w:r>
-      <w:proofErr w:type="spellStart"/>
-      <w:r>
-        <w:rPr>
-          <w:i/>
-          <w:iCs/>
-          <w:lang w:val="en-US"/>
-        </w:rPr>
-        <w:t>Bestelmeyer</w:t>
-      </w:r>
-      <w:proofErr w:type="spellEnd"/>
-      <w:r>
-        <w:rPr>
-          <w:i/>
-          <w:iCs/>
-          <w:lang w:val="en-US"/>
-        </w:rPr>
-        <w:t xml:space="preserve"> 2010</w:t>
-      </w:r>
-      <w:r>
-        <w:rPr>
-          <w:lang w:val="en-US"/>
-        </w:rPr>
-        <w:t xml:space="preserve"> were</w:t>
-      </w:r>
-      <w:r>
-        <w:rPr>
-          <w:lang w:val="en-US"/>
-        </w:rPr>
-        <w:t xml:space="preserve"> the first to show that it is possible to induced them in male and female faces during emotion adaptation: </w:t>
-      </w:r>
-      <w:r>
-        <w:rPr>
-          <w:lang w:val="en-US"/>
-        </w:rPr>
-        <w:t xml:space="preserve">participants adapted to angry-female faces and fearful-male faces (and vice versa) </w:t>
-      </w:r>
-      <w:proofErr w:type="spellStart"/>
-      <w:r>
-        <w:rPr>
-          <w:i/>
-          <w:iCs/>
-          <w:lang w:val="en-US"/>
-        </w:rPr>
-        <w:t>simulateously</w:t>
-      </w:r>
-      <w:proofErr w:type="spellEnd"/>
-      <w:r>
-        <w:rPr>
-          <w:lang w:val="en-US"/>
-        </w:rPr>
-        <w:t xml:space="preserve"> and then showed sex-specific aftereffects, i.e. female target faces were more often classified as fearful and male target faces </w:t>
-      </w:r>
-      <w:r>
-        <w:rPr>
-          <w:lang w:val="en-US"/>
-        </w:rPr>
-        <w:lastRenderedPageBreak/>
-        <w:t>more often classified as angry (and vice versa).</w:t>
-      </w:r>
-      <w:r>
-        <w:rPr>
-          <w:lang w:val="en-US"/>
-        </w:rPr>
-        <w:t xml:space="preserve"> This shows that the visual system differently recalibrated to male and female faces – at the same time. This shows that facial sex was incorporated to fine-tune the emotional adaptation process, because otherwise, </w:t>
-      </w:r>
-      <w:r>
-        <w:rPr>
-          <w:lang w:val="en-US"/>
-        </w:rPr>
-        <w:t xml:space="preserve">the adaptors would have cancelled each other out. </w:t>
-      </w:r>
-      <w:r>
-        <w:rPr>
-          <w:lang w:val="en-US"/>
-        </w:rPr>
-        <w:t xml:space="preserve">However, to the best of my knowledge, this has never been tested for the auditory domain. Further, it has not been explored for other extralinguistic cues such as identity – which are also stable over the course of a conversation - or compared to linguistic cues – which constantly change during speaking. This is therefore the aim of the present studies. </w:t>
+          <w:lang w:val="en-US"/>
+        </w:rPr>
+        <w:t xml:space="preserve">by </w:t>
+      </w:r>
+      <w:sdt>
+        <w:sdtPr>
+          <w:rPr>
+            <w:lang w:val="en-US"/>
+          </w:rPr>
+          <w:alias w:val="To edit, see citavi.com/edit"/>
+          <w:tag w:val="CitaviPlaceholder#57c8fa3c-8471-436b-917f-ef1f6e863e71"/>
+          <w:id w:val="-1489784168"/>
+          <w:placeholder>
+            <w:docPart w:val="DefaultPlaceholder_-1854013440"/>
+          </w:placeholder>
+        </w:sdtPr>
+        <w:sdtContent>
+          <w:r>
+            <w:rPr>
+              <w:lang w:val="en-US"/>
+            </w:rPr>
+            <w:fldChar w:fldCharType="begin"/>
+          </w:r>
+          <w:r>
+            <w:rPr>
+              <w:lang w:val="en-US"/>
+            </w:rPr>
+            <w:instrText>ADDIN CitaviPlaceholder{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}</w:instrText>
+          </w:r>
+          <w:r>
+            <w:rPr>
+              <w:lang w:val="en-US"/>
+            </w:rPr>
+            <w:fldChar w:fldCharType="separate"/>
+          </w:r>
+          <w:proofErr w:type="spellStart"/>
+          <w:r>
+            <w:rPr>
+              <w:lang w:val="en-US"/>
+            </w:rPr>
+            <w:t>Bestelmeyer</w:t>
+          </w:r>
+          <w:proofErr w:type="spellEnd"/>
+          <w:r>
+            <w:rPr>
+              <w:lang w:val="en-US"/>
+            </w:rPr>
+            <w:t>, Jones, et al.</w:t>
+          </w:r>
+          <w:r>
+            <w:rPr>
+              <w:lang w:val="en-US"/>
+            </w:rPr>
+            <w:fldChar w:fldCharType="end"/>
+          </w:r>
+        </w:sdtContent>
+      </w:sdt>
+      <w:r>
+        <w:rPr>
+          <w:lang w:val="en-US"/>
+        </w:rPr>
+        <w:t xml:space="preserve"> </w:t>
+      </w:r>
+      <w:sdt>
+        <w:sdtPr>
+          <w:rPr>
+            <w:lang w:val="en-US"/>
+          </w:rPr>
+          <w:alias w:val="To edit, see citavi.com/edit"/>
+          <w:tag w:val="CitaviPlaceholder#54972431-af01-4db0-8105-5c5f477eefd7"/>
+          <w:id w:val="-47300009"/>
+          <w:placeholder>
+            <w:docPart w:val="DefaultPlaceholder_-1854013440"/>
+          </w:placeholder>
+        </w:sdtPr>
+        <w:sdtContent>
+          <w:r>
+            <w:rPr>
+              <w:lang w:val="en-US"/>
+            </w:rPr>
+            <w:fldChar w:fldCharType="begin"/>
+          </w:r>
+          <w:r>
+            <w:rPr>
+              <w:lang w:val="en-US"/>
+            </w:rPr>
+            <w:instrText>ADDIN CitaviPlaceholder{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}</w:instrText>
+          </w:r>
+          <w:r>
+            <w:rPr>
+              <w:lang w:val="en-US"/>
+            </w:rPr>
+            <w:fldChar w:fldCharType="separate"/>
+          </w:r>
+          <w:r>
+            <w:rPr>
+              <w:lang w:val="en-US"/>
+            </w:rPr>
+            <w:t>(2010)</w:t>
+          </w:r>
+          <w:r>
+            <w:rPr>
+              <w:lang w:val="en-US"/>
+            </w:rPr>
+            <w:fldChar w:fldCharType="end"/>
+          </w:r>
+        </w:sdtContent>
+      </w:sdt>
+      <w:r>
+        <w:rPr>
+          <w:lang w:val="en-US"/>
+        </w:rPr>
+        <w:t xml:space="preserve">, but in the auditory domain. </w:t>
+      </w:r>
+      <w:r>
+        <w:rPr>
+          <w:lang w:val="en-US"/>
+        </w:rPr>
+        <w:t>Accordingly</w:t>
+      </w:r>
+      <w:r>
+        <w:rPr>
+          <w:lang w:val="en-US"/>
+        </w:rPr>
+        <w:t xml:space="preserve">, I hypothesized to find </w:t>
+      </w:r>
+      <w:r>
+        <w:rPr>
+          <w:lang w:val="en-US"/>
+        </w:rPr>
+        <w:t>simultaneous opposite aftereffects</w:t>
+      </w:r>
+      <w:r>
+        <w:rPr>
+          <w:lang w:val="en-US"/>
+        </w:rPr>
+        <w:t xml:space="preserve"> for speaker sex</w:t>
+      </w:r>
+      <w:r>
+        <w:rPr>
+          <w:lang w:val="en-US"/>
+        </w:rPr>
+        <w:t xml:space="preserve">: in block one, female targets would be more often classified as fearful and male targets mor often as angry; vice versa for block two. </w:t>
+      </w:r>
+      <w:r>
+        <w:rPr>
+          <w:lang w:val="en-US"/>
+        </w:rPr>
+        <w:t xml:space="preserve"> </w:t>
       </w:r>
     </w:p>
     <w:p>
@@ -2689,7 +4943,258 @@
         <w:suppressAutoHyphens w:val="0"/>
         <w:spacing w:line="278" w:lineRule="auto"/>
         <w:rPr>
-          <w:color w:val="C00000"/>
+          <w:lang w:val="en-US"/>
+        </w:rPr>
+      </w:pPr>
+      <w:r>
+        <w:rPr>
+          <w:lang w:val="en-US"/>
+        </w:rPr>
+        <w:t xml:space="preserve">In Experiment 2, adaptor emotions </w:t>
+      </w:r>
+      <w:r>
+        <w:rPr>
+          <w:lang w:val="en-US"/>
+        </w:rPr>
+        <w:t>were</w:t>
+      </w:r>
+      <w:r>
+        <w:rPr>
+          <w:lang w:val="en-US"/>
+        </w:rPr>
+        <w:t xml:space="preserve"> tied to speaker </w:t>
+      </w:r>
+      <w:r>
+        <w:rPr>
+          <w:lang w:val="en-US"/>
+        </w:rPr>
+        <w:t>identity</w:t>
+      </w:r>
+      <w:r>
+        <w:rPr>
+          <w:lang w:val="en-US"/>
+        </w:rPr>
+        <w:t xml:space="preserve">: in one block, adaptor voice F1 (female) </w:t>
+      </w:r>
+      <w:r>
+        <w:rPr>
+          <w:lang w:val="en-US"/>
+        </w:rPr>
+        <w:t>was always</w:t>
+      </w:r>
+      <w:r>
+        <w:rPr>
+          <w:lang w:val="en-US"/>
+        </w:rPr>
+        <w:t xml:space="preserve"> angry and adaptor voice F2 (female) </w:t>
+      </w:r>
+      <w:r>
+        <w:rPr>
+          <w:lang w:val="en-US"/>
+        </w:rPr>
+        <w:t>always</w:t>
+      </w:r>
+      <w:r>
+        <w:rPr>
+          <w:lang w:val="en-US"/>
+        </w:rPr>
+        <w:t xml:space="preserve"> fearful, and vice versa in the other block.</w:t>
+      </w:r>
+      <w:r>
+        <w:rPr>
+          <w:lang w:val="en-US"/>
+        </w:rPr>
+        <w:t xml:space="preserve"> The same was done for male speakers.</w:t>
+      </w:r>
+      <w:r>
+        <w:rPr>
+          <w:lang w:val="en-US"/>
+        </w:rPr>
+        <w:t xml:space="preserve"> Adaptation was tested separately for male and female voices, to control for the potential influence of speaker sex. I hypothesized to find </w:t>
+      </w:r>
+      <w:r>
+        <w:rPr>
+          <w:lang w:val="en-US"/>
+        </w:rPr>
+        <w:t>simultaneous opposite aftereffects</w:t>
+      </w:r>
+      <w:r>
+        <w:rPr>
+          <w:lang w:val="en-US"/>
+        </w:rPr>
+        <w:t xml:space="preserve"> for speaker identity, based on considerations of processing efficiency in everyday interactions. Let’s assume a situation where one speaker is angry and the other is fearful, e.g. during a heated dispute or while watching a sports match where both individuals root for different parties. </w:t>
+      </w:r>
+      <w:r>
+        <w:rPr>
+          <w:lang w:val="en-US"/>
+        </w:rPr>
+        <w:t xml:space="preserve">If there is a sudden change in emotional states (i.e. one </w:t>
+      </w:r>
+      <w:r>
+        <w:rPr>
+          <w:lang w:val="en-US"/>
+        </w:rPr>
+        <w:lastRenderedPageBreak/>
+        <w:t xml:space="preserve">sports team scored an important goal), an adequate reaction may not only depend on the nature of that change but also on the individuals who experience and express it. Thus, a speaker-specific calibration to uttered emotions could turn out to be beneficial. This would be evidenced by a </w:t>
+      </w:r>
+      <w:r>
+        <w:rPr>
+          <w:lang w:val="en-US"/>
+        </w:rPr>
+        <w:t>simultaneous opposite aftereffect</w:t>
+      </w:r>
+      <w:r>
+        <w:rPr>
+          <w:lang w:val="en-US"/>
+        </w:rPr>
+        <w:t xml:space="preserve"> for speaker identity. </w:t>
+      </w:r>
+    </w:p>
+    <w:p>
+      <w:pPr>
+        <w:suppressAutoHyphens w:val="0"/>
+        <w:spacing w:line="278" w:lineRule="auto"/>
+        <w:rPr>
+          <w:lang w:val="en-US"/>
+        </w:rPr>
+      </w:pPr>
+      <w:r>
+        <w:rPr>
+          <w:lang w:val="en-US"/>
+        </w:rPr>
+        <w:t>Finally, in Experiment 3, adaptor emotions were tied to the pseudoword: in one block,</w:t>
+      </w:r>
+      <w:r>
+        <w:rPr>
+          <w:lang w:val="en-US"/>
+        </w:rPr>
+        <w:t xml:space="preserve"> </w:t>
+      </w:r>
+      <w:r>
+        <w:rPr>
+          <w:lang w:val="en-US"/>
+        </w:rPr>
+        <w:t>pseudoword 1 and 2 were angry, and pseudowords 3 and 4 were fearful; vice versa in a second block. Note that pseudowords do not carry sematic meaning, to avoid influence from the emotional content</w:t>
+      </w:r>
+      <w:r>
+        <w:rPr>
+          <w:lang w:val="en-US"/>
+        </w:rPr>
+        <w:t xml:space="preserve"> of a word</w:t>
+      </w:r>
+      <w:r>
+        <w:rPr>
+          <w:lang w:val="en-US"/>
+        </w:rPr>
+        <w:t>.</w:t>
+      </w:r>
+      <w:r>
+        <w:rPr>
+          <w:lang w:val="en-US"/>
+        </w:rPr>
+        <w:t xml:space="preserve"> Importantly, I expected to find NO </w:t>
+      </w:r>
+      <w:r>
+        <w:rPr>
+          <w:lang w:val="en-US"/>
+        </w:rPr>
+        <w:t>simultaneous opposite aftereffect</w:t>
+      </w:r>
+      <w:r>
+        <w:rPr>
+          <w:lang w:val="en-US"/>
+        </w:rPr>
+        <w:t xml:space="preserve"> here, because linguistic information changes constantly and rapidly in a conversation over the course of an emotional utterance. Therefore, it is more likely that linguistic cues </w:t>
+      </w:r>
+      <w:r>
+        <w:rPr>
+          <w:lang w:val="en-US"/>
+        </w:rPr>
+        <w:t>averaged out</w:t>
+      </w:r>
+      <w:r>
+        <w:rPr>
+          <w:lang w:val="en-US"/>
+        </w:rPr>
+        <w:t xml:space="preserve"> </w:t>
+      </w:r>
+      <w:proofErr w:type="spellStart"/>
+      <w:r>
+        <w:rPr>
+          <w:lang w:val="en-US"/>
+        </w:rPr>
+        <w:t>out</w:t>
+      </w:r>
+      <w:proofErr w:type="spellEnd"/>
+      <w:r>
+        <w:rPr>
+          <w:lang w:val="en-US"/>
+        </w:rPr>
+        <w:t xml:space="preserve"> during emotional </w:t>
+      </w:r>
+      <w:r>
+        <w:rPr>
+          <w:lang w:val="en-US"/>
+        </w:rPr>
+        <w:t xml:space="preserve">adaptation. </w:t>
+      </w:r>
+    </w:p>
+    <w:p>
+      <w:pPr>
+        <w:suppressAutoHyphens w:val="0"/>
+        <w:spacing w:line="278" w:lineRule="auto"/>
+        <w:rPr>
+          <w:rFonts w:cs="Times New Roman"/>
+          <w:lang w:val="en-US"/>
+        </w:rPr>
+      </w:pPr>
+      <w:r>
+        <w:rPr>
+          <w:rFonts w:cs="Times New Roman"/>
+          <w:lang w:val="en-US"/>
+        </w:rPr>
+        <w:t>In summary</w:t>
+      </w:r>
+      <w:r>
+        <w:rPr>
+          <w:rFonts w:cs="Times New Roman"/>
+          <w:lang w:val="en-US"/>
+        </w:rPr>
+        <w:t>, I assumed to find simultaneous opposite aftereffects for extralinguistic cues, as they do not change within a conversation</w:t>
+      </w:r>
+      <w:r>
+        <w:rPr>
+          <w:rFonts w:cs="Times New Roman"/>
+          <w:lang w:val="en-US"/>
+        </w:rPr>
+        <w:t xml:space="preserve">, but NOT for linguistic information. As the hypothesis of experiment 2 and 3 go beyond the replication of </w:t>
+      </w:r>
+      <w:proofErr w:type="spellStart"/>
+      <w:r>
+        <w:rPr>
+          <w:rFonts w:cs="Times New Roman"/>
+          <w:lang w:val="en-US"/>
+        </w:rPr>
+        <w:t>Bestelmeyer</w:t>
+      </w:r>
+      <w:proofErr w:type="spellEnd"/>
+      <w:r>
+        <w:rPr>
+          <w:rFonts w:cs="Times New Roman"/>
+          <w:lang w:val="en-US"/>
+        </w:rPr>
+        <w:t xml:space="preserve"> 2010 in the auditory domain, they were preregistered. </w:t>
+      </w:r>
+    </w:p>
+    <w:p>
+      <w:pPr>
+        <w:suppressAutoHyphens w:val="0"/>
+        <w:spacing w:line="278" w:lineRule="auto"/>
+        <w:rPr>
+          <w:rFonts w:ascii="Times New Roman" w:eastAsiaTheme="majorEastAsia" w:hAnsi="Times New Roman" w:cs="Times New Roman"/>
+          <w:color w:val="0F4761" w:themeColor="accent1" w:themeShade="BF"/>
+          <w:sz w:val="24"/>
+          <w:szCs w:val="24"/>
           <w:lang w:val="en-US"/>
         </w:rPr>
       </w:pPr>
@@ -2699,165 +5204,19 @@
         <w:suppressAutoHyphens w:val="0"/>
         <w:spacing w:line="278" w:lineRule="auto"/>
         <w:rPr>
-          <w:i/>
-          <w:iCs/>
+          <w:rFonts w:asciiTheme="majorHAnsi" w:eastAsiaTheme="majorEastAsia" w:hAnsiTheme="majorHAnsi" w:cstheme="majorBidi"/>
+          <w:color w:val="0F4761" w:themeColor="accent1" w:themeShade="BF"/>
+          <w:sz w:val="32"/>
+          <w:szCs w:val="32"/>
           <w:lang w:val="en-US"/>
         </w:rPr>
       </w:pPr>
       <w:r>
         <w:rPr>
-          <w:i/>
-          <w:iCs/>
-          <w:lang w:val="en-US"/>
-        </w:rPr>
-        <w:t>Rationale and aim of the present studies</w:t>
-      </w:r>
-    </w:p>
-    <w:p>
-      <w:pPr>
-        <w:suppressAutoHyphens w:val="0"/>
-        <w:spacing w:line="278" w:lineRule="auto"/>
-        <w:rPr>
-          <w:lang w:val="en-US"/>
-        </w:rPr>
-      </w:pPr>
-      <w:r>
-        <w:rPr>
-          <w:lang w:val="en-US"/>
-        </w:rPr>
-        <w:tab/>
-      </w:r>
-      <w:r>
-        <w:rPr>
-          <w:lang w:val="en-US"/>
-        </w:rPr>
-        <w:t>The aim of th</w:t>
-      </w:r>
-      <w:r>
-        <w:rPr>
-          <w:lang w:val="en-US"/>
-        </w:rPr>
-        <w:t xml:space="preserve">is paper is to </w:t>
-      </w:r>
-      <w:r>
-        <w:rPr>
-          <w:lang w:val="en-US"/>
-        </w:rPr>
-        <w:t xml:space="preserve">understand the flexibility of </w:t>
-      </w:r>
-      <w:r>
-        <w:rPr>
-          <w:lang w:val="en-US"/>
-        </w:rPr>
-        <w:t xml:space="preserve">vocal </w:t>
-      </w:r>
-      <w:r>
-        <w:rPr>
-          <w:lang w:val="en-US"/>
-        </w:rPr>
-        <w:t>emotional p</w:t>
-      </w:r>
-      <w:r>
-        <w:rPr>
-          <w:lang w:val="en-US"/>
-        </w:rPr>
-        <w:t>rocessing</w:t>
-      </w:r>
-      <w:r>
-        <w:rPr>
-          <w:lang w:val="en-US"/>
-        </w:rPr>
-        <w:t xml:space="preserve"> in more depths by studying its interplay with linguistic and extralinguistic cues</w:t>
-      </w:r>
-      <w:r>
-        <w:rPr>
-          <w:lang w:val="en-US"/>
-        </w:rPr>
-        <w:t xml:space="preserve"> in the context of a well-established paradigm: perceptual adaptation. </w:t>
-      </w:r>
-    </w:p>
-    <w:p>
-      <w:pPr>
-        <w:suppressAutoHyphens w:val="0"/>
-        <w:spacing w:line="278" w:lineRule="auto"/>
-        <w:rPr>
-          <w:lang w:val="en-US"/>
-        </w:rPr>
-      </w:pPr>
-    </w:p>
-    <w:p>
-      <w:pPr>
-        <w:suppressAutoHyphens w:val="0"/>
-        <w:spacing w:line="278" w:lineRule="auto"/>
-        <w:rPr>
-          <w:lang w:val="en-US"/>
-        </w:rPr>
-      </w:pPr>
-      <w:r>
-        <w:rPr>
-          <w:lang w:val="en-US"/>
-        </w:rPr>
-        <w:t xml:space="preserve">Hypothesis motivated from very practical considerations of everyday perceptual efficacy. </w:t>
-      </w:r>
-    </w:p>
-    <w:p>
-      <w:pPr>
-        <w:suppressAutoHyphens w:val="0"/>
-        <w:spacing w:line="278" w:lineRule="auto"/>
-        <w:rPr>
-          <w:color w:val="C00000"/>
-          <w:lang w:val="en-US"/>
-        </w:rPr>
-      </w:pPr>
-    </w:p>
-    <w:p>
-      <w:pPr>
-        <w:suppressAutoHyphens w:val="0"/>
-        <w:spacing w:line="278" w:lineRule="auto"/>
-        <w:rPr>
-          <w:lang w:val="en-US"/>
-        </w:rPr>
-      </w:pPr>
-      <w:r>
-        <w:rPr>
-          <w:lang w:val="en-US"/>
-        </w:rPr>
-        <w:t xml:space="preserve"> </w:t>
-      </w:r>
-    </w:p>
-    <w:p>
-      <w:pPr>
-        <w:suppressAutoHyphens w:val="0"/>
-        <w:spacing w:line="278" w:lineRule="auto"/>
-        <w:rPr>
-          <w:rFonts w:ascii="Times New Roman" w:hAnsi="Times New Roman" w:cs="Times New Roman"/>
-          <w:sz w:val="24"/>
-          <w:szCs w:val="24"/>
-          <w:lang w:val="en-US"/>
-        </w:rPr>
-      </w:pPr>
-      <w:r>
-        <w:rPr>
-          <w:rFonts w:ascii="Times New Roman" w:hAnsi="Times New Roman" w:cs="Times New Roman"/>
-          <w:sz w:val="24"/>
-          <w:szCs w:val="24"/>
           <w:lang w:val="en-US"/>
         </w:rPr>
         <w:br w:type="page"/>
       </w:r>
-    </w:p>
-    <w:p>
-      <w:pPr>
-        <w:suppressAutoHyphens w:val="0"/>
-        <w:spacing w:line="278" w:lineRule="auto"/>
-        <w:rPr>
-          <w:rFonts w:ascii="Times New Roman" w:eastAsiaTheme="majorEastAsia" w:hAnsi="Times New Roman" w:cs="Times New Roman"/>
-          <w:color w:val="0F4761" w:themeColor="accent1" w:themeShade="BF"/>
-          <w:sz w:val="24"/>
-          <w:szCs w:val="24"/>
-          <w:lang w:val="en-US"/>
-        </w:rPr>
-      </w:pPr>
     </w:p>
     <w:p>
       <w:pPr>
@@ -2870,6 +5229,7 @@
         <w:rPr>
           <w:lang w:val="en-US"/>
         </w:rPr>
+        <w:lastRenderedPageBreak/>
         <w:t>Experiment 1</w:t>
       </w:r>
       <w:r>
@@ -3222,7 +5582,21 @@
             <w:rPr>
               <w:lang w:val="en-US"/>
             </w:rPr>
-            <w:t>(Lakens &amp; Caldwell, 2019)</w:t>
+            <w:t>(</w:t>
+          </w:r>
+          <w:proofErr w:type="spellStart"/>
+          <w:r>
+            <w:rPr>
+              <w:lang w:val="en-US"/>
+            </w:rPr>
+            <w:t>Lakens</w:t>
+          </w:r>
+          <w:proofErr w:type="spellEnd"/>
+          <w:r>
+            <w:rPr>
+              <w:lang w:val="en-US"/>
+            </w:rPr>
+            <w:t xml:space="preserve"> &amp; Caldwell, 2019)</w:t>
           </w:r>
           <w:r>
             <w:rPr>
@@ -3816,7 +6190,21 @@
             <w:rPr>
               <w:lang w:val="en-US"/>
             </w:rPr>
-            <w:t>(Frühholz et al., 2015)</w:t>
+            <w:t>(</w:t>
+          </w:r>
+          <w:proofErr w:type="spellStart"/>
+          <w:r>
+            <w:rPr>
+              <w:lang w:val="en-US"/>
+            </w:rPr>
+            <w:t>Frühholz</w:t>
+          </w:r>
+          <w:proofErr w:type="spellEnd"/>
+          <w:r>
+            <w:rPr>
+              <w:lang w:val="en-US"/>
+            </w:rPr>
+            <w:t xml:space="preserve"> et al., 2015)</w:t>
           </w:r>
           <w:r>
             <w:rPr>
@@ -3977,7 +6365,21 @@
             <w:rPr>
               <w:lang w:val="en-US"/>
             </w:rPr>
-            <w:t>(Kawahara et al., 2008; Kawahara &amp; Skuk, 2018)</w:t>
+            <w:t xml:space="preserve">(Kawahara et al., 2008; Kawahara &amp; </w:t>
+          </w:r>
+          <w:proofErr w:type="spellStart"/>
+          <w:r>
+            <w:rPr>
+              <w:lang w:val="en-US"/>
+            </w:rPr>
+            <w:t>Skuk</w:t>
+          </w:r>
+          <w:proofErr w:type="spellEnd"/>
+          <w:r>
+            <w:rPr>
+              <w:lang w:val="en-US"/>
+            </w:rPr>
+            <w:t>, 2018)</w:t>
           </w:r>
           <w:r>
             <w:rPr>
@@ -4224,6 +6626,7 @@
         <w:rPr>
           <w:lang w:val="en-US"/>
         </w:rPr>
+        <w:lastRenderedPageBreak/>
         <w:t xml:space="preserve">(duration M= </w:t>
       </w:r>
       <w:r>
@@ -4443,8 +6846,16 @@
             <w:rPr>
               <w:lang w:val="en-US"/>
             </w:rPr>
-            <w:t>Kawahara and Skuk</w:t>
-          </w:r>
+            <w:t xml:space="preserve">Kawahara and </w:t>
+          </w:r>
+          <w:proofErr w:type="spellStart"/>
+          <w:r>
+            <w:rPr>
+              <w:lang w:val="en-US"/>
+            </w:rPr>
+            <w:t>Skuk</w:t>
+          </w:r>
+          <w:proofErr w:type="spellEnd"/>
           <w:r>
             <w:rPr>
               <w:lang w:val="en-US"/>
@@ -4533,7 +6944,7 @@
             <w:rPr>
               <w:lang w:val="en-US"/>
             </w:rPr>
-            <w:instrText>ADDIN CitaviPlaceholder{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}</w:instrText>
+            <w:instrText>ADDIN CitaviPlaceholder{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}</w:instrText>
           </w:r>
           <w:r>
             <w:rPr>
@@ -4545,7 +6956,21 @@
             <w:rPr>
               <w:lang w:val="en-US"/>
             </w:rPr>
-            <w:t>Nussbaum et al.</w:t>
+            <w:t xml:space="preserve">Nussbaum, von </w:t>
+          </w:r>
+          <w:proofErr w:type="spellStart"/>
+          <w:r>
+            <w:rPr>
+              <w:lang w:val="en-US"/>
+            </w:rPr>
+            <w:t>Eiff</w:t>
+          </w:r>
+          <w:proofErr w:type="spellEnd"/>
+          <w:r>
+            <w:rPr>
+              <w:lang w:val="en-US"/>
+            </w:rPr>
+            <w:t>, et al.</w:t>
           </w:r>
           <w:r>
             <w:rPr>
@@ -4647,7 +7072,7 @@
             <w:rPr>
               <w:lang w:val="en-US"/>
             </w:rPr>
-            <w:instrText>ADDIN CitaviPlaceholder{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}</w:instrText>
+            <w:instrText>ADDIN CitaviPlaceholder{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}</w:instrText>
           </w:r>
           <w:r>
             <w:rPr>
@@ -4659,7 +7084,21 @@
             <w:rPr>
               <w:lang w:val="en-US"/>
             </w:rPr>
-            <w:t>Nussbaum et al.</w:t>
+            <w:t xml:space="preserve">Nussbaum, von </w:t>
+          </w:r>
+          <w:proofErr w:type="spellStart"/>
+          <w:r>
+            <w:rPr>
+              <w:lang w:val="en-US"/>
+            </w:rPr>
+            <w:t>Eiff</w:t>
+          </w:r>
+          <w:proofErr w:type="spellEnd"/>
+          <w:r>
+            <w:rPr>
+              <w:lang w:val="en-US"/>
+            </w:rPr>
+            <w:t>, et al.</w:t>
           </w:r>
           <w:r>
             <w:rPr>
@@ -4857,7 +7296,6 @@
           <w:noProof/>
           <w:lang w:val="en-US"/>
         </w:rPr>
-        <w:lastRenderedPageBreak/>
         <w:drawing>
           <wp:inline distT="0" distB="0" distL="0" distR="0" wp14:anchorId="43D18357" wp14:editId="51959595">
             <wp:extent cx="5754756" cy="7029450"/>
@@ -4921,6 +7359,7 @@
           <w:iCs/>
           <w:lang w:val="en-US"/>
         </w:rPr>
+        <w:lastRenderedPageBreak/>
         <w:t>Note.</w:t>
       </w:r>
       <w:r>
@@ -4984,7 +7423,6 @@
         <w:rPr>
           <w:lang w:val="en-US"/>
         </w:rPr>
-        <w:lastRenderedPageBreak/>
         <w:t>Design and Procedure</w:t>
       </w:r>
     </w:p>
@@ -5783,7 +8221,7 @@
             <w:rPr>
               <w:lang w:val="en-US"/>
             </w:rPr>
-            <w:instrText>ADDIN CitaviPlaceholder{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}</w:instrText>
+            <w:instrText>ADDIN CitaviPlaceholder{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}</w:instrText>
           </w:r>
           <w:r>
             <w:rPr>
@@ -5795,7 +8233,21 @@
             <w:rPr>
               <w:lang w:val="en-US"/>
             </w:rPr>
-            <w:t>(Nussbaum et al., 2022)</w:t>
+            <w:t xml:space="preserve">(Nussbaum, von </w:t>
+          </w:r>
+          <w:proofErr w:type="spellStart"/>
+          <w:r>
+            <w:rPr>
+              <w:lang w:val="en-US"/>
+            </w:rPr>
+            <w:t>Eiff</w:t>
+          </w:r>
+          <w:proofErr w:type="spellEnd"/>
+          <w:r>
+            <w:rPr>
+              <w:lang w:val="en-US"/>
+            </w:rPr>
+            <w:t>, et al., 2022)</w:t>
           </w:r>
           <w:r>
             <w:rPr>
@@ -5809,7 +8261,14 @@
         <w:rPr>
           <w:lang w:val="en-US"/>
         </w:rPr>
-        <w:t>. In each adaptation block, participants classified all 112 targets, again split into 56 trials with a break in between. As there were two adaptation blocks, participants performed 224 trials in total.  Before, participants practiced this task with 6</w:t>
+        <w:t xml:space="preserve">. In each adaptation block, participants classified all 112 targets, again split into 56 trials with a break in between. As there were two adaptation blocks, </w:t>
+      </w:r>
+      <w:r>
+        <w:rPr>
+          <w:lang w:val="en-US"/>
+        </w:rPr>
+        <w:lastRenderedPageBreak/>
+        <w:t>participants performed 224 trials in total.  Before, participants practiced this task with 6</w:t>
       </w:r>
       <w:r>
         <w:rPr>
@@ -5884,7 +8343,6 @@
         <w:rPr>
           <w:lang w:val="en-US"/>
         </w:rPr>
-        <w:lastRenderedPageBreak/>
         <w:t>Data analysis</w:t>
       </w:r>
     </w:p>
@@ -16496,7 +18954,7 @@
             <w:rPr>
               <w:lang w:val="en-US"/>
             </w:rPr>
-            <w:instrText>ADDIN CitaviPlaceholder{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}</w:instrText>
+            <w:instrText>ADDIN CitaviPlaceholder{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}</w:instrText>
           </w:r>
           <w:r>
             <w:rPr>
@@ -16508,7 +18966,21 @@
             <w:rPr>
               <w:lang w:val="en-US"/>
             </w:rPr>
-            <w:t>(cf. Nussbaum et al., 2022)</w:t>
+            <w:t xml:space="preserve">(Nussbaum, von </w:t>
+          </w:r>
+          <w:proofErr w:type="spellStart"/>
+          <w:r>
+            <w:rPr>
+              <w:lang w:val="en-US"/>
+            </w:rPr>
+            <w:t>Eiff</w:t>
+          </w:r>
+          <w:proofErr w:type="spellEnd"/>
+          <w:r>
+            <w:rPr>
+              <w:lang w:val="en-US"/>
+            </w:rPr>
+            <w:t>, et al., 2022)</w:t>
           </w:r>
           <w:r>
             <w:rPr>
@@ -30291,6 +32763,7 @@
         </w:rPr>
         <w:t xml:space="preserve">data analyses were </w:t>
       </w:r>
+      <w:proofErr w:type="gramStart"/>
       <w:r>
         <w:rPr>
           <w:lang w:val="en-US"/>
@@ -30301,7 +32774,14 @@
         <w:rPr>
           <w:lang w:val="en-US"/>
         </w:rPr>
-        <w:t xml:space="preserve">to Experiment </w:t>
+        <w:t>to</w:t>
+      </w:r>
+      <w:proofErr w:type="gramEnd"/>
+      <w:r>
+        <w:rPr>
+          <w:lang w:val="en-US"/>
+        </w:rPr>
+        <w:t xml:space="preserve"> Experiment </w:t>
       </w:r>
       <w:r>
         <w:rPr>
@@ -31108,7 +33588,21 @@
             <w:rPr>
               <w:lang w:val="en-US"/>
             </w:rPr>
-            <w:t>(Bürkner, 2017; Carpenter et al., 2017)</w:t>
+            <w:t>(</w:t>
+          </w:r>
+          <w:proofErr w:type="spellStart"/>
+          <w:r>
+            <w:rPr>
+              <w:lang w:val="en-US"/>
+            </w:rPr>
+            <w:t>Bürkner</w:t>
+          </w:r>
+          <w:proofErr w:type="spellEnd"/>
+          <w:r>
+            <w:rPr>
+              <w:lang w:val="en-US"/>
+            </w:rPr>
+            <w:t>, 2017; Carpenter et al., 2017)</w:t>
           </w:r>
           <w:r>
             <w:rPr>
@@ -38876,10 +41370,7 @@
     <w:sdt>
       <w:sdtPr>
         <w:rPr>
-          <w:rFonts w:asciiTheme="minorHAnsi" w:eastAsiaTheme="minorHAnsi" w:hAnsiTheme="minorHAnsi" w:cstheme="minorBidi"/>
-          <w:color w:val="auto"/>
-          <w:sz w:val="22"/>
-          <w:szCs w:val="22"/>
+          <w:rFonts w:eastAsiaTheme="minorHAnsi"/>
           <w:lang w:val="en-US"/>
         </w:rPr>
         <w:tag w:val="CitaviBibliography"/>
@@ -38888,6 +41379,14 @@
           <w:docPart w:val="DefaultPlaceholder_-1854013440"/>
         </w:placeholder>
       </w:sdtPr>
+      <w:sdtEndPr>
+        <w:rPr>
+          <w:rFonts w:asciiTheme="minorHAnsi" w:hAnsiTheme="minorHAnsi" w:cstheme="minorBidi"/>
+          <w:color w:val="auto"/>
+          <w:sz w:val="22"/>
+          <w:szCs w:val="22"/>
+        </w:rPr>
+      </w:sdtEndPr>
       <w:sdtContent>
         <w:p>
           <w:pPr>
@@ -38928,12 +41427,12 @@
               <w:lang w:val="en-US"/>
             </w:rPr>
           </w:pPr>
-          <w:bookmarkStart w:id="5" w:name="_CTVL001e87a4165dd0c452c9a27a3ffb70b4feb"/>
-          <w:r>
-            <w:rPr>
-              <w:lang w:val="en-US"/>
-            </w:rPr>
-            <w:t>Bates, D., Maechler, M., Bolker, B., Walker, S., Christensen, R. H. B., Singmann, H., Dai, B., Scheipl, F., Grothendieck, G., Green, P., &amp; others (2009). Package ‘lme4’.</w:t>
+          <w:bookmarkStart w:id="5" w:name="_CTVL00199a0c855027f40348da84f18c42a67de"/>
+          <w:r>
+            <w:rPr>
+              <w:lang w:val="en-US"/>
+            </w:rPr>
+            <w:t>Atkinson, A. P., Tipples, J., Burt, D. M., &amp; Young, A. W. (2005). Asymmetric interference between sex and emotion in face perception.</w:t>
           </w:r>
           <w:bookmarkEnd w:id="5"/>
           <w:r>
@@ -38947,13 +41446,26 @@
               <w:i/>
               <w:lang w:val="en-US"/>
             </w:rPr>
-            <w:t>URL Http://lme4. R-Forge. R-Project. Org</w:t>
-          </w:r>
-          <w:r>
-            <w:rPr>
-              <w:lang w:val="en-US"/>
-            </w:rPr>
-            <w:t>.</w:t>
+            <w:t>Perception &amp; Psychophysics</w:t>
+          </w:r>
+          <w:r>
+            <w:rPr>
+              <w:lang w:val="en-US"/>
+            </w:rPr>
+            <w:t xml:space="preserve">, </w:t>
+          </w:r>
+          <w:r>
+            <w:rPr>
+              <w:i/>
+              <w:lang w:val="en-US"/>
+            </w:rPr>
+            <w:t>67</w:t>
+          </w:r>
+          <w:r>
+            <w:rPr>
+              <w:lang w:val="en-US"/>
+            </w:rPr>
+            <w:t>(7), 1199–1213. https://doi.org/10.3758/BF03193553</w:t>
           </w:r>
         </w:p>
         <w:p>
@@ -38963,12 +41475,20 @@
               <w:lang w:val="en-US"/>
             </w:rPr>
           </w:pPr>
-          <w:bookmarkStart w:id="6" w:name="_CTVL0018bcf5d59f8824881bbcb07603366cee6"/>
-          <w:r>
-            <w:rPr>
-              <w:lang w:val="en-US"/>
-            </w:rPr>
-            <w:t>Boersma, P. (2018). Praat: Doing phonetics by computer [Computer program]: Version 6.0.46, retrieved January 2020 from http://www.praat.org/.</w:t>
+          <w:bookmarkStart w:id="6" w:name="_CTVL001dd4920b17aae4e7886303409f6c11551"/>
+          <w:proofErr w:type="spellStart"/>
+          <w:r>
+            <w:rPr>
+              <w:lang w:val="en-US"/>
+            </w:rPr>
+            <w:t>Bachorowski</w:t>
+          </w:r>
+          <w:proofErr w:type="spellEnd"/>
+          <w:r>
+            <w:rPr>
+              <w:lang w:val="en-US"/>
+            </w:rPr>
+            <w:t>, J. A., &amp; Owren, M. J. (2003). Sounds of emotion: Production and perception of affect-related vocal acoustics.</w:t>
           </w:r>
           <w:bookmarkEnd w:id="6"/>
           <w:r>
@@ -38982,13 +41502,26 @@
               <w:i/>
               <w:lang w:val="en-US"/>
             </w:rPr>
-            <w:t>Http://www. Praat. Org</w:t>
-          </w:r>
-          <w:r>
-            <w:rPr>
-              <w:lang w:val="en-US"/>
-            </w:rPr>
-            <w:t>.</w:t>
+            <w:t>Annals of the New York Academy of Sciences</w:t>
+          </w:r>
+          <w:r>
+            <w:rPr>
+              <w:lang w:val="en-US"/>
+            </w:rPr>
+            <w:t xml:space="preserve">, </w:t>
+          </w:r>
+          <w:r>
+            <w:rPr>
+              <w:i/>
+              <w:lang w:val="en-US"/>
+            </w:rPr>
+            <w:t>1000</w:t>
+          </w:r>
+          <w:r>
+            <w:rPr>
+              <w:lang w:val="en-US"/>
+            </w:rPr>
+            <w:t>, 244–265. https://doi.org/10.1196/annals.1280.012</w:t>
           </w:r>
         </w:p>
         <w:p>
@@ -38998,25 +41531,68 @@
               <w:lang w:val="en-US"/>
             </w:rPr>
           </w:pPr>
-          <w:bookmarkStart w:id="7" w:name="_CTVL001ae102e7c466046fea9f3a637706eec28"/>
-          <w:r>
-            <w:rPr>
-              <w:lang w:val="en-US"/>
-            </w:rPr>
-            <w:t>Bürkner, P.</w:t>
-          </w:r>
-          <w:r>
-            <w:rPr>
-              <w:rFonts w:ascii="Cambria Math" w:hAnsi="Cambria Math" w:cs="Cambria Math"/>
-              <w:lang w:val="en-US"/>
-            </w:rPr>
-            <w:t>‑</w:t>
-          </w:r>
-          <w:r>
-            <w:rPr>
-              <w:lang w:val="en-US"/>
-            </w:rPr>
-            <w:t>C. (2017). brms : An R Package for Bayesian Multilevel Models Using Stan.</w:t>
+          <w:bookmarkStart w:id="7" w:name="_CTVL001e87a4165dd0c452c9a27a3ffb70b4feb"/>
+          <w:r>
+            <w:rPr>
+              <w:lang w:val="en-US"/>
+            </w:rPr>
+            <w:t xml:space="preserve">Bates, D., </w:t>
+          </w:r>
+          <w:proofErr w:type="spellStart"/>
+          <w:r>
+            <w:rPr>
+              <w:lang w:val="en-US"/>
+            </w:rPr>
+            <w:t>Maechler</w:t>
+          </w:r>
+          <w:proofErr w:type="spellEnd"/>
+          <w:r>
+            <w:rPr>
+              <w:lang w:val="en-US"/>
+            </w:rPr>
+            <w:t xml:space="preserve">, M., Bolker, B., Walker, S., Christensen, R. H. B., </w:t>
+          </w:r>
+          <w:proofErr w:type="spellStart"/>
+          <w:r>
+            <w:rPr>
+              <w:lang w:val="en-US"/>
+            </w:rPr>
+            <w:t>Singmann</w:t>
+          </w:r>
+          <w:proofErr w:type="spellEnd"/>
+          <w:r>
+            <w:rPr>
+              <w:lang w:val="en-US"/>
+            </w:rPr>
+            <w:t xml:space="preserve">, H., Dai, B., </w:t>
+          </w:r>
+          <w:proofErr w:type="spellStart"/>
+          <w:r>
+            <w:rPr>
+              <w:lang w:val="en-US"/>
+            </w:rPr>
+            <w:t>Scheipl</w:t>
+          </w:r>
+          <w:proofErr w:type="spellEnd"/>
+          <w:r>
+            <w:rPr>
+              <w:lang w:val="en-US"/>
+            </w:rPr>
+            <w:t>, F., Grothendieck, G., Green, </w:t>
+          </w:r>
+          <w:proofErr w:type="gramStart"/>
+          <w:r>
+            <w:rPr>
+              <w:lang w:val="en-US"/>
+            </w:rPr>
+            <w:t>P.,</w:t>
+          </w:r>
+          <w:proofErr w:type="gramEnd"/>
+          <w:r>
+            <w:rPr>
+              <w:lang w:val="en-US"/>
+            </w:rPr>
+            <w:t xml:space="preserve"> &amp; others (2009). Package ‘lme4’.</w:t>
           </w:r>
           <w:bookmarkEnd w:id="7"/>
           <w:r>
@@ -39030,26 +41606,13 @@
               <w:i/>
               <w:lang w:val="en-US"/>
             </w:rPr>
-            <w:t>Journal of Statistical Software</w:t>
-          </w:r>
-          <w:r>
-            <w:rPr>
-              <w:lang w:val="en-US"/>
-            </w:rPr>
-            <w:t xml:space="preserve">, </w:t>
-          </w:r>
-          <w:r>
-            <w:rPr>
-              <w:i/>
-              <w:lang w:val="en-US"/>
-            </w:rPr>
-            <w:t>80</w:t>
-          </w:r>
-          <w:r>
-            <w:rPr>
-              <w:lang w:val="en-US"/>
-            </w:rPr>
-            <w:t>(1). https://doi.org/10.18637/jss.v080.i01</w:t>
+            <w:t>URL Http://lme4. R-Forge. R-Project. Org</w:t>
+          </w:r>
+          <w:r>
+            <w:rPr>
+              <w:lang w:val="en-US"/>
+            </w:rPr>
+            <w:t>.</w:t>
           </w:r>
         </w:p>
         <w:p>
@@ -39059,12 +41622,26 @@
               <w:lang w:val="en-US"/>
             </w:rPr>
           </w:pPr>
-          <w:bookmarkStart w:id="8" w:name="_CTVL0017d743ce7d2534436ab2aaa85a1ed90df"/>
-          <w:r>
-            <w:rPr>
-              <w:lang w:val="en-US"/>
-            </w:rPr>
-            <w:t>Carpenter, B., Gelman, A., Hoffman, M. D., Lee, D., Goodrich, B., Betancourt, M., Brubaker, M. A., Guo, J., Li, P., &amp; Riddell, A. (2017). Stan: A Probabilistic Programming Language.</w:t>
+          <w:bookmarkStart w:id="8" w:name="_CTVL0018473d197b6e74f58899b2d313eecae96"/>
+          <w:r>
+            <w:rPr>
+              <w:lang w:val="en-US"/>
+            </w:rPr>
+            <w:t xml:space="preserve">Belin, P., </w:t>
+          </w:r>
+          <w:proofErr w:type="spellStart"/>
+          <w:r>
+            <w:rPr>
+              <w:lang w:val="en-US"/>
+            </w:rPr>
+            <w:t>Bestelmeyer</w:t>
+          </w:r>
+          <w:proofErr w:type="spellEnd"/>
+          <w:r>
+            <w:rPr>
+              <w:lang w:val="en-US"/>
+            </w:rPr>
+            <w:t>, P. E. G., Latinus, M., &amp; Watson, R. (2011). Understanding voice perception.</w:t>
           </w:r>
           <w:bookmarkEnd w:id="8"/>
           <w:r>
@@ -39078,7 +41655,7 @@
               <w:i/>
               <w:lang w:val="en-US"/>
             </w:rPr>
-            <w:t>Journal of Statistical Software</w:t>
+            <w:t>British Journal of Psychology</w:t>
           </w:r>
           <w:r>
             <w:rPr>
@@ -39091,13 +41668,13 @@
               <w:i/>
               <w:lang w:val="en-US"/>
             </w:rPr>
-            <w:t xml:space="preserve">76. </w:t>
-          </w:r>
-          <w:r>
-            <w:rPr>
-              <w:lang w:val="en-US"/>
-            </w:rPr>
-            <w:t>https://doi.org/10.18637/jss.v076.i01</w:t>
+            <w:t>102</w:t>
+          </w:r>
+          <w:r>
+            <w:rPr>
+              <w:lang w:val="en-US"/>
+            </w:rPr>
+            <w:t>(4), 711–725. https://doi.org/10.1111/j.2044-8295.2011.02041.x</w:t>
           </w:r>
         </w:p>
         <w:p>
@@ -39107,15 +41684,34 @@
               <w:lang w:val="en-US"/>
             </w:rPr>
           </w:pPr>
-          <w:bookmarkStart w:id="9" w:name="_CTVL001eee85413c5754136bf7e15100c3cae72"/>
-          <w:r>
-            <w:t xml:space="preserve">Frühholz, S., Klaas, H. S., Patel, S., &amp; Grandjean, D. (2015). </w:t>
-          </w:r>
-          <w:r>
-            <w:rPr>
-              <w:lang w:val="en-US"/>
-            </w:rPr>
-            <w:t>Talking in Fury: The Cortico-Subcortical Network Underlying Angry Vocalizations.</w:t>
+          <w:bookmarkStart w:id="9" w:name="_CTVL001b1a46e28dfd045ab8d67e13e3e9d6c0f"/>
+          <w:proofErr w:type="spellStart"/>
+          <w:r>
+            <w:rPr>
+              <w:lang w:val="en-US"/>
+            </w:rPr>
+            <w:t>Bestelmeyer</w:t>
+          </w:r>
+          <w:proofErr w:type="spellEnd"/>
+          <w:r>
+            <w:rPr>
+              <w:lang w:val="en-US"/>
+            </w:rPr>
+            <w:t>, P. E. G., Jones, B. C., DeBruine, L. M., Little, A. C., &amp; Welling</w:t>
+          </w:r>
+          <w:proofErr w:type="gramStart"/>
+          <w:r>
+            <w:rPr>
+              <w:lang w:val="en-US"/>
+            </w:rPr>
+            <w:t>, L.</w:t>
+          </w:r>
+          <w:proofErr w:type="gramEnd"/>
+          <w:r>
+            <w:rPr>
+              <w:lang w:val="en-US"/>
+            </w:rPr>
+            <w:t> L. M. (2010). Face aftereffects suggest interdependent processing of expression and sex and of expression and race.</w:t>
           </w:r>
           <w:bookmarkEnd w:id="9"/>
           <w:r>
@@ -39129,7 +41725,7 @@
               <w:i/>
               <w:lang w:val="en-US"/>
             </w:rPr>
-            <w:t>Cerebral Cortex</w:t>
+            <w:t>Visual Cognition</w:t>
           </w:r>
           <w:r>
             <w:rPr>
@@ -39142,13 +41738,13 @@
               <w:i/>
               <w:lang w:val="en-US"/>
             </w:rPr>
-            <w:t>25</w:t>
-          </w:r>
-          <w:r>
-            <w:rPr>
-              <w:lang w:val="en-US"/>
-            </w:rPr>
-            <w:t>(9), 2752–2762. https://doi.org/10.1093/cercor/bhu074</w:t>
+            <w:t>18</w:t>
+          </w:r>
+          <w:r>
+            <w:rPr>
+              <w:lang w:val="en-US"/>
+            </w:rPr>
+            <w:t>(2), 255–274. https://doi.org/10.1080/13506280802708024</w:t>
           </w:r>
         </w:p>
         <w:p>
@@ -39158,12 +41754,48 @@
               <w:lang w:val="en-US"/>
             </w:rPr>
           </w:pPr>
-          <w:bookmarkStart w:id="10" w:name="_CTVL001e72611fe855d477290537ff424c1b2ed"/>
-          <w:r>
-            <w:rPr>
-              <w:lang w:val="en-US"/>
-            </w:rPr>
-            <w:t>Jarosz, A. F., &amp; Wiley, J. (2014). What Are the Odds? A Practical Guide to Computing and Reporting Bayes Factors.</w:t>
+          <w:bookmarkStart w:id="10" w:name="_CTVL0016e1cee6977b546eeb374a4f5b3211ee5"/>
+          <w:proofErr w:type="spellStart"/>
+          <w:r>
+            <w:rPr>
+              <w:lang w:val="en-US"/>
+            </w:rPr>
+            <w:t>Bestelmeyer</w:t>
+          </w:r>
+          <w:proofErr w:type="spellEnd"/>
+          <w:r>
+            <w:rPr>
+              <w:lang w:val="en-US"/>
+            </w:rPr>
+            <w:t xml:space="preserve">, P. E. G., </w:t>
+          </w:r>
+          <w:proofErr w:type="spellStart"/>
+          <w:r>
+            <w:rPr>
+              <w:lang w:val="en-US"/>
+            </w:rPr>
+            <w:t>Maurage</w:t>
+          </w:r>
+          <w:proofErr w:type="spellEnd"/>
+          <w:r>
+            <w:rPr>
+              <w:lang w:val="en-US"/>
+            </w:rPr>
+            <w:t xml:space="preserve">, P., </w:t>
+          </w:r>
+          <w:proofErr w:type="spellStart"/>
+          <w:r>
+            <w:rPr>
+              <w:lang w:val="en-US"/>
+            </w:rPr>
+            <w:t>Rouger</w:t>
+          </w:r>
+          <w:proofErr w:type="spellEnd"/>
+          <w:r>
+            <w:rPr>
+              <w:lang w:val="en-US"/>
+            </w:rPr>
+            <w:t>, J., Latinus, M., &amp; Belin, P. (2014). Adaptation to vocal expressions reveals multistep perception of auditory emotion.</w:t>
           </w:r>
           <w:bookmarkEnd w:id="10"/>
           <w:r>
@@ -39177,7 +41809,7 @@
               <w:i/>
               <w:lang w:val="en-US"/>
             </w:rPr>
-            <w:t>The Journal of Problem Solving</w:t>
+            <w:t>J Neurosci</w:t>
           </w:r>
           <w:r>
             <w:rPr>
@@ -39190,13 +41822,13 @@
               <w:i/>
               <w:lang w:val="en-US"/>
             </w:rPr>
-            <w:t>7</w:t>
-          </w:r>
-          <w:r>
-            <w:rPr>
-              <w:lang w:val="en-US"/>
-            </w:rPr>
-            <w:t>(1). https://doi.org/10.7771/1932-6246.1167</w:t>
+            <w:t>34</w:t>
+          </w:r>
+          <w:r>
+            <w:rPr>
+              <w:lang w:val="en-US"/>
+            </w:rPr>
+            <w:t>(24), 8098–8105. https://doi.org/10.1523/JNEUROSCI.4820-13.2014</w:t>
           </w:r>
         </w:p>
         <w:p>
@@ -39206,12 +41838,34 @@
               <w:lang w:val="en-US"/>
             </w:rPr>
           </w:pPr>
-          <w:bookmarkStart w:id="11" w:name="_CTVL0018872f5e0a62c4a82936d89b5ef481744"/>
-          <w:r>
-            <w:rPr>
-              <w:lang w:val="en-US"/>
-            </w:rPr>
-            <w:t>Kawahara, H., Morise, M., Takahashi, T., Nisimura, R., Irino, T., &amp; Banno, H. (2008). TANDEM-STRAIGHT: A temporally stable power spectral representation for periodic signals and applications to interference-free spectrum, F0, and aperiodicity estimation.</w:t>
+          <w:bookmarkStart w:id="11" w:name="_CTVL001859d2930f6b949e58ebbd8b14672aec2"/>
+          <w:proofErr w:type="spellStart"/>
+          <w:r>
+            <w:rPr>
+              <w:lang w:val="en-US"/>
+            </w:rPr>
+            <w:t>Bestelmeyer</w:t>
+          </w:r>
+          <w:proofErr w:type="spellEnd"/>
+          <w:r>
+            <w:rPr>
+              <w:lang w:val="en-US"/>
+            </w:rPr>
+            <w:t xml:space="preserve">, P. E. G., </w:t>
+          </w:r>
+          <w:proofErr w:type="spellStart"/>
+          <w:r>
+            <w:rPr>
+              <w:lang w:val="en-US"/>
+            </w:rPr>
+            <w:t>Rouger</w:t>
+          </w:r>
+          <w:proofErr w:type="spellEnd"/>
+          <w:r>
+            <w:rPr>
+              <w:lang w:val="en-US"/>
+            </w:rPr>
+            <w:t>, J., DeBruine, L. M., &amp; Belin, P. (2010). Auditory adaptation in vocal affect perception.</w:t>
           </w:r>
           <w:bookmarkEnd w:id="11"/>
           <w:r>
@@ -39225,13 +41879,26 @@
               <w:i/>
               <w:lang w:val="en-US"/>
             </w:rPr>
-            <w:t>IEEE International Conference on Acoustics, Speech and Signal Processing</w:t>
-          </w:r>
-          <w:r>
-            <w:rPr>
-              <w:lang w:val="en-US"/>
-            </w:rPr>
-            <w:t>.</w:t>
+            <w:t>Cognition</w:t>
+          </w:r>
+          <w:r>
+            <w:rPr>
+              <w:lang w:val="en-US"/>
+            </w:rPr>
+            <w:t xml:space="preserve">, </w:t>
+          </w:r>
+          <w:r>
+            <w:rPr>
+              <w:i/>
+              <w:lang w:val="en-US"/>
+            </w:rPr>
+            <w:t>117</w:t>
+          </w:r>
+          <w:r>
+            <w:rPr>
+              <w:lang w:val="en-US"/>
+            </w:rPr>
+            <w:t>(2), 217–223. https://doi.org/10.1016/j.cognition.2010.08.008</w:t>
           </w:r>
         </w:p>
         <w:p>
@@ -39241,12 +41908,55 @@
               <w:lang w:val="en-US"/>
             </w:rPr>
           </w:pPr>
-          <w:bookmarkStart w:id="12" w:name="_CTVL001c8761d98c9d949bc98ad5098b4b80803"/>
-          <w:r>
-            <w:rPr>
-              <w:lang w:val="en-US"/>
-            </w:rPr>
-            <w:t>Kawahara, H., &amp; Skuk, V. G. (2018). Voice Morphing. In S. Frühholz, P. Belin, &amp; K. R. Scherer (Eds.),</w:t>
+          <w:bookmarkStart w:id="12" w:name="_CTVL0015460d1def4a64de8a9df362ffffe40af"/>
+          <w:proofErr w:type="spellStart"/>
+          <w:r>
+            <w:rPr>
+              <w:lang w:val="en-US"/>
+            </w:rPr>
+            <w:t>Bestelmeyer</w:t>
+          </w:r>
+          <w:proofErr w:type="spellEnd"/>
+          <w:r>
+            <w:rPr>
+              <w:lang w:val="en-US"/>
+            </w:rPr>
+            <w:t xml:space="preserve">, P. E. G., Williams, B., Lawton, J. J., Stefanou, M. E., </w:t>
+          </w:r>
+          <w:proofErr w:type="spellStart"/>
+          <w:r>
+            <w:rPr>
+              <w:lang w:val="en-US"/>
+            </w:rPr>
+            <w:t>Koldewyn</w:t>
+          </w:r>
+          <w:proofErr w:type="spellEnd"/>
+          <w:r>
+            <w:rPr>
+              <w:lang w:val="en-US"/>
+            </w:rPr>
+            <w:t xml:space="preserve">, K., Klein, C., &amp; </w:t>
+          </w:r>
+          <w:proofErr w:type="spellStart"/>
+          <w:r>
+            <w:rPr>
+              <w:lang w:val="en-US"/>
+            </w:rPr>
+            <w:t>Biscaldi</w:t>
+          </w:r>
+          <w:proofErr w:type="spellEnd"/>
+          <w:r>
+            <w:rPr>
+              <w:lang w:val="en-US"/>
+            </w:rPr>
+            <w:t xml:space="preserve">, M. (2018). Adaptation to Vocal Expressions and Phonemes Is Intact in Autism </w:t>
+          </w:r>
+          <w:r>
+            <w:rPr>
+              <w:lang w:val="en-US"/>
+            </w:rPr>
+            <w:lastRenderedPageBreak/>
+            <w:t>Spectrum Disorder.</w:t>
           </w:r>
           <w:bookmarkEnd w:id="12"/>
           <w:r>
@@ -39260,13 +41970,26 @@
               <w:i/>
               <w:lang w:val="en-US"/>
             </w:rPr>
-            <w:t xml:space="preserve">The Oxford Handbook of Voice Perception </w:t>
-          </w:r>
-          <w:r>
-            <w:rPr>
-              <w:lang w:val="en-US"/>
-            </w:rPr>
-            <w:t>(pp. 684–706). Oxford University Press. https://doi.org/10.1093/oxfordhb/9780198743187.013.31</w:t>
+            <w:t>Clinical Psychological Science</w:t>
+          </w:r>
+          <w:r>
+            <w:rPr>
+              <w:lang w:val="en-US"/>
+            </w:rPr>
+            <w:t xml:space="preserve">, </w:t>
+          </w:r>
+          <w:r>
+            <w:rPr>
+              <w:i/>
+              <w:lang w:val="en-US"/>
+            </w:rPr>
+            <w:t>6</w:t>
+          </w:r>
+          <w:r>
+            <w:rPr>
+              <w:lang w:val="en-US"/>
+            </w:rPr>
+            <w:t>(3), 372–381. https://doi.org/10.1177/2167702617748401</w:t>
           </w:r>
         </w:p>
         <w:p>
@@ -39276,13 +41999,26 @@
               <w:lang w:val="en-US"/>
             </w:rPr>
           </w:pPr>
-          <w:bookmarkStart w:id="13" w:name="_CTVL00120eaf2bb9701417e9ccbaf25f2e939c3"/>
-          <w:r>
-            <w:rPr>
-              <w:lang w:val="en-US"/>
-            </w:rPr>
-            <w:lastRenderedPageBreak/>
-            <w:t>Lakens, D., &amp; Caldwell, A. R. (2019).</w:t>
+          <w:bookmarkStart w:id="13" w:name="_CTVL0018bcf5d59f8824881bbcb07603366cee6"/>
+          <w:r>
+            <w:rPr>
+              <w:lang w:val="en-US"/>
+            </w:rPr>
+            <w:t xml:space="preserve">Boersma, P. (2018). </w:t>
+          </w:r>
+          <w:proofErr w:type="spellStart"/>
+          <w:r>
+            <w:rPr>
+              <w:lang w:val="en-US"/>
+            </w:rPr>
+            <w:t>Praat</w:t>
+          </w:r>
+          <w:proofErr w:type="spellEnd"/>
+          <w:r>
+            <w:rPr>
+              <w:lang w:val="en-US"/>
+            </w:rPr>
+            <w:t>: Doing phonetics by computer [Computer program]: Version 6.0.46, retrieved January 2020 from http://www.praat.org/.</w:t>
           </w:r>
           <w:bookmarkEnd w:id="13"/>
           <w:r>
@@ -39296,13 +42032,29 @@
               <w:i/>
               <w:lang w:val="en-US"/>
             </w:rPr>
-            <w:t xml:space="preserve">Simulation-Based Power-Analysis for Factorial ANOVA Designs. </w:t>
-          </w:r>
-          <w:r>
-            <w:rPr>
-              <w:lang w:val="en-US"/>
-            </w:rPr>
-            <w:t>https://doi.org/10.31234/osf.io/baxsf</w:t>
+            <w:t xml:space="preserve">Http://www. </w:t>
+          </w:r>
+          <w:proofErr w:type="spellStart"/>
+          <w:r>
+            <w:rPr>
+              <w:i/>
+              <w:lang w:val="en-US"/>
+            </w:rPr>
+            <w:t>Praat</w:t>
+          </w:r>
+          <w:proofErr w:type="spellEnd"/>
+          <w:r>
+            <w:rPr>
+              <w:i/>
+              <w:lang w:val="en-US"/>
+            </w:rPr>
+            <w:t>. Org</w:t>
+          </w:r>
+          <w:r>
+            <w:rPr>
+              <w:lang w:val="en-US"/>
+            </w:rPr>
+            <w:t>.</w:t>
           </w:r>
         </w:p>
         <w:p>
@@ -39312,15 +42064,12 @@
               <w:lang w:val="en-US"/>
             </w:rPr>
           </w:pPr>
-          <w:bookmarkStart w:id="14" w:name="_CTVL00161942de227f44c9ca313fb634e4c018f"/>
-          <w:r>
-            <w:t xml:space="preserve">Nussbaum, C., von Eiff, C. I., Skuk, V. G., &amp; Schweinberger, S. R. (2022). </w:t>
-          </w:r>
-          <w:r>
-            <w:rPr>
-              <w:lang w:val="en-US"/>
-            </w:rPr>
-            <w:t>Vocal emotion adaptation aftereffects within and across speaker genders: Roles of timbre and fundamental frequency.</w:t>
+          <w:bookmarkStart w:id="14" w:name="_CTVL001eb09ee3c605a473c978600e7ec4632f8"/>
+          <w:r>
+            <w:rPr>
+              <w:lang w:val="en-US"/>
+            </w:rPr>
+            <w:t>Brody, L. R. (2010). The socialization of gender differences in emotional expression: Display rules, infant temperament, and differentiation. In A. H. Fischer (Ed.),</w:t>
           </w:r>
           <w:bookmarkEnd w:id="14"/>
           <w:r>
@@ -39334,26 +42083,13 @@
               <w:i/>
               <w:lang w:val="en-US"/>
             </w:rPr>
-            <w:t>Cognition</w:t>
-          </w:r>
-          <w:r>
-            <w:rPr>
-              <w:lang w:val="en-US"/>
-            </w:rPr>
-            <w:t xml:space="preserve">, </w:t>
-          </w:r>
-          <w:r>
-            <w:rPr>
-              <w:i/>
-              <w:lang w:val="en-US"/>
-            </w:rPr>
-            <w:t>219</w:t>
-          </w:r>
-          <w:r>
-            <w:rPr>
-              <w:lang w:val="en-US"/>
-            </w:rPr>
-            <w:t>, 104967. https://doi.org/10.1016/j.cognition.2021.104967</w:t>
+            <w:t xml:space="preserve">Gender and Emotion </w:t>
+          </w:r>
+          <w:r>
+            <w:rPr>
+              <w:lang w:val="en-US"/>
+            </w:rPr>
+            <w:t>(pp. 24–47). Cambridge University Press. https://doi.org/10.1017/CBO9780511628191.003</w:t>
           </w:r>
         </w:p>
         <w:p>
@@ -39363,12 +42099,47 @@
               <w:lang w:val="en-US"/>
             </w:rPr>
           </w:pPr>
-          <w:bookmarkStart w:id="15" w:name="_CTVL0017b7db9ae2c1b4780aade763825e648b1"/>
-          <w:r>
-            <w:rPr>
-              <w:lang w:val="en-US"/>
-            </w:rPr>
-            <w:t>R Core Team. (2025).</w:t>
+          <w:bookmarkStart w:id="15" w:name="_CTVL001ae102e7c466046fea9f3a637706eec28"/>
+          <w:proofErr w:type="spellStart"/>
+          <w:r>
+            <w:rPr>
+              <w:lang w:val="en-US"/>
+            </w:rPr>
+            <w:t>Bürkner</w:t>
+          </w:r>
+          <w:proofErr w:type="spellEnd"/>
+          <w:r>
+            <w:rPr>
+              <w:lang w:val="en-US"/>
+            </w:rPr>
+            <w:t>, P.</w:t>
+          </w:r>
+          <w:r>
+            <w:rPr>
+              <w:rFonts w:ascii="Cambria Math" w:hAnsi="Cambria Math" w:cs="Cambria Math"/>
+              <w:lang w:val="en-US"/>
+            </w:rPr>
+            <w:t>‑</w:t>
+          </w:r>
+          <w:r>
+            <w:rPr>
+              <w:lang w:val="en-US"/>
+            </w:rPr>
+            <w:t xml:space="preserve">C. (2017). </w:t>
+          </w:r>
+          <w:proofErr w:type="gramStart"/>
+          <w:r>
+            <w:rPr>
+              <w:lang w:val="en-US"/>
+            </w:rPr>
+            <w:t>brms :</w:t>
+          </w:r>
+          <w:proofErr w:type="gramEnd"/>
+          <w:r>
+            <w:rPr>
+              <w:lang w:val="en-US"/>
+            </w:rPr>
+            <w:t xml:space="preserve"> An R Package for Bayesian Multilevel Models Using Stan.</w:t>
           </w:r>
           <w:bookmarkEnd w:id="15"/>
           <w:r>
@@ -39382,13 +42153,26 @@
               <w:i/>
               <w:lang w:val="en-US"/>
             </w:rPr>
-            <w:t>R: A Language and Environment for Statistical Computing</w:t>
-          </w:r>
-          <w:r>
-            <w:rPr>
-              <w:lang w:val="en-US"/>
-            </w:rPr>
-            <w:t>. https://www.R-project.org/</w:t>
+            <w:t>Journal of Statistical Software</w:t>
+          </w:r>
+          <w:r>
+            <w:rPr>
+              <w:lang w:val="en-US"/>
+            </w:rPr>
+            <w:t xml:space="preserve">, </w:t>
+          </w:r>
+          <w:r>
+            <w:rPr>
+              <w:i/>
+              <w:lang w:val="en-US"/>
+            </w:rPr>
+            <w:t>80</w:t>
+          </w:r>
+          <w:r>
+            <w:rPr>
+              <w:lang w:val="en-US"/>
+            </w:rPr>
+            <w:t>(1). https://doi.org/10.18637/jss.v080.i01</w:t>
           </w:r>
         </w:p>
         <w:p>
@@ -39398,12 +42182,12 @@
               <w:lang w:val="en-US"/>
             </w:rPr>
           </w:pPr>
-          <w:bookmarkStart w:id="16" w:name="_CTVL0019b0f17b04a004a05b31ec12775b60ea2"/>
-          <w:r>
-            <w:rPr>
-              <w:lang w:val="en-US"/>
-            </w:rPr>
-            <w:t>Rosenfeld, J. P., &amp; Olson, J. M. (2021). Bayesian Data Analysis: A Fresh Approach to Power Issues and Null Hypothesis Interpretation.</w:t>
+          <w:bookmarkStart w:id="16" w:name="_CTVL0017d743ce7d2534436ab2aaa85a1ed90df"/>
+          <w:r>
+            <w:rPr>
+              <w:lang w:val="en-US"/>
+            </w:rPr>
+            <w:t>Carpenter, B., Gelman, A., Hoffman, M. D., Lee, D., Goodrich, B., Betancourt, M., Brubaker, M. A., Guo, J., Li, P., &amp; Riddell, A. (2017). Stan: A Probabilistic Programming Language.</w:t>
           </w:r>
           <w:bookmarkEnd w:id="16"/>
           <w:r>
@@ -39417,7 +42201,7 @@
               <w:i/>
               <w:lang w:val="en-US"/>
             </w:rPr>
-            <w:t>Applied Psychophysiology and Biofeedback</w:t>
+            <w:t>Journal of Statistical Software</w:t>
           </w:r>
           <w:r>
             <w:rPr>
@@ -39430,13 +42214,13 @@
               <w:i/>
               <w:lang w:val="en-US"/>
             </w:rPr>
-            <w:t>46</w:t>
-          </w:r>
-          <w:r>
-            <w:rPr>
-              <w:lang w:val="en-US"/>
-            </w:rPr>
-            <w:t>(2), 135–140. https://doi.org/10.1007/s10484-020-09502-y</w:t>
+            <w:t xml:space="preserve">76. </w:t>
+          </w:r>
+          <w:r>
+            <w:rPr>
+              <w:lang w:val="en-US"/>
+            </w:rPr>
+            <w:t>https://doi.org/10.18637/jss.v076.i01</w:t>
           </w:r>
         </w:p>
         <w:p>
@@ -39446,12 +42230,12 @@
               <w:lang w:val="en-US"/>
             </w:rPr>
           </w:pPr>
-          <w:bookmarkStart w:id="17" w:name="_CTVL001c6a0a1631d1843b394d8f9c66201a48f"/>
-          <w:r>
-            <w:rPr>
-              <w:lang w:val="en-US"/>
-            </w:rPr>
-            <w:t>Singmann, H., Bolker, B., Westfall, J., Aust, F., Ben-Shachar, M. S., Højsgaard, S., &amp; others (2015). Package ‘afex’.</w:t>
+          <w:bookmarkStart w:id="17" w:name="_CTVL00133df06f8dd5a4a7c9b52bbdcff0b06b1"/>
+          <w:r>
+            <w:rPr>
+              <w:lang w:val="en-US"/>
+            </w:rPr>
+            <w:t>Fox, C. J., &amp; Barton, J. J. S. (2007). What is adapted in face adaptation? The neural representations of expression in the human visual system.</w:t>
           </w:r>
           <w:bookmarkEnd w:id="17"/>
           <w:r>
@@ -39465,13 +42249,26 @@
               <w:i/>
               <w:lang w:val="en-US"/>
             </w:rPr>
-            <w:t>URL Http://afex. Singmann. Science/, Https://github. Com/singmann/afex</w:t>
-          </w:r>
-          <w:r>
-            <w:rPr>
-              <w:lang w:val="en-US"/>
-            </w:rPr>
-            <w:t>.</w:t>
+            <w:t>Brain Research</w:t>
+          </w:r>
+          <w:r>
+            <w:rPr>
+              <w:lang w:val="en-US"/>
+            </w:rPr>
+            <w:t xml:space="preserve">, </w:t>
+          </w:r>
+          <w:r>
+            <w:rPr>
+              <w:i/>
+              <w:lang w:val="en-US"/>
+            </w:rPr>
+            <w:t>1127</w:t>
+          </w:r>
+          <w:r>
+            <w:rPr>
+              <w:lang w:val="en-US"/>
+            </w:rPr>
+            <w:t>(1), 80–89. https://doi.org/10.1016/j.brainres.2006.09.104</w:t>
           </w:r>
         </w:p>
         <w:p>
@@ -39481,12 +42278,20 @@
               <w:lang w:val="en-US"/>
             </w:rPr>
           </w:pPr>
-          <w:bookmarkStart w:id="18" w:name="_CTVL0015cf3784bb9f743708bbc9ef8c7b1b4d5"/>
-          <w:r>
-            <w:rPr>
-              <w:lang w:val="en-US"/>
-            </w:rPr>
-            <w:t>Stoet, G. (2010). PsyToolkit: A software package for programming psychological experiments using Linux.</w:t>
+          <w:bookmarkStart w:id="18" w:name="_CTVL001eee85413c5754136bf7e15100c3cae72"/>
+          <w:proofErr w:type="spellStart"/>
+          <w:r>
+            <w:rPr>
+              <w:lang w:val="en-US"/>
+            </w:rPr>
+            <w:t>Frühholz</w:t>
+          </w:r>
+          <w:proofErr w:type="spellEnd"/>
+          <w:r>
+            <w:rPr>
+              <w:lang w:val="en-US"/>
+            </w:rPr>
+            <w:t>, S., Klaas, H. S., Patel, S., &amp; Grandjean, D. (2015). Talking in Fury: The Cortico-Subcortical Network Underlying Angry Vocalizations.</w:t>
           </w:r>
           <w:bookmarkEnd w:id="18"/>
           <w:r>
@@ -39500,7 +42305,7 @@
               <w:i/>
               <w:lang w:val="en-US"/>
             </w:rPr>
-            <w:t>Behavior Research Methods</w:t>
+            <w:t>Cerebral Cortex</w:t>
           </w:r>
           <w:r>
             <w:rPr>
@@ -39513,13 +42318,13 @@
               <w:i/>
               <w:lang w:val="en-US"/>
             </w:rPr>
-            <w:t>42</w:t>
-          </w:r>
-          <w:r>
-            <w:rPr>
-              <w:lang w:val="en-US"/>
-            </w:rPr>
-            <w:t>(4), 1096–1104. https://doi.org/10.3758/BRM.42.4.1096</w:t>
+            <w:t>25</w:t>
+          </w:r>
+          <w:r>
+            <w:rPr>
+              <w:lang w:val="en-US"/>
+            </w:rPr>
+            <w:t>(9), 2752–2762. https://doi.org/10.1093/cercor/bhu074</w:t>
           </w:r>
         </w:p>
         <w:p>
@@ -39529,12 +42334,12 @@
               <w:lang w:val="en-US"/>
             </w:rPr>
           </w:pPr>
-          <w:bookmarkStart w:id="19" w:name="_CTVL001c609e6176adb456eb3e94b3e8f80b6a7"/>
-          <w:r>
-            <w:rPr>
-              <w:lang w:val="en-US"/>
-            </w:rPr>
-            <w:t>Stoet, G. (2017). PsyToolkit: A novel web-based method for running online questionnaires and reaction-time experiments.</w:t>
+          <w:bookmarkStart w:id="19" w:name="_CTVL0014f32746851ec4f59b6685dbab1df15a2"/>
+          <w:r>
+            <w:rPr>
+              <w:lang w:val="en-US"/>
+            </w:rPr>
+            <w:t>Grill-Spector, K., Henson, R., &amp; Martin, A. (2006). Repetition and the brain: neural models of stimulus-specific effects.</w:t>
           </w:r>
           <w:bookmarkEnd w:id="19"/>
           <w:r>
@@ -39548,7 +42353,23 @@
               <w:i/>
               <w:lang w:val="en-US"/>
             </w:rPr>
-            <w:t>Teaching of Psychology</w:t>
+            <w:t xml:space="preserve">Trends </w:t>
+          </w:r>
+          <w:proofErr w:type="spellStart"/>
+          <w:r>
+            <w:rPr>
+              <w:i/>
+              <w:lang w:val="en-US"/>
+            </w:rPr>
+            <w:t>Cogn</w:t>
+          </w:r>
+          <w:proofErr w:type="spellEnd"/>
+          <w:r>
+            <w:rPr>
+              <w:i/>
+              <w:lang w:val="en-US"/>
+            </w:rPr>
+            <w:t xml:space="preserve"> Sci</w:t>
           </w:r>
           <w:r>
             <w:rPr>
@@ -39561,13 +42382,13 @@
               <w:i/>
               <w:lang w:val="en-US"/>
             </w:rPr>
-            <w:t>44</w:t>
-          </w:r>
-          <w:r>
-            <w:rPr>
-              <w:lang w:val="en-US"/>
-            </w:rPr>
-            <w:t>(1), 24–31. https://doi.org/10.1177/0098628316677643</w:t>
+            <w:t>10</w:t>
+          </w:r>
+          <w:r>
+            <w:rPr>
+              <w:lang w:val="en-US"/>
+            </w:rPr>
+            <w:t>(1), 14–23. https://doi.org/10.1016/j.tics.2005.11.006</w:t>
           </w:r>
         </w:p>
         <w:p>
@@ -39577,12 +42398,12 @@
               <w:lang w:val="en-US"/>
             </w:rPr>
           </w:pPr>
-          <w:bookmarkStart w:id="20" w:name="_CTVL00122b7645d8e784fd4bba7b58668c975bd"/>
-          <w:r>
-            <w:rPr>
-              <w:lang w:val="en-US"/>
-            </w:rPr>
-            <w:t>Wickham, H. (2006). An introduction to ggplot: An implementation of the grammar of graphics in R.</w:t>
+          <w:bookmarkStart w:id="20" w:name="_CTVL001b07fe7bcb0d3485ab45a3f2e80bae7db"/>
+          <w:r>
+            <w:rPr>
+              <w:lang w:val="en-US"/>
+            </w:rPr>
+            <w:t>Hubbard, D. J., &amp; Assmann, P. F. (2013). Perceptual adaptation to gender and expressive properties in speech: the role of fundamental frequency.</w:t>
           </w:r>
           <w:bookmarkEnd w:id="20"/>
           <w:r>
@@ -39596,6 +42417,2469 @@
               <w:i/>
               <w:lang w:val="en-US"/>
             </w:rPr>
+            <w:t xml:space="preserve">J </w:t>
+          </w:r>
+          <w:proofErr w:type="spellStart"/>
+          <w:r>
+            <w:rPr>
+              <w:i/>
+              <w:lang w:val="en-US"/>
+            </w:rPr>
+            <w:t>Acoust</w:t>
+          </w:r>
+          <w:proofErr w:type="spellEnd"/>
+          <w:r>
+            <w:rPr>
+              <w:i/>
+              <w:lang w:val="en-US"/>
+            </w:rPr>
+            <w:t xml:space="preserve"> Soc Am</w:t>
+          </w:r>
+          <w:r>
+            <w:rPr>
+              <w:lang w:val="en-US"/>
+            </w:rPr>
+            <w:t xml:space="preserve">, </w:t>
+          </w:r>
+          <w:r>
+            <w:rPr>
+              <w:i/>
+              <w:lang w:val="en-US"/>
+            </w:rPr>
+            <w:t>133</w:t>
+          </w:r>
+          <w:r>
+            <w:rPr>
+              <w:lang w:val="en-US"/>
+            </w:rPr>
+            <w:t>(4), 2367–2376. https://doi.org/10.1121/1.4792145</w:t>
+          </w:r>
+        </w:p>
+        <w:p>
+          <w:pPr>
+            <w:pStyle w:val="CitaviBibliographyEntry"/>
+            <w:rPr>
+              <w:lang w:val="en-US"/>
+            </w:rPr>
+          </w:pPr>
+          <w:bookmarkStart w:id="21" w:name="_CTVL001e72611fe855d477290537ff424c1b2ed"/>
+          <w:r>
+            <w:rPr>
+              <w:lang w:val="en-US"/>
+            </w:rPr>
+            <w:t>Jarosz, A. F., &amp; Wiley, J. (2014). What Are the Odds? A Practical Guide to Computing and Reporting Bayes Factors.</w:t>
+          </w:r>
+          <w:bookmarkEnd w:id="21"/>
+          <w:r>
+            <w:rPr>
+              <w:lang w:val="en-US"/>
+            </w:rPr>
+            <w:t xml:space="preserve"> </w:t>
+          </w:r>
+          <w:r>
+            <w:rPr>
+              <w:i/>
+              <w:lang w:val="en-US"/>
+            </w:rPr>
+            <w:t>The Journal of Problem Solving</w:t>
+          </w:r>
+          <w:r>
+            <w:rPr>
+              <w:lang w:val="en-US"/>
+            </w:rPr>
+            <w:t xml:space="preserve">, </w:t>
+          </w:r>
+          <w:r>
+            <w:rPr>
+              <w:i/>
+              <w:lang w:val="en-US"/>
+            </w:rPr>
+            <w:t>7</w:t>
+          </w:r>
+          <w:r>
+            <w:rPr>
+              <w:lang w:val="en-US"/>
+            </w:rPr>
+            <w:t>(1). https://doi.org/10.7771/1932-6246.1167</w:t>
+          </w:r>
+        </w:p>
+        <w:p>
+          <w:pPr>
+            <w:pStyle w:val="CitaviBibliographyEntry"/>
+          </w:pPr>
+          <w:bookmarkStart w:id="22" w:name="_CTVL0016edf227118fa43d2bfa5a9ebfc8669c5"/>
+          <w:r>
+            <w:rPr>
+              <w:lang w:val="en-US"/>
+            </w:rPr>
+            <w:t>Jenkins, R., Beaver, J. D., &amp; Calder, A. J. (2006). I thought you were looking at me: Direction-specific aftereffects in gaze perception.</w:t>
+          </w:r>
+          <w:bookmarkEnd w:id="22"/>
+          <w:r>
+            <w:rPr>
+              <w:lang w:val="en-US"/>
+            </w:rPr>
+            <w:t xml:space="preserve"> </w:t>
+          </w:r>
+          <w:r>
+            <w:rPr>
+              <w:i/>
+            </w:rPr>
+            <w:t>Psychological Science</w:t>
+          </w:r>
+          <w:r>
+            <w:t xml:space="preserve">, </w:t>
+          </w:r>
+          <w:r>
+            <w:rPr>
+              <w:i/>
+            </w:rPr>
+            <w:t>17</w:t>
+          </w:r>
+          <w:r>
+            <w:t>(6), 506–513. https://doi.org/10.1111/j.1467-9280.2006.01736.x</w:t>
+          </w:r>
+        </w:p>
+        <w:p>
+          <w:pPr>
+            <w:pStyle w:val="CitaviBibliographyEntry"/>
+            <w:rPr>
+              <w:lang w:val="en-US"/>
+            </w:rPr>
+          </w:pPr>
+          <w:bookmarkStart w:id="23" w:name="_CTVL0010bab4a3919c942499823a1f55c596dac"/>
+          <w:r>
+            <w:t xml:space="preserve">Jiang, N., Li, H., Chen, C., Fu, R., Zhang, Y., &amp; Mei, L. (2022). </w:t>
+          </w:r>
+          <w:r>
+            <w:rPr>
+              <w:lang w:val="en-US"/>
+            </w:rPr>
+            <w:t>The emotional adaptation aftereffect discriminates between individuals with high and low levels of depressive symptoms.</w:t>
+          </w:r>
+          <w:bookmarkEnd w:id="23"/>
+          <w:r>
+            <w:rPr>
+              <w:lang w:val="en-US"/>
+            </w:rPr>
+            <w:t xml:space="preserve"> </w:t>
+          </w:r>
+          <w:r>
+            <w:rPr>
+              <w:i/>
+              <w:lang w:val="en-US"/>
+            </w:rPr>
+            <w:t>Cognition &amp; Emotion</w:t>
+          </w:r>
+          <w:r>
+            <w:rPr>
+              <w:lang w:val="en-US"/>
+            </w:rPr>
+            <w:t xml:space="preserve">, </w:t>
+          </w:r>
+          <w:r>
+            <w:rPr>
+              <w:i/>
+              <w:lang w:val="en-US"/>
+            </w:rPr>
+            <w:t>36</w:t>
+          </w:r>
+          <w:r>
+            <w:rPr>
+              <w:lang w:val="en-US"/>
+            </w:rPr>
+            <w:t>(2), 240–253. https://doi.org/10.1080/02699931.2021.2002822</w:t>
+          </w:r>
+        </w:p>
+        <w:p>
+          <w:pPr>
+            <w:pStyle w:val="CitaviBibliographyEntry"/>
+            <w:rPr>
+              <w:lang w:val="en-US"/>
+            </w:rPr>
+          </w:pPr>
+          <w:bookmarkStart w:id="24" w:name="_CTVL0018872f5e0a62c4a82936d89b5ef481744"/>
+          <w:r>
+            <w:rPr>
+              <w:lang w:val="en-US"/>
+            </w:rPr>
+            <w:t xml:space="preserve">Kawahara, H., Morise, M., Takahashi, T., </w:t>
+          </w:r>
+          <w:proofErr w:type="spellStart"/>
+          <w:r>
+            <w:rPr>
+              <w:lang w:val="en-US"/>
+            </w:rPr>
+            <w:t>Nisimura</w:t>
+          </w:r>
+          <w:proofErr w:type="spellEnd"/>
+          <w:r>
+            <w:rPr>
+              <w:lang w:val="en-US"/>
+            </w:rPr>
+            <w:t xml:space="preserve">, R., </w:t>
+          </w:r>
+          <w:proofErr w:type="spellStart"/>
+          <w:r>
+            <w:rPr>
+              <w:lang w:val="en-US"/>
+            </w:rPr>
+            <w:t>Irino</w:t>
+          </w:r>
+          <w:proofErr w:type="spellEnd"/>
+          <w:r>
+            <w:rPr>
+              <w:lang w:val="en-US"/>
+            </w:rPr>
+            <w:t>, T., &amp; Banno, H. (2008). TANDEM-STRAIGHT: A temporally stable power spectral representation for periodic signals and applications to interference-free spectrum, F0, and aperiodicity estimation.</w:t>
+          </w:r>
+          <w:bookmarkEnd w:id="24"/>
+          <w:r>
+            <w:rPr>
+              <w:lang w:val="en-US"/>
+            </w:rPr>
+            <w:t xml:space="preserve"> </w:t>
+          </w:r>
+          <w:r>
+            <w:rPr>
+              <w:i/>
+              <w:lang w:val="en-US"/>
+            </w:rPr>
+            <w:t>IEEE International Conference on Acoustics, Speech and Signal Processing</w:t>
+          </w:r>
+          <w:r>
+            <w:rPr>
+              <w:lang w:val="en-US"/>
+            </w:rPr>
+            <w:t>.</w:t>
+          </w:r>
+        </w:p>
+        <w:p>
+          <w:pPr>
+            <w:pStyle w:val="CitaviBibliographyEntry"/>
+            <w:rPr>
+              <w:lang w:val="en-US"/>
+            </w:rPr>
+          </w:pPr>
+          <w:bookmarkStart w:id="25" w:name="_CTVL001c8761d98c9d949bc98ad5098b4b80803"/>
+          <w:r>
+            <w:rPr>
+              <w:lang w:val="en-US"/>
+            </w:rPr>
+            <w:t xml:space="preserve">Kawahara, H., &amp; </w:t>
+          </w:r>
+          <w:proofErr w:type="spellStart"/>
+          <w:r>
+            <w:rPr>
+              <w:lang w:val="en-US"/>
+            </w:rPr>
+            <w:t>Skuk</w:t>
+          </w:r>
+          <w:proofErr w:type="spellEnd"/>
+          <w:r>
+            <w:rPr>
+              <w:lang w:val="en-US"/>
+            </w:rPr>
+            <w:t xml:space="preserve">, V. G. (2018). Voice Morphing. In S. </w:t>
+          </w:r>
+          <w:proofErr w:type="spellStart"/>
+          <w:r>
+            <w:rPr>
+              <w:lang w:val="en-US"/>
+            </w:rPr>
+            <w:t>Frühholz</w:t>
+          </w:r>
+          <w:proofErr w:type="spellEnd"/>
+          <w:r>
+            <w:rPr>
+              <w:lang w:val="en-US"/>
+            </w:rPr>
+            <w:t>, P. Belin, &amp; K. R. Scherer (Eds.),</w:t>
+          </w:r>
+          <w:bookmarkEnd w:id="25"/>
+          <w:r>
+            <w:rPr>
+              <w:lang w:val="en-US"/>
+            </w:rPr>
+            <w:t xml:space="preserve"> </w:t>
+          </w:r>
+          <w:r>
+            <w:rPr>
+              <w:i/>
+              <w:lang w:val="en-US"/>
+            </w:rPr>
+            <w:t xml:space="preserve">The Oxford Handbook of Voice Perception </w:t>
+          </w:r>
+          <w:r>
+            <w:rPr>
+              <w:lang w:val="en-US"/>
+            </w:rPr>
+            <w:t>(pp. 684–706). Oxford University Press. https://doi.org/10.1093/oxfordhb/9780198743187.013.31</w:t>
+          </w:r>
+        </w:p>
+        <w:p>
+          <w:pPr>
+            <w:pStyle w:val="CitaviBibliographyEntry"/>
+            <w:rPr>
+              <w:lang w:val="en-US"/>
+            </w:rPr>
+          </w:pPr>
+          <w:bookmarkStart w:id="26" w:name="_CTVL001497318e94f484157b49df06ce21f9894"/>
+          <w:r>
+            <w:rPr>
+              <w:lang w:val="en-US"/>
+            </w:rPr>
+            <w:t xml:space="preserve">Korb, S., Mikus, N., </w:t>
+          </w:r>
+          <w:proofErr w:type="spellStart"/>
+          <w:r>
+            <w:rPr>
+              <w:lang w:val="en-US"/>
+            </w:rPr>
+            <w:t>Massaccesi</w:t>
+          </w:r>
+          <w:proofErr w:type="spellEnd"/>
+          <w:r>
+            <w:rPr>
+              <w:lang w:val="en-US"/>
+            </w:rPr>
+            <w:t xml:space="preserve">, C., Grey, J., Duggirala, S. X., Kotz, S. A., &amp; Mehu, M. (2023). </w:t>
+          </w:r>
+          <w:proofErr w:type="spellStart"/>
+          <w:r>
+            <w:rPr>
+              <w:lang w:val="en-US"/>
+            </w:rPr>
+            <w:t>Emosex</w:t>
+          </w:r>
+          <w:proofErr w:type="spellEnd"/>
+          <w:r>
+            <w:rPr>
+              <w:lang w:val="en-US"/>
+            </w:rPr>
+            <w:t>: Emotion prevails over sex in implicit judgments of faces and voices.</w:t>
+          </w:r>
+          <w:bookmarkEnd w:id="26"/>
+          <w:r>
+            <w:rPr>
+              <w:lang w:val="en-US"/>
+            </w:rPr>
+            <w:t xml:space="preserve"> </w:t>
+          </w:r>
+          <w:r>
+            <w:rPr>
+              <w:i/>
+              <w:lang w:val="en-US"/>
+            </w:rPr>
+            <w:t>Emotion</w:t>
+          </w:r>
+          <w:r>
+            <w:rPr>
+              <w:lang w:val="en-US"/>
+            </w:rPr>
+            <w:t xml:space="preserve">, </w:t>
+          </w:r>
+          <w:r>
+            <w:rPr>
+              <w:i/>
+              <w:lang w:val="en-US"/>
+            </w:rPr>
+            <w:t>23</w:t>
+          </w:r>
+          <w:r>
+            <w:rPr>
+              <w:lang w:val="en-US"/>
+            </w:rPr>
+            <w:t>(2), 569–588. https://doi.org/10.1037/emo0001089</w:t>
+          </w:r>
+        </w:p>
+        <w:p>
+          <w:pPr>
+            <w:pStyle w:val="CitaviBibliographyEntry"/>
+            <w:rPr>
+              <w:lang w:val="en-US"/>
+            </w:rPr>
+          </w:pPr>
+          <w:bookmarkStart w:id="27" w:name="_CTVL00120eaf2bb9701417e9ccbaf25f2e939c3"/>
+          <w:proofErr w:type="spellStart"/>
+          <w:r>
+            <w:rPr>
+              <w:lang w:val="en-US"/>
+            </w:rPr>
+            <w:t>Lakens</w:t>
+          </w:r>
+          <w:proofErr w:type="spellEnd"/>
+          <w:r>
+            <w:rPr>
+              <w:lang w:val="en-US"/>
+            </w:rPr>
+            <w:t>, D., &amp; Caldwell, A. R. (2019).</w:t>
+          </w:r>
+          <w:bookmarkEnd w:id="27"/>
+          <w:r>
+            <w:rPr>
+              <w:lang w:val="en-US"/>
+            </w:rPr>
+            <w:t xml:space="preserve"> </w:t>
+          </w:r>
+          <w:r>
+            <w:rPr>
+              <w:i/>
+              <w:lang w:val="en-US"/>
+            </w:rPr>
+            <w:t xml:space="preserve">Simulation-Based Power-Analysis for Factorial ANOVA Designs. </w:t>
+          </w:r>
+          <w:r>
+            <w:rPr>
+              <w:lang w:val="en-US"/>
+            </w:rPr>
+            <w:t>https://doi.org/10.31234/osf.io/baxsf</w:t>
+          </w:r>
+        </w:p>
+        <w:p>
+          <w:pPr>
+            <w:pStyle w:val="CitaviBibliographyEntry"/>
+            <w:rPr>
+              <w:lang w:val="en-US"/>
+            </w:rPr>
+          </w:pPr>
+          <w:bookmarkStart w:id="28" w:name="_CTVL001cae75f8fbc7f4fa6b4f65224d3353282"/>
+          <w:proofErr w:type="spellStart"/>
+          <w:r>
+            <w:rPr>
+              <w:lang w:val="en-US"/>
+            </w:rPr>
+            <w:t>Laukka</w:t>
+          </w:r>
+          <w:proofErr w:type="spellEnd"/>
+          <w:r>
+            <w:rPr>
+              <w:lang w:val="en-US"/>
+            </w:rPr>
+            <w:t xml:space="preserve">, P., Elfenbein, H. A., </w:t>
+          </w:r>
+          <w:proofErr w:type="spellStart"/>
+          <w:r>
+            <w:rPr>
+              <w:lang w:val="en-US"/>
+            </w:rPr>
+            <w:t>Thingujam</w:t>
+          </w:r>
+          <w:proofErr w:type="spellEnd"/>
+          <w:r>
+            <w:rPr>
+              <w:lang w:val="en-US"/>
+            </w:rPr>
+            <w:t xml:space="preserve">, N. S., </w:t>
+          </w:r>
+          <w:proofErr w:type="spellStart"/>
+          <w:r>
+            <w:rPr>
+              <w:lang w:val="en-US"/>
+            </w:rPr>
+            <w:t>Rockstuhl</w:t>
+          </w:r>
+          <w:proofErr w:type="spellEnd"/>
+          <w:r>
+            <w:rPr>
+              <w:lang w:val="en-US"/>
+            </w:rPr>
+            <w:t xml:space="preserve">, T., </w:t>
+          </w:r>
+          <w:proofErr w:type="spellStart"/>
+          <w:r>
+            <w:rPr>
+              <w:lang w:val="en-US"/>
+            </w:rPr>
+            <w:t>Iraki</w:t>
+          </w:r>
+          <w:proofErr w:type="spellEnd"/>
+          <w:r>
+            <w:rPr>
+              <w:lang w:val="en-US"/>
+            </w:rPr>
+            <w:t xml:space="preserve">, F. K., Chui, W., &amp; Althoff, J. (2016). The expression and recognition of emotions in the voice across five nations: A </w:t>
+          </w:r>
+          <w:r>
+            <w:rPr>
+              <w:lang w:val="en-US"/>
+            </w:rPr>
+            <w:lastRenderedPageBreak/>
+            <w:t>lens model analysis based on acoustic features.</w:t>
+          </w:r>
+          <w:bookmarkEnd w:id="28"/>
+          <w:r>
+            <w:rPr>
+              <w:lang w:val="en-US"/>
+            </w:rPr>
+            <w:t xml:space="preserve"> </w:t>
+          </w:r>
+          <w:r>
+            <w:rPr>
+              <w:i/>
+              <w:lang w:val="en-US"/>
+            </w:rPr>
+            <w:t>Journal of Personality and Social Psychology</w:t>
+          </w:r>
+          <w:r>
+            <w:rPr>
+              <w:lang w:val="en-US"/>
+            </w:rPr>
+            <w:t xml:space="preserve">, </w:t>
+          </w:r>
+          <w:r>
+            <w:rPr>
+              <w:i/>
+              <w:lang w:val="en-US"/>
+            </w:rPr>
+            <w:t>111</w:t>
+          </w:r>
+          <w:r>
+            <w:rPr>
+              <w:lang w:val="en-US"/>
+            </w:rPr>
+            <w:t>(5), 686–705. https://doi.org/10.1037/pspi0000066</w:t>
+          </w:r>
+        </w:p>
+        <w:p>
+          <w:pPr>
+            <w:pStyle w:val="CitaviBibliographyEntry"/>
+            <w:rPr>
+              <w:lang w:val="en-US"/>
+            </w:rPr>
+          </w:pPr>
+          <w:bookmarkStart w:id="29" w:name="_CTVL00131a6c35984344b52a0d8347d4d006714"/>
+          <w:r>
+            <w:rPr>
+              <w:lang w:val="en-US"/>
+            </w:rPr>
+            <w:t>Lavan, N., &amp; McGettigan, C. (2023). A model for person perception from familiar and unfamiliar voices.</w:t>
+          </w:r>
+          <w:bookmarkEnd w:id="29"/>
+          <w:r>
+            <w:rPr>
+              <w:lang w:val="en-US"/>
+            </w:rPr>
+            <w:t xml:space="preserve"> </w:t>
+          </w:r>
+          <w:r>
+            <w:rPr>
+              <w:i/>
+              <w:lang w:val="en-US"/>
+            </w:rPr>
+            <w:t>Communications Psychology</w:t>
+          </w:r>
+          <w:r>
+            <w:rPr>
+              <w:lang w:val="en-US"/>
+            </w:rPr>
+            <w:t xml:space="preserve">, </w:t>
+          </w:r>
+          <w:r>
+            <w:rPr>
+              <w:i/>
+              <w:lang w:val="en-US"/>
+            </w:rPr>
+            <w:t>1</w:t>
+          </w:r>
+          <w:r>
+            <w:rPr>
+              <w:lang w:val="en-US"/>
+            </w:rPr>
+            <w:t>(1), 1–11. https://doi.org/10.1038/s44271-023-00001-4</w:t>
+          </w:r>
+        </w:p>
+        <w:p>
+          <w:pPr>
+            <w:pStyle w:val="CitaviBibliographyEntry"/>
+            <w:rPr>
+              <w:lang w:val="en-US"/>
+            </w:rPr>
+          </w:pPr>
+          <w:bookmarkStart w:id="30" w:name="_CTVL0011022ca244f34487485af84b100d85b22"/>
+          <w:r>
+            <w:rPr>
+              <w:lang w:val="en-US"/>
+            </w:rPr>
+            <w:t xml:space="preserve">Lavan, N., Rinke, P., &amp; </w:t>
+          </w:r>
+          <w:proofErr w:type="spellStart"/>
+          <w:r>
+            <w:rPr>
+              <w:lang w:val="en-US"/>
+            </w:rPr>
+            <w:t>Scharinger</w:t>
+          </w:r>
+          <w:proofErr w:type="spellEnd"/>
+          <w:r>
+            <w:rPr>
+              <w:lang w:val="en-US"/>
+            </w:rPr>
+            <w:t>, M. (2024). The time course of person perception from voices in the brain.</w:t>
+          </w:r>
+          <w:bookmarkEnd w:id="30"/>
+          <w:r>
+            <w:rPr>
+              <w:lang w:val="en-US"/>
+            </w:rPr>
+            <w:t xml:space="preserve"> </w:t>
+          </w:r>
+          <w:r>
+            <w:rPr>
+              <w:i/>
+              <w:lang w:val="en-US"/>
+            </w:rPr>
+            <w:t>Proceedings of the National Academy of Sciences</w:t>
+          </w:r>
+          <w:r>
+            <w:rPr>
+              <w:lang w:val="en-US"/>
+            </w:rPr>
+            <w:t xml:space="preserve">, </w:t>
+          </w:r>
+          <w:r>
+            <w:rPr>
+              <w:i/>
+              <w:lang w:val="en-US"/>
+            </w:rPr>
+            <w:t>121</w:t>
+          </w:r>
+          <w:r>
+            <w:rPr>
+              <w:lang w:val="en-US"/>
+            </w:rPr>
+            <w:t>(26), e2318361121. https://doi.org/10.1073/pnas.2318361121</w:t>
+          </w:r>
+        </w:p>
+        <w:p>
+          <w:pPr>
+            <w:pStyle w:val="CitaviBibliographyEntry"/>
+            <w:rPr>
+              <w:lang w:val="en-US"/>
+            </w:rPr>
+          </w:pPr>
+          <w:bookmarkStart w:id="31" w:name="_CTVL0011c6587a305ce4a17ad50d4fcd6413953"/>
+          <w:r>
+            <w:rPr>
+              <w:lang w:val="en-US"/>
+            </w:rPr>
+            <w:t>Leopold, D. A., O'Toole, A. J., Vetter, T., &amp; Blanz, V. (2001). Prototype-referenced shape encoding revealed by high-level aftereffects.</w:t>
+          </w:r>
+          <w:bookmarkEnd w:id="31"/>
+          <w:r>
+            <w:rPr>
+              <w:lang w:val="en-US"/>
+            </w:rPr>
+            <w:t xml:space="preserve"> </w:t>
+          </w:r>
+          <w:r>
+            <w:rPr>
+              <w:i/>
+              <w:lang w:val="en-US"/>
+            </w:rPr>
+            <w:t>Nature Neuroscience</w:t>
+          </w:r>
+          <w:r>
+            <w:rPr>
+              <w:lang w:val="en-US"/>
+            </w:rPr>
+            <w:t xml:space="preserve">, </w:t>
+          </w:r>
+          <w:r>
+            <w:rPr>
+              <w:i/>
+              <w:lang w:val="en-US"/>
+            </w:rPr>
+            <w:t>4</w:t>
+          </w:r>
+          <w:r>
+            <w:rPr>
+              <w:lang w:val="en-US"/>
+            </w:rPr>
+            <w:t>(1), 89–94. https://doi.org/10.1038/82947</w:t>
+          </w:r>
+        </w:p>
+        <w:p>
+          <w:pPr>
+            <w:pStyle w:val="CitaviBibliographyEntry"/>
+            <w:rPr>
+              <w:lang w:val="en-US"/>
+            </w:rPr>
+          </w:pPr>
+          <w:bookmarkStart w:id="32" w:name="_CTVL001d7efb21fef7442aeb52d3999e0c69e9c"/>
+          <w:r>
+            <w:rPr>
+              <w:lang w:val="en-US"/>
+            </w:rPr>
+            <w:t>Lima, C. F., Anikin, A., Monteiro, A. C., Scott, S. K., &amp; Castro, S. L. (2019). Automaticity in the recognition of nonverbal emotional vocalizations.</w:t>
+          </w:r>
+          <w:bookmarkEnd w:id="32"/>
+          <w:r>
+            <w:rPr>
+              <w:lang w:val="en-US"/>
+            </w:rPr>
+            <w:t xml:space="preserve"> </w:t>
+          </w:r>
+          <w:r>
+            <w:rPr>
+              <w:i/>
+              <w:lang w:val="en-US"/>
+            </w:rPr>
+            <w:t>Emotion</w:t>
+          </w:r>
+          <w:r>
+            <w:rPr>
+              <w:lang w:val="en-US"/>
+            </w:rPr>
+            <w:t xml:space="preserve">, </w:t>
+          </w:r>
+          <w:r>
+            <w:rPr>
+              <w:i/>
+              <w:lang w:val="en-US"/>
+            </w:rPr>
+            <w:t>19</w:t>
+          </w:r>
+          <w:r>
+            <w:rPr>
+              <w:lang w:val="en-US"/>
+            </w:rPr>
+            <w:t>(2), 219–233. https://doi.org/10.1037/emo0000429</w:t>
+          </w:r>
+        </w:p>
+        <w:p>
+          <w:pPr>
+            <w:pStyle w:val="CitaviBibliographyEntry"/>
+            <w:rPr>
+              <w:lang w:val="en-US"/>
+            </w:rPr>
+          </w:pPr>
+          <w:bookmarkStart w:id="33" w:name="_CTVL0019b2a9899904a4719bf8ba767e57fac3e"/>
+          <w:r>
+            <w:t xml:space="preserve">Nussbaum, C., Schirmer, A., &amp; Schweinberger, S. R [Stefan R.] </w:t>
+          </w:r>
+          <w:r>
+            <w:rPr>
+              <w:lang w:val="en-US"/>
+            </w:rPr>
+            <w:t xml:space="preserve">(2022). Contributions of fundamental frequency and timbre to vocal emotion perception and their electrophysiological </w:t>
+          </w:r>
+          <w:proofErr w:type="gramStart"/>
+          <w:r>
+            <w:rPr>
+              <w:lang w:val="en-US"/>
+            </w:rPr>
+            <w:t>correlates</w:t>
+          </w:r>
+          <w:proofErr w:type="gramEnd"/>
+          <w:r>
+            <w:rPr>
+              <w:lang w:val="en-US"/>
+            </w:rPr>
+            <w:t>.</w:t>
+          </w:r>
+          <w:bookmarkEnd w:id="33"/>
+          <w:r>
+            <w:rPr>
+              <w:lang w:val="en-US"/>
+            </w:rPr>
+            <w:t xml:space="preserve"> </w:t>
+          </w:r>
+          <w:r>
+            <w:rPr>
+              <w:i/>
+              <w:lang w:val="en-US"/>
+            </w:rPr>
+            <w:t>Social Cognitive and Affective Neuroscience</w:t>
+          </w:r>
+          <w:r>
+            <w:rPr>
+              <w:lang w:val="en-US"/>
+            </w:rPr>
+            <w:t xml:space="preserve">, </w:t>
+          </w:r>
+          <w:r>
+            <w:rPr>
+              <w:i/>
+              <w:lang w:val="en-US"/>
+            </w:rPr>
+            <w:t>17</w:t>
+          </w:r>
+          <w:r>
+            <w:rPr>
+              <w:lang w:val="en-US"/>
+            </w:rPr>
+            <w:t>(12), 1145–1154. https://doi.org/10.1093/scan/nsac033</w:t>
+          </w:r>
+        </w:p>
+        <w:p>
+          <w:pPr>
+            <w:pStyle w:val="CitaviBibliographyEntry"/>
+          </w:pPr>
+          <w:bookmarkStart w:id="34" w:name="_CTVL0013c5820e227e9455798dbb955a2f6e5d4"/>
+          <w:r>
+            <w:rPr>
+              <w:lang w:val="en-US"/>
+            </w:rPr>
+            <w:t xml:space="preserve">Nussbaum, C., Schirmer, A., &amp; </w:t>
+          </w:r>
+          <w:proofErr w:type="spellStart"/>
+          <w:r>
+            <w:rPr>
+              <w:lang w:val="en-US"/>
+            </w:rPr>
+            <w:t>Schweinberger</w:t>
+          </w:r>
+          <w:proofErr w:type="spellEnd"/>
+          <w:r>
+            <w:rPr>
+              <w:lang w:val="en-US"/>
+            </w:rPr>
+            <w:t>, S. R [Stefan R.] (2024). Musicality - Tuned to the melody of vocal emotions.</w:t>
+          </w:r>
+          <w:bookmarkEnd w:id="34"/>
+          <w:r>
+            <w:rPr>
+              <w:lang w:val="en-US"/>
+            </w:rPr>
+            <w:t xml:space="preserve"> </w:t>
+          </w:r>
+          <w:r>
+            <w:rPr>
+              <w:i/>
+            </w:rPr>
+            <w:t xml:space="preserve">British Journal </w:t>
+          </w:r>
+          <w:proofErr w:type="spellStart"/>
+          <w:r>
+            <w:rPr>
+              <w:i/>
+            </w:rPr>
+            <w:t>of</w:t>
+          </w:r>
+          <w:proofErr w:type="spellEnd"/>
+          <w:r>
+            <w:rPr>
+              <w:i/>
+            </w:rPr>
+            <w:t xml:space="preserve"> </w:t>
+          </w:r>
+          <w:proofErr w:type="spellStart"/>
+          <w:r>
+            <w:rPr>
+              <w:i/>
+            </w:rPr>
+            <w:t>Psychology</w:t>
+          </w:r>
+          <w:proofErr w:type="spellEnd"/>
+          <w:r>
+            <w:t xml:space="preserve">, </w:t>
+          </w:r>
+          <w:r>
+            <w:rPr>
+              <w:i/>
+            </w:rPr>
+            <w:t>115</w:t>
+          </w:r>
+          <w:r>
+            <w:t>(2), 206–225. https://doi.org/10.1111/bjop.12684</w:t>
+          </w:r>
+        </w:p>
+        <w:p>
+          <w:pPr>
+            <w:pStyle w:val="CitaviBibliographyEntry"/>
+          </w:pPr>
+          <w:bookmarkStart w:id="35" w:name="_CTVL00161942de227f44c9ca313fb634e4c018f"/>
+          <w:r>
+            <w:t xml:space="preserve">Nussbaum, C., von </w:t>
+          </w:r>
+          <w:proofErr w:type="spellStart"/>
+          <w:r>
+            <w:t>Eiff</w:t>
+          </w:r>
+          <w:proofErr w:type="spellEnd"/>
+          <w:r>
+            <w:t xml:space="preserve">, C. I., </w:t>
+          </w:r>
+          <w:proofErr w:type="spellStart"/>
+          <w:r>
+            <w:t>Skuk</w:t>
+          </w:r>
+          <w:proofErr w:type="spellEnd"/>
+          <w:r>
+            <w:t xml:space="preserve">, V. G., &amp; Schweinberger, S. R [Stefan R.] </w:t>
+          </w:r>
+          <w:r>
+            <w:rPr>
+              <w:lang w:val="en-US"/>
+            </w:rPr>
+            <w:t>(2022). Vocal emotion adaptation aftereffects within and across speaker genders: Roles of timbre and fundamental frequency.</w:t>
+          </w:r>
+          <w:bookmarkEnd w:id="35"/>
+          <w:r>
+            <w:rPr>
+              <w:lang w:val="en-US"/>
+            </w:rPr>
+            <w:t xml:space="preserve"> </w:t>
+          </w:r>
+          <w:proofErr w:type="spellStart"/>
+          <w:r>
+            <w:rPr>
+              <w:i/>
+            </w:rPr>
+            <w:t>Cognition</w:t>
+          </w:r>
+          <w:proofErr w:type="spellEnd"/>
+          <w:r>
+            <w:t xml:space="preserve">, </w:t>
+          </w:r>
+          <w:r>
+            <w:rPr>
+              <w:i/>
+            </w:rPr>
+            <w:t>219</w:t>
+          </w:r>
+          <w:r>
+            <w:t>, 104967. https://doi.org/10.1016/j.cognition.2021.104967</w:t>
+          </w:r>
+        </w:p>
+        <w:p>
+          <w:pPr>
+            <w:pStyle w:val="CitaviBibliographyEntry"/>
+            <w:rPr>
+              <w:lang w:val="en-US"/>
+            </w:rPr>
+          </w:pPr>
+          <w:bookmarkStart w:id="36" w:name="_CTVL001f5301fbc15b246e2a941dbe3bfc09e02"/>
+          <w:r>
+            <w:t xml:space="preserve">Paulmann, S., &amp; Kotz, S. A. (2018). </w:t>
+          </w:r>
+          <w:r>
+            <w:rPr>
+              <w:lang w:val="en-US"/>
+            </w:rPr>
+            <w:t xml:space="preserve">The Electrophysiology and Time Course of Processing Vocal Emotion Expressions. In S. </w:t>
+          </w:r>
+          <w:proofErr w:type="spellStart"/>
+          <w:r>
+            <w:rPr>
+              <w:lang w:val="en-US"/>
+            </w:rPr>
+            <w:t>Frühholz</w:t>
+          </w:r>
+          <w:proofErr w:type="spellEnd"/>
+          <w:r>
+            <w:rPr>
+              <w:lang w:val="en-US"/>
+            </w:rPr>
+            <w:t>, P. Belin, &amp; K. R. Scherer (Eds.),</w:t>
+          </w:r>
+          <w:bookmarkEnd w:id="36"/>
+          <w:r>
+            <w:rPr>
+              <w:lang w:val="en-US"/>
+            </w:rPr>
+            <w:t xml:space="preserve"> </w:t>
+          </w:r>
+          <w:r>
+            <w:rPr>
+              <w:i/>
+              <w:lang w:val="en-US"/>
+            </w:rPr>
+            <w:t xml:space="preserve">The Oxford Handbook of Voice Perception </w:t>
+          </w:r>
+          <w:r>
+            <w:rPr>
+              <w:lang w:val="en-US"/>
+            </w:rPr>
+            <w:t>(pp. 458–472). Oxford University Press. https://doi.org/10.1093/oxfordhb/9780198743187.013.20</w:t>
+          </w:r>
+        </w:p>
+        <w:p>
+          <w:pPr>
+            <w:pStyle w:val="CitaviBibliographyEntry"/>
+            <w:rPr>
+              <w:lang w:val="en-US"/>
+            </w:rPr>
+          </w:pPr>
+          <w:bookmarkStart w:id="37" w:name="_CTVL00190f3501477f342958fd747f9f00f6156"/>
+          <w:r>
+            <w:rPr>
+              <w:lang w:val="en-US"/>
+            </w:rPr>
+            <w:t xml:space="preserve">Pérez-González, D., &amp; </w:t>
+          </w:r>
+          <w:proofErr w:type="spellStart"/>
+          <w:r>
+            <w:rPr>
+              <w:lang w:val="en-US"/>
+            </w:rPr>
+            <w:t>Malmierca</w:t>
+          </w:r>
+          <w:proofErr w:type="spellEnd"/>
+          <w:r>
+            <w:rPr>
+              <w:lang w:val="en-US"/>
+            </w:rPr>
+            <w:t>, M. S. (2014). Adaptation in the auditory system: An overview.</w:t>
+          </w:r>
+          <w:bookmarkEnd w:id="37"/>
+          <w:r>
+            <w:rPr>
+              <w:lang w:val="en-US"/>
+            </w:rPr>
+            <w:t xml:space="preserve"> </w:t>
+          </w:r>
+          <w:r>
+            <w:rPr>
+              <w:i/>
+              <w:lang w:val="en-US"/>
+            </w:rPr>
+            <w:t>Frontiers in Integrative Neuroscience</w:t>
+          </w:r>
+          <w:r>
+            <w:rPr>
+              <w:lang w:val="en-US"/>
+            </w:rPr>
+            <w:t xml:space="preserve">, </w:t>
+          </w:r>
+          <w:r>
+            <w:rPr>
+              <w:i/>
+              <w:lang w:val="en-US"/>
+            </w:rPr>
+            <w:t>8</w:t>
+          </w:r>
+          <w:r>
+            <w:rPr>
+              <w:lang w:val="en-US"/>
+            </w:rPr>
+            <w:t>, 19. https://doi.org/10.3389/fnint.2014.00019</w:t>
+          </w:r>
+        </w:p>
+        <w:p>
+          <w:pPr>
+            <w:pStyle w:val="CitaviBibliographyEntry"/>
+            <w:rPr>
+              <w:lang w:val="en-US"/>
+            </w:rPr>
+          </w:pPr>
+          <w:bookmarkStart w:id="38" w:name="_CTVL001b8e575af15d644e7b482cfef73dca979"/>
+          <w:r>
+            <w:rPr>
+              <w:lang w:val="en-US"/>
+            </w:rPr>
+            <w:t xml:space="preserve">Pinheiro, A. P. (2025). Behind a Voice There is a </w:t>
+          </w:r>
+          <w:proofErr w:type="gramStart"/>
+          <w:r>
+            <w:rPr>
+              <w:lang w:val="en-US"/>
+            </w:rPr>
+            <w:t>Speaker</w:t>
+          </w:r>
+          <w:proofErr w:type="gramEnd"/>
+          <w:r>
+            <w:rPr>
+              <w:lang w:val="en-US"/>
+            </w:rPr>
+            <w:t>: Why Vocal Emotion Research Needs to Become 'Personal'.</w:t>
+          </w:r>
+          <w:bookmarkEnd w:id="38"/>
+          <w:r>
+            <w:rPr>
+              <w:lang w:val="en-US"/>
+            </w:rPr>
+            <w:t xml:space="preserve"> </w:t>
+          </w:r>
+          <w:r>
+            <w:rPr>
+              <w:i/>
+              <w:lang w:val="en-US"/>
+            </w:rPr>
+            <w:t>Affective Science</w:t>
+          </w:r>
+          <w:r>
+            <w:rPr>
+              <w:lang w:val="en-US"/>
+            </w:rPr>
+            <w:t xml:space="preserve">, </w:t>
+          </w:r>
+          <w:r>
+            <w:rPr>
+              <w:i/>
+              <w:lang w:val="en-US"/>
+            </w:rPr>
+            <w:t>6</w:t>
+          </w:r>
+          <w:r>
+            <w:rPr>
+              <w:lang w:val="en-US"/>
+            </w:rPr>
+            <w:t>(3), 562–574. https://doi.org/10.1007/s42761-025-00317-w</w:t>
+          </w:r>
+        </w:p>
+        <w:p>
+          <w:pPr>
+            <w:pStyle w:val="CitaviBibliographyEntry"/>
+            <w:rPr>
+              <w:lang w:val="en-US"/>
+            </w:rPr>
+          </w:pPr>
+          <w:bookmarkStart w:id="39" w:name="_CTVL0017b7db9ae2c1b4780aade763825e648b1"/>
+          <w:r>
+            <w:rPr>
+              <w:lang w:val="en-US"/>
+            </w:rPr>
+            <w:t>R Core Team. (2025).</w:t>
+          </w:r>
+          <w:bookmarkEnd w:id="39"/>
+          <w:r>
+            <w:rPr>
+              <w:lang w:val="en-US"/>
+            </w:rPr>
+            <w:t xml:space="preserve"> </w:t>
+          </w:r>
+          <w:r>
+            <w:rPr>
+              <w:i/>
+              <w:lang w:val="en-US"/>
+            </w:rPr>
+            <w:t>R: A Language and Environment for Statistical Computing</w:t>
+          </w:r>
+          <w:r>
+            <w:rPr>
+              <w:lang w:val="en-US"/>
+            </w:rPr>
+            <w:t>. https://www.R-project.org/</w:t>
+          </w:r>
+        </w:p>
+        <w:p>
+          <w:pPr>
+            <w:pStyle w:val="CitaviBibliographyEntry"/>
+            <w:rPr>
+              <w:lang w:val="en-US"/>
+            </w:rPr>
+          </w:pPr>
+          <w:bookmarkStart w:id="40" w:name="_CTVL0019b0f17b04a004a05b31ec12775b60ea2"/>
+          <w:r>
+            <w:rPr>
+              <w:lang w:val="en-US"/>
+            </w:rPr>
+            <w:t>Rosenfeld, J. P., &amp; Olson, J. M. (2021). Bayesian Data Analysis: A Fresh Approach to Power Issues and Null Hypothesis Interpretation.</w:t>
+          </w:r>
+          <w:bookmarkEnd w:id="40"/>
+          <w:r>
+            <w:rPr>
+              <w:lang w:val="en-US"/>
+            </w:rPr>
+            <w:t xml:space="preserve"> </w:t>
+          </w:r>
+          <w:r>
+            <w:rPr>
+              <w:i/>
+              <w:lang w:val="en-US"/>
+            </w:rPr>
+            <w:t>Applied Psychophysiology and Biofeedback</w:t>
+          </w:r>
+          <w:r>
+            <w:rPr>
+              <w:lang w:val="en-US"/>
+            </w:rPr>
+            <w:t xml:space="preserve">, </w:t>
+          </w:r>
+          <w:r>
+            <w:rPr>
+              <w:i/>
+              <w:lang w:val="en-US"/>
+            </w:rPr>
+            <w:t>46</w:t>
+          </w:r>
+          <w:r>
+            <w:rPr>
+              <w:lang w:val="en-US"/>
+            </w:rPr>
+            <w:t>(2), 135–140. https://doi.org/10.1007/s10484-020-09502-y</w:t>
+          </w:r>
+        </w:p>
+        <w:p>
+          <w:pPr>
+            <w:pStyle w:val="CitaviBibliographyEntry"/>
+            <w:rPr>
+              <w:lang w:val="en-US"/>
+            </w:rPr>
+          </w:pPr>
+          <w:bookmarkStart w:id="41" w:name="_CTVL001336c413341e241ce939e393a9db129c3"/>
+          <w:r>
+            <w:rPr>
+              <w:lang w:val="en-US"/>
+            </w:rPr>
+            <w:t>Scherer, K. R. (1986). Vocal affect expression: a review and a model for future research.</w:t>
+          </w:r>
+          <w:bookmarkEnd w:id="41"/>
+          <w:r>
+            <w:rPr>
+              <w:lang w:val="en-US"/>
+            </w:rPr>
+            <w:t xml:space="preserve"> </w:t>
+          </w:r>
+          <w:r>
+            <w:rPr>
+              <w:i/>
+              <w:lang w:val="en-US"/>
+            </w:rPr>
+            <w:t>Psychological Bulletin</w:t>
+          </w:r>
+          <w:r>
+            <w:rPr>
+              <w:lang w:val="en-US"/>
+            </w:rPr>
+            <w:t xml:space="preserve">, </w:t>
+          </w:r>
+          <w:r>
+            <w:rPr>
+              <w:i/>
+              <w:lang w:val="en-US"/>
+            </w:rPr>
+            <w:t>99</w:t>
+          </w:r>
+          <w:r>
+            <w:rPr>
+              <w:lang w:val="en-US"/>
+            </w:rPr>
+            <w:t>(2), 143–165. https://doi.org/10.1037/0033-2909.99.2.143</w:t>
+          </w:r>
+        </w:p>
+        <w:p>
+          <w:pPr>
+            <w:pStyle w:val="CitaviBibliographyEntry"/>
+            <w:rPr>
+              <w:lang w:val="en-US"/>
+            </w:rPr>
+          </w:pPr>
+          <w:bookmarkStart w:id="42" w:name="_CTVL001ce109e2d81ca4b84b8e0e97cfa162bf0"/>
+          <w:r>
+            <w:rPr>
+              <w:lang w:val="en-US"/>
+            </w:rPr>
+            <w:t xml:space="preserve">Scherer, K. R. (2018). Acoustic Patterning of Emotion Vocalizations. In S. </w:t>
+          </w:r>
+          <w:proofErr w:type="spellStart"/>
+          <w:r>
+            <w:rPr>
+              <w:lang w:val="en-US"/>
+            </w:rPr>
+            <w:t>Frühholz</w:t>
+          </w:r>
+          <w:proofErr w:type="spellEnd"/>
+          <w:r>
+            <w:rPr>
+              <w:lang w:val="en-US"/>
+            </w:rPr>
+            <w:t>, P. Belin, &amp; K. R. Scherer (Eds.),</w:t>
+          </w:r>
+          <w:bookmarkEnd w:id="42"/>
+          <w:r>
+            <w:rPr>
+              <w:lang w:val="en-US"/>
+            </w:rPr>
+            <w:t xml:space="preserve"> </w:t>
+          </w:r>
+          <w:r>
+            <w:rPr>
+              <w:i/>
+              <w:lang w:val="en-US"/>
+            </w:rPr>
+            <w:t xml:space="preserve">The Oxford Handbook of Voice Perception </w:t>
+          </w:r>
+          <w:r>
+            <w:rPr>
+              <w:lang w:val="en-US"/>
+            </w:rPr>
+            <w:t>(pp. 60–92). Oxford University Press. https://doi.org/10.1093/oxfordhb/9780198743187.013.4</w:t>
+          </w:r>
+        </w:p>
+        <w:p>
+          <w:pPr>
+            <w:pStyle w:val="CitaviBibliographyEntry"/>
+            <w:rPr>
+              <w:lang w:val="en-US"/>
+            </w:rPr>
+          </w:pPr>
+          <w:bookmarkStart w:id="43" w:name="_CTVL00137c0554f9cad452582364db53b10f37b"/>
+          <w:r>
+            <w:rPr>
+              <w:lang w:val="en-US"/>
+            </w:rPr>
+            <w:t xml:space="preserve">Scherer, K. R., Banse, R., &amp; </w:t>
+          </w:r>
+          <w:proofErr w:type="spellStart"/>
+          <w:r>
+            <w:rPr>
+              <w:lang w:val="en-US"/>
+            </w:rPr>
+            <w:t>Wallbott</w:t>
+          </w:r>
+          <w:proofErr w:type="spellEnd"/>
+          <w:r>
+            <w:rPr>
+              <w:lang w:val="en-US"/>
+            </w:rPr>
+            <w:t>, H. G. (2016). Emotion Inferences from Vocal Expression Correlate Across Languages and Cultures.</w:t>
+          </w:r>
+          <w:bookmarkEnd w:id="43"/>
+          <w:r>
+            <w:rPr>
+              <w:lang w:val="en-US"/>
+            </w:rPr>
+            <w:t xml:space="preserve"> </w:t>
+          </w:r>
+          <w:r>
+            <w:rPr>
+              <w:i/>
+              <w:lang w:val="en-US"/>
+            </w:rPr>
+            <w:t>Journal of Cross-Cultural Psychology</w:t>
+          </w:r>
+          <w:r>
+            <w:rPr>
+              <w:lang w:val="en-US"/>
+            </w:rPr>
+            <w:t xml:space="preserve">, </w:t>
+          </w:r>
+          <w:r>
+            <w:rPr>
+              <w:i/>
+              <w:lang w:val="en-US"/>
+            </w:rPr>
+            <w:t>32</w:t>
+          </w:r>
+          <w:r>
+            <w:rPr>
+              <w:lang w:val="en-US"/>
+            </w:rPr>
+            <w:t>(1), 76–92. https://doi.org/10.1177/0022022101032001009</w:t>
+          </w:r>
+        </w:p>
+        <w:p>
+          <w:pPr>
+            <w:pStyle w:val="CitaviBibliographyEntry"/>
+            <w:rPr>
+              <w:lang w:val="en-US"/>
+            </w:rPr>
+          </w:pPr>
+          <w:bookmarkStart w:id="44" w:name="_CTVL0015f660001c08f4f138e3e65733edf1a4d"/>
+          <w:r>
+            <w:rPr>
+              <w:lang w:val="en-US"/>
+            </w:rPr>
+            <w:t xml:space="preserve">Schirmer, A., Croy, I., Liebal, K., &amp; </w:t>
+          </w:r>
+          <w:proofErr w:type="spellStart"/>
+          <w:r>
+            <w:rPr>
+              <w:lang w:val="en-US"/>
+            </w:rPr>
+            <w:t>Schweinberger</w:t>
+          </w:r>
+          <w:proofErr w:type="spellEnd"/>
+          <w:r>
+            <w:rPr>
+              <w:lang w:val="en-US"/>
+            </w:rPr>
+            <w:t>, S. R [Stefan R.] (2025). Non-verbal effecting - Animal research sheds light on human emotion communication.</w:t>
+          </w:r>
+          <w:bookmarkEnd w:id="44"/>
+          <w:r>
+            <w:rPr>
+              <w:lang w:val="en-US"/>
+            </w:rPr>
+            <w:t xml:space="preserve"> </w:t>
+          </w:r>
+          <w:r>
+            <w:rPr>
+              <w:i/>
+              <w:lang w:val="en-US"/>
+            </w:rPr>
+            <w:t xml:space="preserve">Biological Reviews of </w:t>
+          </w:r>
+          <w:r>
+            <w:rPr>
+              <w:i/>
+              <w:lang w:val="en-US"/>
+            </w:rPr>
+            <w:lastRenderedPageBreak/>
+            <w:t>the Cambridge Philosophical Society</w:t>
+          </w:r>
+          <w:r>
+            <w:rPr>
+              <w:lang w:val="en-US"/>
+            </w:rPr>
+            <w:t xml:space="preserve">, </w:t>
+          </w:r>
+          <w:r>
+            <w:rPr>
+              <w:i/>
+              <w:lang w:val="en-US"/>
+            </w:rPr>
+            <w:t>100</w:t>
+          </w:r>
+          <w:r>
+            <w:rPr>
+              <w:lang w:val="en-US"/>
+            </w:rPr>
+            <w:t>(1), 245–257. https://doi.org/10.1111/brv.13140</w:t>
+          </w:r>
+        </w:p>
+        <w:p>
+          <w:pPr>
+            <w:pStyle w:val="CitaviBibliographyEntry"/>
+            <w:rPr>
+              <w:lang w:val="en-US"/>
+            </w:rPr>
+          </w:pPr>
+          <w:bookmarkStart w:id="45" w:name="_CTVL0012ff60494bd4144c7960f0275a607a8ce"/>
+          <w:r>
+            <w:t xml:space="preserve">Schirmer, A., &amp; Kotz, S. A. (2006). </w:t>
+          </w:r>
+          <w:r>
+            <w:rPr>
+              <w:lang w:val="en-US"/>
+            </w:rPr>
+            <w:t>Beyond the right hemisphere: brain mechanisms mediating vocal emotional processing.</w:t>
+          </w:r>
+          <w:bookmarkEnd w:id="45"/>
+          <w:r>
+            <w:rPr>
+              <w:lang w:val="en-US"/>
+            </w:rPr>
+            <w:t xml:space="preserve"> </w:t>
+          </w:r>
+          <w:r>
+            <w:rPr>
+              <w:i/>
+              <w:lang w:val="en-US"/>
+            </w:rPr>
+            <w:t xml:space="preserve">Trends </w:t>
+          </w:r>
+          <w:proofErr w:type="spellStart"/>
+          <w:r>
+            <w:rPr>
+              <w:i/>
+              <w:lang w:val="en-US"/>
+            </w:rPr>
+            <w:t>Cogn</w:t>
+          </w:r>
+          <w:proofErr w:type="spellEnd"/>
+          <w:r>
+            <w:rPr>
+              <w:i/>
+              <w:lang w:val="en-US"/>
+            </w:rPr>
+            <w:t xml:space="preserve"> Sci</w:t>
+          </w:r>
+          <w:r>
+            <w:rPr>
+              <w:lang w:val="en-US"/>
+            </w:rPr>
+            <w:t xml:space="preserve">, </w:t>
+          </w:r>
+          <w:r>
+            <w:rPr>
+              <w:i/>
+              <w:lang w:val="en-US"/>
+            </w:rPr>
+            <w:t>10</w:t>
+          </w:r>
+          <w:r>
+            <w:rPr>
+              <w:lang w:val="en-US"/>
+            </w:rPr>
+            <w:t>(1), 24–30. https://doi.org/10.1016/j.tics.2005.11.009</w:t>
+          </w:r>
+        </w:p>
+        <w:p>
+          <w:pPr>
+            <w:pStyle w:val="CitaviBibliographyEntry"/>
+          </w:pPr>
+          <w:bookmarkStart w:id="46" w:name="_CTVL001c71f84bb2e74449e9ccef7399b3309ee"/>
+          <w:proofErr w:type="spellStart"/>
+          <w:r>
+            <w:rPr>
+              <w:lang w:val="en-US"/>
+            </w:rPr>
+            <w:t>Schweinberger</w:t>
+          </w:r>
+          <w:proofErr w:type="spellEnd"/>
+          <w:r>
+            <w:rPr>
+              <w:lang w:val="en-US"/>
+            </w:rPr>
+            <w:t>, S. R [S. R.], Burton, A. M., &amp; Kelly, S. W. (1999). Asymmetric dependencies in perceiving identity and emotion: Experiments with morphed faces.</w:t>
+          </w:r>
+          <w:bookmarkEnd w:id="46"/>
+          <w:r>
+            <w:rPr>
+              <w:lang w:val="en-US"/>
+            </w:rPr>
+            <w:t xml:space="preserve"> </w:t>
+          </w:r>
+          <w:proofErr w:type="spellStart"/>
+          <w:r>
+            <w:rPr>
+              <w:i/>
+            </w:rPr>
+            <w:t>Perception</w:t>
+          </w:r>
+          <w:proofErr w:type="spellEnd"/>
+          <w:r>
+            <w:rPr>
+              <w:i/>
+            </w:rPr>
+            <w:t xml:space="preserve"> &amp; </w:t>
+          </w:r>
+          <w:proofErr w:type="spellStart"/>
+          <w:r>
+            <w:rPr>
+              <w:i/>
+            </w:rPr>
+            <w:t>Psychophysics</w:t>
+          </w:r>
+          <w:proofErr w:type="spellEnd"/>
+          <w:r>
+            <w:t xml:space="preserve">, </w:t>
+          </w:r>
+          <w:r>
+            <w:rPr>
+              <w:i/>
+            </w:rPr>
+            <w:t>61</w:t>
+          </w:r>
+          <w:r>
+            <w:t>(6), 1102–1115. https://doi.org/10.3758/BF03207617</w:t>
+          </w:r>
+        </w:p>
+        <w:p>
+          <w:pPr>
+            <w:pStyle w:val="CitaviBibliographyEntry"/>
+            <w:rPr>
+              <w:lang w:val="en-US"/>
+            </w:rPr>
+          </w:pPr>
+          <w:bookmarkStart w:id="47" w:name="_CTVL00148ec38ce4ecf4a778a0de86a90f22d5a"/>
+          <w:r>
+            <w:t xml:space="preserve">Schweinberger, S. R [Stefan R.], Casper, C., </w:t>
+          </w:r>
+          <w:proofErr w:type="spellStart"/>
+          <w:r>
+            <w:t>Hauthal</w:t>
+          </w:r>
+          <w:proofErr w:type="spellEnd"/>
+          <w:r>
+            <w:t xml:space="preserve">, N., Kaufmann, J. M., Kawahara, H., Kloth, N., Robertson, D. M., Simpson, A. P., &amp; </w:t>
+          </w:r>
+          <w:proofErr w:type="spellStart"/>
+          <w:r>
+            <w:t>Zäske</w:t>
+          </w:r>
+          <w:proofErr w:type="spellEnd"/>
+          <w:r>
+            <w:t xml:space="preserve">, R. (2008). </w:t>
+          </w:r>
+          <w:r>
+            <w:rPr>
+              <w:lang w:val="en-US"/>
+            </w:rPr>
+            <w:t>Auditory adaptation in voice perception.</w:t>
+          </w:r>
+          <w:bookmarkEnd w:id="47"/>
+          <w:r>
+            <w:rPr>
+              <w:lang w:val="en-US"/>
+            </w:rPr>
+            <w:t xml:space="preserve"> </w:t>
+          </w:r>
+          <w:r>
+            <w:rPr>
+              <w:i/>
+              <w:lang w:val="en-US"/>
+            </w:rPr>
+            <w:t>Curr Biol</w:t>
+          </w:r>
+          <w:r>
+            <w:rPr>
+              <w:lang w:val="en-US"/>
+            </w:rPr>
+            <w:t xml:space="preserve">, </w:t>
+          </w:r>
+          <w:r>
+            <w:rPr>
+              <w:i/>
+              <w:lang w:val="en-US"/>
+            </w:rPr>
+            <w:t>18</w:t>
+          </w:r>
+          <w:r>
+            <w:rPr>
+              <w:lang w:val="en-US"/>
+            </w:rPr>
+            <w:t>(9), 684–688. https://doi.org/10.1016/j.cub.2008.04.015</w:t>
+          </w:r>
+        </w:p>
+        <w:p>
+          <w:pPr>
+            <w:pStyle w:val="CitaviBibliographyEntry"/>
+            <w:rPr>
+              <w:lang w:val="en-US"/>
+            </w:rPr>
+          </w:pPr>
+          <w:bookmarkStart w:id="48" w:name="_CTVL0018cb7e35bf0ac4e3ab91e3dbc3aa6e5f1"/>
+          <w:r>
+            <w:t xml:space="preserve">Schweinberger, S. R [Stefan R.], Kawahara, H., Simpson, A. P., </w:t>
+          </w:r>
+          <w:proofErr w:type="spellStart"/>
+          <w:r>
+            <w:t>Skuk</w:t>
+          </w:r>
+          <w:proofErr w:type="spellEnd"/>
+          <w:r>
+            <w:t xml:space="preserve">, V. G., &amp; </w:t>
+          </w:r>
+          <w:proofErr w:type="spellStart"/>
+          <w:r>
+            <w:t>Zäske</w:t>
+          </w:r>
+          <w:proofErr w:type="spellEnd"/>
+          <w:r>
+            <w:t xml:space="preserve">, R. (2014). </w:t>
+          </w:r>
+          <w:r>
+            <w:rPr>
+              <w:lang w:val="en-US"/>
+            </w:rPr>
+            <w:t>Speaker perception.</w:t>
+          </w:r>
+          <w:bookmarkEnd w:id="48"/>
+          <w:r>
+            <w:rPr>
+              <w:lang w:val="en-US"/>
+            </w:rPr>
+            <w:t xml:space="preserve"> </w:t>
+          </w:r>
+          <w:r>
+            <w:rPr>
+              <w:i/>
+              <w:lang w:val="en-US"/>
+            </w:rPr>
+            <w:t xml:space="preserve">Wiley </w:t>
+          </w:r>
+          <w:proofErr w:type="spellStart"/>
+          <w:r>
+            <w:rPr>
+              <w:i/>
+              <w:lang w:val="en-US"/>
+            </w:rPr>
+            <w:t>Interdiscip</w:t>
+          </w:r>
+          <w:proofErr w:type="spellEnd"/>
+          <w:r>
+            <w:rPr>
+              <w:i/>
+              <w:lang w:val="en-US"/>
+            </w:rPr>
+            <w:t xml:space="preserve"> Rev </w:t>
+          </w:r>
+          <w:proofErr w:type="spellStart"/>
+          <w:r>
+            <w:rPr>
+              <w:i/>
+              <w:lang w:val="en-US"/>
+            </w:rPr>
+            <w:t>Cogn</w:t>
+          </w:r>
+          <w:proofErr w:type="spellEnd"/>
+          <w:r>
+            <w:rPr>
+              <w:i/>
+              <w:lang w:val="en-US"/>
+            </w:rPr>
+            <w:t xml:space="preserve"> Sci</w:t>
+          </w:r>
+          <w:r>
+            <w:rPr>
+              <w:lang w:val="en-US"/>
+            </w:rPr>
+            <w:t xml:space="preserve">, </w:t>
+          </w:r>
+          <w:r>
+            <w:rPr>
+              <w:i/>
+              <w:lang w:val="en-US"/>
+            </w:rPr>
+            <w:t>5</w:t>
+          </w:r>
+          <w:r>
+            <w:rPr>
+              <w:lang w:val="en-US"/>
+            </w:rPr>
+            <w:t>(1), 15–25. https://doi.org/10.1002/wcs.1261</w:t>
+          </w:r>
+        </w:p>
+        <w:p>
+          <w:pPr>
+            <w:pStyle w:val="CitaviBibliographyEntry"/>
+            <w:rPr>
+              <w:lang w:val="en-US"/>
+            </w:rPr>
+          </w:pPr>
+          <w:bookmarkStart w:id="49" w:name="_CTVL001280354fba7864b6d8d5cf014cb23d33e"/>
+          <w:r>
+            <w:t xml:space="preserve">Schweinberger, S. R [Stefan R.], </w:t>
+          </w:r>
+          <w:proofErr w:type="spellStart"/>
+          <w:r>
+            <w:t>Zäske</w:t>
+          </w:r>
+          <w:proofErr w:type="spellEnd"/>
+          <w:r>
+            <w:t xml:space="preserve">, R., Walther, C., Golle, J., Kovács, G., &amp; Wiese, H. (2010). </w:t>
+          </w:r>
+          <w:r>
+            <w:rPr>
+              <w:lang w:val="en-US"/>
+            </w:rPr>
+            <w:t>Young without plastic surgery: Perceptual adaptation to the age of female and male faces // Young without plastic surgery: Perceptual adaptation to the age of female and male faces.</w:t>
+          </w:r>
+          <w:bookmarkEnd w:id="49"/>
+          <w:r>
+            <w:rPr>
+              <w:lang w:val="en-US"/>
+            </w:rPr>
+            <w:t xml:space="preserve"> </w:t>
+          </w:r>
+          <w:r>
+            <w:rPr>
+              <w:i/>
+              <w:lang w:val="en-US"/>
+            </w:rPr>
+            <w:t>Vision Research</w:t>
+          </w:r>
+          <w:r>
+            <w:rPr>
+              <w:lang w:val="en-US"/>
+            </w:rPr>
+            <w:t xml:space="preserve">, </w:t>
+          </w:r>
+          <w:r>
+            <w:rPr>
+              <w:i/>
+              <w:lang w:val="en-US"/>
+            </w:rPr>
+            <w:t>50</w:t>
+          </w:r>
+          <w:r>
+            <w:rPr>
+              <w:lang w:val="en-US"/>
+            </w:rPr>
+            <w:t>(23), 2570–2576. https://doi.org/10.1016/j.visres.2010.08.017</w:t>
+          </w:r>
+        </w:p>
+        <w:p>
+          <w:pPr>
+            <w:pStyle w:val="CitaviBibliographyEntry"/>
+            <w:rPr>
+              <w:lang w:val="en-US"/>
+            </w:rPr>
+          </w:pPr>
+          <w:bookmarkStart w:id="50" w:name="_CTVL001c6a0a1631d1843b394d8f9c66201a48f"/>
+          <w:proofErr w:type="spellStart"/>
+          <w:r>
+            <w:rPr>
+              <w:lang w:val="en-US"/>
+            </w:rPr>
+            <w:t>Singmann</w:t>
+          </w:r>
+          <w:proofErr w:type="spellEnd"/>
+          <w:r>
+            <w:rPr>
+              <w:lang w:val="en-US"/>
+            </w:rPr>
+            <w:t>, H., Bolker, B., Westfall, J., Aust, F., Ben-Shachar, M. S., Højsgaard, S., &amp; others (2015). Package ‘</w:t>
+          </w:r>
+          <w:proofErr w:type="spellStart"/>
+          <w:r>
+            <w:rPr>
+              <w:lang w:val="en-US"/>
+            </w:rPr>
+            <w:t>afex</w:t>
+          </w:r>
+          <w:proofErr w:type="spellEnd"/>
+          <w:r>
+            <w:rPr>
+              <w:lang w:val="en-US"/>
+            </w:rPr>
+            <w:t>’.</w:t>
+          </w:r>
+          <w:bookmarkEnd w:id="50"/>
+          <w:r>
+            <w:rPr>
+              <w:lang w:val="en-US"/>
+            </w:rPr>
+            <w:t xml:space="preserve"> </w:t>
+          </w:r>
+          <w:r>
+            <w:rPr>
+              <w:i/>
+              <w:lang w:val="en-US"/>
+            </w:rPr>
+            <w:t xml:space="preserve">URL Http://afex. </w:t>
+          </w:r>
+          <w:proofErr w:type="spellStart"/>
+          <w:r>
+            <w:rPr>
+              <w:i/>
+              <w:lang w:val="en-US"/>
+            </w:rPr>
+            <w:t>Singmann</w:t>
+          </w:r>
+          <w:proofErr w:type="spellEnd"/>
+          <w:r>
+            <w:rPr>
+              <w:i/>
+              <w:lang w:val="en-US"/>
+            </w:rPr>
+            <w:t>. Science/, Https://github. Com/</w:t>
+          </w:r>
+          <w:proofErr w:type="spellStart"/>
+          <w:r>
+            <w:rPr>
+              <w:i/>
+              <w:lang w:val="en-US"/>
+            </w:rPr>
+            <w:t>singmann</w:t>
+          </w:r>
+          <w:proofErr w:type="spellEnd"/>
+          <w:r>
+            <w:rPr>
+              <w:i/>
+              <w:lang w:val="en-US"/>
+            </w:rPr>
+            <w:t>/</w:t>
+          </w:r>
+          <w:proofErr w:type="spellStart"/>
+          <w:r>
+            <w:rPr>
+              <w:i/>
+              <w:lang w:val="en-US"/>
+            </w:rPr>
+            <w:t>afex</w:t>
+          </w:r>
+          <w:proofErr w:type="spellEnd"/>
+          <w:r>
+            <w:rPr>
+              <w:lang w:val="en-US"/>
+            </w:rPr>
+            <w:t>.</w:t>
+          </w:r>
+        </w:p>
+        <w:p>
+          <w:pPr>
+            <w:pStyle w:val="CitaviBibliographyEntry"/>
+          </w:pPr>
+          <w:bookmarkStart w:id="51" w:name="_CTVL001711c57f7425a4c1280d5b1681728d5d3"/>
+          <w:proofErr w:type="spellStart"/>
+          <w:r>
+            <w:t>Skuk</w:t>
+          </w:r>
+          <w:proofErr w:type="spellEnd"/>
+          <w:r>
+            <w:t xml:space="preserve">, V. G., Dammann, L. M., &amp; Schweinberger, S. R [Stefan R.] </w:t>
+          </w:r>
+          <w:r>
+            <w:rPr>
+              <w:lang w:val="en-US"/>
+            </w:rPr>
+            <w:t>(2015). Role of timbre and fundamental frequency in voice gender adaptation.</w:t>
+          </w:r>
+          <w:bookmarkEnd w:id="51"/>
+          <w:r>
+            <w:rPr>
+              <w:lang w:val="en-US"/>
+            </w:rPr>
+            <w:t xml:space="preserve"> </w:t>
+          </w:r>
+          <w:r>
+            <w:rPr>
+              <w:i/>
+            </w:rPr>
+            <w:t xml:space="preserve">J </w:t>
+          </w:r>
+          <w:proofErr w:type="spellStart"/>
+          <w:r>
+            <w:rPr>
+              <w:i/>
+            </w:rPr>
+            <w:t>Acoust</w:t>
+          </w:r>
+          <w:proofErr w:type="spellEnd"/>
+          <w:r>
+            <w:rPr>
+              <w:i/>
+            </w:rPr>
+            <w:t xml:space="preserve"> Soc Am</w:t>
+          </w:r>
+          <w:r>
+            <w:t xml:space="preserve">, </w:t>
+          </w:r>
+          <w:r>
+            <w:rPr>
+              <w:i/>
+            </w:rPr>
+            <w:t>138</w:t>
+          </w:r>
+          <w:r>
+            <w:t>(2), 1180–1193. https://doi.org/10.1121/1.4927696</w:t>
+          </w:r>
+        </w:p>
+        <w:p>
+          <w:pPr>
+            <w:pStyle w:val="CitaviBibliographyEntry"/>
+            <w:rPr>
+              <w:lang w:val="en-US"/>
+            </w:rPr>
+          </w:pPr>
+          <w:bookmarkStart w:id="52" w:name="_CTVL001b1820d04c1884467b142f5c5edb6332f"/>
+          <w:proofErr w:type="spellStart"/>
+          <w:r>
+            <w:t>Skuk</w:t>
+          </w:r>
+          <w:proofErr w:type="spellEnd"/>
+          <w:r>
+            <w:t xml:space="preserve">, V. G., &amp; Schweinberger, S. R [Stefan R.] </w:t>
+          </w:r>
+          <w:r>
+            <w:rPr>
+              <w:lang w:val="en-US"/>
+            </w:rPr>
+            <w:t>(2013). Adaptation aftereffects in vocal emotion perception elicited by expressive faces and voices.</w:t>
+          </w:r>
+          <w:bookmarkEnd w:id="52"/>
+          <w:r>
+            <w:rPr>
+              <w:lang w:val="en-US"/>
+            </w:rPr>
+            <w:t xml:space="preserve"> </w:t>
+          </w:r>
+          <w:proofErr w:type="spellStart"/>
+          <w:r>
+            <w:rPr>
+              <w:i/>
+              <w:lang w:val="en-US"/>
+            </w:rPr>
+            <w:t>PLoS</w:t>
+          </w:r>
+          <w:proofErr w:type="spellEnd"/>
+          <w:r>
+            <w:rPr>
+              <w:i/>
+              <w:lang w:val="en-US"/>
+            </w:rPr>
+            <w:t xml:space="preserve"> One</w:t>
+          </w:r>
+          <w:r>
+            <w:rPr>
+              <w:lang w:val="en-US"/>
+            </w:rPr>
+            <w:t xml:space="preserve">, </w:t>
+          </w:r>
+          <w:r>
+            <w:rPr>
+              <w:i/>
+              <w:lang w:val="en-US"/>
+            </w:rPr>
+            <w:t>8</w:t>
+          </w:r>
+          <w:r>
+            <w:rPr>
+              <w:lang w:val="en-US"/>
+            </w:rPr>
+            <w:t>(11), e81691. https://doi.org/10.1371/journal.pone.0081691</w:t>
+          </w:r>
+        </w:p>
+        <w:p>
+          <w:pPr>
+            <w:pStyle w:val="CitaviBibliographyEntry"/>
+            <w:rPr>
+              <w:lang w:val="en-US"/>
+            </w:rPr>
+          </w:pPr>
+          <w:bookmarkStart w:id="53" w:name="_CTVL001dc5f57cc3151489abc609b38f5749476"/>
+          <w:r>
+            <w:rPr>
+              <w:lang w:val="en-US"/>
+            </w:rPr>
+            <w:t>Spackman, M. P., Brown, B. L., &amp; Otto, S. (2009). Do emotions have distinct vocal profiles? A study of idiographic patterns of expression.</w:t>
+          </w:r>
+          <w:bookmarkEnd w:id="53"/>
+          <w:r>
+            <w:rPr>
+              <w:lang w:val="en-US"/>
+            </w:rPr>
+            <w:t xml:space="preserve"> </w:t>
+          </w:r>
+          <w:r>
+            <w:rPr>
+              <w:i/>
+              <w:lang w:val="en-US"/>
+            </w:rPr>
+            <w:t>Cognition and Emotion</w:t>
+          </w:r>
+          <w:r>
+            <w:rPr>
+              <w:lang w:val="en-US"/>
+            </w:rPr>
+            <w:t xml:space="preserve">, </w:t>
+          </w:r>
+          <w:r>
+            <w:rPr>
+              <w:i/>
+              <w:lang w:val="en-US"/>
+            </w:rPr>
+            <w:t>23</w:t>
+          </w:r>
+          <w:r>
+            <w:rPr>
+              <w:lang w:val="en-US"/>
+            </w:rPr>
+            <w:t>(8), 1565–1588. https://doi.org/10.1080/02699930802536268</w:t>
+          </w:r>
+        </w:p>
+        <w:p>
+          <w:pPr>
+            <w:pStyle w:val="CitaviBibliographyEntry"/>
+            <w:rPr>
+              <w:lang w:val="en-US"/>
+            </w:rPr>
+          </w:pPr>
+          <w:bookmarkStart w:id="54" w:name="_CTVL0015cf3784bb9f743708bbc9ef8c7b1b4d5"/>
+          <w:proofErr w:type="spellStart"/>
+          <w:r>
+            <w:rPr>
+              <w:lang w:val="en-US"/>
+            </w:rPr>
+            <w:t>Stoet</w:t>
+          </w:r>
+          <w:proofErr w:type="spellEnd"/>
+          <w:r>
+            <w:rPr>
+              <w:lang w:val="en-US"/>
+            </w:rPr>
+            <w:t xml:space="preserve">, G. (2010). </w:t>
+          </w:r>
+          <w:proofErr w:type="spellStart"/>
+          <w:r>
+            <w:rPr>
+              <w:lang w:val="en-US"/>
+            </w:rPr>
+            <w:t>PsyToolkit</w:t>
+          </w:r>
+          <w:proofErr w:type="spellEnd"/>
+          <w:r>
+            <w:rPr>
+              <w:lang w:val="en-US"/>
+            </w:rPr>
+            <w:t>: A software package for programming psychological experiments using Linux.</w:t>
+          </w:r>
+          <w:bookmarkEnd w:id="54"/>
+          <w:r>
+            <w:rPr>
+              <w:lang w:val="en-US"/>
+            </w:rPr>
+            <w:t xml:space="preserve"> </w:t>
+          </w:r>
+          <w:r>
+            <w:rPr>
+              <w:i/>
+              <w:lang w:val="en-US"/>
+            </w:rPr>
+            <w:t>Behavior Research Methods</w:t>
+          </w:r>
+          <w:r>
+            <w:rPr>
+              <w:lang w:val="en-US"/>
+            </w:rPr>
+            <w:t xml:space="preserve">, </w:t>
+          </w:r>
+          <w:r>
+            <w:rPr>
+              <w:i/>
+              <w:lang w:val="en-US"/>
+            </w:rPr>
+            <w:t>42</w:t>
+          </w:r>
+          <w:r>
+            <w:rPr>
+              <w:lang w:val="en-US"/>
+            </w:rPr>
+            <w:t>(4), 1096–1104. https://doi.org/10.3758/BRM.42.4.1096</w:t>
+          </w:r>
+        </w:p>
+        <w:p>
+          <w:pPr>
+            <w:pStyle w:val="CitaviBibliographyEntry"/>
+            <w:rPr>
+              <w:lang w:val="en-US"/>
+            </w:rPr>
+          </w:pPr>
+          <w:bookmarkStart w:id="55" w:name="_CTVL001c609e6176adb456eb3e94b3e8f80b6a7"/>
+          <w:proofErr w:type="spellStart"/>
+          <w:r>
+            <w:rPr>
+              <w:lang w:val="en-US"/>
+            </w:rPr>
+            <w:t>Stoet</w:t>
+          </w:r>
+          <w:proofErr w:type="spellEnd"/>
+          <w:r>
+            <w:rPr>
+              <w:lang w:val="en-US"/>
+            </w:rPr>
+            <w:t xml:space="preserve">, G. (2017). </w:t>
+          </w:r>
+          <w:proofErr w:type="spellStart"/>
+          <w:r>
+            <w:rPr>
+              <w:lang w:val="en-US"/>
+            </w:rPr>
+            <w:t>PsyToolkit</w:t>
+          </w:r>
+          <w:proofErr w:type="spellEnd"/>
+          <w:r>
+            <w:rPr>
+              <w:lang w:val="en-US"/>
+            </w:rPr>
+            <w:t>: A novel web-based method for running online questionnaires and reaction-time experiments.</w:t>
+          </w:r>
+          <w:bookmarkEnd w:id="55"/>
+          <w:r>
+            <w:rPr>
+              <w:lang w:val="en-US"/>
+            </w:rPr>
+            <w:t xml:space="preserve"> </w:t>
+          </w:r>
+          <w:r>
+            <w:rPr>
+              <w:i/>
+              <w:lang w:val="en-US"/>
+            </w:rPr>
+            <w:t>Teaching of Psychology</w:t>
+          </w:r>
+          <w:r>
+            <w:rPr>
+              <w:lang w:val="en-US"/>
+            </w:rPr>
+            <w:t xml:space="preserve">, </w:t>
+          </w:r>
+          <w:r>
+            <w:rPr>
+              <w:i/>
+              <w:lang w:val="en-US"/>
+            </w:rPr>
+            <w:t>44</w:t>
+          </w:r>
+          <w:r>
+            <w:rPr>
+              <w:lang w:val="en-US"/>
+            </w:rPr>
+            <w:t>(1), 24–31. https://doi.org/10.1177/0098628316677643</w:t>
+          </w:r>
+        </w:p>
+        <w:p>
+          <w:pPr>
+            <w:pStyle w:val="CitaviBibliographyEntry"/>
+          </w:pPr>
+          <w:bookmarkStart w:id="56" w:name="_CTVL001a52e8376a16c4eb1a65c61110220ae8f"/>
+          <w:r>
+            <w:rPr>
+              <w:lang w:val="en-US"/>
+            </w:rPr>
+            <w:t>Thompson, W. F., &amp; Balkwill, </w:t>
+          </w:r>
+          <w:proofErr w:type="gramStart"/>
+          <w:r>
+            <w:rPr>
+              <w:lang w:val="en-US"/>
+            </w:rPr>
+            <w:t>L.</w:t>
+          </w:r>
+          <w:r>
+            <w:rPr>
+              <w:rFonts w:ascii="Cambria Math" w:hAnsi="Cambria Math" w:cs="Cambria Math"/>
+              <w:lang w:val="en-US"/>
+            </w:rPr>
+            <w:t>‑</w:t>
+          </w:r>
+          <w:proofErr w:type="gramEnd"/>
+          <w:r>
+            <w:rPr>
+              <w:lang w:val="en-US"/>
+            </w:rPr>
+            <w:t>L. (2006). Decoding speech prosody in five languages.</w:t>
+          </w:r>
+          <w:bookmarkEnd w:id="56"/>
+          <w:r>
+            <w:rPr>
+              <w:lang w:val="en-US"/>
+            </w:rPr>
+            <w:t xml:space="preserve"> </w:t>
+          </w:r>
+          <w:proofErr w:type="spellStart"/>
+          <w:r>
+            <w:rPr>
+              <w:i/>
+            </w:rPr>
+            <w:t>Semiotica</w:t>
+          </w:r>
+          <w:proofErr w:type="spellEnd"/>
+          <w:r>
+            <w:t xml:space="preserve">, </w:t>
+          </w:r>
+          <w:r>
+            <w:rPr>
+              <w:i/>
+            </w:rPr>
+            <w:t>2006</w:t>
+          </w:r>
+          <w:r>
+            <w:t>(158). https://doi.org/10.1515/SEM.2006.017</w:t>
+          </w:r>
+        </w:p>
+        <w:p>
+          <w:pPr>
+            <w:pStyle w:val="CitaviBibliographyEntry"/>
+            <w:rPr>
+              <w:lang w:val="en-US"/>
+            </w:rPr>
+          </w:pPr>
+          <w:bookmarkStart w:id="57" w:name="_CTVL001ed383d6c78e645628cc5ad54f21c1175"/>
+          <w:r>
+            <w:t xml:space="preserve">Webster, M. A., Kaping, D., Mizokami, Y., &amp; Duhamel, P. (2004). </w:t>
+          </w:r>
+          <w:r>
+            <w:rPr>
+              <w:lang w:val="en-US"/>
+            </w:rPr>
+            <w:t>Adaptation to natural facial categories.</w:t>
+          </w:r>
+          <w:bookmarkEnd w:id="57"/>
+          <w:r>
+            <w:rPr>
+              <w:lang w:val="en-US"/>
+            </w:rPr>
+            <w:t xml:space="preserve"> </w:t>
+          </w:r>
+          <w:r>
+            <w:rPr>
+              <w:i/>
+              <w:lang w:val="en-US"/>
+            </w:rPr>
+            <w:t>Nature</w:t>
+          </w:r>
+          <w:r>
+            <w:rPr>
+              <w:lang w:val="en-US"/>
+            </w:rPr>
+            <w:t xml:space="preserve">, </w:t>
+          </w:r>
+          <w:r>
+            <w:rPr>
+              <w:i/>
+              <w:lang w:val="en-US"/>
+            </w:rPr>
+            <w:t>428</w:t>
+          </w:r>
+          <w:r>
+            <w:rPr>
+              <w:lang w:val="en-US"/>
+            </w:rPr>
+            <w:t>(6982), 557.</w:t>
+          </w:r>
+        </w:p>
+        <w:p>
+          <w:pPr>
+            <w:pStyle w:val="CitaviBibliographyEntry"/>
+            <w:rPr>
+              <w:lang w:val="en-US"/>
+            </w:rPr>
+          </w:pPr>
+          <w:bookmarkStart w:id="58" w:name="_CTVL0011b1e4cbbe30b48b8bbf29a2128172559"/>
+          <w:r>
+            <w:rPr>
+              <w:lang w:val="en-US"/>
+            </w:rPr>
+            <w:t>Webster, M. A., &amp; MacLeod, D. I. A. (2011). Visual adaptation and face perception.</w:t>
+          </w:r>
+          <w:bookmarkEnd w:id="58"/>
+          <w:r>
+            <w:rPr>
+              <w:lang w:val="en-US"/>
+            </w:rPr>
+            <w:t xml:space="preserve"> </w:t>
+          </w:r>
+          <w:r>
+            <w:rPr>
+              <w:i/>
+              <w:lang w:val="en-US"/>
+            </w:rPr>
+            <w:t>Philosophical Transactions of the Royal Society of London. Series B, Biological Sciences</w:t>
+          </w:r>
+          <w:r>
+            <w:rPr>
+              <w:lang w:val="en-US"/>
+            </w:rPr>
+            <w:t xml:space="preserve">, </w:t>
+          </w:r>
+          <w:r>
+            <w:rPr>
+              <w:i/>
+              <w:lang w:val="en-US"/>
+            </w:rPr>
+            <w:t>366</w:t>
+          </w:r>
+          <w:r>
+            <w:rPr>
+              <w:lang w:val="en-US"/>
+            </w:rPr>
+            <w:t>(1571), 1702–1725. https://doi.org/10.1098/rstb.2010.0360</w:t>
+          </w:r>
+        </w:p>
+        <w:p>
+          <w:pPr>
+            <w:pStyle w:val="CitaviBibliographyEntry"/>
+            <w:rPr>
+              <w:lang w:val="en-US"/>
+            </w:rPr>
+          </w:pPr>
+          <w:bookmarkStart w:id="59" w:name="_CTVL0017b15c1a6a7284c17bd081416b978885b"/>
+          <w:r>
+            <w:t xml:space="preserve">Webster, M. A., &amp; Maclin, O. H. (1999). </w:t>
+          </w:r>
+          <w:r>
+            <w:rPr>
+              <w:lang w:val="en-US"/>
+            </w:rPr>
+            <w:t>Figural aftereffects in the perception of faces.</w:t>
+          </w:r>
+          <w:bookmarkEnd w:id="59"/>
+          <w:r>
+            <w:rPr>
+              <w:lang w:val="en-US"/>
+            </w:rPr>
+            <w:t xml:space="preserve"> </w:t>
+          </w:r>
+          <w:r>
+            <w:rPr>
+              <w:i/>
+              <w:lang w:val="en-US"/>
+            </w:rPr>
+            <w:t>Psychonomic Bulletin &amp; Review</w:t>
+          </w:r>
+          <w:r>
+            <w:rPr>
+              <w:lang w:val="en-US"/>
+            </w:rPr>
+            <w:t xml:space="preserve">, </w:t>
+          </w:r>
+          <w:r>
+            <w:rPr>
+              <w:i/>
+              <w:lang w:val="en-US"/>
+            </w:rPr>
+            <w:t>6</w:t>
+          </w:r>
+          <w:r>
+            <w:rPr>
+              <w:lang w:val="en-US"/>
+            </w:rPr>
+            <w:t>(4), 647–653.</w:t>
+          </w:r>
+        </w:p>
+        <w:p>
+          <w:pPr>
+            <w:pStyle w:val="CitaviBibliographyEntry"/>
+            <w:rPr>
+              <w:lang w:val="en-US"/>
+            </w:rPr>
+          </w:pPr>
+          <w:bookmarkStart w:id="60" w:name="_CTVL001533817353911403d95f3917ca23d512b"/>
+          <w:r>
+            <w:rPr>
+              <w:lang w:val="en-US"/>
+            </w:rPr>
+            <w:t>Webster, M. A., Werner, J. S., &amp; Field, D. J. (2005). Adaptation and the phenomenology of perception.</w:t>
+          </w:r>
+          <w:bookmarkEnd w:id="60"/>
+          <w:r>
+            <w:rPr>
+              <w:lang w:val="en-US"/>
+            </w:rPr>
+            <w:t xml:space="preserve"> </w:t>
+          </w:r>
+          <w:r>
+            <w:rPr>
+              <w:i/>
+              <w:lang w:val="en-US"/>
+            </w:rPr>
+            <w:t>Fitting the Mind to the World: Adaptation and Aftereffects in High Level Vision</w:t>
+          </w:r>
+          <w:r>
+            <w:rPr>
+              <w:lang w:val="en-US"/>
+            </w:rPr>
+            <w:t>, 241–277.</w:t>
+          </w:r>
+        </w:p>
+        <w:p>
+          <w:pPr>
+            <w:pStyle w:val="CitaviBibliographyEntry"/>
+            <w:rPr>
+              <w:lang w:val="en-US"/>
+            </w:rPr>
+          </w:pPr>
+          <w:bookmarkStart w:id="61" w:name="_CTVL00122b7645d8e784fd4bba7b58668c975bd"/>
+          <w:r>
+            <w:rPr>
+              <w:lang w:val="en-US"/>
+            </w:rPr>
+            <w:lastRenderedPageBreak/>
+            <w:t xml:space="preserve">Wickham, H. (2006). An introduction to </w:t>
+          </w:r>
+          <w:proofErr w:type="spellStart"/>
+          <w:r>
+            <w:rPr>
+              <w:lang w:val="en-US"/>
+            </w:rPr>
+            <w:t>ggplot</w:t>
+          </w:r>
+          <w:proofErr w:type="spellEnd"/>
+          <w:r>
+            <w:rPr>
+              <w:lang w:val="en-US"/>
+            </w:rPr>
+            <w:t>: An implementation of the grammar of graphics in R.</w:t>
+          </w:r>
+          <w:bookmarkEnd w:id="61"/>
+          <w:r>
+            <w:rPr>
+              <w:lang w:val="en-US"/>
+            </w:rPr>
+            <w:t xml:space="preserve"> </w:t>
+          </w:r>
+          <w:r>
+            <w:rPr>
+              <w:i/>
+              <w:lang w:val="en-US"/>
+            </w:rPr>
             <w:t>Statistics</w:t>
           </w:r>
           <w:r>
@@ -39603,6 +44887,119 @@
               <w:lang w:val="en-US"/>
             </w:rPr>
             <w:t>, 1–8.</w:t>
+          </w:r>
+        </w:p>
+        <w:p>
+          <w:pPr>
+            <w:pStyle w:val="CitaviBibliographyEntry"/>
+            <w:rPr>
+              <w:lang w:val="en-US"/>
+            </w:rPr>
+          </w:pPr>
+          <w:bookmarkStart w:id="62" w:name="_CTVL001f801a2bede8b46c18dc3f39377e632fc"/>
+          <w:r>
+            <w:rPr>
+              <w:lang w:val="en-US"/>
+            </w:rPr>
+            <w:t>Willmore, B. D. B., &amp; King, A. J. (2023). Adaptation in auditory processing.</w:t>
+          </w:r>
+          <w:bookmarkEnd w:id="62"/>
+          <w:r>
+            <w:rPr>
+              <w:lang w:val="en-US"/>
+            </w:rPr>
+            <w:t xml:space="preserve"> </w:t>
+          </w:r>
+          <w:r>
+            <w:rPr>
+              <w:i/>
+              <w:lang w:val="en-US"/>
+            </w:rPr>
+            <w:t>Physiological Reviews</w:t>
+          </w:r>
+          <w:r>
+            <w:rPr>
+              <w:lang w:val="en-US"/>
+            </w:rPr>
+            <w:t xml:space="preserve">, </w:t>
+          </w:r>
+          <w:r>
+            <w:rPr>
+              <w:i/>
+              <w:lang w:val="en-US"/>
+            </w:rPr>
+            <w:t>103</w:t>
+          </w:r>
+          <w:r>
+            <w:rPr>
+              <w:lang w:val="en-US"/>
+            </w:rPr>
+            <w:t>(2), 1025–1058. https://doi.org/10.1152/physrev.00011.2022</w:t>
+          </w:r>
+        </w:p>
+        <w:p>
+          <w:pPr>
+            <w:pStyle w:val="CitaviBibliographyEntry"/>
+            <w:rPr>
+              <w:lang w:val="en-US"/>
+            </w:rPr>
+          </w:pPr>
+          <w:bookmarkStart w:id="63" w:name="_CTVL001e9db3cf3c5c4494695245b9ce28385b0"/>
+          <w:proofErr w:type="spellStart"/>
+          <w:r>
+            <w:t>Zäske</w:t>
+          </w:r>
+          <w:proofErr w:type="spellEnd"/>
+          <w:r>
+            <w:t xml:space="preserve">, R., Schweinberger, S. R [Stefan R.], Kaufmann, J. M., &amp; Kawahara, H. (2009). </w:t>
+          </w:r>
+          <w:r>
+            <w:rPr>
+              <w:lang w:val="en-US"/>
+            </w:rPr>
+            <w:t>In the ear of the beholder: neural correlates of adaptation to voice gender.</w:t>
+          </w:r>
+          <w:bookmarkEnd w:id="63"/>
+          <w:r>
+            <w:rPr>
+              <w:lang w:val="en-US"/>
+            </w:rPr>
+            <w:t xml:space="preserve"> </w:t>
+          </w:r>
+          <w:proofErr w:type="spellStart"/>
+          <w:r>
+            <w:rPr>
+              <w:i/>
+              <w:lang w:val="en-US"/>
+            </w:rPr>
+            <w:t>Eur</w:t>
+          </w:r>
+          <w:proofErr w:type="spellEnd"/>
+          <w:r>
+            <w:rPr>
+              <w:i/>
+              <w:lang w:val="en-US"/>
+            </w:rPr>
+            <w:t xml:space="preserve"> J Neurosci</w:t>
+          </w:r>
+          <w:r>
+            <w:rPr>
+              <w:lang w:val="en-US"/>
+            </w:rPr>
+            <w:t xml:space="preserve">, </w:t>
+          </w:r>
+          <w:r>
+            <w:rPr>
+              <w:i/>
+              <w:lang w:val="en-US"/>
+            </w:rPr>
+            <w:t>30</w:t>
+          </w:r>
+          <w:r>
+            <w:rPr>
+              <w:lang w:val="en-US"/>
+            </w:rPr>
+            <w:t>(3), 527–534. https://doi.org/10.1111/j.1460-9568.2009.06839.x</w:t>
           </w:r>
           <w:r>
             <w:rPr>
@@ -40784,7 +46181,6 @@
   <w:style w:type="character" w:default="1" w:styleId="Absatz-Standardschriftart">
     <w:name w:val="Default Paragraph Font"/>
     <w:uiPriority w:val="1"/>
-    <w:semiHidden/>
     <w:unhideWhenUsed/>
   </w:style>
   <w:style w:type="table" w:default="1" w:styleId="NormaleTabelle">
@@ -41684,16 +47080,19 @@
     <w:rsid w:val="00641805"/>
     <w:rsid w:val="006C58F1"/>
     <w:rsid w:val="006E7341"/>
+    <w:rsid w:val="00731C34"/>
     <w:rsid w:val="0077189D"/>
     <w:rsid w:val="007816D4"/>
     <w:rsid w:val="007C5256"/>
     <w:rsid w:val="00864C67"/>
     <w:rsid w:val="00865E08"/>
     <w:rsid w:val="00881D3A"/>
+    <w:rsid w:val="009575C1"/>
     <w:rsid w:val="00A240F9"/>
     <w:rsid w:val="00A90227"/>
     <w:rsid w:val="00AC178A"/>
     <w:rsid w:val="00AD1AE1"/>
+    <w:rsid w:val="00AF0590"/>
     <w:rsid w:val="00AF3E08"/>
     <w:rsid w:val="00B004B8"/>
     <w:rsid w:val="00B3116F"/>
@@ -41705,6 +47104,7 @@
     <w:rsid w:val="00C35907"/>
     <w:rsid w:val="00C71450"/>
     <w:rsid w:val="00C91F5C"/>
+    <w:rsid w:val="00D26F37"/>
     <w:rsid w:val="00D45D81"/>
     <w:rsid w:val="00DB0ACE"/>
     <w:rsid w:val="00DE1FDF"/>
